--- a/Doc/DOC.docx
+++ b/Doc/DOC.docx
@@ -739,6 +739,14 @@
     </w:p>
     <w:p>
       <w:pPr>
+        <w:pStyle w:val="Titre2"/>
+      </w:pPr>
+      <w:r>
+        <w:t xml:space="preserve">Diagram de classe : </w:t>
+      </w:r>
+    </w:p>
+    <w:p>
+      <w:pPr>
         <w:spacing w:after="0"/>
       </w:pPr>
     </w:p>
@@ -769,6 +777,9 @@
         <w:spacing w:after="0"/>
       </w:pPr>
       <w:r>
+        <w:rPr>
+          <w:noProof/>
+        </w:rPr>
         <w:drawing>
           <wp:inline distT="0" distB="0" distL="0" distR="0" wp14:anchorId="698B8A23" wp14:editId="0916C63B">
             <wp:extent cx="5760720" cy="2449195"/>
@@ -4480,6 +4491,7 @@
   <w:style w:type="character" w:default="1" w:styleId="Policepardfaut">
     <w:name w:val="Default Paragraph Font"/>
     <w:uiPriority w:val="1"/>
+    <w:semiHidden/>
     <w:unhideWhenUsed/>
   </w:style>
   <w:style w:type="table" w:default="1" w:styleId="TableauNormal">

--- a/Doc/DOC.docx
+++ b/Doc/DOC.docx
@@ -54,15 +54,7 @@
         <w:spacing w:after="0"/>
       </w:pPr>
       <w:r>
-        <w:t xml:space="preserve">De classe (proche du MCD donc </w:t>
-      </w:r>
-      <w:proofErr w:type="spellStart"/>
-      <w:r>
-        <w:t>trasition</w:t>
-      </w:r>
-      <w:proofErr w:type="spellEnd"/>
-      <w:r>
-        <w:t>)</w:t>
+        <w:t>De classe (proche du MCD donc trasition)</w:t>
       </w:r>
     </w:p>
     <w:p>
@@ -111,15 +103,7 @@
         <w:pStyle w:val="Titre2"/>
       </w:pPr>
       <w:r>
-        <w:t>Cas d’</w:t>
-      </w:r>
-      <w:proofErr w:type="spellStart"/>
-      <w:r>
-        <w:t>utilisaiton</w:t>
-      </w:r>
-      <w:proofErr w:type="spellEnd"/>
-      <w:r>
-        <w:t xml:space="preserve"> : </w:t>
+        <w:t xml:space="preserve">Cas d’utilisaiton : </w:t>
       </w:r>
     </w:p>
     <w:p>
@@ -768,7 +752,6 @@
         <w:pStyle w:val="Titre2"/>
       </w:pPr>
       <w:r>
-        <w:lastRenderedPageBreak/>
         <w:t xml:space="preserve">MCD : </w:t>
       </w:r>
     </w:p>
@@ -777,14 +760,11 @@
         <w:spacing w:after="0"/>
       </w:pPr>
       <w:r>
-        <w:rPr>
-          <w:noProof/>
-        </w:rPr>
         <w:drawing>
-          <wp:inline distT="0" distB="0" distL="0" distR="0" wp14:anchorId="698B8A23" wp14:editId="0916C63B">
-            <wp:extent cx="5760720" cy="2449195"/>
-            <wp:effectExtent l="0" t="0" r="0" b="8255"/>
-            <wp:docPr id="1959292349" name="Image 1" descr="Une image contenant texte, diagramme, capture d’écran, Police&#10;&#10;Le contenu généré par l’IA peut être incorrect."/>
+          <wp:inline distT="0" distB="0" distL="0" distR="0" wp14:anchorId="23DD852F" wp14:editId="1D0D0930">
+            <wp:extent cx="5760720" cy="2602230"/>
+            <wp:effectExtent l="0" t="0" r="0" b="7620"/>
+            <wp:docPr id="1816543905" name="Image 1" descr="Une image contenant texte, capture d’écran, Police, diagramme&#10;&#10;Le contenu généré par l’IA peut être incorrect."/>
             <wp:cNvGraphicFramePr>
               <a:graphicFrameLocks xmlns:a="http://schemas.openxmlformats.org/drawingml/2006/main" noChangeAspect="1"/>
             </wp:cNvGraphicFramePr>
@@ -792,7 +772,7 @@
               <a:graphicData uri="http://schemas.openxmlformats.org/drawingml/2006/picture">
                 <pic:pic xmlns:pic="http://schemas.openxmlformats.org/drawingml/2006/picture">
                   <pic:nvPicPr>
-                    <pic:cNvPr id="1959292349" name="Image 1" descr="Une image contenant texte, diagramme, capture d’écran, Police&#10;&#10;Le contenu généré par l’IA peut être incorrect."/>
+                    <pic:cNvPr id="1816543905" name="Image 1" descr="Une image contenant texte, capture d’écran, Police, diagramme&#10;&#10;Le contenu généré par l’IA peut être incorrect."/>
                     <pic:cNvPicPr/>
                   </pic:nvPicPr>
                   <pic:blipFill>
@@ -804,7 +784,7 @@
                   <pic:spPr>
                     <a:xfrm>
                       <a:off x="0" y="0"/>
-                      <a:ext cx="5760720" cy="2449195"/>
+                      <a:ext cx="5760720" cy="2602230"/>
                     </a:xfrm>
                     <a:prstGeom prst="rect">
                       <a:avLst/>
@@ -845,7 +825,6 @@
         <w:pStyle w:val="Titre2"/>
       </w:pPr>
       <w:r>
-        <w:lastRenderedPageBreak/>
         <w:t xml:space="preserve">MLD : </w:t>
       </w:r>
     </w:p>
@@ -860,7 +839,6 @@
         </w:rPr>
         <w:t>Utilisateur = (</w:t>
       </w:r>
-      <w:proofErr w:type="spellStart"/>
       <w:r>
         <w:rPr>
           <w:b/>
@@ -869,7 +847,6 @@
         </w:rPr>
         <w:t>IdUtilisateur</w:t>
       </w:r>
-      <w:proofErr w:type="spellEnd"/>
       <w:r>
         <w:rPr>
           <w:b/>
@@ -887,87 +864,21 @@
           <w:i/>
           <w:iCs/>
         </w:rPr>
-        <w:t xml:space="preserve"> </w:t>
-      </w:r>
-      <w:proofErr w:type="gramStart"/>
-      <w:r>
-        <w:rPr>
-          <w:i/>
-          <w:iCs/>
-        </w:rPr>
-        <w:t>VARCHAR(</w:t>
-      </w:r>
-      <w:proofErr w:type="gramEnd"/>
-      <w:r>
-        <w:rPr>
-          <w:i/>
-          <w:iCs/>
-        </w:rPr>
-        <w:t>50</w:t>
-      </w:r>
-      <w:proofErr w:type="gramStart"/>
-      <w:r>
-        <w:rPr>
-          <w:i/>
-          <w:iCs/>
-        </w:rPr>
-        <w:t xml:space="preserve">) </w:t>
-      </w:r>
-      <w:r>
-        <w:t>,</w:t>
-      </w:r>
-      <w:proofErr w:type="gramEnd"/>
-      <w:r>
-        <w:t xml:space="preserve"> </w:t>
-      </w:r>
-      <w:proofErr w:type="spellStart"/>
-      <w:r>
-        <w:t>Prenom</w:t>
-      </w:r>
-      <w:proofErr w:type="spellEnd"/>
-      <w:r>
-        <w:rPr>
-          <w:i/>
-          <w:iCs/>
-        </w:rPr>
-        <w:t xml:space="preserve"> </w:t>
-      </w:r>
-      <w:proofErr w:type="gramStart"/>
-      <w:r>
-        <w:rPr>
-          <w:i/>
-          <w:iCs/>
-        </w:rPr>
-        <w:t>VARCHAR(</w:t>
-      </w:r>
-      <w:proofErr w:type="gramEnd"/>
-      <w:r>
-        <w:rPr>
-          <w:i/>
-          <w:iCs/>
-        </w:rPr>
-        <w:t>50</w:t>
-      </w:r>
-      <w:proofErr w:type="gramStart"/>
-      <w:r>
-        <w:rPr>
-          <w:i/>
-          <w:iCs/>
-        </w:rPr>
-        <w:t xml:space="preserve">) </w:t>
-      </w:r>
-      <w:r>
-        <w:t>,</w:t>
-      </w:r>
-      <w:proofErr w:type="gramEnd"/>
-      <w:r>
-        <w:t xml:space="preserve"> </w:t>
-      </w:r>
-      <w:proofErr w:type="spellStart"/>
-      <w:r>
-        <w:t>DateNaissance</w:t>
-      </w:r>
-      <w:proofErr w:type="spellEnd"/>
+        <w:t xml:space="preserve"> VARCHAR(50) </w:t>
+      </w:r>
+      <w:r>
+        <w:t>, Prenom</w:t>
+      </w:r>
+      <w:r>
+        <w:rPr>
+          <w:i/>
+          <w:iCs/>
+        </w:rPr>
+        <w:t xml:space="preserve"> VARCHAR(50) </w:t>
+      </w:r>
+      <w:r>
+        <w:t>, DateNaissance</w:t>
+      </w:r>
       <w:r>
         <w:rPr>
           <w:i/>
@@ -983,308 +894,88 @@
           <w:i/>
           <w:iCs/>
         </w:rPr>
-        <w:t xml:space="preserve"> </w:t>
-      </w:r>
-      <w:proofErr w:type="gramStart"/>
-      <w:r>
-        <w:rPr>
-          <w:i/>
-          <w:iCs/>
-        </w:rPr>
-        <w:t>VARCHAR(</w:t>
-      </w:r>
-      <w:proofErr w:type="gramEnd"/>
-      <w:r>
-        <w:rPr>
-          <w:i/>
-          <w:iCs/>
-        </w:rPr>
-        <w:t>50</w:t>
-      </w:r>
-      <w:proofErr w:type="gramStart"/>
-      <w:r>
-        <w:rPr>
-          <w:i/>
-          <w:iCs/>
-        </w:rPr>
-        <w:t xml:space="preserve">) </w:t>
-      </w:r>
-      <w:r>
-        <w:t>,</w:t>
-      </w:r>
-      <w:proofErr w:type="gramEnd"/>
-      <w:r>
-        <w:t xml:space="preserve"> Adresse2</w:t>
-      </w:r>
-      <w:r>
-        <w:rPr>
-          <w:i/>
-          <w:iCs/>
-        </w:rPr>
-        <w:t xml:space="preserve"> </w:t>
-      </w:r>
-      <w:proofErr w:type="gramStart"/>
-      <w:r>
-        <w:rPr>
-          <w:i/>
-          <w:iCs/>
-        </w:rPr>
-        <w:t>VARCHAR(</w:t>
-      </w:r>
-      <w:proofErr w:type="gramEnd"/>
-      <w:r>
-        <w:rPr>
-          <w:i/>
-          <w:iCs/>
-        </w:rPr>
-        <w:t>50</w:t>
-      </w:r>
-      <w:proofErr w:type="gramStart"/>
-      <w:r>
-        <w:rPr>
-          <w:i/>
-          <w:iCs/>
-        </w:rPr>
-        <w:t xml:space="preserve">) </w:t>
-      </w:r>
-      <w:r>
-        <w:t>,</w:t>
-      </w:r>
-      <w:proofErr w:type="gramEnd"/>
-      <w:r>
-        <w:t xml:space="preserve"> Ville</w:t>
-      </w:r>
-      <w:r>
-        <w:rPr>
-          <w:i/>
-          <w:iCs/>
-        </w:rPr>
-        <w:t xml:space="preserve"> </w:t>
-      </w:r>
-      <w:proofErr w:type="gramStart"/>
-      <w:r>
-        <w:rPr>
-          <w:i/>
-          <w:iCs/>
-        </w:rPr>
-        <w:t>VARCHAR(</w:t>
-      </w:r>
-      <w:proofErr w:type="gramEnd"/>
-      <w:r>
-        <w:rPr>
-          <w:i/>
-          <w:iCs/>
-        </w:rPr>
-        <w:t>50</w:t>
-      </w:r>
-      <w:proofErr w:type="gramStart"/>
-      <w:r>
-        <w:rPr>
-          <w:i/>
-          <w:iCs/>
-        </w:rPr>
-        <w:t xml:space="preserve">) </w:t>
-      </w:r>
-      <w:r>
-        <w:t>,</w:t>
-      </w:r>
-      <w:proofErr w:type="gramEnd"/>
-      <w:r>
-        <w:t xml:space="preserve"> Pays</w:t>
-      </w:r>
-      <w:r>
-        <w:rPr>
-          <w:i/>
-          <w:iCs/>
-        </w:rPr>
-        <w:t xml:space="preserve"> </w:t>
-      </w:r>
-      <w:proofErr w:type="gramStart"/>
-      <w:r>
-        <w:rPr>
-          <w:i/>
-          <w:iCs/>
-        </w:rPr>
-        <w:t>VARCHAR(</w:t>
-      </w:r>
-      <w:proofErr w:type="gramEnd"/>
-      <w:r>
-        <w:rPr>
-          <w:i/>
-          <w:iCs/>
-        </w:rPr>
-        <w:t>50</w:t>
-      </w:r>
-      <w:proofErr w:type="gramStart"/>
-      <w:r>
-        <w:rPr>
-          <w:i/>
-          <w:iCs/>
-        </w:rPr>
-        <w:t xml:space="preserve">) </w:t>
-      </w:r>
-      <w:r>
-        <w:t>,</w:t>
-      </w:r>
-      <w:proofErr w:type="gramEnd"/>
-      <w:r>
-        <w:t xml:space="preserve"> Mail</w:t>
-      </w:r>
-      <w:r>
-        <w:rPr>
-          <w:b/>
-          <w:bCs/>
-          <w:i/>
-          <w:iCs/>
-        </w:rPr>
-        <w:t xml:space="preserve"> </w:t>
-      </w:r>
-      <w:proofErr w:type="gramStart"/>
-      <w:r>
-        <w:rPr>
-          <w:b/>
-          <w:bCs/>
-          <w:i/>
-          <w:iCs/>
-        </w:rPr>
-        <w:t>VARCHAR(</w:t>
-      </w:r>
-      <w:proofErr w:type="gramEnd"/>
-      <w:r>
-        <w:rPr>
-          <w:b/>
-          <w:bCs/>
-          <w:i/>
-          <w:iCs/>
-        </w:rPr>
-        <w:t>50</w:t>
-      </w:r>
-      <w:proofErr w:type="gramStart"/>
-      <w:r>
-        <w:rPr>
-          <w:b/>
-          <w:bCs/>
-          <w:i/>
-          <w:iCs/>
-        </w:rPr>
-        <w:t xml:space="preserve">) </w:t>
-      </w:r>
-      <w:r>
-        <w:t>,</w:t>
-      </w:r>
-      <w:proofErr w:type="gramEnd"/>
-      <w:r>
-        <w:t xml:space="preserve"> </w:t>
-      </w:r>
-      <w:proofErr w:type="spellStart"/>
-      <w:r>
-        <w:t>NumeroTelephone</w:t>
-      </w:r>
-      <w:proofErr w:type="spellEnd"/>
-      <w:r>
-        <w:rPr>
-          <w:i/>
-          <w:iCs/>
-        </w:rPr>
-        <w:t xml:space="preserve"> </w:t>
-      </w:r>
-      <w:proofErr w:type="gramStart"/>
-      <w:r>
-        <w:rPr>
-          <w:i/>
-          <w:iCs/>
-        </w:rPr>
-        <w:t>VARCHAR(</w:t>
-      </w:r>
-      <w:proofErr w:type="gramEnd"/>
-      <w:r>
-        <w:rPr>
-          <w:i/>
-          <w:iCs/>
-        </w:rPr>
-        <w:t>50</w:t>
-      </w:r>
-      <w:proofErr w:type="gramStart"/>
-      <w:r>
-        <w:rPr>
-          <w:i/>
-          <w:iCs/>
-        </w:rPr>
-        <w:t xml:space="preserve">) </w:t>
-      </w:r>
-      <w:r>
-        <w:t>,</w:t>
-      </w:r>
-      <w:proofErr w:type="gramEnd"/>
-      <w:r>
-        <w:t xml:space="preserve"> Situation</w:t>
-      </w:r>
-      <w:r>
-        <w:rPr>
-          <w:i/>
-          <w:iCs/>
-        </w:rPr>
-        <w:t xml:space="preserve"> </w:t>
-      </w:r>
-      <w:proofErr w:type="gramStart"/>
-      <w:r>
-        <w:rPr>
-          <w:i/>
-          <w:iCs/>
-        </w:rPr>
-        <w:t>VARCHAR(</w:t>
-      </w:r>
-      <w:proofErr w:type="gramEnd"/>
-      <w:r>
-        <w:rPr>
-          <w:i/>
-          <w:iCs/>
-        </w:rPr>
-        <w:t>50</w:t>
-      </w:r>
-      <w:proofErr w:type="gramStart"/>
-      <w:r>
-        <w:rPr>
-          <w:i/>
-          <w:iCs/>
-        </w:rPr>
-        <w:t xml:space="preserve">) </w:t>
-      </w:r>
-      <w:r>
-        <w:rPr>
-          <w:b/>
-          <w:bCs/>
-        </w:rPr>
-        <w:t>)</w:t>
-      </w:r>
-      <w:proofErr w:type="gramEnd"/>
-      <w:r>
-        <w:rPr>
-          <w:b/>
-          <w:bCs/>
-        </w:rPr>
-        <w:t>;</w:t>
-      </w:r>
-    </w:p>
-    <w:p>
-      <w:pPr>
-        <w:spacing w:after="0"/>
-      </w:pPr>
-      <w:proofErr w:type="spellStart"/>
-      <w:r>
-        <w:rPr>
-          <w:b/>
-          <w:bCs/>
-        </w:rPr>
-        <w:t>Employe</w:t>
-      </w:r>
-      <w:proofErr w:type="spellEnd"/>
-      <w:r>
-        <w:rPr>
-          <w:b/>
-          <w:bCs/>
-        </w:rPr>
-        <w:t xml:space="preserve"> = (</w:t>
+        <w:t xml:space="preserve"> VARCHAR(50) </w:t>
+      </w:r>
+      <w:r>
+        <w:t>, Adresse2</w:t>
+      </w:r>
+      <w:r>
+        <w:rPr>
+          <w:i/>
+          <w:iCs/>
+        </w:rPr>
+        <w:t xml:space="preserve"> VARCHAR(50) </w:t>
+      </w:r>
+      <w:r>
+        <w:t>, Ville</w:t>
+      </w:r>
+      <w:r>
+        <w:rPr>
+          <w:i/>
+          <w:iCs/>
+        </w:rPr>
+        <w:t xml:space="preserve"> VARCHAR(50) </w:t>
+      </w:r>
+      <w:r>
+        <w:t>, Pays</w:t>
+      </w:r>
+      <w:r>
+        <w:rPr>
+          <w:i/>
+          <w:iCs/>
+        </w:rPr>
+        <w:t xml:space="preserve"> VARCHAR(50) </w:t>
+      </w:r>
+      <w:r>
+        <w:t>, Mail</w:t>
+      </w:r>
+      <w:r>
+        <w:rPr>
+          <w:b/>
+          <w:bCs/>
+          <w:i/>
+          <w:iCs/>
+        </w:rPr>
+        <w:t xml:space="preserve"> VARCHAR(50) </w:t>
+      </w:r>
+      <w:r>
+        <w:t>, NumeroTelephone</w:t>
+      </w:r>
+      <w:r>
+        <w:rPr>
+          <w:i/>
+          <w:iCs/>
+        </w:rPr>
+        <w:t xml:space="preserve"> VARCHAR(50) </w:t>
+      </w:r>
+      <w:r>
+        <w:t>, Situation</w:t>
+      </w:r>
+      <w:r>
+        <w:rPr>
+          <w:i/>
+          <w:iCs/>
+        </w:rPr>
+        <w:t xml:space="preserve"> VARCHAR(50) </w:t>
+      </w:r>
+      <w:r>
+        <w:rPr>
+          <w:b/>
+          <w:bCs/>
+        </w:rPr>
+        <w:t>);</w:t>
+      </w:r>
+    </w:p>
+    <w:p>
+      <w:pPr>
+        <w:spacing w:after="0"/>
+      </w:pPr>
+      <w:r>
+        <w:rPr>
+          <w:b/>
+          <w:bCs/>
+        </w:rPr>
+        <w:t>Employe = (</w:t>
       </w:r>
       <w:r>
         <w:rPr>
@@ -1304,46 +995,14 @@
           <w:i/>
           <w:iCs/>
         </w:rPr>
-        <w:t xml:space="preserve"> </w:t>
-      </w:r>
-      <w:proofErr w:type="gramStart"/>
-      <w:r>
-        <w:rPr>
-          <w:i/>
-          <w:iCs/>
-        </w:rPr>
-        <w:t>VARCHAR(</w:t>
-      </w:r>
-      <w:proofErr w:type="gramEnd"/>
-      <w:r>
-        <w:rPr>
-          <w:i/>
-          <w:iCs/>
-        </w:rPr>
-        <w:t>50</w:t>
-      </w:r>
-      <w:proofErr w:type="gramStart"/>
-      <w:r>
-        <w:rPr>
-          <w:i/>
-          <w:iCs/>
-        </w:rPr>
-        <w:t xml:space="preserve">) </w:t>
-      </w:r>
-      <w:r>
-        <w:rPr>
-          <w:b/>
-          <w:bCs/>
-        </w:rPr>
-        <w:t>)</w:t>
-      </w:r>
-      <w:proofErr w:type="gramEnd"/>
-      <w:r>
-        <w:rPr>
-          <w:b/>
-          <w:bCs/>
-        </w:rPr>
-        <w:t>;</w:t>
+        <w:t xml:space="preserve"> VARCHAR(50) </w:t>
+      </w:r>
+      <w:r>
+        <w:rPr>
+          <w:b/>
+          <w:bCs/>
+        </w:rPr>
+        <w:t>);</w:t>
       </w:r>
     </w:p>
     <w:p>
@@ -1357,7 +1016,6 @@
         </w:rPr>
         <w:t>Document = (</w:t>
       </w:r>
-      <w:proofErr w:type="spellStart"/>
       <w:r>
         <w:rPr>
           <w:b/>
@@ -1366,7 +1024,6 @@
         </w:rPr>
         <w:t>IdDocument</w:t>
       </w:r>
-      <w:proofErr w:type="spellEnd"/>
       <w:r>
         <w:rPr>
           <w:b/>
@@ -1384,44 +1041,11 @@
           <w:i/>
           <w:iCs/>
         </w:rPr>
-        <w:t xml:space="preserve"> </w:t>
-      </w:r>
-      <w:proofErr w:type="gramStart"/>
-      <w:r>
-        <w:rPr>
-          <w:i/>
-          <w:iCs/>
-        </w:rPr>
-        <w:t>VARCHAR(</w:t>
-      </w:r>
-      <w:proofErr w:type="gramEnd"/>
-      <w:r>
-        <w:rPr>
-          <w:i/>
-          <w:iCs/>
-        </w:rPr>
-        <w:t>50</w:t>
-      </w:r>
-      <w:proofErr w:type="gramStart"/>
-      <w:r>
-        <w:rPr>
-          <w:i/>
-          <w:iCs/>
-        </w:rPr>
-        <w:t xml:space="preserve">) </w:t>
-      </w:r>
-      <w:r>
-        <w:t>,</w:t>
-      </w:r>
-      <w:proofErr w:type="gramEnd"/>
-      <w:r>
-        <w:t xml:space="preserve"> </w:t>
-      </w:r>
-      <w:proofErr w:type="spellStart"/>
-      <w:r>
-        <w:t>Annee</w:t>
-      </w:r>
-      <w:proofErr w:type="spellEnd"/>
+        <w:t xml:space="preserve"> VARCHAR(50) </w:t>
+      </w:r>
+      <w:r>
+        <w:t>, Annee</w:t>
+      </w:r>
       <w:r>
         <w:rPr>
           <w:i/>
@@ -1437,44 +1061,11 @@
           <w:i/>
           <w:iCs/>
         </w:rPr>
-        <w:t xml:space="preserve"> </w:t>
-      </w:r>
-      <w:proofErr w:type="gramStart"/>
-      <w:r>
-        <w:rPr>
-          <w:i/>
-          <w:iCs/>
-        </w:rPr>
-        <w:t>VARCHAR(</w:t>
-      </w:r>
-      <w:proofErr w:type="gramEnd"/>
-      <w:r>
-        <w:rPr>
-          <w:i/>
-          <w:iCs/>
-        </w:rPr>
-        <w:t>50</w:t>
-      </w:r>
-      <w:proofErr w:type="gramStart"/>
-      <w:r>
-        <w:rPr>
-          <w:i/>
-          <w:iCs/>
-        </w:rPr>
-        <w:t xml:space="preserve">) </w:t>
-      </w:r>
-      <w:r>
-        <w:t>,</w:t>
-      </w:r>
-      <w:proofErr w:type="gramEnd"/>
-      <w:r>
-        <w:t xml:space="preserve"> </w:t>
-      </w:r>
-      <w:proofErr w:type="spellStart"/>
-      <w:r>
-        <w:t>Resume</w:t>
-      </w:r>
-      <w:proofErr w:type="spellEnd"/>
+        <w:t xml:space="preserve"> VARCHAR(50) </w:t>
+      </w:r>
+      <w:r>
+        <w:t>, Resume</w:t>
+      </w:r>
       <w:r>
         <w:rPr>
           <w:i/>
@@ -1492,7 +1083,6 @@
         </w:rPr>
         <w:t xml:space="preserve"> INT</w:t>
       </w:r>
-      <w:proofErr w:type="gramStart"/>
       <w:r>
         <w:rPr>
           <w:b/>
@@ -1500,7 +1090,6 @@
         </w:rPr>
         <w:t>);</w:t>
       </w:r>
-      <w:proofErr w:type="gramEnd"/>
     </w:p>
     <w:p>
       <w:pPr>
@@ -1540,50 +1129,11 @@
           <w:i/>
           <w:iCs/>
         </w:rPr>
-        <w:t xml:space="preserve"> </w:t>
-      </w:r>
-      <w:proofErr w:type="gramStart"/>
-      <w:r>
-        <w:rPr>
-          <w:b/>
-          <w:bCs/>
-          <w:i/>
-          <w:iCs/>
-        </w:rPr>
-        <w:t>VARCHAR(</w:t>
-      </w:r>
-      <w:proofErr w:type="gramEnd"/>
-      <w:r>
-        <w:rPr>
-          <w:b/>
-          <w:bCs/>
-          <w:i/>
-          <w:iCs/>
-        </w:rPr>
-        <w:t>50</w:t>
-      </w:r>
-      <w:proofErr w:type="gramStart"/>
-      <w:r>
-        <w:rPr>
-          <w:b/>
-          <w:bCs/>
-          <w:i/>
-          <w:iCs/>
-        </w:rPr>
-        <w:t xml:space="preserve">) </w:t>
-      </w:r>
-      <w:r>
-        <w:t>,</w:t>
-      </w:r>
-      <w:proofErr w:type="gramEnd"/>
-      <w:r>
-        <w:t xml:space="preserve"> </w:t>
-      </w:r>
-      <w:proofErr w:type="spellStart"/>
-      <w:r>
-        <w:t>NombrePage</w:t>
-      </w:r>
-      <w:proofErr w:type="spellEnd"/>
+        <w:t xml:space="preserve"> VARCHAR(50) </w:t>
+      </w:r>
+      <w:r>
+        <w:t>, NombrePage</w:t>
+      </w:r>
       <w:r>
         <w:rPr>
           <w:i/>
@@ -1599,67 +1149,26 @@
           <w:i/>
           <w:iCs/>
         </w:rPr>
-        <w:t xml:space="preserve"> </w:t>
-      </w:r>
-      <w:proofErr w:type="gramStart"/>
-      <w:r>
-        <w:rPr>
-          <w:i/>
-          <w:iCs/>
-        </w:rPr>
-        <w:t>VARCHAR(</w:t>
-      </w:r>
-      <w:proofErr w:type="gramEnd"/>
-      <w:r>
-        <w:rPr>
-          <w:i/>
-          <w:iCs/>
-        </w:rPr>
-        <w:t>50</w:t>
-      </w:r>
-      <w:proofErr w:type="gramStart"/>
-      <w:r>
-        <w:rPr>
-          <w:i/>
-          <w:iCs/>
-        </w:rPr>
-        <w:t xml:space="preserve">) </w:t>
-      </w:r>
-      <w:r>
-        <w:rPr>
-          <w:b/>
-          <w:bCs/>
-        </w:rPr>
-        <w:t>)</w:t>
-      </w:r>
-      <w:proofErr w:type="gramEnd"/>
-      <w:r>
-        <w:rPr>
-          <w:b/>
-          <w:bCs/>
-        </w:rPr>
-        <w:t>;</w:t>
-      </w:r>
-    </w:p>
-    <w:p>
-      <w:pPr>
-        <w:spacing w:after="0"/>
-      </w:pPr>
-      <w:proofErr w:type="spellStart"/>
-      <w:r>
-        <w:rPr>
-          <w:b/>
-          <w:bCs/>
-        </w:rPr>
-        <w:t>TitrePeriodique</w:t>
-      </w:r>
-      <w:proofErr w:type="spellEnd"/>
-      <w:r>
-        <w:rPr>
-          <w:b/>
-          <w:bCs/>
-        </w:rPr>
-        <w:t xml:space="preserve"> = (</w:t>
+        <w:t xml:space="preserve"> VARCHAR(50) </w:t>
+      </w:r>
+      <w:r>
+        <w:rPr>
+          <w:b/>
+          <w:bCs/>
+        </w:rPr>
+        <w:t>);</w:t>
+      </w:r>
+    </w:p>
+    <w:p>
+      <w:pPr>
+        <w:spacing w:after="0"/>
+      </w:pPr>
+      <w:r>
+        <w:rPr>
+          <w:b/>
+          <w:bCs/>
+        </w:rPr>
+        <w:t>TitrePeriodique = (</w:t>
       </w:r>
       <w:r>
         <w:rPr>
@@ -1672,13 +1181,8 @@
         <w:t>#IdDocument</w:t>
       </w:r>
       <w:r>
-        <w:t xml:space="preserve">, </w:t>
-      </w:r>
-      <w:proofErr w:type="spellStart"/>
-      <w:r>
-        <w:t>Numero</w:t>
-      </w:r>
-      <w:proofErr w:type="spellEnd"/>
+        <w:t>, Numero</w:t>
+      </w:r>
       <w:r>
         <w:rPr>
           <w:i/>
@@ -1687,13 +1191,8 @@
         <w:t xml:space="preserve"> INT</w:t>
       </w:r>
       <w:r>
-        <w:t xml:space="preserve">, </w:t>
-      </w:r>
-      <w:proofErr w:type="spellStart"/>
-      <w:r>
-        <w:t>DatePublication</w:t>
-      </w:r>
-      <w:proofErr w:type="spellEnd"/>
+        <w:t>, DatePublication</w:t>
+      </w:r>
       <w:r>
         <w:rPr>
           <w:i/>
@@ -1709,46 +1208,14 @@
           <w:i/>
           <w:iCs/>
         </w:rPr>
-        <w:t xml:space="preserve"> </w:t>
-      </w:r>
-      <w:proofErr w:type="gramStart"/>
-      <w:r>
-        <w:rPr>
-          <w:i/>
-          <w:iCs/>
-        </w:rPr>
-        <w:t>VARCHAR(</w:t>
-      </w:r>
-      <w:proofErr w:type="gramEnd"/>
-      <w:r>
-        <w:rPr>
-          <w:i/>
-          <w:iCs/>
-        </w:rPr>
-        <w:t>50</w:t>
-      </w:r>
-      <w:proofErr w:type="gramStart"/>
-      <w:r>
-        <w:rPr>
-          <w:i/>
-          <w:iCs/>
-        </w:rPr>
-        <w:t xml:space="preserve">) </w:t>
-      </w:r>
-      <w:r>
-        <w:rPr>
-          <w:b/>
-          <w:bCs/>
-        </w:rPr>
-        <w:t>)</w:t>
-      </w:r>
-      <w:proofErr w:type="gramEnd"/>
-      <w:r>
-        <w:rPr>
-          <w:b/>
-          <w:bCs/>
-        </w:rPr>
-        <w:t>;</w:t>
+        <w:t xml:space="preserve"> VARCHAR(50) </w:t>
+      </w:r>
+      <w:r>
+        <w:rPr>
+          <w:b/>
+          <w:bCs/>
+        </w:rPr>
+        <w:t>);</w:t>
       </w:r>
     </w:p>
     <w:p>
@@ -1773,13 +1240,8 @@
         <w:t>#IdDocument</w:t>
       </w:r>
       <w:r>
-        <w:t xml:space="preserve">, </w:t>
-      </w:r>
-      <w:proofErr w:type="spellStart"/>
-      <w:r>
-        <w:t>Duree</w:t>
-      </w:r>
-      <w:proofErr w:type="spellEnd"/>
+        <w:t>, Duree</w:t>
+      </w:r>
       <w:r>
         <w:rPr>
           <w:i/>
@@ -1795,110 +1257,36 @@
           <w:i/>
           <w:iCs/>
         </w:rPr>
-        <w:t xml:space="preserve"> </w:t>
-      </w:r>
-      <w:proofErr w:type="gramStart"/>
-      <w:r>
-        <w:rPr>
-          <w:i/>
-          <w:iCs/>
-        </w:rPr>
-        <w:t>VARCHAR(</w:t>
-      </w:r>
-      <w:proofErr w:type="gramEnd"/>
-      <w:r>
-        <w:rPr>
-          <w:i/>
-          <w:iCs/>
-        </w:rPr>
-        <w:t>50</w:t>
-      </w:r>
-      <w:proofErr w:type="gramStart"/>
-      <w:r>
-        <w:rPr>
-          <w:i/>
-          <w:iCs/>
-        </w:rPr>
-        <w:t xml:space="preserve">) </w:t>
-      </w:r>
-      <w:r>
-        <w:t>,</w:t>
-      </w:r>
-      <w:proofErr w:type="gramEnd"/>
-      <w:r>
-        <w:t xml:space="preserve"> </w:t>
-      </w:r>
-      <w:proofErr w:type="spellStart"/>
-      <w:r>
-        <w:t>Interprete</w:t>
-      </w:r>
-      <w:proofErr w:type="spellEnd"/>
-      <w:r>
-        <w:rPr>
-          <w:i/>
-          <w:iCs/>
-        </w:rPr>
-        <w:t xml:space="preserve"> </w:t>
-      </w:r>
-      <w:proofErr w:type="gramStart"/>
-      <w:r>
-        <w:rPr>
-          <w:i/>
-          <w:iCs/>
-        </w:rPr>
-        <w:t>VARCHAR(</w:t>
-      </w:r>
-      <w:proofErr w:type="gramEnd"/>
-      <w:r>
-        <w:rPr>
-          <w:i/>
-          <w:iCs/>
-        </w:rPr>
-        <w:t>50</w:t>
-      </w:r>
-      <w:proofErr w:type="gramStart"/>
-      <w:r>
-        <w:rPr>
-          <w:i/>
-          <w:iCs/>
-        </w:rPr>
-        <w:t xml:space="preserve">) </w:t>
-      </w:r>
-      <w:r>
-        <w:rPr>
-          <w:b/>
-          <w:bCs/>
-        </w:rPr>
-        <w:t>)</w:t>
-      </w:r>
-      <w:proofErr w:type="gramEnd"/>
-      <w:r>
-        <w:rPr>
-          <w:b/>
-          <w:bCs/>
-        </w:rPr>
-        <w:t>;</w:t>
-      </w:r>
-    </w:p>
-    <w:p>
-      <w:pPr>
-        <w:spacing w:after="0"/>
-      </w:pPr>
-      <w:proofErr w:type="spellStart"/>
-      <w:r>
-        <w:rPr>
-          <w:b/>
-          <w:bCs/>
-        </w:rPr>
-        <w:t>Video</w:t>
-      </w:r>
-      <w:proofErr w:type="spellEnd"/>
-      <w:r>
-        <w:rPr>
-          <w:b/>
-          <w:bCs/>
-        </w:rPr>
-        <w:t xml:space="preserve"> = (</w:t>
+        <w:t xml:space="preserve"> VARCHAR(50) </w:t>
+      </w:r>
+      <w:r>
+        <w:t>, Interprete</w:t>
+      </w:r>
+      <w:r>
+        <w:rPr>
+          <w:i/>
+          <w:iCs/>
+        </w:rPr>
+        <w:t xml:space="preserve"> VARCHAR(50) </w:t>
+      </w:r>
+      <w:r>
+        <w:rPr>
+          <w:b/>
+          <w:bCs/>
+        </w:rPr>
+        <w:t>);</w:t>
+      </w:r>
+    </w:p>
+    <w:p>
+      <w:pPr>
+        <w:spacing w:after="0"/>
+      </w:pPr>
+      <w:r>
+        <w:rPr>
+          <w:b/>
+          <w:bCs/>
+        </w:rPr>
+        <w:t>Video = (</w:t>
       </w:r>
       <w:r>
         <w:rPr>
@@ -1911,13 +1299,8 @@
         <w:t>#IdDocument</w:t>
       </w:r>
       <w:r>
-        <w:t xml:space="preserve">, </w:t>
-      </w:r>
-      <w:proofErr w:type="spellStart"/>
-      <w:r>
-        <w:t>Duree</w:t>
-      </w:r>
-      <w:proofErr w:type="spellEnd"/>
+        <w:t>, Duree</w:t>
+      </w:r>
       <w:r>
         <w:rPr>
           <w:i/>
@@ -1933,89 +1316,24 @@
           <w:i/>
           <w:iCs/>
         </w:rPr>
-        <w:t xml:space="preserve"> </w:t>
-      </w:r>
-      <w:proofErr w:type="gramStart"/>
-      <w:r>
-        <w:rPr>
-          <w:i/>
-          <w:iCs/>
-        </w:rPr>
-        <w:t>VARCHAR(</w:t>
-      </w:r>
-      <w:proofErr w:type="gramEnd"/>
-      <w:r>
-        <w:rPr>
-          <w:i/>
-          <w:iCs/>
-        </w:rPr>
-        <w:t>50</w:t>
-      </w:r>
-      <w:proofErr w:type="gramStart"/>
-      <w:r>
-        <w:rPr>
-          <w:i/>
-          <w:iCs/>
-        </w:rPr>
-        <w:t xml:space="preserve">) </w:t>
-      </w:r>
-      <w:r>
-        <w:t>,</w:t>
-      </w:r>
-      <w:proofErr w:type="gramEnd"/>
-      <w:r>
-        <w:t xml:space="preserve"> </w:t>
-      </w:r>
-      <w:proofErr w:type="spellStart"/>
-      <w:r>
-        <w:t>Realisateur</w:t>
-      </w:r>
-      <w:proofErr w:type="spellEnd"/>
-      <w:r>
-        <w:rPr>
-          <w:i/>
-          <w:iCs/>
-        </w:rPr>
-        <w:t xml:space="preserve"> </w:t>
-      </w:r>
-      <w:proofErr w:type="gramStart"/>
-      <w:r>
-        <w:rPr>
-          <w:i/>
-          <w:iCs/>
-        </w:rPr>
-        <w:t>VARCHAR(</w:t>
-      </w:r>
-      <w:proofErr w:type="gramEnd"/>
-      <w:r>
-        <w:rPr>
-          <w:i/>
-          <w:iCs/>
-        </w:rPr>
-        <w:t>50</w:t>
-      </w:r>
-      <w:proofErr w:type="gramStart"/>
-      <w:r>
-        <w:rPr>
-          <w:i/>
-          <w:iCs/>
-        </w:rPr>
-        <w:t xml:space="preserve">) </w:t>
-      </w:r>
-      <w:r>
-        <w:rPr>
-          <w:b/>
-          <w:bCs/>
-        </w:rPr>
-        <w:t>)</w:t>
-      </w:r>
-      <w:proofErr w:type="gramEnd"/>
-      <w:r>
-        <w:rPr>
-          <w:b/>
-          <w:bCs/>
-        </w:rPr>
-        <w:t>;</w:t>
+        <w:t xml:space="preserve"> VARCHAR(50) </w:t>
+      </w:r>
+      <w:r>
+        <w:t>, Realisateur</w:t>
+      </w:r>
+      <w:r>
+        <w:rPr>
+          <w:i/>
+          <w:iCs/>
+        </w:rPr>
+        <w:t xml:space="preserve"> VARCHAR(50) </w:t>
+      </w:r>
+      <w:r>
+        <w:rPr>
+          <w:b/>
+          <w:bCs/>
+        </w:rPr>
+        <w:t>);</w:t>
       </w:r>
     </w:p>
     <w:p>
@@ -2029,7 +1347,6 @@
         </w:rPr>
         <w:t>Auteur = (</w:t>
       </w:r>
-      <w:proofErr w:type="spellStart"/>
       <w:r>
         <w:rPr>
           <w:b/>
@@ -2038,7 +1355,6 @@
         </w:rPr>
         <w:t>IdAuteur</w:t>
       </w:r>
-      <w:proofErr w:type="spellEnd"/>
       <w:r>
         <w:rPr>
           <w:b/>
@@ -2049,88 +1365,27 @@
         <w:t xml:space="preserve"> INT AUTO_INCREMENT</w:t>
       </w:r>
       <w:r>
-        <w:t xml:space="preserve">, </w:t>
-      </w:r>
-      <w:proofErr w:type="spellStart"/>
-      <w:r>
-        <w:t>Prenom</w:t>
-      </w:r>
-      <w:proofErr w:type="spellEnd"/>
-      <w:r>
-        <w:rPr>
-          <w:i/>
-          <w:iCs/>
-        </w:rPr>
-        <w:t xml:space="preserve"> </w:t>
-      </w:r>
-      <w:proofErr w:type="gramStart"/>
-      <w:r>
-        <w:rPr>
-          <w:i/>
-          <w:iCs/>
-        </w:rPr>
-        <w:t>VARCHAR(</w:t>
-      </w:r>
-      <w:proofErr w:type="gramEnd"/>
-      <w:r>
-        <w:rPr>
-          <w:i/>
-          <w:iCs/>
-        </w:rPr>
-        <w:t>50</w:t>
-      </w:r>
-      <w:proofErr w:type="gramStart"/>
-      <w:r>
-        <w:rPr>
-          <w:i/>
-          <w:iCs/>
-        </w:rPr>
-        <w:t xml:space="preserve">) </w:t>
-      </w:r>
-      <w:r>
-        <w:t>,</w:t>
-      </w:r>
-      <w:proofErr w:type="gramEnd"/>
-      <w:r>
-        <w:t xml:space="preserve"> Nom</w:t>
-      </w:r>
-      <w:r>
-        <w:rPr>
-          <w:i/>
-          <w:iCs/>
-        </w:rPr>
-        <w:t xml:space="preserve"> </w:t>
-      </w:r>
-      <w:proofErr w:type="gramStart"/>
-      <w:r>
-        <w:rPr>
-          <w:i/>
-          <w:iCs/>
-        </w:rPr>
-        <w:t>VARCHAR(</w:t>
-      </w:r>
-      <w:proofErr w:type="gramEnd"/>
-      <w:r>
-        <w:rPr>
-          <w:i/>
-          <w:iCs/>
-        </w:rPr>
-        <w:t>50</w:t>
-      </w:r>
-      <w:proofErr w:type="gramStart"/>
-      <w:r>
-        <w:rPr>
-          <w:i/>
-          <w:iCs/>
-        </w:rPr>
-        <w:t xml:space="preserve">) </w:t>
-      </w:r>
-      <w:r>
-        <w:t>,</w:t>
-      </w:r>
-      <w:proofErr w:type="gramEnd"/>
-      <w:r>
-        <w:t xml:space="preserve"> Description</w:t>
+        <w:t>, Prenom</w:t>
+      </w:r>
+      <w:r>
+        <w:rPr>
+          <w:i/>
+          <w:iCs/>
+        </w:rPr>
+        <w:t xml:space="preserve"> VARCHAR(50) </w:t>
+      </w:r>
+      <w:r>
+        <w:t>, Nom</w:t>
+      </w:r>
+      <w:r>
+        <w:rPr>
+          <w:i/>
+          <w:iCs/>
+        </w:rPr>
+        <w:t xml:space="preserve"> VARCHAR(50) </w:t>
+      </w:r>
+      <w:r>
+        <w:t>, Description</w:t>
       </w:r>
       <w:r>
         <w:rPr>
@@ -2139,7 +1394,6 @@
         </w:rPr>
         <w:t xml:space="preserve"> TEXT</w:t>
       </w:r>
-      <w:proofErr w:type="gramStart"/>
       <w:r>
         <w:rPr>
           <w:b/>
@@ -2147,7 +1401,6 @@
         </w:rPr>
         <w:t>);</w:t>
       </w:r>
-      <w:proofErr w:type="gramEnd"/>
     </w:p>
     <w:p>
       <w:pPr>
@@ -2160,7 +1413,6 @@
         </w:rPr>
         <w:t>Abonnement = (</w:t>
       </w:r>
-      <w:proofErr w:type="spellStart"/>
       <w:r>
         <w:rPr>
           <w:b/>
@@ -2169,77 +1421,25 @@
         </w:rPr>
         <w:t>IdAbonnement</w:t>
       </w:r>
-      <w:proofErr w:type="spellEnd"/>
-      <w:r>
-        <w:rPr>
-          <w:b/>
-          <w:bCs/>
-          <w:i/>
-          <w:iCs/>
-        </w:rPr>
-        <w:t xml:space="preserve"> </w:t>
-      </w:r>
-      <w:proofErr w:type="gramStart"/>
-      <w:r>
-        <w:rPr>
-          <w:b/>
-          <w:bCs/>
-          <w:i/>
-          <w:iCs/>
-        </w:rPr>
-        <w:t>VARCHAR(</w:t>
-      </w:r>
-      <w:proofErr w:type="gramEnd"/>
-      <w:r>
-        <w:rPr>
-          <w:b/>
-          <w:bCs/>
-          <w:i/>
-          <w:iCs/>
-        </w:rPr>
-        <w:t>50</w:t>
-      </w:r>
-      <w:proofErr w:type="gramStart"/>
-      <w:r>
-        <w:rPr>
-          <w:b/>
-          <w:bCs/>
-          <w:i/>
-          <w:iCs/>
-        </w:rPr>
-        <w:t xml:space="preserve">) </w:t>
-      </w:r>
-      <w:r>
-        <w:t>,</w:t>
-      </w:r>
-      <w:proofErr w:type="gramEnd"/>
-      <w:r>
-        <w:t xml:space="preserve"> Tarif</w:t>
-      </w:r>
-      <w:r>
-        <w:rPr>
-          <w:i/>
-          <w:iCs/>
-        </w:rPr>
-        <w:t xml:space="preserve"> </w:t>
-      </w:r>
-      <w:proofErr w:type="gramStart"/>
-      <w:r>
-        <w:rPr>
-          <w:i/>
-          <w:iCs/>
-        </w:rPr>
-        <w:t>DECIMAL(</w:t>
-      </w:r>
-      <w:proofErr w:type="gramEnd"/>
-      <w:r>
-        <w:rPr>
-          <w:i/>
-          <w:iCs/>
-        </w:rPr>
-        <w:t>19,4)</w:t>
-      </w:r>
-      <w:proofErr w:type="gramStart"/>
+      <w:r>
+        <w:rPr>
+          <w:b/>
+          <w:bCs/>
+          <w:i/>
+          <w:iCs/>
+        </w:rPr>
+        <w:t xml:space="preserve"> VARCHAR(50) </w:t>
+      </w:r>
+      <w:r>
+        <w:t>, Tarif</w:t>
+      </w:r>
+      <w:r>
+        <w:rPr>
+          <w:i/>
+          <w:iCs/>
+        </w:rPr>
+        <w:t xml:space="preserve"> DECIMAL(19,4)</w:t>
+      </w:r>
       <w:r>
         <w:rPr>
           <w:b/>
@@ -2247,7 +1447,6 @@
         </w:rPr>
         <w:t>);</w:t>
       </w:r>
-      <w:proofErr w:type="gramEnd"/>
     </w:p>
     <w:p>
       <w:pPr>
@@ -2260,7 +1459,6 @@
         </w:rPr>
         <w:t>Emprunt = (</w:t>
       </w:r>
-      <w:proofErr w:type="spellStart"/>
       <w:r>
         <w:rPr>
           <w:b/>
@@ -2269,7 +1467,6 @@
         </w:rPr>
         <w:t>IdEmprunt</w:t>
       </w:r>
-      <w:proofErr w:type="spellEnd"/>
       <w:r>
         <w:rPr>
           <w:b/>
@@ -2280,13 +1477,8 @@
         <w:t xml:space="preserve"> INT AUTO_INCREMENT</w:t>
       </w:r>
       <w:r>
-        <w:t xml:space="preserve">, </w:t>
-      </w:r>
-      <w:proofErr w:type="spellStart"/>
-      <w:r>
-        <w:t>DateReservation</w:t>
-      </w:r>
-      <w:proofErr w:type="spellEnd"/>
+        <w:t>, DateReservation</w:t>
+      </w:r>
       <w:r>
         <w:rPr>
           <w:i/>
@@ -2295,13 +1487,8 @@
         <w:t xml:space="preserve"> DATE</w:t>
       </w:r>
       <w:r>
-        <w:t xml:space="preserve">, </w:t>
-      </w:r>
-      <w:proofErr w:type="spellStart"/>
-      <w:r>
-        <w:t>DateRenduPrevision</w:t>
-      </w:r>
-      <w:proofErr w:type="spellEnd"/>
+        <w:t>, DateRenduPrevision</w:t>
+      </w:r>
       <w:r>
         <w:rPr>
           <w:i/>
@@ -2310,13 +1497,8 @@
         <w:t xml:space="preserve"> DATE</w:t>
       </w:r>
       <w:r>
-        <w:t xml:space="preserve">, </w:t>
-      </w:r>
-      <w:proofErr w:type="spellStart"/>
-      <w:r>
-        <w:t>DateRendu</w:t>
-      </w:r>
-      <w:proofErr w:type="spellEnd"/>
+        <w:t>, DateRendu</w:t>
+      </w:r>
       <w:r>
         <w:rPr>
           <w:i/>
@@ -2324,7 +1506,6 @@
         </w:rPr>
         <w:t xml:space="preserve"> DATE, #IdUtilisateur</w:t>
       </w:r>
-      <w:proofErr w:type="gramStart"/>
       <w:r>
         <w:rPr>
           <w:b/>
@@ -2332,7 +1513,6 @@
         </w:rPr>
         <w:t>);</w:t>
       </w:r>
-      <w:proofErr w:type="gramEnd"/>
     </w:p>
     <w:p>
       <w:pPr>
@@ -2356,56 +1536,18 @@
         <w:t>#IdUtilisateur</w:t>
       </w:r>
       <w:r>
-        <w:t xml:space="preserve">, </w:t>
-      </w:r>
-      <w:proofErr w:type="spellStart"/>
-      <w:r>
-        <w:t>StatutAbonnement</w:t>
-      </w:r>
-      <w:proofErr w:type="spellEnd"/>
-      <w:r>
-        <w:rPr>
-          <w:i/>
-          <w:iCs/>
-        </w:rPr>
-        <w:t xml:space="preserve"> </w:t>
-      </w:r>
-      <w:proofErr w:type="gramStart"/>
-      <w:r>
-        <w:rPr>
-          <w:i/>
-          <w:iCs/>
-        </w:rPr>
-        <w:t>VARCHAR(</w:t>
-      </w:r>
-      <w:proofErr w:type="gramEnd"/>
-      <w:r>
-        <w:rPr>
-          <w:i/>
-          <w:iCs/>
-        </w:rPr>
-        <w:t>50</w:t>
-      </w:r>
-      <w:proofErr w:type="gramStart"/>
-      <w:r>
-        <w:rPr>
-          <w:i/>
-          <w:iCs/>
-        </w:rPr>
-        <w:t xml:space="preserve">) </w:t>
-      </w:r>
-      <w:r>
-        <w:t>,</w:t>
-      </w:r>
-      <w:proofErr w:type="gramEnd"/>
-      <w:r>
-        <w:t xml:space="preserve"> </w:t>
-      </w:r>
-      <w:proofErr w:type="spellStart"/>
-      <w:r>
-        <w:t>DateFinAbonnement</w:t>
-      </w:r>
-      <w:proofErr w:type="spellEnd"/>
+        <w:t>, StatutAbonnement</w:t>
+      </w:r>
+      <w:r>
+        <w:rPr>
+          <w:i/>
+          <w:iCs/>
+        </w:rPr>
+        <w:t xml:space="preserve"> VARCHAR(50) </w:t>
+      </w:r>
+      <w:r>
+        <w:t>, DateFinAbonnement</w:t>
+      </w:r>
       <w:r>
         <w:rPr>
           <w:i/>
@@ -2418,9 +1560,30 @@
           <w:b/>
           <w:bCs/>
         </w:rPr>
-        <w:t>*</w:t>
-      </w:r>
-      <w:proofErr w:type="gramStart"/>
+        <w:t>*);</w:t>
+      </w:r>
+    </w:p>
+    <w:p>
+      <w:pPr>
+        <w:spacing w:after="0"/>
+      </w:pPr>
+      <w:r>
+        <w:rPr>
+          <w:b/>
+          <w:bCs/>
+        </w:rPr>
+        <w:t>Ecrire = (</w:t>
+      </w:r>
+      <w:r>
+        <w:rPr>
+          <w:b/>
+          <w:bCs/>
+          <w:i/>
+          <w:iCs/>
+          <w:u w:val="single"/>
+        </w:rPr>
+        <w:t>#IdDocument, #IdAuteur</w:t>
+      </w:r>
       <w:r>
         <w:rPr>
           <w:b/>
@@ -2428,18 +1591,17 @@
         </w:rPr>
         <w:t>);</w:t>
       </w:r>
-      <w:proofErr w:type="gramEnd"/>
-    </w:p>
-    <w:p>
-      <w:pPr>
-        <w:spacing w:after="0"/>
-      </w:pPr>
-      <w:r>
-        <w:rPr>
-          <w:b/>
-          <w:bCs/>
-        </w:rPr>
-        <w:t>Ecrire = (</w:t>
+    </w:p>
+    <w:p>
+      <w:pPr>
+        <w:spacing w:after="0"/>
+      </w:pPr>
+      <w:r>
+        <w:rPr>
+          <w:b/>
+          <w:bCs/>
+        </w:rPr>
+        <w:t>EmpruntArticle = (</w:t>
       </w:r>
       <w:r>
         <w:rPr>
@@ -2449,9 +1611,8 @@
           <w:iCs/>
           <w:u w:val="single"/>
         </w:rPr>
-        <w:t>#IdDocument, #IdAuteur</w:t>
-      </w:r>
-      <w:proofErr w:type="gramStart"/>
+        <w:t>#IdDocument, #IdEmprunt</w:t>
+      </w:r>
       <w:r>
         <w:rPr>
           <w:b/>
@@ -2459,47 +1620,6 @@
         </w:rPr>
         <w:t>);</w:t>
       </w:r>
-      <w:proofErr w:type="gramEnd"/>
-    </w:p>
-    <w:p>
-      <w:pPr>
-        <w:spacing w:after="0"/>
-      </w:pPr>
-      <w:proofErr w:type="spellStart"/>
-      <w:r>
-        <w:rPr>
-          <w:b/>
-          <w:bCs/>
-        </w:rPr>
-        <w:t>EmpruntArticle</w:t>
-      </w:r>
-      <w:proofErr w:type="spellEnd"/>
-      <w:r>
-        <w:rPr>
-          <w:b/>
-          <w:bCs/>
-        </w:rPr>
-        <w:t xml:space="preserve"> = (</w:t>
-      </w:r>
-      <w:r>
-        <w:rPr>
-          <w:b/>
-          <w:bCs/>
-          <w:i/>
-          <w:iCs/>
-          <w:u w:val="single"/>
-        </w:rPr>
-        <w:t>#IdDocument, #IdEmprunt</w:t>
-      </w:r>
-      <w:proofErr w:type="gramStart"/>
-      <w:r>
-        <w:rPr>
-          <w:b/>
-          <w:bCs/>
-        </w:rPr>
-        <w:t>);</w:t>
-      </w:r>
-      <w:proofErr w:type="gramEnd"/>
     </w:p>
     <w:p>
       <w:pPr>

--- a/Doc/DOC.docx
+++ b/Doc/DOC.docx
@@ -54,7 +54,15 @@
         <w:spacing w:after="0"/>
       </w:pPr>
       <w:r>
-        <w:t>De classe (proche du MCD donc trasition)</w:t>
+        <w:t xml:space="preserve">De classe (proche du MCD donc </w:t>
+      </w:r>
+      <w:proofErr w:type="spellStart"/>
+      <w:r>
+        <w:t>trasition</w:t>
+      </w:r>
+      <w:proofErr w:type="spellEnd"/>
+      <w:r>
+        <w:t>)</w:t>
       </w:r>
     </w:p>
     <w:p>
@@ -103,23 +111,45 @@
         <w:pStyle w:val="Titre2"/>
       </w:pPr>
       <w:r>
-        <w:t xml:space="preserve">Cas d’utilisaiton : </w:t>
-      </w:r>
-    </w:p>
-    <w:p>
-      <w:pPr>
-        <w:spacing w:after="0"/>
-        <w:rPr>
-          <w:b/>
-          <w:bCs/>
-        </w:rPr>
-      </w:pPr>
-      <w:r>
-        <w:rPr>
-          <w:b/>
-          <w:bCs/>
-        </w:rPr>
-        <w:t>Liste des fonctionnalités de l’application</w:t>
+        <w:t>Cas d’</w:t>
+      </w:r>
+      <w:proofErr w:type="spellStart"/>
+      <w:r>
+        <w:t>utilisaiton</w:t>
+      </w:r>
+      <w:proofErr w:type="spellEnd"/>
+      <w:r>
+        <w:t xml:space="preserve"> : </w:t>
+      </w:r>
+    </w:p>
+    <w:p>
+      <w:pPr>
+        <w:spacing w:after="0"/>
+        <w:rPr>
+          <w:b/>
+          <w:bCs/>
+        </w:rPr>
+      </w:pPr>
+      <w:r>
+        <w:rPr>
+          <w:b/>
+          <w:bCs/>
+        </w:rPr>
+        <w:t xml:space="preserve">Liste des fonctionnalités </w:t>
+      </w:r>
+      <w:r>
+        <w:rPr>
+          <w:b/>
+          <w:bCs/>
+        </w:rPr>
+        <w:t xml:space="preserve">optimale </w:t>
+      </w:r>
+      <w:r>
+        <w:rPr>
+          <w:b/>
+          <w:bCs/>
+        </w:rPr>
+        <w:t>de l’application</w:t>
       </w:r>
     </w:p>
     <w:p>
@@ -760,6 +790,9 @@
         <w:spacing w:after="0"/>
       </w:pPr>
       <w:r>
+        <w:rPr>
+          <w:noProof/>
+        </w:rPr>
         <w:drawing>
           <wp:inline distT="0" distB="0" distL="0" distR="0" wp14:anchorId="23DD852F" wp14:editId="1D0D0930">
             <wp:extent cx="5760720" cy="2602230"/>
@@ -839,6 +872,7 @@
         </w:rPr>
         <w:t>Utilisateur = (</w:t>
       </w:r>
+      <w:proofErr w:type="spellStart"/>
       <w:r>
         <w:rPr>
           <w:b/>
@@ -847,6 +881,7 @@
         </w:rPr>
         <w:t>IdUtilisateur</w:t>
       </w:r>
+      <w:proofErr w:type="spellEnd"/>
       <w:r>
         <w:rPr>
           <w:b/>
@@ -867,8 +902,13 @@
         <w:t xml:space="preserve"> VARCHAR(50) </w:t>
       </w:r>
       <w:r>
-        <w:t>, Prenom</w:t>
-      </w:r>
+        <w:t xml:space="preserve">, </w:t>
+      </w:r>
+      <w:proofErr w:type="spellStart"/>
+      <w:r>
+        <w:t>Prenom</w:t>
+      </w:r>
+      <w:proofErr w:type="spellEnd"/>
       <w:r>
         <w:rPr>
           <w:i/>
@@ -877,8 +917,13 @@
         <w:t xml:space="preserve"> VARCHAR(50) </w:t>
       </w:r>
       <w:r>
-        <w:t>, DateNaissance</w:t>
-      </w:r>
+        <w:t xml:space="preserve">, </w:t>
+      </w:r>
+      <w:proofErr w:type="spellStart"/>
+      <w:r>
+        <w:t>DateNaissance</w:t>
+      </w:r>
+      <w:proofErr w:type="spellEnd"/>
       <w:r>
         <w:rPr>
           <w:i/>
@@ -939,8 +984,13 @@
         <w:t xml:space="preserve"> VARCHAR(50) </w:t>
       </w:r>
       <w:r>
-        <w:t>, NumeroTelephone</w:t>
-      </w:r>
+        <w:t xml:space="preserve">, </w:t>
+      </w:r>
+      <w:proofErr w:type="spellStart"/>
+      <w:r>
+        <w:t>NumeroTelephone</w:t>
+      </w:r>
+      <w:proofErr w:type="spellEnd"/>
       <w:r>
         <w:rPr>
           <w:i/>
@@ -970,12 +1020,21 @@
       <w:pPr>
         <w:spacing w:after="0"/>
       </w:pPr>
-      <w:r>
-        <w:rPr>
-          <w:b/>
-          <w:bCs/>
-        </w:rPr>
-        <w:t>Employe = (</w:t>
+      <w:proofErr w:type="spellStart"/>
+      <w:r>
+        <w:rPr>
+          <w:b/>
+          <w:bCs/>
+        </w:rPr>
+        <w:t>Employe</w:t>
+      </w:r>
+      <w:proofErr w:type="spellEnd"/>
+      <w:r>
+        <w:rPr>
+          <w:b/>
+          <w:bCs/>
+        </w:rPr>
+        <w:t xml:space="preserve"> = (</w:t>
       </w:r>
       <w:r>
         <w:rPr>
@@ -1016,6 +1075,7 @@
         </w:rPr>
         <w:t>Document = (</w:t>
       </w:r>
+      <w:proofErr w:type="spellStart"/>
       <w:r>
         <w:rPr>
           <w:b/>
@@ -1024,6 +1084,7 @@
         </w:rPr>
         <w:t>IdDocument</w:t>
       </w:r>
+      <w:proofErr w:type="spellEnd"/>
       <w:r>
         <w:rPr>
           <w:b/>
@@ -1044,8 +1105,13 @@
         <w:t xml:space="preserve"> VARCHAR(50) </w:t>
       </w:r>
       <w:r>
-        <w:t>, Annee</w:t>
-      </w:r>
+        <w:t xml:space="preserve">, </w:t>
+      </w:r>
+      <w:proofErr w:type="spellStart"/>
+      <w:r>
+        <w:t>Annee</w:t>
+      </w:r>
+      <w:proofErr w:type="spellEnd"/>
       <w:r>
         <w:rPr>
           <w:i/>
@@ -1064,8 +1130,13 @@
         <w:t xml:space="preserve"> VARCHAR(50) </w:t>
       </w:r>
       <w:r>
-        <w:t>, Resume</w:t>
-      </w:r>
+        <w:t xml:space="preserve">, </w:t>
+      </w:r>
+      <w:proofErr w:type="spellStart"/>
+      <w:r>
+        <w:t>Resume</w:t>
+      </w:r>
+      <w:proofErr w:type="spellEnd"/>
       <w:r>
         <w:rPr>
           <w:i/>
@@ -1132,8 +1203,13 @@
         <w:t xml:space="preserve"> VARCHAR(50) </w:t>
       </w:r>
       <w:r>
-        <w:t>, NombrePage</w:t>
-      </w:r>
+        <w:t xml:space="preserve">, </w:t>
+      </w:r>
+      <w:proofErr w:type="spellStart"/>
+      <w:r>
+        <w:t>NombrePage</w:t>
+      </w:r>
+      <w:proofErr w:type="spellEnd"/>
       <w:r>
         <w:rPr>
           <w:i/>
@@ -1163,12 +1239,21 @@
       <w:pPr>
         <w:spacing w:after="0"/>
       </w:pPr>
-      <w:r>
-        <w:rPr>
-          <w:b/>
-          <w:bCs/>
-        </w:rPr>
-        <w:t>TitrePeriodique = (</w:t>
+      <w:proofErr w:type="spellStart"/>
+      <w:r>
+        <w:rPr>
+          <w:b/>
+          <w:bCs/>
+        </w:rPr>
+        <w:t>TitrePeriodique</w:t>
+      </w:r>
+      <w:proofErr w:type="spellEnd"/>
+      <w:r>
+        <w:rPr>
+          <w:b/>
+          <w:bCs/>
+        </w:rPr>
+        <w:t xml:space="preserve"> = (</w:t>
       </w:r>
       <w:r>
         <w:rPr>
@@ -1181,8 +1266,13 @@
         <w:t>#IdDocument</w:t>
       </w:r>
       <w:r>
-        <w:t>, Numero</w:t>
-      </w:r>
+        <w:t xml:space="preserve">, </w:t>
+      </w:r>
+      <w:proofErr w:type="spellStart"/>
+      <w:r>
+        <w:t>Numero</w:t>
+      </w:r>
+      <w:proofErr w:type="spellEnd"/>
       <w:r>
         <w:rPr>
           <w:i/>
@@ -1191,8 +1281,13 @@
         <w:t xml:space="preserve"> INT</w:t>
       </w:r>
       <w:r>
-        <w:t>, DatePublication</w:t>
-      </w:r>
+        <w:t xml:space="preserve">, </w:t>
+      </w:r>
+      <w:proofErr w:type="spellStart"/>
+      <w:r>
+        <w:t>DatePublication</w:t>
+      </w:r>
+      <w:proofErr w:type="spellEnd"/>
       <w:r>
         <w:rPr>
           <w:i/>
@@ -1240,8 +1335,13 @@
         <w:t>#IdDocument</w:t>
       </w:r>
       <w:r>
-        <w:t>, Duree</w:t>
-      </w:r>
+        <w:t xml:space="preserve">, </w:t>
+      </w:r>
+      <w:proofErr w:type="spellStart"/>
+      <w:r>
+        <w:t>Duree</w:t>
+      </w:r>
+      <w:proofErr w:type="spellEnd"/>
       <w:r>
         <w:rPr>
           <w:i/>
@@ -1260,8 +1360,13 @@
         <w:t xml:space="preserve"> VARCHAR(50) </w:t>
       </w:r>
       <w:r>
-        <w:t>, Interprete</w:t>
-      </w:r>
+        <w:t xml:space="preserve">, </w:t>
+      </w:r>
+      <w:proofErr w:type="spellStart"/>
+      <w:r>
+        <w:t>Interprete</w:t>
+      </w:r>
+      <w:proofErr w:type="spellEnd"/>
       <w:r>
         <w:rPr>
           <w:i/>
@@ -1281,12 +1386,21 @@
       <w:pPr>
         <w:spacing w:after="0"/>
       </w:pPr>
-      <w:r>
-        <w:rPr>
-          <w:b/>
-          <w:bCs/>
-        </w:rPr>
-        <w:t>Video = (</w:t>
+      <w:proofErr w:type="spellStart"/>
+      <w:r>
+        <w:rPr>
+          <w:b/>
+          <w:bCs/>
+        </w:rPr>
+        <w:t>Video</w:t>
+      </w:r>
+      <w:proofErr w:type="spellEnd"/>
+      <w:r>
+        <w:rPr>
+          <w:b/>
+          <w:bCs/>
+        </w:rPr>
+        <w:t xml:space="preserve"> = (</w:t>
       </w:r>
       <w:r>
         <w:rPr>
@@ -1299,8 +1413,13 @@
         <w:t>#IdDocument</w:t>
       </w:r>
       <w:r>
-        <w:t>, Duree</w:t>
-      </w:r>
+        <w:t xml:space="preserve">, </w:t>
+      </w:r>
+      <w:proofErr w:type="spellStart"/>
+      <w:r>
+        <w:t>Duree</w:t>
+      </w:r>
+      <w:proofErr w:type="spellEnd"/>
       <w:r>
         <w:rPr>
           <w:i/>
@@ -1319,8 +1438,13 @@
         <w:t xml:space="preserve"> VARCHAR(50) </w:t>
       </w:r>
       <w:r>
-        <w:t>, Realisateur</w:t>
-      </w:r>
+        <w:t xml:space="preserve">, </w:t>
+      </w:r>
+      <w:proofErr w:type="spellStart"/>
+      <w:r>
+        <w:t>Realisateur</w:t>
+      </w:r>
+      <w:proofErr w:type="spellEnd"/>
       <w:r>
         <w:rPr>
           <w:i/>
@@ -1347,6 +1471,7 @@
         </w:rPr>
         <w:t>Auteur = (</w:t>
       </w:r>
+      <w:proofErr w:type="spellStart"/>
       <w:r>
         <w:rPr>
           <w:b/>
@@ -1355,6 +1480,7 @@
         </w:rPr>
         <w:t>IdAuteur</w:t>
       </w:r>
+      <w:proofErr w:type="spellEnd"/>
       <w:r>
         <w:rPr>
           <w:b/>
@@ -1365,8 +1491,13 @@
         <w:t xml:space="preserve"> INT AUTO_INCREMENT</w:t>
       </w:r>
       <w:r>
-        <w:t>, Prenom</w:t>
-      </w:r>
+        <w:t xml:space="preserve">, </w:t>
+      </w:r>
+      <w:proofErr w:type="spellStart"/>
+      <w:r>
+        <w:t>Prenom</w:t>
+      </w:r>
+      <w:proofErr w:type="spellEnd"/>
       <w:r>
         <w:rPr>
           <w:i/>
@@ -1413,6 +1544,7 @@
         </w:rPr>
         <w:t>Abonnement = (</w:t>
       </w:r>
+      <w:proofErr w:type="spellStart"/>
       <w:r>
         <w:rPr>
           <w:b/>
@@ -1421,6 +1553,7 @@
         </w:rPr>
         <w:t>IdAbonnement</w:t>
       </w:r>
+      <w:proofErr w:type="spellEnd"/>
       <w:r>
         <w:rPr>
           <w:b/>
@@ -1459,6 +1592,7 @@
         </w:rPr>
         <w:t>Emprunt = (</w:t>
       </w:r>
+      <w:proofErr w:type="spellStart"/>
       <w:r>
         <w:rPr>
           <w:b/>
@@ -1467,6 +1601,7 @@
         </w:rPr>
         <w:t>IdEmprunt</w:t>
       </w:r>
+      <w:proofErr w:type="spellEnd"/>
       <w:r>
         <w:rPr>
           <w:b/>
@@ -1477,8 +1612,13 @@
         <w:t xml:space="preserve"> INT AUTO_INCREMENT</w:t>
       </w:r>
       <w:r>
-        <w:t>, DateReservation</w:t>
-      </w:r>
+        <w:t xml:space="preserve">, </w:t>
+      </w:r>
+      <w:proofErr w:type="spellStart"/>
+      <w:r>
+        <w:t>DateReservation</w:t>
+      </w:r>
+      <w:proofErr w:type="spellEnd"/>
       <w:r>
         <w:rPr>
           <w:i/>
@@ -1487,8 +1627,13 @@
         <w:t xml:space="preserve"> DATE</w:t>
       </w:r>
       <w:r>
-        <w:t>, DateRenduPrevision</w:t>
-      </w:r>
+        <w:t xml:space="preserve">, </w:t>
+      </w:r>
+      <w:proofErr w:type="spellStart"/>
+      <w:r>
+        <w:t>DateRenduPrevision</w:t>
+      </w:r>
+      <w:proofErr w:type="spellEnd"/>
       <w:r>
         <w:rPr>
           <w:i/>
@@ -1497,8 +1642,13 @@
         <w:t xml:space="preserve"> DATE</w:t>
       </w:r>
       <w:r>
-        <w:t>, DateRendu</w:t>
-      </w:r>
+        <w:t xml:space="preserve">, </w:t>
+      </w:r>
+      <w:proofErr w:type="spellStart"/>
+      <w:r>
+        <w:t>DateRendu</w:t>
+      </w:r>
+      <w:proofErr w:type="spellEnd"/>
       <w:r>
         <w:rPr>
           <w:i/>
@@ -1536,8 +1686,13 @@
         <w:t>#IdUtilisateur</w:t>
       </w:r>
       <w:r>
-        <w:t>, StatutAbonnement</w:t>
-      </w:r>
+        <w:t xml:space="preserve">, </w:t>
+      </w:r>
+      <w:proofErr w:type="spellStart"/>
+      <w:r>
+        <w:t>StatutAbonnement</w:t>
+      </w:r>
+      <w:proofErr w:type="spellEnd"/>
       <w:r>
         <w:rPr>
           <w:i/>
@@ -1546,8 +1701,13 @@
         <w:t xml:space="preserve"> VARCHAR(50) </w:t>
       </w:r>
       <w:r>
-        <w:t>, DateFinAbonnement</w:t>
-      </w:r>
+        <w:t xml:space="preserve">, </w:t>
+      </w:r>
+      <w:proofErr w:type="spellStart"/>
+      <w:r>
+        <w:t>DateFinAbonnement</w:t>
+      </w:r>
+      <w:proofErr w:type="spellEnd"/>
       <w:r>
         <w:rPr>
           <w:i/>
@@ -1596,12 +1756,21 @@
       <w:pPr>
         <w:spacing w:after="0"/>
       </w:pPr>
-      <w:r>
-        <w:rPr>
-          <w:b/>
-          <w:bCs/>
-        </w:rPr>
-        <w:t>EmpruntArticle = (</w:t>
+      <w:proofErr w:type="spellStart"/>
+      <w:r>
+        <w:rPr>
+          <w:b/>
+          <w:bCs/>
+        </w:rPr>
+        <w:t>EmpruntArticle</w:t>
+      </w:r>
+      <w:proofErr w:type="spellEnd"/>
+      <w:r>
+        <w:rPr>
+          <w:b/>
+          <w:bCs/>
+        </w:rPr>
+        <w:t xml:space="preserve"> = (</w:t>
       </w:r>
       <w:r>
         <w:rPr>

--- a/Doc/DOC.docx
+++ b/Doc/DOC.docx
@@ -16,91 +16,512 @@
         <w:pStyle w:val="Titre1"/>
         <w:jc w:val="center"/>
       </w:pPr>
+      <w:bookmarkStart w:id="0" w:name="_Toc196950746"/>
       <w:r>
         <w:t>PROJET SOLUTION APPLICATIVE</w:t>
       </w:r>
-    </w:p>
-    <w:p>
-      <w:pPr>
-        <w:spacing w:after="0"/>
-      </w:pPr>
-    </w:p>
-    <w:p>
-      <w:pPr>
-        <w:spacing w:after="0"/>
-      </w:pPr>
-      <w:r>
-        <w:t xml:space="preserve">Sommaire : </w:t>
-      </w:r>
-    </w:p>
-    <w:p>
-      <w:pPr>
-        <w:numPr>
-          <w:ilvl w:val="0"/>
-          <w:numId w:val="2"/>
-        </w:numPr>
-        <w:spacing w:after="0"/>
-      </w:pPr>
-      <w:r>
-        <w:t>Cas d'utilisation</w:t>
-      </w:r>
-    </w:p>
-    <w:p>
-      <w:pPr>
-        <w:numPr>
-          <w:ilvl w:val="0"/>
-          <w:numId w:val="2"/>
-        </w:numPr>
-        <w:spacing w:after="0"/>
-      </w:pPr>
-      <w:r>
-        <w:t xml:space="preserve">De classe (proche du MCD donc </w:t>
-      </w:r>
-      <w:proofErr w:type="spellStart"/>
-      <w:r>
-        <w:t>trasition</w:t>
-      </w:r>
-      <w:proofErr w:type="spellEnd"/>
-      <w:r>
-        <w:t>)</w:t>
-      </w:r>
-    </w:p>
-    <w:p>
-      <w:pPr>
-        <w:numPr>
-          <w:ilvl w:val="0"/>
-          <w:numId w:val="2"/>
-        </w:numPr>
-        <w:spacing w:after="0"/>
-      </w:pPr>
-      <w:r>
-        <w:t>MCD</w:t>
-      </w:r>
-    </w:p>
-    <w:p>
-      <w:pPr>
-        <w:numPr>
-          <w:ilvl w:val="0"/>
-          <w:numId w:val="2"/>
-        </w:numPr>
-        <w:spacing w:after="0"/>
-      </w:pPr>
-      <w:r>
-        <w:t>MLD pas obligatoire</w:t>
-      </w:r>
-    </w:p>
-    <w:p>
-      <w:pPr>
-        <w:numPr>
-          <w:ilvl w:val="0"/>
-          <w:numId w:val="2"/>
-        </w:numPr>
-        <w:spacing w:after="0"/>
-      </w:pPr>
-      <w:r>
-        <w:t>MPD</w:t>
-      </w:r>
-    </w:p>
+      <w:bookmarkEnd w:id="0"/>
+    </w:p>
+    <w:p>
+      <w:pPr>
+        <w:spacing w:after="0"/>
+      </w:pPr>
+    </w:p>
+    <w:p>
+      <w:pPr>
+        <w:spacing w:after="0"/>
+      </w:pPr>
+      <w:r>
+        <w:t>Ce projet consiste en la création d’un système de gestion de médiathèque permettant aux utilisateurs de consulter, réserver et emprunter des documents (livres, vidéos, etc.), ainsi que de gérer leur abonnement.</w:t>
+      </w:r>
+    </w:p>
+    <w:p>
+      <w:pPr>
+        <w:spacing w:after="0"/>
+      </w:pPr>
+    </w:p>
+    <w:sdt>
+      <w:sdtPr>
+        <w:id w:val="1424843787"/>
+        <w:docPartObj>
+          <w:docPartGallery w:val="Table of Contents"/>
+          <w:docPartUnique/>
+        </w:docPartObj>
+      </w:sdtPr>
+      <w:sdtEndPr>
+        <w:rPr>
+          <w:rFonts w:asciiTheme="minorHAnsi" w:eastAsiaTheme="minorHAnsi" w:hAnsiTheme="minorHAnsi" w:cstheme="minorBidi"/>
+          <w:b/>
+          <w:bCs/>
+          <w:color w:val="auto"/>
+          <w:kern w:val="2"/>
+          <w:sz w:val="22"/>
+          <w:szCs w:val="22"/>
+          <w:lang w:eastAsia="en-US"/>
+          <w14:ligatures w14:val="standardContextual"/>
+        </w:rPr>
+      </w:sdtEndPr>
+      <w:sdtContent>
+        <w:p>
+          <w:pPr>
+            <w:pStyle w:val="En-ttedetabledesmatires"/>
+          </w:pPr>
+          <w:r>
+            <w:t>Table des matières</w:t>
+          </w:r>
+        </w:p>
+        <w:p>
+          <w:pPr>
+            <w:pStyle w:val="TM1"/>
+            <w:tabs>
+              <w:tab w:val="right" w:leader="dot" w:pos="9062"/>
+            </w:tabs>
+            <w:rPr>
+              <w:rFonts w:eastAsiaTheme="minorEastAsia"/>
+              <w:noProof/>
+              <w:sz w:val="24"/>
+              <w:szCs w:val="24"/>
+              <w:lang w:eastAsia="fr-FR"/>
+            </w:rPr>
+          </w:pPr>
+          <w:r>
+            <w:fldChar w:fldCharType="begin"/>
+          </w:r>
+          <w:r>
+            <w:instrText xml:space="preserve"> TOC \o "1-3" \h \z \u </w:instrText>
+          </w:r>
+          <w:r>
+            <w:fldChar w:fldCharType="separate"/>
+          </w:r>
+          <w:hyperlink w:anchor="_Toc196950746" w:history="1">
+            <w:r>
+              <w:rPr>
+                <w:rStyle w:val="Lienhypertexte"/>
+                <w:noProof/>
+              </w:rPr>
+              <w:t>PROJET SOLUTION APPLICATIVE</w:t>
+            </w:r>
+            <w:r>
+              <w:rPr>
+                <w:noProof/>
+                <w:webHidden/>
+              </w:rPr>
+              <w:tab/>
+            </w:r>
+            <w:r>
+              <w:rPr>
+                <w:noProof/>
+                <w:webHidden/>
+              </w:rPr>
+              <w:fldChar w:fldCharType="begin"/>
+            </w:r>
+            <w:r>
+              <w:rPr>
+                <w:noProof/>
+                <w:webHidden/>
+              </w:rPr>
+              <w:instrText xml:space="preserve"> PAGEREF _Toc196950746 \h </w:instrText>
+            </w:r>
+            <w:r>
+              <w:rPr>
+                <w:noProof/>
+                <w:webHidden/>
+              </w:rPr>
+            </w:r>
+            <w:r>
+              <w:rPr>
+                <w:noProof/>
+                <w:webHidden/>
+              </w:rPr>
+              <w:fldChar w:fldCharType="separate"/>
+            </w:r>
+            <w:r>
+              <w:rPr>
+                <w:noProof/>
+                <w:webHidden/>
+              </w:rPr>
+              <w:t>1</w:t>
+            </w:r>
+            <w:r>
+              <w:rPr>
+                <w:noProof/>
+                <w:webHidden/>
+              </w:rPr>
+              <w:fldChar w:fldCharType="end"/>
+            </w:r>
+          </w:hyperlink>
+        </w:p>
+        <w:p>
+          <w:pPr>
+            <w:pStyle w:val="TM2"/>
+            <w:tabs>
+              <w:tab w:val="right" w:leader="dot" w:pos="9062"/>
+            </w:tabs>
+            <w:rPr>
+              <w:rFonts w:eastAsiaTheme="minorEastAsia"/>
+              <w:noProof/>
+              <w:sz w:val="24"/>
+              <w:szCs w:val="24"/>
+              <w:lang w:eastAsia="fr-FR"/>
+            </w:rPr>
+          </w:pPr>
+          <w:hyperlink w:anchor="_Toc196950747" w:history="1">
+            <w:r>
+              <w:rPr>
+                <w:rStyle w:val="Lienhypertexte"/>
+                <w:noProof/>
+              </w:rPr>
+              <w:t>Cas d’utilisation :</w:t>
+            </w:r>
+            <w:r>
+              <w:rPr>
+                <w:noProof/>
+                <w:webHidden/>
+              </w:rPr>
+              <w:tab/>
+            </w:r>
+            <w:r>
+              <w:rPr>
+                <w:noProof/>
+                <w:webHidden/>
+              </w:rPr>
+              <w:fldChar w:fldCharType="begin"/>
+            </w:r>
+            <w:r>
+              <w:rPr>
+                <w:noProof/>
+                <w:webHidden/>
+              </w:rPr>
+              <w:instrText xml:space="preserve"> PAGEREF _Toc196950747 \h </w:instrText>
+            </w:r>
+            <w:r>
+              <w:rPr>
+                <w:noProof/>
+                <w:webHidden/>
+              </w:rPr>
+            </w:r>
+            <w:r>
+              <w:rPr>
+                <w:noProof/>
+                <w:webHidden/>
+              </w:rPr>
+              <w:fldChar w:fldCharType="separate"/>
+            </w:r>
+            <w:r>
+              <w:rPr>
+                <w:noProof/>
+                <w:webHidden/>
+              </w:rPr>
+              <w:t>1</w:t>
+            </w:r>
+            <w:r>
+              <w:rPr>
+                <w:noProof/>
+                <w:webHidden/>
+              </w:rPr>
+              <w:fldChar w:fldCharType="end"/>
+            </w:r>
+          </w:hyperlink>
+        </w:p>
+        <w:p>
+          <w:pPr>
+            <w:pStyle w:val="TM2"/>
+            <w:tabs>
+              <w:tab w:val="right" w:leader="dot" w:pos="9062"/>
+            </w:tabs>
+            <w:rPr>
+              <w:rFonts w:eastAsiaTheme="minorEastAsia"/>
+              <w:noProof/>
+              <w:sz w:val="24"/>
+              <w:szCs w:val="24"/>
+              <w:lang w:eastAsia="fr-FR"/>
+            </w:rPr>
+          </w:pPr>
+          <w:hyperlink w:anchor="_Toc196950748" w:history="1">
+            <w:r>
+              <w:rPr>
+                <w:rStyle w:val="Lienhypertexte"/>
+                <w:noProof/>
+              </w:rPr>
+              <w:t>Diagramme de classe :</w:t>
+            </w:r>
+            <w:r>
+              <w:rPr>
+                <w:noProof/>
+                <w:webHidden/>
+              </w:rPr>
+              <w:tab/>
+            </w:r>
+            <w:r>
+              <w:rPr>
+                <w:noProof/>
+                <w:webHidden/>
+              </w:rPr>
+              <w:fldChar w:fldCharType="begin"/>
+            </w:r>
+            <w:r>
+              <w:rPr>
+                <w:noProof/>
+                <w:webHidden/>
+              </w:rPr>
+              <w:instrText xml:space="preserve"> PAGEREF _Toc196950748 \h </w:instrText>
+            </w:r>
+            <w:r>
+              <w:rPr>
+                <w:noProof/>
+                <w:webHidden/>
+              </w:rPr>
+            </w:r>
+            <w:r>
+              <w:rPr>
+                <w:noProof/>
+                <w:webHidden/>
+              </w:rPr>
+              <w:fldChar w:fldCharType="separate"/>
+            </w:r>
+            <w:r>
+              <w:rPr>
+                <w:noProof/>
+                <w:webHidden/>
+              </w:rPr>
+              <w:t>3</w:t>
+            </w:r>
+            <w:r>
+              <w:rPr>
+                <w:noProof/>
+                <w:webHidden/>
+              </w:rPr>
+              <w:fldChar w:fldCharType="end"/>
+            </w:r>
+          </w:hyperlink>
+        </w:p>
+        <w:p>
+          <w:pPr>
+            <w:pStyle w:val="TM2"/>
+            <w:tabs>
+              <w:tab w:val="right" w:leader="dot" w:pos="9062"/>
+            </w:tabs>
+            <w:rPr>
+              <w:rFonts w:eastAsiaTheme="minorEastAsia"/>
+              <w:noProof/>
+              <w:sz w:val="24"/>
+              <w:szCs w:val="24"/>
+              <w:lang w:eastAsia="fr-FR"/>
+            </w:rPr>
+          </w:pPr>
+          <w:hyperlink w:anchor="_Toc196950749" w:history="1">
+            <w:r>
+              <w:rPr>
+                <w:rStyle w:val="Lienhypertexte"/>
+                <w:noProof/>
+              </w:rPr>
+              <w:t>MCD :</w:t>
+            </w:r>
+            <w:r>
+              <w:rPr>
+                <w:noProof/>
+                <w:webHidden/>
+              </w:rPr>
+              <w:tab/>
+            </w:r>
+            <w:r>
+              <w:rPr>
+                <w:noProof/>
+                <w:webHidden/>
+              </w:rPr>
+              <w:fldChar w:fldCharType="begin"/>
+            </w:r>
+            <w:r>
+              <w:rPr>
+                <w:noProof/>
+                <w:webHidden/>
+              </w:rPr>
+              <w:instrText xml:space="preserve"> PAGEREF _Toc196950749 \h </w:instrText>
+            </w:r>
+            <w:r>
+              <w:rPr>
+                <w:noProof/>
+                <w:webHidden/>
+              </w:rPr>
+            </w:r>
+            <w:r>
+              <w:rPr>
+                <w:noProof/>
+                <w:webHidden/>
+              </w:rPr>
+              <w:fldChar w:fldCharType="separate"/>
+            </w:r>
+            <w:r>
+              <w:rPr>
+                <w:noProof/>
+                <w:webHidden/>
+              </w:rPr>
+              <w:t>4</w:t>
+            </w:r>
+            <w:r>
+              <w:rPr>
+                <w:noProof/>
+                <w:webHidden/>
+              </w:rPr>
+              <w:fldChar w:fldCharType="end"/>
+            </w:r>
+          </w:hyperlink>
+        </w:p>
+        <w:p>
+          <w:pPr>
+            <w:pStyle w:val="TM2"/>
+            <w:tabs>
+              <w:tab w:val="right" w:leader="dot" w:pos="9062"/>
+            </w:tabs>
+            <w:rPr>
+              <w:rFonts w:eastAsiaTheme="minorEastAsia"/>
+              <w:noProof/>
+              <w:sz w:val="24"/>
+              <w:szCs w:val="24"/>
+              <w:lang w:eastAsia="fr-FR"/>
+            </w:rPr>
+          </w:pPr>
+          <w:hyperlink w:anchor="_Toc196950750" w:history="1">
+            <w:r>
+              <w:rPr>
+                <w:rStyle w:val="Lienhypertexte"/>
+                <w:noProof/>
+              </w:rPr>
+              <w:t>MLD :</w:t>
+            </w:r>
+            <w:r>
+              <w:rPr>
+                <w:noProof/>
+                <w:webHidden/>
+              </w:rPr>
+              <w:tab/>
+            </w:r>
+            <w:r>
+              <w:rPr>
+                <w:noProof/>
+                <w:webHidden/>
+              </w:rPr>
+              <w:fldChar w:fldCharType="begin"/>
+            </w:r>
+            <w:r>
+              <w:rPr>
+                <w:noProof/>
+                <w:webHidden/>
+              </w:rPr>
+              <w:instrText xml:space="preserve"> PAGEREF _Toc196950750 \h </w:instrText>
+            </w:r>
+            <w:r>
+              <w:rPr>
+                <w:noProof/>
+                <w:webHidden/>
+              </w:rPr>
+            </w:r>
+            <w:r>
+              <w:rPr>
+                <w:noProof/>
+                <w:webHidden/>
+              </w:rPr>
+              <w:fldChar w:fldCharType="separate"/>
+            </w:r>
+            <w:r>
+              <w:rPr>
+                <w:noProof/>
+                <w:webHidden/>
+              </w:rPr>
+              <w:t>5</w:t>
+            </w:r>
+            <w:r>
+              <w:rPr>
+                <w:noProof/>
+                <w:webHidden/>
+              </w:rPr>
+              <w:fldChar w:fldCharType="end"/>
+            </w:r>
+          </w:hyperlink>
+        </w:p>
+        <w:p>
+          <w:pPr>
+            <w:pStyle w:val="TM2"/>
+            <w:tabs>
+              <w:tab w:val="right" w:leader="dot" w:pos="9062"/>
+            </w:tabs>
+            <w:rPr>
+              <w:rFonts w:eastAsiaTheme="minorEastAsia"/>
+              <w:noProof/>
+              <w:sz w:val="24"/>
+              <w:szCs w:val="24"/>
+              <w:lang w:eastAsia="fr-FR"/>
+            </w:rPr>
+          </w:pPr>
+          <w:hyperlink w:anchor="_Toc196950751" w:history="1">
+            <w:r>
+              <w:rPr>
+                <w:rStyle w:val="Lienhypertexte"/>
+                <w:noProof/>
+              </w:rPr>
+              <w:t>Matrice des données (en tableau) :</w:t>
+            </w:r>
+            <w:r>
+              <w:rPr>
+                <w:noProof/>
+                <w:webHidden/>
+              </w:rPr>
+              <w:tab/>
+            </w:r>
+            <w:r>
+              <w:rPr>
+                <w:noProof/>
+                <w:webHidden/>
+              </w:rPr>
+              <w:fldChar w:fldCharType="begin"/>
+            </w:r>
+            <w:r>
+              <w:rPr>
+                <w:noProof/>
+                <w:webHidden/>
+              </w:rPr>
+              <w:instrText xml:space="preserve"> PAGEREF _Toc196950751 \h </w:instrText>
+            </w:r>
+            <w:r>
+              <w:rPr>
+                <w:noProof/>
+                <w:webHidden/>
+              </w:rPr>
+            </w:r>
+            <w:r>
+              <w:rPr>
+                <w:noProof/>
+                <w:webHidden/>
+              </w:rPr>
+              <w:fldChar w:fldCharType="separate"/>
+            </w:r>
+            <w:r>
+              <w:rPr>
+                <w:noProof/>
+                <w:webHidden/>
+              </w:rPr>
+              <w:t>5</w:t>
+            </w:r>
+            <w:r>
+              <w:rPr>
+                <w:noProof/>
+                <w:webHidden/>
+              </w:rPr>
+              <w:fldChar w:fldCharType="end"/>
+            </w:r>
+          </w:hyperlink>
+        </w:p>
+        <w:p>
+          <w:r>
+            <w:rPr>
+              <w:b/>
+              <w:bCs/>
+            </w:rPr>
+            <w:fldChar w:fldCharType="end"/>
+          </w:r>
+        </w:p>
+      </w:sdtContent>
+    </w:sdt>
     <w:p>
       <w:pPr>
         <w:spacing w:after="0"/>
@@ -110,18 +531,22 @@
       <w:pPr>
         <w:pStyle w:val="Titre2"/>
       </w:pPr>
+      <w:bookmarkStart w:id="1" w:name="_Toc196950747"/>
       <w:r>
         <w:t>Cas d’</w:t>
       </w:r>
-      <w:proofErr w:type="spellStart"/>
-      <w:r>
-        <w:t>utilisaiton</w:t>
-      </w:r>
-      <w:proofErr w:type="spellEnd"/>
-      <w:r>
-        <w:t xml:space="preserve"> : </w:t>
-      </w:r>
-    </w:p>
+      <w:r>
+        <w:t>utilisation</w:t>
+      </w:r>
+      <w:r>
+        <w:t> :</w:t>
+      </w:r>
+      <w:bookmarkEnd w:id="1"/>
+      <w:r>
+        <w:t xml:space="preserve"> </w:t>
+      </w:r>
+    </w:p>
+    <w:p/>
     <w:p>
       <w:pPr>
         <w:spacing w:after="0"/>
@@ -413,6 +838,7 @@
         <w:spacing w:after="0"/>
       </w:pPr>
       <w:r>
+        <w:lastRenderedPageBreak/>
         <w:t>Obligation de rendre les livres avant la fin de l’abonnement en cas de non-renouvellement</w:t>
       </w:r>
     </w:p>
@@ -553,7 +979,6 @@
         <w:spacing w:after="0"/>
       </w:pPr>
       <w:r>
-        <w:lastRenderedPageBreak/>
         <w:t>Gestion des abonnés et employés</w:t>
       </w:r>
     </w:p>
@@ -753,19 +1178,6 @@
     </w:p>
     <w:p>
       <w:pPr>
-        <w:pStyle w:val="Titre2"/>
-      </w:pPr>
-      <w:r>
-        <w:t xml:space="preserve">Diagram de classe : </w:t>
-      </w:r>
-    </w:p>
-    <w:p>
-      <w:pPr>
-        <w:spacing w:after="0"/>
-      </w:pPr>
-    </w:p>
-    <w:p>
-      <w:pPr>
         <w:rPr>
           <w:rFonts w:asciiTheme="majorHAnsi" w:eastAsiaTheme="majorEastAsia" w:hAnsiTheme="majorHAnsi" w:cstheme="majorBidi"/>
           <w:color w:val="0F4761" w:themeColor="accent1" w:themeShade="BF"/>
@@ -781,8 +1193,162 @@
       <w:pPr>
         <w:pStyle w:val="Titre2"/>
       </w:pPr>
-      <w:r>
-        <w:t xml:space="preserve">MCD : </w:t>
+      <w:bookmarkStart w:id="2" w:name="_Toc196950748"/>
+      <w:r>
+        <w:t>Diagram</w:t>
+      </w:r>
+      <w:r>
+        <w:t>me</w:t>
+      </w:r>
+      <w:r>
+        <w:t xml:space="preserve"> de classe :</w:t>
+      </w:r>
+      <w:bookmarkEnd w:id="2"/>
+      <w:r>
+        <w:t xml:space="preserve"> </w:t>
+      </w:r>
+    </w:p>
+    <w:p>
+      <w:r>
+        <w:t xml:space="preserve">On peut voir sur ce </w:t>
+      </w:r>
+      <w:r>
+        <w:t>d</w:t>
+      </w:r>
+      <w:r>
+        <w:t xml:space="preserve">iagramme, tous les attributs de chaque </w:t>
+      </w:r>
+      <w:proofErr w:type="gramStart"/>
+      <w:r>
+        <w:t>tables</w:t>
+      </w:r>
+      <w:proofErr w:type="gramEnd"/>
+      <w:r>
+        <w:t xml:space="preserve"> ainsi que leurs méthodes (directe ou indirecte) clés.</w:t>
+      </w:r>
+    </w:p>
+    <w:p>
+      <w:pPr>
+        <w:spacing w:after="0"/>
+      </w:pPr>
+    </w:p>
+    <w:p>
+      <w:r>
+        <w:drawing>
+          <wp:inline distT="0" distB="0" distL="0" distR="0" wp14:anchorId="38C49A0A" wp14:editId="4142641B">
+            <wp:extent cx="5760720" cy="4085590"/>
+            <wp:effectExtent l="0" t="0" r="0" b="0"/>
+            <wp:docPr id="1239093196" name="Image 1" descr="Une image contenant texte, capture d’écran, diagramme, ligne&#10;&#10;Le contenu généré par l’IA peut être incorrect."/>
+            <wp:cNvGraphicFramePr>
+              <a:graphicFrameLocks xmlns:a="http://schemas.openxmlformats.org/drawingml/2006/main" noChangeAspect="1"/>
+            </wp:cNvGraphicFramePr>
+            <a:graphic xmlns:a="http://schemas.openxmlformats.org/drawingml/2006/main">
+              <a:graphicData uri="http://schemas.openxmlformats.org/drawingml/2006/picture">
+                <pic:pic xmlns:pic="http://schemas.openxmlformats.org/drawingml/2006/picture">
+                  <pic:nvPicPr>
+                    <pic:cNvPr id="1239093196" name="Image 1" descr="Une image contenant texte, capture d’écran, diagramme, ligne&#10;&#10;Le contenu généré par l’IA peut être incorrect."/>
+                    <pic:cNvPicPr/>
+                  </pic:nvPicPr>
+                  <pic:blipFill>
+                    <a:blip r:embed="rId8"/>
+                    <a:stretch>
+                      <a:fillRect/>
+                    </a:stretch>
+                  </pic:blipFill>
+                  <pic:spPr>
+                    <a:xfrm>
+                      <a:off x="0" y="0"/>
+                      <a:ext cx="5760720" cy="4085590"/>
+                    </a:xfrm>
+                    <a:prstGeom prst="rect">
+                      <a:avLst/>
+                    </a:prstGeom>
+                  </pic:spPr>
+                </pic:pic>
+              </a:graphicData>
+            </a:graphic>
+          </wp:inline>
+        </w:drawing>
+      </w:r>
+    </w:p>
+    <w:p>
+      <w:pPr>
+        <w:rPr>
+          <w:rFonts w:asciiTheme="majorHAnsi" w:eastAsiaTheme="majorEastAsia" w:hAnsiTheme="majorHAnsi" w:cstheme="majorBidi"/>
+          <w:color w:val="0F4761" w:themeColor="accent1" w:themeShade="BF"/>
+          <w:sz w:val="32"/>
+          <w:szCs w:val="32"/>
+        </w:rPr>
+      </w:pPr>
+      <w:r>
+        <w:drawing>
+          <wp:inline distT="0" distB="0" distL="0" distR="0" wp14:anchorId="267727DA" wp14:editId="08CBF6E9">
+            <wp:extent cx="2883771" cy="1014292"/>
+            <wp:effectExtent l="0" t="0" r="0" b="0"/>
+            <wp:docPr id="1146833618" name="Image 1" descr="Une image contenant texte, Police, reçu, blanc&#10;&#10;Le contenu généré par l’IA peut être incorrect."/>
+            <wp:cNvGraphicFramePr>
+              <a:graphicFrameLocks xmlns:a="http://schemas.openxmlformats.org/drawingml/2006/main" noChangeAspect="1"/>
+            </wp:cNvGraphicFramePr>
+            <a:graphic xmlns:a="http://schemas.openxmlformats.org/drawingml/2006/main">
+              <a:graphicData uri="http://schemas.openxmlformats.org/drawingml/2006/picture">
+                <pic:pic xmlns:pic="http://schemas.openxmlformats.org/drawingml/2006/picture">
+                  <pic:nvPicPr>
+                    <pic:cNvPr id="1146833618" name="Image 1" descr="Une image contenant texte, Police, reçu, blanc&#10;&#10;Le contenu généré par l’IA peut être incorrect."/>
+                    <pic:cNvPicPr/>
+                  </pic:nvPicPr>
+                  <pic:blipFill>
+                    <a:blip r:embed="rId9"/>
+                    <a:stretch>
+                      <a:fillRect/>
+                    </a:stretch>
+                  </pic:blipFill>
+                  <pic:spPr>
+                    <a:xfrm>
+                      <a:off x="0" y="0"/>
+                      <a:ext cx="2916655" cy="1025858"/>
+                    </a:xfrm>
+                    <a:prstGeom prst="rect">
+                      <a:avLst/>
+                    </a:prstGeom>
+                  </pic:spPr>
+                </pic:pic>
+              </a:graphicData>
+            </a:graphic>
+          </wp:inline>
+        </w:drawing>
+      </w:r>
+      <w:r>
+        <w:br w:type="page"/>
+      </w:r>
+    </w:p>
+    <w:p>
+      <w:pPr>
+        <w:pStyle w:val="Titre2"/>
+      </w:pPr>
+      <w:bookmarkStart w:id="3" w:name="_Toc196950749"/>
+      <w:r>
+        <w:t>MCD :</w:t>
+      </w:r>
+      <w:bookmarkEnd w:id="3"/>
+      <w:r>
+        <w:t xml:space="preserve"> </w:t>
+      </w:r>
+    </w:p>
+    <w:p>
+      <w:r>
+        <w:t xml:space="preserve">Si nous nous focalisons sur les attributs de chaque table, alors nous </w:t>
+      </w:r>
+      <w:r>
+        <w:t>apercevrons</w:t>
+      </w:r>
+      <w:r>
+        <w:t xml:space="preserve"> le MCD (</w:t>
+      </w:r>
+      <w:r>
+        <w:t>Modèle Conceptuel de Données</w:t>
+      </w:r>
+      <w:r>
+        <w:t>) :</w:t>
       </w:r>
     </w:p>
     <w:p>
@@ -809,7 +1375,7 @@
                     <pic:cNvPicPr/>
                   </pic:nvPicPr>
                   <pic:blipFill>
-                    <a:blip r:embed="rId5"/>
+                    <a:blip r:embed="rId10"/>
                     <a:stretch>
                       <a:fillRect/>
                     </a:stretch>
@@ -839,6 +1405,46 @@
       <w:pPr>
         <w:spacing w:after="0"/>
       </w:pPr>
+      <w:proofErr w:type="gramStart"/>
+      <w:r>
+        <w:t>légende</w:t>
+      </w:r>
+      <w:proofErr w:type="gramEnd"/>
+      <w:r>
+        <w:t xml:space="preserve"> : </w:t>
+      </w:r>
+    </w:p>
+    <w:p>
+      <w:pPr>
+        <w:spacing w:after="0"/>
+      </w:pPr>
+      <w:r>
+        <w:t>- bleu : les associations</w:t>
+      </w:r>
+    </w:p>
+    <w:p>
+      <w:pPr>
+        <w:spacing w:after="0"/>
+      </w:pPr>
+      <w:r>
+        <w:t xml:space="preserve">- bleu foncé : les associations qui </w:t>
+      </w:r>
+      <w:proofErr w:type="gramStart"/>
+      <w:r>
+        <w:t>crée</w:t>
+      </w:r>
+      <w:proofErr w:type="gramEnd"/>
+      <w:r>
+        <w:t xml:space="preserve"> une nouvelle table</w:t>
+      </w:r>
+      <w:r>
+        <w:br/>
+        <w:t>- souligné : clé primaire, élément unique qui sert d’identifiant</w:t>
+      </w:r>
+      <w:r>
+        <w:br/>
+        <w:t xml:space="preserve">- gras : élément unique </w:t>
+      </w:r>
     </w:p>
     <w:p>
       <w:pPr>
@@ -857,9 +1463,41 @@
       <w:pPr>
         <w:pStyle w:val="Titre2"/>
       </w:pPr>
-      <w:r>
-        <w:t xml:space="preserve">MLD : </w:t>
-      </w:r>
+      <w:bookmarkStart w:id="4" w:name="_Toc196950750"/>
+      <w:r>
+        <w:t>MLD :</w:t>
+      </w:r>
+      <w:bookmarkEnd w:id="4"/>
+      <w:r>
+        <w:t xml:space="preserve"> </w:t>
+      </w:r>
+    </w:p>
+    <w:p>
+      <w:pPr>
+        <w:spacing w:after="0"/>
+      </w:pPr>
+      <w:r>
+        <w:t xml:space="preserve">Si nous retranscrivons le MCD de </w:t>
+      </w:r>
+      <w:proofErr w:type="gramStart"/>
+      <w:r>
+        <w:t>façons écrite</w:t>
+      </w:r>
+      <w:proofErr w:type="gramEnd"/>
+      <w:r>
+        <w:t>, alors, nous aurons le MCD (</w:t>
+      </w:r>
+      <w:r>
+        <w:t>Modèle logique de données</w:t>
+      </w:r>
+      <w:r>
+        <w:t xml:space="preserve">) : </w:t>
+      </w:r>
+    </w:p>
+    <w:p>
+      <w:pPr>
+        <w:spacing w:after="0"/>
+      </w:pPr>
     </w:p>
     <w:p>
       <w:pPr>
@@ -899,13 +1537,1172 @@
           <w:i/>
           <w:iCs/>
         </w:rPr>
-        <w:t xml:space="preserve"> VARCHAR(50) </w:t>
+        <w:t xml:space="preserve"> </w:t>
+      </w:r>
+      <w:proofErr w:type="gramStart"/>
+      <w:r>
+        <w:rPr>
+          <w:i/>
+          <w:iCs/>
+        </w:rPr>
+        <w:t>VARCHAR(</w:t>
+      </w:r>
+      <w:proofErr w:type="gramEnd"/>
+      <w:r>
+        <w:rPr>
+          <w:i/>
+          <w:iCs/>
+        </w:rPr>
+        <w:t>50</w:t>
+      </w:r>
+      <w:proofErr w:type="gramStart"/>
+      <w:r>
+        <w:rPr>
+          <w:i/>
+          <w:iCs/>
+        </w:rPr>
+        <w:t xml:space="preserve">) </w:t>
+      </w:r>
+      <w:r>
+        <w:t>,</w:t>
+      </w:r>
+      <w:proofErr w:type="gramEnd"/>
+      <w:r>
+        <w:t xml:space="preserve"> </w:t>
+      </w:r>
+      <w:proofErr w:type="spellStart"/>
+      <w:r>
+        <w:t>Prenom</w:t>
+      </w:r>
+      <w:proofErr w:type="spellEnd"/>
+      <w:r>
+        <w:rPr>
+          <w:i/>
+          <w:iCs/>
+        </w:rPr>
+        <w:t xml:space="preserve"> </w:t>
+      </w:r>
+      <w:proofErr w:type="gramStart"/>
+      <w:r>
+        <w:rPr>
+          <w:i/>
+          <w:iCs/>
+        </w:rPr>
+        <w:t>VARCHAR(</w:t>
+      </w:r>
+      <w:proofErr w:type="gramEnd"/>
+      <w:r>
+        <w:rPr>
+          <w:i/>
+          <w:iCs/>
+        </w:rPr>
+        <w:t>50</w:t>
+      </w:r>
+      <w:proofErr w:type="gramStart"/>
+      <w:r>
+        <w:rPr>
+          <w:i/>
+          <w:iCs/>
+        </w:rPr>
+        <w:t xml:space="preserve">) </w:t>
+      </w:r>
+      <w:r>
+        <w:t>,</w:t>
+      </w:r>
+      <w:proofErr w:type="gramEnd"/>
+      <w:r>
+        <w:t xml:space="preserve"> </w:t>
+      </w:r>
+      <w:proofErr w:type="spellStart"/>
+      <w:r>
+        <w:t>DateNaissance</w:t>
+      </w:r>
+      <w:proofErr w:type="spellEnd"/>
+      <w:r>
+        <w:rPr>
+          <w:i/>
+          <w:iCs/>
+        </w:rPr>
+        <w:t xml:space="preserve"> DATE</w:t>
+      </w:r>
+      <w:r>
+        <w:t>, Adresse1</w:t>
+      </w:r>
+      <w:r>
+        <w:rPr>
+          <w:i/>
+          <w:iCs/>
+        </w:rPr>
+        <w:t xml:space="preserve"> </w:t>
+      </w:r>
+      <w:proofErr w:type="gramStart"/>
+      <w:r>
+        <w:rPr>
+          <w:i/>
+          <w:iCs/>
+        </w:rPr>
+        <w:t>VARCHAR(</w:t>
+      </w:r>
+      <w:proofErr w:type="gramEnd"/>
+      <w:r>
+        <w:rPr>
+          <w:i/>
+          <w:iCs/>
+        </w:rPr>
+        <w:t>50</w:t>
+      </w:r>
+      <w:proofErr w:type="gramStart"/>
+      <w:r>
+        <w:rPr>
+          <w:i/>
+          <w:iCs/>
+        </w:rPr>
+        <w:t xml:space="preserve">) </w:t>
+      </w:r>
+      <w:r>
+        <w:t>,</w:t>
+      </w:r>
+      <w:proofErr w:type="gramEnd"/>
+      <w:r>
+        <w:t xml:space="preserve"> Adresse2</w:t>
+      </w:r>
+      <w:r>
+        <w:rPr>
+          <w:i/>
+          <w:iCs/>
+        </w:rPr>
+        <w:t xml:space="preserve"> </w:t>
+      </w:r>
+      <w:proofErr w:type="gramStart"/>
+      <w:r>
+        <w:rPr>
+          <w:i/>
+          <w:iCs/>
+        </w:rPr>
+        <w:t>VARCHAR(</w:t>
+      </w:r>
+      <w:proofErr w:type="gramEnd"/>
+      <w:r>
+        <w:rPr>
+          <w:i/>
+          <w:iCs/>
+        </w:rPr>
+        <w:t>50</w:t>
+      </w:r>
+      <w:proofErr w:type="gramStart"/>
+      <w:r>
+        <w:rPr>
+          <w:i/>
+          <w:iCs/>
+        </w:rPr>
+        <w:t xml:space="preserve">) </w:t>
+      </w:r>
+      <w:r>
+        <w:t>,</w:t>
+      </w:r>
+      <w:proofErr w:type="gramEnd"/>
+      <w:r>
+        <w:t xml:space="preserve"> Ville</w:t>
+      </w:r>
+      <w:r>
+        <w:rPr>
+          <w:i/>
+          <w:iCs/>
+        </w:rPr>
+        <w:t xml:space="preserve"> </w:t>
+      </w:r>
+      <w:proofErr w:type="gramStart"/>
+      <w:r>
+        <w:rPr>
+          <w:i/>
+          <w:iCs/>
+        </w:rPr>
+        <w:t>VARCHAR(</w:t>
+      </w:r>
+      <w:proofErr w:type="gramEnd"/>
+      <w:r>
+        <w:rPr>
+          <w:i/>
+          <w:iCs/>
+        </w:rPr>
+        <w:t>50</w:t>
+      </w:r>
+      <w:proofErr w:type="gramStart"/>
+      <w:r>
+        <w:rPr>
+          <w:i/>
+          <w:iCs/>
+        </w:rPr>
+        <w:t xml:space="preserve">) </w:t>
+      </w:r>
+      <w:r>
+        <w:t>,</w:t>
+      </w:r>
+      <w:proofErr w:type="gramEnd"/>
+      <w:r>
+        <w:t xml:space="preserve"> Pays</w:t>
+      </w:r>
+      <w:r>
+        <w:rPr>
+          <w:i/>
+          <w:iCs/>
+        </w:rPr>
+        <w:t xml:space="preserve"> </w:t>
+      </w:r>
+      <w:proofErr w:type="gramStart"/>
+      <w:r>
+        <w:rPr>
+          <w:i/>
+          <w:iCs/>
+        </w:rPr>
+        <w:t>VARCHAR(</w:t>
+      </w:r>
+      <w:proofErr w:type="gramEnd"/>
+      <w:r>
+        <w:rPr>
+          <w:i/>
+          <w:iCs/>
+        </w:rPr>
+        <w:t>50</w:t>
+      </w:r>
+      <w:proofErr w:type="gramStart"/>
+      <w:r>
+        <w:rPr>
+          <w:i/>
+          <w:iCs/>
+        </w:rPr>
+        <w:t xml:space="preserve">) </w:t>
+      </w:r>
+      <w:r>
+        <w:t>,</w:t>
+      </w:r>
+      <w:proofErr w:type="gramEnd"/>
+      <w:r>
+        <w:t xml:space="preserve"> Mail</w:t>
+      </w:r>
+      <w:r>
+        <w:rPr>
+          <w:b/>
+          <w:bCs/>
+          <w:i/>
+          <w:iCs/>
+        </w:rPr>
+        <w:t xml:space="preserve"> </w:t>
+      </w:r>
+      <w:proofErr w:type="gramStart"/>
+      <w:r>
+        <w:rPr>
+          <w:b/>
+          <w:bCs/>
+          <w:i/>
+          <w:iCs/>
+        </w:rPr>
+        <w:t>VARCHAR(</w:t>
+      </w:r>
+      <w:proofErr w:type="gramEnd"/>
+      <w:r>
+        <w:rPr>
+          <w:b/>
+          <w:bCs/>
+          <w:i/>
+          <w:iCs/>
+        </w:rPr>
+        <w:t>50</w:t>
+      </w:r>
+      <w:proofErr w:type="gramStart"/>
+      <w:r>
+        <w:rPr>
+          <w:b/>
+          <w:bCs/>
+          <w:i/>
+          <w:iCs/>
+        </w:rPr>
+        <w:t xml:space="preserve">) </w:t>
+      </w:r>
+      <w:r>
+        <w:t>,</w:t>
+      </w:r>
+      <w:proofErr w:type="gramEnd"/>
+      <w:r>
+        <w:t xml:space="preserve"> </w:t>
+      </w:r>
+      <w:proofErr w:type="spellStart"/>
+      <w:r>
+        <w:t>NumeroTelephone</w:t>
+      </w:r>
+      <w:proofErr w:type="spellEnd"/>
+      <w:r>
+        <w:rPr>
+          <w:i/>
+          <w:iCs/>
+        </w:rPr>
+        <w:t xml:space="preserve"> </w:t>
+      </w:r>
+      <w:proofErr w:type="gramStart"/>
+      <w:r>
+        <w:rPr>
+          <w:i/>
+          <w:iCs/>
+        </w:rPr>
+        <w:t>VARCHAR(</w:t>
+      </w:r>
+      <w:proofErr w:type="gramEnd"/>
+      <w:r>
+        <w:rPr>
+          <w:i/>
+          <w:iCs/>
+        </w:rPr>
+        <w:t>50</w:t>
+      </w:r>
+      <w:proofErr w:type="gramStart"/>
+      <w:r>
+        <w:rPr>
+          <w:i/>
+          <w:iCs/>
+        </w:rPr>
+        <w:t xml:space="preserve">) </w:t>
+      </w:r>
+      <w:r>
+        <w:t>,</w:t>
+      </w:r>
+      <w:proofErr w:type="gramEnd"/>
+      <w:r>
+        <w:t xml:space="preserve"> Situation</w:t>
+      </w:r>
+      <w:r>
+        <w:rPr>
+          <w:i/>
+          <w:iCs/>
+        </w:rPr>
+        <w:t xml:space="preserve"> </w:t>
+      </w:r>
+      <w:proofErr w:type="gramStart"/>
+      <w:r>
+        <w:rPr>
+          <w:i/>
+          <w:iCs/>
+        </w:rPr>
+        <w:t>VARCHAR(</w:t>
+      </w:r>
+      <w:proofErr w:type="gramEnd"/>
+      <w:r>
+        <w:rPr>
+          <w:i/>
+          <w:iCs/>
+        </w:rPr>
+        <w:t>50</w:t>
+      </w:r>
+      <w:proofErr w:type="gramStart"/>
+      <w:r>
+        <w:rPr>
+          <w:i/>
+          <w:iCs/>
+        </w:rPr>
+        <w:t xml:space="preserve">) </w:t>
+      </w:r>
+      <w:r>
+        <w:rPr>
+          <w:b/>
+          <w:bCs/>
+        </w:rPr>
+        <w:t>)</w:t>
+      </w:r>
+      <w:proofErr w:type="gramEnd"/>
+      <w:r>
+        <w:rPr>
+          <w:b/>
+          <w:bCs/>
+        </w:rPr>
+        <w:t>;</w:t>
+      </w:r>
+    </w:p>
+    <w:p>
+      <w:pPr>
+        <w:spacing w:after="0"/>
+      </w:pPr>
+      <w:proofErr w:type="spellStart"/>
+      <w:r>
+        <w:rPr>
+          <w:b/>
+          <w:bCs/>
+        </w:rPr>
+        <w:t>Employe</w:t>
+      </w:r>
+      <w:proofErr w:type="spellEnd"/>
+      <w:r>
+        <w:rPr>
+          <w:b/>
+          <w:bCs/>
+        </w:rPr>
+        <w:t xml:space="preserve"> = (</w:t>
+      </w:r>
+      <w:r>
+        <w:rPr>
+          <w:b/>
+          <w:bCs/>
+          <w:i/>
+          <w:iCs/>
+          <w:u w:val="single"/>
+        </w:rPr>
+        <w:t>#IdUtilisateur</w:t>
+      </w:r>
+      <w:r>
+        <w:t>, Statut</w:t>
+      </w:r>
+      <w:r>
+        <w:rPr>
+          <w:i/>
+          <w:iCs/>
+        </w:rPr>
+        <w:t xml:space="preserve"> </w:t>
+      </w:r>
+      <w:proofErr w:type="gramStart"/>
+      <w:r>
+        <w:rPr>
+          <w:i/>
+          <w:iCs/>
+        </w:rPr>
+        <w:t>VARCHAR(</w:t>
+      </w:r>
+      <w:proofErr w:type="gramEnd"/>
+      <w:r>
+        <w:rPr>
+          <w:i/>
+          <w:iCs/>
+        </w:rPr>
+        <w:t>50</w:t>
+      </w:r>
+      <w:proofErr w:type="gramStart"/>
+      <w:r>
+        <w:rPr>
+          <w:i/>
+          <w:iCs/>
+        </w:rPr>
+        <w:t xml:space="preserve">) </w:t>
+      </w:r>
+      <w:r>
+        <w:rPr>
+          <w:b/>
+          <w:bCs/>
+        </w:rPr>
+        <w:t>)</w:t>
+      </w:r>
+      <w:proofErr w:type="gramEnd"/>
+      <w:r>
+        <w:rPr>
+          <w:b/>
+          <w:bCs/>
+        </w:rPr>
+        <w:t>;</w:t>
+      </w:r>
+    </w:p>
+    <w:p>
+      <w:pPr>
+        <w:spacing w:after="0"/>
+      </w:pPr>
+      <w:r>
+        <w:rPr>
+          <w:b/>
+          <w:bCs/>
+        </w:rPr>
+        <w:t>Document = (</w:t>
+      </w:r>
+      <w:proofErr w:type="spellStart"/>
+      <w:r>
+        <w:rPr>
+          <w:b/>
+          <w:bCs/>
+          <w:u w:val="single"/>
+        </w:rPr>
+        <w:t>IdDocument</w:t>
+      </w:r>
+      <w:proofErr w:type="spellEnd"/>
+      <w:r>
+        <w:rPr>
+          <w:b/>
+          <w:bCs/>
+          <w:i/>
+          <w:iCs/>
+        </w:rPr>
+        <w:t xml:space="preserve"> INT AUTO_INCREMENT</w:t>
+      </w:r>
+      <w:r>
+        <w:t>, Titre</w:t>
+      </w:r>
+      <w:r>
+        <w:rPr>
+          <w:i/>
+          <w:iCs/>
+        </w:rPr>
+        <w:t xml:space="preserve"> </w:t>
+      </w:r>
+      <w:proofErr w:type="gramStart"/>
+      <w:r>
+        <w:rPr>
+          <w:i/>
+          <w:iCs/>
+        </w:rPr>
+        <w:t>VARCHAR(</w:t>
+      </w:r>
+      <w:proofErr w:type="gramEnd"/>
+      <w:r>
+        <w:rPr>
+          <w:i/>
+          <w:iCs/>
+        </w:rPr>
+        <w:t>50</w:t>
+      </w:r>
+      <w:proofErr w:type="gramStart"/>
+      <w:r>
+        <w:rPr>
+          <w:i/>
+          <w:iCs/>
+        </w:rPr>
+        <w:t xml:space="preserve">) </w:t>
+      </w:r>
+      <w:r>
+        <w:t>,</w:t>
+      </w:r>
+      <w:proofErr w:type="gramEnd"/>
+      <w:r>
+        <w:t xml:space="preserve"> </w:t>
+      </w:r>
+      <w:proofErr w:type="spellStart"/>
+      <w:r>
+        <w:t>Annee</w:t>
+      </w:r>
+      <w:proofErr w:type="spellEnd"/>
+      <w:r>
+        <w:rPr>
+          <w:i/>
+          <w:iCs/>
+        </w:rPr>
+        <w:t xml:space="preserve"> DATE</w:t>
+      </w:r>
+      <w:r>
+        <w:t>, Auteur</w:t>
+      </w:r>
+      <w:r>
+        <w:rPr>
+          <w:i/>
+          <w:iCs/>
+        </w:rPr>
+        <w:t xml:space="preserve"> </w:t>
+      </w:r>
+      <w:proofErr w:type="gramStart"/>
+      <w:r>
+        <w:rPr>
+          <w:i/>
+          <w:iCs/>
+        </w:rPr>
+        <w:t>VARCHAR(</w:t>
+      </w:r>
+      <w:proofErr w:type="gramEnd"/>
+      <w:r>
+        <w:rPr>
+          <w:i/>
+          <w:iCs/>
+        </w:rPr>
+        <w:t>50</w:t>
+      </w:r>
+      <w:proofErr w:type="gramStart"/>
+      <w:r>
+        <w:rPr>
+          <w:i/>
+          <w:iCs/>
+        </w:rPr>
+        <w:t xml:space="preserve">) </w:t>
+      </w:r>
+      <w:r>
+        <w:t>,</w:t>
+      </w:r>
+      <w:proofErr w:type="gramEnd"/>
+      <w:r>
+        <w:t xml:space="preserve"> </w:t>
+      </w:r>
+      <w:proofErr w:type="spellStart"/>
+      <w:r>
+        <w:t>Resume</w:t>
+      </w:r>
+      <w:proofErr w:type="spellEnd"/>
+      <w:r>
+        <w:rPr>
+          <w:i/>
+          <w:iCs/>
+        </w:rPr>
+        <w:t xml:space="preserve"> TEXT</w:t>
+      </w:r>
+      <w:r>
+        <w:t>, stock</w:t>
+      </w:r>
+      <w:r>
+        <w:rPr>
+          <w:i/>
+          <w:iCs/>
+        </w:rPr>
+        <w:t xml:space="preserve"> INT</w:t>
+      </w:r>
+      <w:proofErr w:type="gramStart"/>
+      <w:r>
+        <w:rPr>
+          <w:b/>
+          <w:bCs/>
+        </w:rPr>
+        <w:t>);</w:t>
+      </w:r>
+      <w:proofErr w:type="gramEnd"/>
+    </w:p>
+    <w:p>
+      <w:pPr>
+        <w:spacing w:after="0"/>
+      </w:pPr>
+      <w:r>
+        <w:rPr>
+          <w:b/>
+          <w:bCs/>
+        </w:rPr>
+        <w:t>Livre = (</w:t>
+      </w:r>
+      <w:r>
+        <w:rPr>
+          <w:b/>
+          <w:bCs/>
+          <w:i/>
+          <w:iCs/>
+          <w:u w:val="single"/>
+        </w:rPr>
+        <w:t>#IdDocument</w:t>
       </w:r>
       <w:r>
         <w:t xml:space="preserve">, </w:t>
       </w:r>
+      <w:r>
+        <w:rPr>
+          <w:b/>
+          <w:bCs/>
+        </w:rPr>
+        <w:t>ISBN</w:t>
+      </w:r>
+      <w:r>
+        <w:rPr>
+          <w:b/>
+          <w:bCs/>
+          <w:i/>
+          <w:iCs/>
+        </w:rPr>
+        <w:t xml:space="preserve"> </w:t>
+      </w:r>
+      <w:proofErr w:type="gramStart"/>
+      <w:r>
+        <w:rPr>
+          <w:b/>
+          <w:bCs/>
+          <w:i/>
+          <w:iCs/>
+        </w:rPr>
+        <w:t>VARCHAR(</w:t>
+      </w:r>
+      <w:proofErr w:type="gramEnd"/>
+      <w:r>
+        <w:rPr>
+          <w:b/>
+          <w:bCs/>
+          <w:i/>
+          <w:iCs/>
+        </w:rPr>
+        <w:t>50</w:t>
+      </w:r>
+      <w:proofErr w:type="gramStart"/>
+      <w:r>
+        <w:rPr>
+          <w:b/>
+          <w:bCs/>
+          <w:i/>
+          <w:iCs/>
+        </w:rPr>
+        <w:t xml:space="preserve">) </w:t>
+      </w:r>
+      <w:r>
+        <w:t>,</w:t>
+      </w:r>
+      <w:proofErr w:type="gramEnd"/>
+      <w:r>
+        <w:t xml:space="preserve"> </w:t>
+      </w:r>
       <w:proofErr w:type="spellStart"/>
       <w:r>
+        <w:t>NombrePage</w:t>
+      </w:r>
+      <w:proofErr w:type="spellEnd"/>
+      <w:r>
+        <w:rPr>
+          <w:i/>
+          <w:iCs/>
+        </w:rPr>
+        <w:t xml:space="preserve"> INT</w:t>
+      </w:r>
+      <w:r>
+        <w:t>, Genre</w:t>
+      </w:r>
+      <w:r>
+        <w:rPr>
+          <w:i/>
+          <w:iCs/>
+        </w:rPr>
+        <w:t xml:space="preserve"> </w:t>
+      </w:r>
+      <w:proofErr w:type="gramStart"/>
+      <w:r>
+        <w:rPr>
+          <w:i/>
+          <w:iCs/>
+        </w:rPr>
+        <w:t>VARCHAR(</w:t>
+      </w:r>
+      <w:proofErr w:type="gramEnd"/>
+      <w:r>
+        <w:rPr>
+          <w:i/>
+          <w:iCs/>
+        </w:rPr>
+        <w:t>50</w:t>
+      </w:r>
+      <w:proofErr w:type="gramStart"/>
+      <w:r>
+        <w:rPr>
+          <w:i/>
+          <w:iCs/>
+        </w:rPr>
+        <w:t xml:space="preserve">) </w:t>
+      </w:r>
+      <w:r>
+        <w:rPr>
+          <w:b/>
+          <w:bCs/>
+        </w:rPr>
+        <w:t>)</w:t>
+      </w:r>
+      <w:proofErr w:type="gramEnd"/>
+      <w:r>
+        <w:rPr>
+          <w:b/>
+          <w:bCs/>
+        </w:rPr>
+        <w:t>;</w:t>
+      </w:r>
+    </w:p>
+    <w:p>
+      <w:pPr>
+        <w:spacing w:after="0"/>
+      </w:pPr>
+      <w:proofErr w:type="spellStart"/>
+      <w:r>
+        <w:rPr>
+          <w:b/>
+          <w:bCs/>
+        </w:rPr>
+        <w:t>TitrePeriodique</w:t>
+      </w:r>
+      <w:proofErr w:type="spellEnd"/>
+      <w:r>
+        <w:rPr>
+          <w:b/>
+          <w:bCs/>
+        </w:rPr>
+        <w:t xml:space="preserve"> = (</w:t>
+      </w:r>
+      <w:r>
+        <w:rPr>
+          <w:b/>
+          <w:bCs/>
+          <w:i/>
+          <w:iCs/>
+          <w:u w:val="single"/>
+        </w:rPr>
+        <w:t>#IdDocument</w:t>
+      </w:r>
+      <w:r>
+        <w:t xml:space="preserve">, </w:t>
+      </w:r>
+      <w:proofErr w:type="spellStart"/>
+      <w:r>
+        <w:t>Numero</w:t>
+      </w:r>
+      <w:proofErr w:type="spellEnd"/>
+      <w:r>
+        <w:rPr>
+          <w:i/>
+          <w:iCs/>
+        </w:rPr>
+        <w:t xml:space="preserve"> INT</w:t>
+      </w:r>
+      <w:r>
+        <w:t xml:space="preserve">, </w:t>
+      </w:r>
+      <w:proofErr w:type="spellStart"/>
+      <w:r>
+        <w:t>DatePublication</w:t>
+      </w:r>
+      <w:proofErr w:type="spellEnd"/>
+      <w:r>
+        <w:rPr>
+          <w:i/>
+          <w:iCs/>
+        </w:rPr>
+        <w:t xml:space="preserve"> DATE</w:t>
+      </w:r>
+      <w:r>
+        <w:t>, Type</w:t>
+      </w:r>
+      <w:r>
+        <w:rPr>
+          <w:i/>
+          <w:iCs/>
+        </w:rPr>
+        <w:t xml:space="preserve"> </w:t>
+      </w:r>
+      <w:proofErr w:type="gramStart"/>
+      <w:r>
+        <w:rPr>
+          <w:i/>
+          <w:iCs/>
+        </w:rPr>
+        <w:t>VARCHAR(</w:t>
+      </w:r>
+      <w:proofErr w:type="gramEnd"/>
+      <w:r>
+        <w:rPr>
+          <w:i/>
+          <w:iCs/>
+        </w:rPr>
+        <w:t>50</w:t>
+      </w:r>
+      <w:proofErr w:type="gramStart"/>
+      <w:r>
+        <w:rPr>
+          <w:i/>
+          <w:iCs/>
+        </w:rPr>
+        <w:t xml:space="preserve">) </w:t>
+      </w:r>
+      <w:r>
+        <w:rPr>
+          <w:b/>
+          <w:bCs/>
+        </w:rPr>
+        <w:t>)</w:t>
+      </w:r>
+      <w:proofErr w:type="gramEnd"/>
+      <w:r>
+        <w:rPr>
+          <w:b/>
+          <w:bCs/>
+        </w:rPr>
+        <w:t>;</w:t>
+      </w:r>
+    </w:p>
+    <w:p>
+      <w:pPr>
+        <w:spacing w:after="0"/>
+      </w:pPr>
+      <w:r>
+        <w:rPr>
+          <w:b/>
+          <w:bCs/>
+        </w:rPr>
+        <w:t>Sonore = (</w:t>
+      </w:r>
+      <w:r>
+        <w:rPr>
+          <w:b/>
+          <w:bCs/>
+          <w:i/>
+          <w:iCs/>
+          <w:u w:val="single"/>
+        </w:rPr>
+        <w:t>#IdDocument</w:t>
+      </w:r>
+      <w:r>
+        <w:t xml:space="preserve">, </w:t>
+      </w:r>
+      <w:proofErr w:type="spellStart"/>
+      <w:r>
+        <w:t>Duree</w:t>
+      </w:r>
+      <w:proofErr w:type="spellEnd"/>
+      <w:r>
+        <w:rPr>
+          <w:i/>
+          <w:iCs/>
+        </w:rPr>
+        <w:t xml:space="preserve"> INT</w:t>
+      </w:r>
+      <w:r>
+        <w:t>, Format</w:t>
+      </w:r>
+      <w:r>
+        <w:rPr>
+          <w:i/>
+          <w:iCs/>
+        </w:rPr>
+        <w:t xml:space="preserve"> </w:t>
+      </w:r>
+      <w:proofErr w:type="gramStart"/>
+      <w:r>
+        <w:rPr>
+          <w:i/>
+          <w:iCs/>
+        </w:rPr>
+        <w:t>VARCHAR(</w:t>
+      </w:r>
+      <w:proofErr w:type="gramEnd"/>
+      <w:r>
+        <w:rPr>
+          <w:i/>
+          <w:iCs/>
+        </w:rPr>
+        <w:t>50</w:t>
+      </w:r>
+      <w:proofErr w:type="gramStart"/>
+      <w:r>
+        <w:rPr>
+          <w:i/>
+          <w:iCs/>
+        </w:rPr>
+        <w:t xml:space="preserve">) </w:t>
+      </w:r>
+      <w:r>
+        <w:t>,</w:t>
+      </w:r>
+      <w:proofErr w:type="gramEnd"/>
+      <w:r>
+        <w:t xml:space="preserve"> </w:t>
+      </w:r>
+      <w:proofErr w:type="spellStart"/>
+      <w:r>
+        <w:t>Interprete</w:t>
+      </w:r>
+      <w:proofErr w:type="spellEnd"/>
+      <w:r>
+        <w:rPr>
+          <w:i/>
+          <w:iCs/>
+        </w:rPr>
+        <w:t xml:space="preserve"> </w:t>
+      </w:r>
+      <w:proofErr w:type="gramStart"/>
+      <w:r>
+        <w:rPr>
+          <w:i/>
+          <w:iCs/>
+        </w:rPr>
+        <w:t>VARCHAR(</w:t>
+      </w:r>
+      <w:proofErr w:type="gramEnd"/>
+      <w:r>
+        <w:rPr>
+          <w:i/>
+          <w:iCs/>
+        </w:rPr>
+        <w:t>50</w:t>
+      </w:r>
+      <w:proofErr w:type="gramStart"/>
+      <w:r>
+        <w:rPr>
+          <w:i/>
+          <w:iCs/>
+        </w:rPr>
+        <w:t xml:space="preserve">) </w:t>
+      </w:r>
+      <w:r>
+        <w:rPr>
+          <w:b/>
+          <w:bCs/>
+        </w:rPr>
+        <w:t>)</w:t>
+      </w:r>
+      <w:proofErr w:type="gramEnd"/>
+      <w:r>
+        <w:rPr>
+          <w:b/>
+          <w:bCs/>
+        </w:rPr>
+        <w:t>;</w:t>
+      </w:r>
+    </w:p>
+    <w:p>
+      <w:pPr>
+        <w:spacing w:after="0"/>
+      </w:pPr>
+      <w:proofErr w:type="spellStart"/>
+      <w:r>
+        <w:rPr>
+          <w:b/>
+          <w:bCs/>
+        </w:rPr>
+        <w:t>Video</w:t>
+      </w:r>
+      <w:proofErr w:type="spellEnd"/>
+      <w:r>
+        <w:rPr>
+          <w:b/>
+          <w:bCs/>
+        </w:rPr>
+        <w:t xml:space="preserve"> = (</w:t>
+      </w:r>
+      <w:r>
+        <w:rPr>
+          <w:b/>
+          <w:bCs/>
+          <w:i/>
+          <w:iCs/>
+          <w:u w:val="single"/>
+        </w:rPr>
+        <w:t>#IdDocument</w:t>
+      </w:r>
+      <w:r>
+        <w:t xml:space="preserve">, </w:t>
+      </w:r>
+      <w:proofErr w:type="spellStart"/>
+      <w:r>
+        <w:t>Duree</w:t>
+      </w:r>
+      <w:proofErr w:type="spellEnd"/>
+      <w:r>
+        <w:rPr>
+          <w:i/>
+          <w:iCs/>
+        </w:rPr>
+        <w:t xml:space="preserve"> INT</w:t>
+      </w:r>
+      <w:r>
+        <w:t>, Format</w:t>
+      </w:r>
+      <w:r>
+        <w:rPr>
+          <w:i/>
+          <w:iCs/>
+        </w:rPr>
+        <w:t xml:space="preserve"> </w:t>
+      </w:r>
+      <w:proofErr w:type="gramStart"/>
+      <w:r>
+        <w:rPr>
+          <w:i/>
+          <w:iCs/>
+        </w:rPr>
+        <w:t>VARCHAR(</w:t>
+      </w:r>
+      <w:proofErr w:type="gramEnd"/>
+      <w:r>
+        <w:rPr>
+          <w:i/>
+          <w:iCs/>
+        </w:rPr>
+        <w:t>50</w:t>
+      </w:r>
+      <w:proofErr w:type="gramStart"/>
+      <w:r>
+        <w:rPr>
+          <w:i/>
+          <w:iCs/>
+        </w:rPr>
+        <w:t xml:space="preserve">) </w:t>
+      </w:r>
+      <w:r>
+        <w:t>,</w:t>
+      </w:r>
+      <w:proofErr w:type="gramEnd"/>
+      <w:r>
+        <w:t xml:space="preserve"> </w:t>
+      </w:r>
+      <w:proofErr w:type="spellStart"/>
+      <w:r>
+        <w:t>Realisateur</w:t>
+      </w:r>
+      <w:proofErr w:type="spellEnd"/>
+      <w:r>
+        <w:rPr>
+          <w:i/>
+          <w:iCs/>
+        </w:rPr>
+        <w:t xml:space="preserve"> </w:t>
+      </w:r>
+      <w:proofErr w:type="gramStart"/>
+      <w:r>
+        <w:rPr>
+          <w:i/>
+          <w:iCs/>
+        </w:rPr>
+        <w:t>VARCHAR(</w:t>
+      </w:r>
+      <w:proofErr w:type="gramEnd"/>
+      <w:r>
+        <w:rPr>
+          <w:i/>
+          <w:iCs/>
+        </w:rPr>
+        <w:t>50</w:t>
+      </w:r>
+      <w:proofErr w:type="gramStart"/>
+      <w:r>
+        <w:rPr>
+          <w:i/>
+          <w:iCs/>
+        </w:rPr>
+        <w:t xml:space="preserve">) </w:t>
+      </w:r>
+      <w:r>
+        <w:rPr>
+          <w:b/>
+          <w:bCs/>
+        </w:rPr>
+        <w:t>)</w:t>
+      </w:r>
+      <w:proofErr w:type="gramEnd"/>
+      <w:r>
+        <w:rPr>
+          <w:b/>
+          <w:bCs/>
+        </w:rPr>
+        <w:t>;</w:t>
+      </w:r>
+    </w:p>
+    <w:p>
+      <w:pPr>
+        <w:spacing w:after="0"/>
+      </w:pPr>
+      <w:r>
+        <w:rPr>
+          <w:b/>
+          <w:bCs/>
+        </w:rPr>
+        <w:t>Auteur = (</w:t>
+      </w:r>
+      <w:proofErr w:type="spellStart"/>
+      <w:r>
+        <w:rPr>
+          <w:b/>
+          <w:bCs/>
+          <w:u w:val="single"/>
+        </w:rPr>
+        <w:t>IdAuteur</w:t>
+      </w:r>
+      <w:proofErr w:type="spellEnd"/>
+      <w:r>
+        <w:rPr>
+          <w:b/>
+          <w:bCs/>
+          <w:i/>
+          <w:iCs/>
+        </w:rPr>
+        <w:t xml:space="preserve"> INT AUTO_INCREMENT</w:t>
+      </w:r>
+      <w:r>
+        <w:t xml:space="preserve">, </w:t>
+      </w:r>
+      <w:proofErr w:type="spellStart"/>
+      <w:r>
         <w:t>Prenom</w:t>
       </w:r>
       <w:proofErr w:type="spellEnd"/>
@@ -914,14 +2711,230 @@
           <w:i/>
           <w:iCs/>
         </w:rPr>
-        <w:t xml:space="preserve"> VARCHAR(50) </w:t>
+        <w:t xml:space="preserve"> </w:t>
+      </w:r>
+      <w:proofErr w:type="gramStart"/>
+      <w:r>
+        <w:rPr>
+          <w:i/>
+          <w:iCs/>
+        </w:rPr>
+        <w:t>VARCHAR(</w:t>
+      </w:r>
+      <w:proofErr w:type="gramEnd"/>
+      <w:r>
+        <w:rPr>
+          <w:i/>
+          <w:iCs/>
+        </w:rPr>
+        <w:t>50</w:t>
+      </w:r>
+      <w:proofErr w:type="gramStart"/>
+      <w:r>
+        <w:rPr>
+          <w:i/>
+          <w:iCs/>
+        </w:rPr>
+        <w:t xml:space="preserve">) </w:t>
+      </w:r>
+      <w:r>
+        <w:t>,</w:t>
+      </w:r>
+      <w:proofErr w:type="gramEnd"/>
+      <w:r>
+        <w:t xml:space="preserve"> Nom</w:t>
+      </w:r>
+      <w:r>
+        <w:rPr>
+          <w:i/>
+          <w:iCs/>
+        </w:rPr>
+        <w:t xml:space="preserve"> </w:t>
+      </w:r>
+      <w:proofErr w:type="gramStart"/>
+      <w:r>
+        <w:rPr>
+          <w:i/>
+          <w:iCs/>
+        </w:rPr>
+        <w:t>VARCHAR(</w:t>
+      </w:r>
+      <w:proofErr w:type="gramEnd"/>
+      <w:r>
+        <w:rPr>
+          <w:i/>
+          <w:iCs/>
+        </w:rPr>
+        <w:t>50</w:t>
+      </w:r>
+      <w:proofErr w:type="gramStart"/>
+      <w:r>
+        <w:rPr>
+          <w:i/>
+          <w:iCs/>
+        </w:rPr>
+        <w:t xml:space="preserve">) </w:t>
+      </w:r>
+      <w:r>
+        <w:t>,</w:t>
+      </w:r>
+      <w:proofErr w:type="gramEnd"/>
+      <w:r>
+        <w:t xml:space="preserve"> Description</w:t>
+      </w:r>
+      <w:r>
+        <w:rPr>
+          <w:i/>
+          <w:iCs/>
+        </w:rPr>
+        <w:t xml:space="preserve"> TEXT</w:t>
+      </w:r>
+      <w:proofErr w:type="gramStart"/>
+      <w:r>
+        <w:rPr>
+          <w:b/>
+          <w:bCs/>
+        </w:rPr>
+        <w:t>);</w:t>
+      </w:r>
+      <w:proofErr w:type="gramEnd"/>
+    </w:p>
+    <w:p>
+      <w:pPr>
+        <w:spacing w:after="0"/>
+      </w:pPr>
+      <w:r>
+        <w:rPr>
+          <w:b/>
+          <w:bCs/>
+        </w:rPr>
+        <w:t>Abonnement = (</w:t>
+      </w:r>
+      <w:proofErr w:type="spellStart"/>
+      <w:r>
+        <w:rPr>
+          <w:b/>
+          <w:bCs/>
+          <w:u w:val="single"/>
+        </w:rPr>
+        <w:t>IdAbonnement</w:t>
+      </w:r>
+      <w:proofErr w:type="spellEnd"/>
+      <w:r>
+        <w:rPr>
+          <w:b/>
+          <w:bCs/>
+          <w:i/>
+          <w:iCs/>
+        </w:rPr>
+        <w:t xml:space="preserve"> </w:t>
+      </w:r>
+      <w:proofErr w:type="gramStart"/>
+      <w:r>
+        <w:rPr>
+          <w:b/>
+          <w:bCs/>
+          <w:i/>
+          <w:iCs/>
+        </w:rPr>
+        <w:t>VARCHAR(</w:t>
+      </w:r>
+      <w:proofErr w:type="gramEnd"/>
+      <w:r>
+        <w:rPr>
+          <w:b/>
+          <w:bCs/>
+          <w:i/>
+          <w:iCs/>
+        </w:rPr>
+        <w:t>50</w:t>
+      </w:r>
+      <w:proofErr w:type="gramStart"/>
+      <w:r>
+        <w:rPr>
+          <w:b/>
+          <w:bCs/>
+          <w:i/>
+          <w:iCs/>
+        </w:rPr>
+        <w:t xml:space="preserve">) </w:t>
+      </w:r>
+      <w:r>
+        <w:t>,</w:t>
+      </w:r>
+      <w:proofErr w:type="gramEnd"/>
+      <w:r>
+        <w:t xml:space="preserve"> Tarif</w:t>
+      </w:r>
+      <w:r>
+        <w:rPr>
+          <w:i/>
+          <w:iCs/>
+        </w:rPr>
+        <w:t xml:space="preserve"> </w:t>
+      </w:r>
+      <w:proofErr w:type="gramStart"/>
+      <w:r>
+        <w:rPr>
+          <w:i/>
+          <w:iCs/>
+        </w:rPr>
+        <w:t>DECIMAL(</w:t>
+      </w:r>
+      <w:proofErr w:type="gramEnd"/>
+      <w:r>
+        <w:rPr>
+          <w:i/>
+          <w:iCs/>
+        </w:rPr>
+        <w:t>19,4)</w:t>
+      </w:r>
+      <w:proofErr w:type="gramStart"/>
+      <w:r>
+        <w:rPr>
+          <w:b/>
+          <w:bCs/>
+        </w:rPr>
+        <w:t>);</w:t>
+      </w:r>
+      <w:proofErr w:type="gramEnd"/>
+    </w:p>
+    <w:p>
+      <w:pPr>
+        <w:spacing w:after="0"/>
+      </w:pPr>
+      <w:r>
+        <w:rPr>
+          <w:b/>
+          <w:bCs/>
+        </w:rPr>
+        <w:t>Emprunt = (</w:t>
+      </w:r>
+      <w:proofErr w:type="spellStart"/>
+      <w:r>
+        <w:rPr>
+          <w:b/>
+          <w:bCs/>
+          <w:u w:val="single"/>
+        </w:rPr>
+        <w:t>IdEmprunt</w:t>
+      </w:r>
+      <w:proofErr w:type="spellEnd"/>
+      <w:r>
+        <w:rPr>
+          <w:b/>
+          <w:bCs/>
+          <w:i/>
+          <w:iCs/>
+        </w:rPr>
+        <w:t xml:space="preserve"> INT AUTO_INCREMENT</w:t>
       </w:r>
       <w:r>
         <w:t xml:space="preserve">, </w:t>
       </w:r>
       <w:proofErr w:type="spellStart"/>
       <w:r>
-        <w:t>DateNaissance</w:t>
+        <w:t>DateReservation</w:t>
       </w:r>
       <w:proofErr w:type="spellEnd"/>
       <w:r>
@@ -932,63 +2945,11 @@
         <w:t xml:space="preserve"> DATE</w:t>
       </w:r>
       <w:r>
-        <w:t>, Adresse1</w:t>
-      </w:r>
-      <w:r>
-        <w:rPr>
-          <w:i/>
-          <w:iCs/>
-        </w:rPr>
-        <w:t xml:space="preserve"> VARCHAR(50) </w:t>
-      </w:r>
-      <w:r>
-        <w:t>, Adresse2</w:t>
-      </w:r>
-      <w:r>
-        <w:rPr>
-          <w:i/>
-          <w:iCs/>
-        </w:rPr>
-        <w:t xml:space="preserve"> VARCHAR(50) </w:t>
-      </w:r>
-      <w:r>
-        <w:t>, Ville</w:t>
-      </w:r>
-      <w:r>
-        <w:rPr>
-          <w:i/>
-          <w:iCs/>
-        </w:rPr>
-        <w:t xml:space="preserve"> VARCHAR(50) </w:t>
-      </w:r>
-      <w:r>
-        <w:t>, Pays</w:t>
-      </w:r>
-      <w:r>
-        <w:rPr>
-          <w:i/>
-          <w:iCs/>
-        </w:rPr>
-        <w:t xml:space="preserve"> VARCHAR(50) </w:t>
-      </w:r>
-      <w:r>
-        <w:t>, Mail</w:t>
-      </w:r>
-      <w:r>
-        <w:rPr>
-          <w:b/>
-          <w:bCs/>
-          <w:i/>
-          <w:iCs/>
-        </w:rPr>
-        <w:t xml:space="preserve"> VARCHAR(50) </w:t>
-      </w:r>
-      <w:r>
         <w:t xml:space="preserve">, </w:t>
       </w:r>
       <w:proofErr w:type="spellStart"/>
       <w:r>
-        <w:t>NumeroTelephone</w:t>
+        <w:t>DateRenduPrevision</w:t>
       </w:r>
       <w:proofErr w:type="spellEnd"/>
       <w:r>
@@ -996,18 +2957,24 @@
           <w:i/>
           <w:iCs/>
         </w:rPr>
-        <w:t xml:space="preserve"> VARCHAR(50) </w:t>
-      </w:r>
-      <w:r>
-        <w:t>, Situation</w:t>
-      </w:r>
-      <w:r>
-        <w:rPr>
-          <w:i/>
-          <w:iCs/>
-        </w:rPr>
-        <w:t xml:space="preserve"> VARCHAR(50) </w:t>
-      </w:r>
+        <w:t xml:space="preserve"> DATE</w:t>
+      </w:r>
+      <w:r>
+        <w:t xml:space="preserve">, </w:t>
+      </w:r>
+      <w:proofErr w:type="spellStart"/>
+      <w:r>
+        <w:t>DateRendu</w:t>
+      </w:r>
+      <w:proofErr w:type="spellEnd"/>
+      <w:r>
+        <w:rPr>
+          <w:i/>
+          <w:iCs/>
+        </w:rPr>
+        <w:t xml:space="preserve"> DATE, #IdUtilisateur</w:t>
+      </w:r>
+      <w:proofErr w:type="gramStart"/>
       <w:r>
         <w:rPr>
           <w:b/>
@@ -1015,22 +2982,150 @@
         </w:rPr>
         <w:t>);</w:t>
       </w:r>
-    </w:p>
-    <w:p>
-      <w:pPr>
-        <w:spacing w:after="0"/>
-      </w:pPr>
+      <w:proofErr w:type="gramEnd"/>
+    </w:p>
+    <w:p>
+      <w:pPr>
+        <w:spacing w:after="0"/>
+      </w:pPr>
+      <w:r>
+        <w:rPr>
+          <w:b/>
+          <w:bCs/>
+        </w:rPr>
+        <w:t>Client = (</w:t>
+      </w:r>
+      <w:r>
+        <w:rPr>
+          <w:b/>
+          <w:bCs/>
+          <w:i/>
+          <w:iCs/>
+          <w:u w:val="single"/>
+        </w:rPr>
+        <w:t>#IdUtilisateur</w:t>
+      </w:r>
+      <w:r>
+        <w:t xml:space="preserve">, </w:t>
+      </w:r>
       <w:proofErr w:type="spellStart"/>
       <w:r>
-        <w:rPr>
-          <w:b/>
-          <w:bCs/>
-        </w:rPr>
-        <w:t>Employe</w:t>
+        <w:t>StatutAbonnement</w:t>
       </w:r>
       <w:proofErr w:type="spellEnd"/>
       <w:r>
         <w:rPr>
+          <w:i/>
+          <w:iCs/>
+        </w:rPr>
+        <w:t xml:space="preserve"> </w:t>
+      </w:r>
+      <w:proofErr w:type="gramStart"/>
+      <w:r>
+        <w:rPr>
+          <w:i/>
+          <w:iCs/>
+        </w:rPr>
+        <w:t>VARCHAR(</w:t>
+      </w:r>
+      <w:proofErr w:type="gramEnd"/>
+      <w:r>
+        <w:rPr>
+          <w:i/>
+          <w:iCs/>
+        </w:rPr>
+        <w:t>50</w:t>
+      </w:r>
+      <w:proofErr w:type="gramStart"/>
+      <w:r>
+        <w:rPr>
+          <w:i/>
+          <w:iCs/>
+        </w:rPr>
+        <w:t xml:space="preserve">) </w:t>
+      </w:r>
+      <w:r>
+        <w:t>,</w:t>
+      </w:r>
+      <w:proofErr w:type="gramEnd"/>
+      <w:r>
+        <w:t xml:space="preserve"> </w:t>
+      </w:r>
+      <w:proofErr w:type="spellStart"/>
+      <w:r>
+        <w:t>DateFinAbonnement</w:t>
+      </w:r>
+      <w:proofErr w:type="spellEnd"/>
+      <w:r>
+        <w:rPr>
+          <w:i/>
+          <w:iCs/>
+        </w:rPr>
+        <w:t xml:space="preserve"> DATE, #IdAbonnement</w:t>
+      </w:r>
+      <w:r>
+        <w:rPr>
+          <w:b/>
+          <w:bCs/>
+        </w:rPr>
+        <w:t>*</w:t>
+      </w:r>
+      <w:proofErr w:type="gramStart"/>
+      <w:r>
+        <w:rPr>
+          <w:b/>
+          <w:bCs/>
+        </w:rPr>
+        <w:t>);</w:t>
+      </w:r>
+      <w:proofErr w:type="gramEnd"/>
+    </w:p>
+    <w:p>
+      <w:pPr>
+        <w:spacing w:after="0"/>
+      </w:pPr>
+      <w:r>
+        <w:rPr>
+          <w:b/>
+          <w:bCs/>
+        </w:rPr>
+        <w:t>Ecrire = (</w:t>
+      </w:r>
+      <w:r>
+        <w:rPr>
+          <w:b/>
+          <w:bCs/>
+          <w:i/>
+          <w:iCs/>
+          <w:u w:val="single"/>
+        </w:rPr>
+        <w:t>#IdDocument, #IdAuteur</w:t>
+      </w:r>
+      <w:proofErr w:type="gramStart"/>
+      <w:r>
+        <w:rPr>
+          <w:b/>
+          <w:bCs/>
+        </w:rPr>
+        <w:t>);</w:t>
+      </w:r>
+      <w:proofErr w:type="gramEnd"/>
+    </w:p>
+    <w:p>
+      <w:pPr>
+        <w:spacing w:after="0"/>
+      </w:pPr>
+      <w:proofErr w:type="spellStart"/>
+      <w:r>
+        <w:rPr>
+          <w:b/>
+          <w:bCs/>
+        </w:rPr>
+        <w:t>EmpruntArticle</w:t>
+      </w:r>
+      <w:proofErr w:type="spellEnd"/>
+      <w:r>
+        <w:rPr>
           <w:b/>
           <w:bCs/>
         </w:rPr>
@@ -1044,18 +3139,9 @@
           <w:iCs/>
           <w:u w:val="single"/>
         </w:rPr>
-        <w:t>#IdUtilisateur</w:t>
-      </w:r>
-      <w:r>
-        <w:t>, Statut</w:t>
-      </w:r>
-      <w:r>
-        <w:rPr>
-          <w:i/>
-          <w:iCs/>
-        </w:rPr>
-        <w:t xml:space="preserve"> VARCHAR(50) </w:t>
-      </w:r>
+        <w:t>#IdDocument, #IdEmprunt</w:t>
+      </w:r>
+      <w:proofErr w:type="gramStart"/>
       <w:r>
         <w:rPr>
           <w:b/>
@@ -1063,739 +3149,75 @@
         </w:rPr>
         <w:t>);</w:t>
       </w:r>
-    </w:p>
-    <w:p>
-      <w:pPr>
-        <w:spacing w:after="0"/>
-      </w:pPr>
-      <w:r>
-        <w:rPr>
-          <w:b/>
-          <w:bCs/>
-        </w:rPr>
-        <w:t>Document = (</w:t>
-      </w:r>
-      <w:proofErr w:type="spellStart"/>
-      <w:r>
-        <w:rPr>
-          <w:b/>
-          <w:bCs/>
-          <w:u w:val="single"/>
-        </w:rPr>
-        <w:t>IdDocument</w:t>
-      </w:r>
-      <w:proofErr w:type="spellEnd"/>
-      <w:r>
-        <w:rPr>
-          <w:b/>
-          <w:bCs/>
-          <w:i/>
-          <w:iCs/>
-        </w:rPr>
-        <w:t xml:space="preserve"> INT AUTO_INCREMENT</w:t>
-      </w:r>
-      <w:r>
-        <w:t>, Titre</w:t>
-      </w:r>
-      <w:r>
-        <w:rPr>
-          <w:i/>
-          <w:iCs/>
-        </w:rPr>
-        <w:t xml:space="preserve"> VARCHAR(50) </w:t>
-      </w:r>
-      <w:r>
-        <w:t xml:space="preserve">, </w:t>
-      </w:r>
-      <w:proofErr w:type="spellStart"/>
-      <w:r>
-        <w:t>Annee</w:t>
-      </w:r>
-      <w:proofErr w:type="spellEnd"/>
-      <w:r>
-        <w:rPr>
-          <w:i/>
-          <w:iCs/>
-        </w:rPr>
-        <w:t xml:space="preserve"> DATE</w:t>
-      </w:r>
-      <w:r>
-        <w:t>, Auteur</w:t>
-      </w:r>
-      <w:r>
-        <w:rPr>
-          <w:i/>
-          <w:iCs/>
-        </w:rPr>
-        <w:t xml:space="preserve"> VARCHAR(50) </w:t>
-      </w:r>
-      <w:r>
-        <w:t xml:space="preserve">, </w:t>
-      </w:r>
-      <w:proofErr w:type="spellStart"/>
-      <w:r>
-        <w:t>Resume</w:t>
-      </w:r>
-      <w:proofErr w:type="spellEnd"/>
-      <w:r>
-        <w:rPr>
-          <w:i/>
-          <w:iCs/>
-        </w:rPr>
-        <w:t xml:space="preserve"> TEXT</w:t>
-      </w:r>
-      <w:r>
-        <w:t>, stock</w:t>
-      </w:r>
-      <w:r>
-        <w:rPr>
-          <w:i/>
-          <w:iCs/>
-        </w:rPr>
-        <w:t xml:space="preserve"> INT</w:t>
-      </w:r>
-      <w:r>
-        <w:rPr>
-          <w:b/>
-          <w:bCs/>
-        </w:rPr>
-        <w:t>);</w:t>
-      </w:r>
-    </w:p>
-    <w:p>
-      <w:pPr>
-        <w:spacing w:after="0"/>
-      </w:pPr>
-      <w:r>
-        <w:rPr>
-          <w:b/>
-          <w:bCs/>
-        </w:rPr>
-        <w:t>Livre = (</w:t>
-      </w:r>
-      <w:r>
-        <w:rPr>
-          <w:b/>
-          <w:bCs/>
-          <w:i/>
-          <w:iCs/>
-          <w:u w:val="single"/>
-        </w:rPr>
-        <w:t>#IdDocument</w:t>
-      </w:r>
-      <w:r>
-        <w:t xml:space="preserve">, </w:t>
-      </w:r>
-      <w:r>
-        <w:rPr>
-          <w:b/>
-          <w:bCs/>
-        </w:rPr>
-        <w:t>ISBN</w:t>
-      </w:r>
-      <w:r>
-        <w:rPr>
-          <w:b/>
-          <w:bCs/>
-          <w:i/>
-          <w:iCs/>
-        </w:rPr>
-        <w:t xml:space="preserve"> VARCHAR(50) </w:t>
-      </w:r>
-      <w:r>
-        <w:t xml:space="preserve">, </w:t>
-      </w:r>
-      <w:proofErr w:type="spellStart"/>
-      <w:r>
-        <w:t>NombrePage</w:t>
-      </w:r>
-      <w:proofErr w:type="spellEnd"/>
-      <w:r>
-        <w:rPr>
-          <w:i/>
-          <w:iCs/>
-        </w:rPr>
-        <w:t xml:space="preserve"> INT</w:t>
-      </w:r>
-      <w:r>
-        <w:t>, Genre</w:t>
-      </w:r>
-      <w:r>
-        <w:rPr>
-          <w:i/>
-          <w:iCs/>
-        </w:rPr>
-        <w:t xml:space="preserve"> VARCHAR(50) </w:t>
-      </w:r>
-      <w:r>
-        <w:rPr>
-          <w:b/>
-          <w:bCs/>
-        </w:rPr>
-        <w:t>);</w:t>
-      </w:r>
-    </w:p>
-    <w:p>
-      <w:pPr>
-        <w:spacing w:after="0"/>
-      </w:pPr>
-      <w:proofErr w:type="spellStart"/>
-      <w:r>
-        <w:rPr>
-          <w:b/>
-          <w:bCs/>
-        </w:rPr>
-        <w:t>TitrePeriodique</w:t>
-      </w:r>
-      <w:proofErr w:type="spellEnd"/>
-      <w:r>
-        <w:rPr>
-          <w:b/>
-          <w:bCs/>
-        </w:rPr>
-        <w:t xml:space="preserve"> = (</w:t>
-      </w:r>
-      <w:r>
-        <w:rPr>
-          <w:b/>
-          <w:bCs/>
-          <w:i/>
-          <w:iCs/>
-          <w:u w:val="single"/>
-        </w:rPr>
-        <w:t>#IdDocument</w:t>
-      </w:r>
-      <w:r>
-        <w:t xml:space="preserve">, </w:t>
-      </w:r>
-      <w:proofErr w:type="spellStart"/>
-      <w:r>
-        <w:t>Numero</w:t>
-      </w:r>
-      <w:proofErr w:type="spellEnd"/>
-      <w:r>
-        <w:rPr>
-          <w:i/>
-          <w:iCs/>
-        </w:rPr>
-        <w:t xml:space="preserve"> INT</w:t>
-      </w:r>
-      <w:r>
-        <w:t xml:space="preserve">, </w:t>
-      </w:r>
-      <w:proofErr w:type="spellStart"/>
-      <w:r>
-        <w:t>DatePublication</w:t>
-      </w:r>
-      <w:proofErr w:type="spellEnd"/>
-      <w:r>
-        <w:rPr>
-          <w:i/>
-          <w:iCs/>
-        </w:rPr>
-        <w:t xml:space="preserve"> DATE</w:t>
-      </w:r>
-      <w:r>
-        <w:t>, Type</w:t>
-      </w:r>
-      <w:r>
-        <w:rPr>
-          <w:i/>
-          <w:iCs/>
-        </w:rPr>
-        <w:t xml:space="preserve"> VARCHAR(50) </w:t>
-      </w:r>
-      <w:r>
-        <w:rPr>
-          <w:b/>
-          <w:bCs/>
-        </w:rPr>
-        <w:t>);</w:t>
-      </w:r>
-    </w:p>
-    <w:p>
-      <w:pPr>
-        <w:spacing w:after="0"/>
-      </w:pPr>
-      <w:r>
-        <w:rPr>
-          <w:b/>
-          <w:bCs/>
-        </w:rPr>
-        <w:t>Sonore = (</w:t>
-      </w:r>
-      <w:r>
-        <w:rPr>
-          <w:b/>
-          <w:bCs/>
-          <w:i/>
-          <w:iCs/>
-          <w:u w:val="single"/>
-        </w:rPr>
-        <w:t>#IdDocument</w:t>
-      </w:r>
-      <w:r>
-        <w:t xml:space="preserve">, </w:t>
-      </w:r>
-      <w:proofErr w:type="spellStart"/>
-      <w:r>
-        <w:t>Duree</w:t>
-      </w:r>
-      <w:proofErr w:type="spellEnd"/>
-      <w:r>
-        <w:rPr>
-          <w:i/>
-          <w:iCs/>
-        </w:rPr>
-        <w:t xml:space="preserve"> INT</w:t>
-      </w:r>
-      <w:r>
-        <w:t>, Format</w:t>
-      </w:r>
-      <w:r>
-        <w:rPr>
-          <w:i/>
-          <w:iCs/>
-        </w:rPr>
-        <w:t xml:space="preserve"> VARCHAR(50) </w:t>
-      </w:r>
-      <w:r>
-        <w:t xml:space="preserve">, </w:t>
-      </w:r>
-      <w:proofErr w:type="spellStart"/>
-      <w:r>
-        <w:t>Interprete</w:t>
-      </w:r>
-      <w:proofErr w:type="spellEnd"/>
-      <w:r>
-        <w:rPr>
-          <w:i/>
-          <w:iCs/>
-        </w:rPr>
-        <w:t xml:space="preserve"> VARCHAR(50) </w:t>
-      </w:r>
-      <w:r>
-        <w:rPr>
-          <w:b/>
-          <w:bCs/>
-        </w:rPr>
-        <w:t>);</w:t>
-      </w:r>
-    </w:p>
-    <w:p>
-      <w:pPr>
-        <w:spacing w:after="0"/>
-      </w:pPr>
-      <w:proofErr w:type="spellStart"/>
-      <w:r>
-        <w:rPr>
-          <w:b/>
-          <w:bCs/>
-        </w:rPr>
-        <w:t>Video</w:t>
-      </w:r>
-      <w:proofErr w:type="spellEnd"/>
-      <w:r>
-        <w:rPr>
-          <w:b/>
-          <w:bCs/>
-        </w:rPr>
-        <w:t xml:space="preserve"> = (</w:t>
-      </w:r>
-      <w:r>
-        <w:rPr>
-          <w:b/>
-          <w:bCs/>
-          <w:i/>
-          <w:iCs/>
-          <w:u w:val="single"/>
-        </w:rPr>
-        <w:t>#IdDocument</w:t>
-      </w:r>
-      <w:r>
-        <w:t xml:space="preserve">, </w:t>
-      </w:r>
-      <w:proofErr w:type="spellStart"/>
-      <w:r>
-        <w:t>Duree</w:t>
-      </w:r>
-      <w:proofErr w:type="spellEnd"/>
-      <w:r>
-        <w:rPr>
-          <w:i/>
-          <w:iCs/>
-        </w:rPr>
-        <w:t xml:space="preserve"> INT</w:t>
-      </w:r>
-      <w:r>
-        <w:t>, Format</w:t>
-      </w:r>
-      <w:r>
-        <w:rPr>
-          <w:i/>
-          <w:iCs/>
-        </w:rPr>
-        <w:t xml:space="preserve"> VARCHAR(50) </w:t>
-      </w:r>
-      <w:r>
-        <w:t xml:space="preserve">, </w:t>
-      </w:r>
-      <w:proofErr w:type="spellStart"/>
-      <w:r>
-        <w:t>Realisateur</w:t>
-      </w:r>
-      <w:proofErr w:type="spellEnd"/>
-      <w:r>
-        <w:rPr>
-          <w:i/>
-          <w:iCs/>
-        </w:rPr>
-        <w:t xml:space="preserve"> VARCHAR(50) </w:t>
-      </w:r>
-      <w:r>
-        <w:rPr>
-          <w:b/>
-          <w:bCs/>
-        </w:rPr>
-        <w:t>);</w:t>
-      </w:r>
-    </w:p>
-    <w:p>
-      <w:pPr>
-        <w:spacing w:after="0"/>
-      </w:pPr>
-      <w:r>
-        <w:rPr>
-          <w:b/>
-          <w:bCs/>
-        </w:rPr>
-        <w:t>Auteur = (</w:t>
-      </w:r>
-      <w:proofErr w:type="spellStart"/>
-      <w:r>
-        <w:rPr>
-          <w:b/>
-          <w:bCs/>
-          <w:u w:val="single"/>
-        </w:rPr>
-        <w:t>IdAuteur</w:t>
-      </w:r>
-      <w:proofErr w:type="spellEnd"/>
-      <w:r>
-        <w:rPr>
-          <w:b/>
-          <w:bCs/>
-          <w:i/>
-          <w:iCs/>
-        </w:rPr>
-        <w:t xml:space="preserve"> INT AUTO_INCREMENT</w:t>
-      </w:r>
-      <w:r>
-        <w:t xml:space="preserve">, </w:t>
-      </w:r>
-      <w:proofErr w:type="spellStart"/>
-      <w:r>
-        <w:t>Prenom</w:t>
-      </w:r>
-      <w:proofErr w:type="spellEnd"/>
-      <w:r>
-        <w:rPr>
-          <w:i/>
-          <w:iCs/>
-        </w:rPr>
-        <w:t xml:space="preserve"> VARCHAR(50) </w:t>
-      </w:r>
-      <w:r>
-        <w:t>, Nom</w:t>
-      </w:r>
-      <w:r>
-        <w:rPr>
-          <w:i/>
-          <w:iCs/>
-        </w:rPr>
-        <w:t xml:space="preserve"> VARCHAR(50) </w:t>
-      </w:r>
-      <w:r>
-        <w:t>, Description</w:t>
-      </w:r>
-      <w:r>
-        <w:rPr>
-          <w:i/>
-          <w:iCs/>
-        </w:rPr>
-        <w:t xml:space="preserve"> TEXT</w:t>
-      </w:r>
-      <w:r>
-        <w:rPr>
-          <w:b/>
-          <w:bCs/>
-        </w:rPr>
-        <w:t>);</w:t>
-      </w:r>
-    </w:p>
-    <w:p>
-      <w:pPr>
-        <w:spacing w:after="0"/>
-      </w:pPr>
-      <w:r>
-        <w:rPr>
-          <w:b/>
-          <w:bCs/>
-        </w:rPr>
-        <w:t>Abonnement = (</w:t>
-      </w:r>
-      <w:proofErr w:type="spellStart"/>
-      <w:r>
-        <w:rPr>
-          <w:b/>
-          <w:bCs/>
-          <w:u w:val="single"/>
-        </w:rPr>
-        <w:t>IdAbonnement</w:t>
-      </w:r>
-      <w:proofErr w:type="spellEnd"/>
-      <w:r>
-        <w:rPr>
-          <w:b/>
-          <w:bCs/>
-          <w:i/>
-          <w:iCs/>
-        </w:rPr>
-        <w:t xml:space="preserve"> VARCHAR(50) </w:t>
-      </w:r>
-      <w:r>
-        <w:t>, Tarif</w:t>
-      </w:r>
-      <w:r>
-        <w:rPr>
-          <w:i/>
-          <w:iCs/>
-        </w:rPr>
-        <w:t xml:space="preserve"> DECIMAL(19,4)</w:t>
-      </w:r>
-      <w:r>
-        <w:rPr>
-          <w:b/>
-          <w:bCs/>
-        </w:rPr>
-        <w:t>);</w:t>
-      </w:r>
-    </w:p>
-    <w:p>
-      <w:pPr>
-        <w:spacing w:after="0"/>
-      </w:pPr>
-      <w:r>
-        <w:rPr>
-          <w:b/>
-          <w:bCs/>
-        </w:rPr>
-        <w:t>Emprunt = (</w:t>
-      </w:r>
-      <w:proofErr w:type="spellStart"/>
-      <w:r>
-        <w:rPr>
-          <w:b/>
-          <w:bCs/>
-          <w:u w:val="single"/>
-        </w:rPr>
-        <w:t>IdEmprunt</w:t>
-      </w:r>
-      <w:proofErr w:type="spellEnd"/>
-      <w:r>
-        <w:rPr>
-          <w:b/>
-          <w:bCs/>
-          <w:i/>
-          <w:iCs/>
-        </w:rPr>
-        <w:t xml:space="preserve"> INT AUTO_INCREMENT</w:t>
-      </w:r>
-      <w:r>
-        <w:t xml:space="preserve">, </w:t>
-      </w:r>
-      <w:proofErr w:type="spellStart"/>
-      <w:r>
-        <w:t>DateReservation</w:t>
-      </w:r>
-      <w:proofErr w:type="spellEnd"/>
-      <w:r>
-        <w:rPr>
-          <w:i/>
-          <w:iCs/>
-        </w:rPr>
-        <w:t xml:space="preserve"> DATE</w:t>
-      </w:r>
-      <w:r>
-        <w:t xml:space="preserve">, </w:t>
-      </w:r>
-      <w:proofErr w:type="spellStart"/>
-      <w:r>
-        <w:t>DateRenduPrevision</w:t>
-      </w:r>
-      <w:proofErr w:type="spellEnd"/>
-      <w:r>
-        <w:rPr>
-          <w:i/>
-          <w:iCs/>
-        </w:rPr>
-        <w:t xml:space="preserve"> DATE</w:t>
-      </w:r>
-      <w:r>
-        <w:t xml:space="preserve">, </w:t>
-      </w:r>
-      <w:proofErr w:type="spellStart"/>
-      <w:r>
-        <w:t>DateRendu</w:t>
-      </w:r>
-      <w:proofErr w:type="spellEnd"/>
-      <w:r>
-        <w:rPr>
-          <w:i/>
-          <w:iCs/>
-        </w:rPr>
-        <w:t xml:space="preserve"> DATE, #IdUtilisateur</w:t>
-      </w:r>
-      <w:r>
-        <w:rPr>
-          <w:b/>
-          <w:bCs/>
-        </w:rPr>
-        <w:t>);</w:t>
-      </w:r>
-    </w:p>
-    <w:p>
-      <w:pPr>
-        <w:spacing w:after="0"/>
-      </w:pPr>
-      <w:r>
-        <w:rPr>
-          <w:b/>
-          <w:bCs/>
-        </w:rPr>
-        <w:t>Client = (</w:t>
-      </w:r>
-      <w:r>
-        <w:rPr>
-          <w:b/>
-          <w:bCs/>
-          <w:i/>
-          <w:iCs/>
-          <w:u w:val="single"/>
-        </w:rPr>
-        <w:t>#IdUtilisateur</w:t>
-      </w:r>
-      <w:r>
-        <w:t xml:space="preserve">, </w:t>
-      </w:r>
-      <w:proofErr w:type="spellStart"/>
-      <w:r>
-        <w:t>StatutAbonnement</w:t>
-      </w:r>
-      <w:proofErr w:type="spellEnd"/>
-      <w:r>
-        <w:rPr>
-          <w:i/>
-          <w:iCs/>
-        </w:rPr>
-        <w:t xml:space="preserve"> VARCHAR(50) </w:t>
-      </w:r>
-      <w:r>
-        <w:t xml:space="preserve">, </w:t>
-      </w:r>
-      <w:proofErr w:type="spellStart"/>
-      <w:r>
-        <w:t>DateFinAbonnement</w:t>
-      </w:r>
-      <w:proofErr w:type="spellEnd"/>
-      <w:r>
-        <w:rPr>
-          <w:i/>
-          <w:iCs/>
-        </w:rPr>
-        <w:t xml:space="preserve"> DATE, #IdAbonnement</w:t>
-      </w:r>
-      <w:r>
-        <w:rPr>
-          <w:b/>
-          <w:bCs/>
-        </w:rPr>
-        <w:t>*);</w:t>
-      </w:r>
-    </w:p>
-    <w:p>
-      <w:pPr>
-        <w:spacing w:after="0"/>
-      </w:pPr>
-      <w:r>
-        <w:rPr>
-          <w:b/>
-          <w:bCs/>
-        </w:rPr>
-        <w:t>Ecrire = (</w:t>
-      </w:r>
-      <w:r>
-        <w:rPr>
-          <w:b/>
-          <w:bCs/>
-          <w:i/>
-          <w:iCs/>
-          <w:u w:val="single"/>
-        </w:rPr>
-        <w:t>#IdDocument, #IdAuteur</w:t>
-      </w:r>
-      <w:r>
-        <w:rPr>
-          <w:b/>
-          <w:bCs/>
-        </w:rPr>
-        <w:t>);</w:t>
-      </w:r>
-    </w:p>
-    <w:p>
-      <w:pPr>
-        <w:spacing w:after="0"/>
-      </w:pPr>
-      <w:proofErr w:type="spellStart"/>
-      <w:r>
-        <w:rPr>
-          <w:b/>
-          <w:bCs/>
-        </w:rPr>
-        <w:t>EmpruntArticle</w:t>
-      </w:r>
-      <w:proofErr w:type="spellEnd"/>
-      <w:r>
-        <w:rPr>
-          <w:b/>
-          <w:bCs/>
-        </w:rPr>
-        <w:t xml:space="preserve"> = (</w:t>
-      </w:r>
-      <w:r>
-        <w:rPr>
-          <w:b/>
-          <w:bCs/>
-          <w:i/>
-          <w:iCs/>
-          <w:u w:val="single"/>
-        </w:rPr>
-        <w:t>#IdDocument, #IdEmprunt</w:t>
-      </w:r>
-      <w:r>
-        <w:rPr>
-          <w:b/>
-          <w:bCs/>
-        </w:rPr>
-        <w:t>);</w:t>
-      </w:r>
-    </w:p>
-    <w:p>
-      <w:pPr>
-        <w:spacing w:after="0"/>
-      </w:pPr>
+      <w:proofErr w:type="gramEnd"/>
+    </w:p>
+    <w:p>
+      <w:pPr>
+        <w:spacing w:after="0"/>
+      </w:pPr>
+    </w:p>
+    <w:p>
+      <w:pPr>
+        <w:pStyle w:val="Titre2"/>
+      </w:pPr>
+      <w:bookmarkStart w:id="5" w:name="_Toc196950751"/>
+      <w:r>
+        <w:t>Matrice des données (en tableau) :</w:t>
+      </w:r>
+      <w:bookmarkEnd w:id="5"/>
+    </w:p>
+    <w:p>
+      <w:pPr>
+        <w:spacing w:after="0"/>
+      </w:pPr>
+      <w:r>
+        <w:t>Cette fois-ci, vu par un tableau :</w:t>
+      </w:r>
+    </w:p>
+    <w:p>
+      <w:pPr>
+        <w:spacing w:after="0"/>
+      </w:pPr>
+      <w:r>
+        <w:drawing>
+          <wp:inline distT="0" distB="0" distL="0" distR="0" wp14:anchorId="667612F2" wp14:editId="7F5C607A">
+            <wp:extent cx="5760720" cy="3507740"/>
+            <wp:effectExtent l="0" t="0" r="0" b="0"/>
+            <wp:docPr id="412244507" name="Image 1" descr="Une image contenant texte, capture d’écran, nombre, Police&#10;&#10;Le contenu généré par l’IA peut être incorrect."/>
+            <wp:cNvGraphicFramePr>
+              <a:graphicFrameLocks xmlns:a="http://schemas.openxmlformats.org/drawingml/2006/main" noChangeAspect="1"/>
+            </wp:cNvGraphicFramePr>
+            <a:graphic xmlns:a="http://schemas.openxmlformats.org/drawingml/2006/main">
+              <a:graphicData uri="http://schemas.openxmlformats.org/drawingml/2006/picture">
+                <pic:pic xmlns:pic="http://schemas.openxmlformats.org/drawingml/2006/picture">
+                  <pic:nvPicPr>
+                    <pic:cNvPr id="412244507" name="Image 1" descr="Une image contenant texte, capture d’écran, nombre, Police&#10;&#10;Le contenu généré par l’IA peut être incorrect."/>
+                    <pic:cNvPicPr/>
+                  </pic:nvPicPr>
+                  <pic:blipFill>
+                    <a:blip r:embed="rId11"/>
+                    <a:stretch>
+                      <a:fillRect/>
+                    </a:stretch>
+                  </pic:blipFill>
+                  <pic:spPr>
+                    <a:xfrm>
+                      <a:off x="0" y="0"/>
+                      <a:ext cx="5760720" cy="3507740"/>
+                    </a:xfrm>
+                    <a:prstGeom prst="rect">
+                      <a:avLst/>
+                    </a:prstGeom>
+                  </pic:spPr>
+                </pic:pic>
+              </a:graphicData>
+            </a:graphic>
+          </wp:inline>
+        </w:drawing>
+      </w:r>
     </w:p>
     <w:sectPr>
+      <w:footerReference w:type="default" r:id="rId12"/>
       <w:pgSz w:w="11906" w:h="16838"/>
       <w:pgMar w:top="1417" w:right="1417" w:bottom="1417" w:left="1417" w:header="708" w:footer="708" w:gutter="0"/>
       <w:cols w:space="708"/>
@@ -1805,6 +3227,97 @@
 </w:document>
 </file>
 
+<file path=word/endnotes.xml><?xml version="1.0" encoding="utf-8"?>
+<w:endnotes xmlns:wpc="http://schemas.microsoft.com/office/word/2010/wordprocessingCanvas" xmlns:cx="http://schemas.microsoft.com/office/drawing/2014/chartex" xmlns:cx1="http://schemas.microsoft.com/office/drawing/2015/9/8/chartex" xmlns:cx2="http://schemas.microsoft.com/office/drawing/2015/10/21/chartex" xmlns:cx3="http://schemas.microsoft.com/office/drawing/2016/5/9/chartex" xmlns:cx4="http://schemas.microsoft.com/office/drawing/2016/5/10/chartex" xmlns:cx5="http://schemas.microsoft.com/office/drawing/2016/5/11/chartex" xmlns:cx6="http://schemas.microsoft.com/office/drawing/2016/5/12/chartex" xmlns:cx7="http://schemas.microsoft.com/office/drawing/2016/5/13/chartex" xmlns:cx8="http://schemas.microsoft.com/office/drawing/2016/5/14/chartex" xmlns:mc="http://schemas.openxmlformats.org/markup-compatibility/2006" xmlns:aink="http://schemas.microsoft.com/office/drawing/2016/ink" xmlns:am3d="http://schemas.microsoft.com/office/drawing/2017/model3d" xmlns:o="urn:schemas-microsoft-com:office:office" xmlns:oel="http://schemas.microsoft.com/office/2019/extlst" xmlns:r="http://schemas.openxmlformats.org/officeDocument/2006/relationships" xmlns:m="http://schemas.openxmlformats.org/officeDocument/2006/math" xmlns:v="urn:schemas-microsoft-com:vml" xmlns:wp14="http://schemas.microsoft.com/office/word/2010/wordprocessingDrawing" xmlns:wp="http://schemas.openxmlformats.org/drawingml/2006/wordprocessingDrawing" xmlns:w10="urn:schemas-microsoft-com:office:word" xmlns:w="http://schemas.openxmlformats.org/wordprocessingml/2006/main" xmlns:w14="http://schemas.microsoft.com/office/word/2010/wordml" xmlns:w15="http://schemas.microsoft.com/office/word/2012/wordml" xmlns:w16cex="http://schemas.microsoft.com/office/word/2018/wordml/cex" xmlns:w16cid="http://schemas.microsoft.com/office/word/2016/wordml/cid" xmlns:w16="http://schemas.microsoft.com/office/word/2018/wordml" xmlns:w16du="http://schemas.microsoft.com/office/word/2023/wordml/word16du" xmlns:w16sdtdh="http://schemas.microsoft.com/office/word/2020/wordml/sdtdatahash" xmlns:w16sdtfl="http://schemas.microsoft.com/office/word/2024/wordml/sdtformatlock" xmlns:w16se="http://schemas.microsoft.com/office/word/2015/wordml/symex" xmlns:wpg="http://schemas.microsoft.com/office/word/2010/wordprocessingGroup" xmlns:wpi="http://schemas.microsoft.com/office/word/2010/wordprocessingInk" xmlns:wne="http://schemas.microsoft.com/office/word/2006/wordml" xmlns:wps="http://schemas.microsoft.com/office/word/2010/wordprocessingShape" mc:Ignorable="w14 w15 w16se w16cid w16 w16cex w16sdtdh w16sdtfl w16du wp14">
+  <w:endnote w:type="separator" w:id="-1">
+    <w:p>
+      <w:pPr>
+        <w:spacing w:after="0" w:line="240" w:lineRule="auto"/>
+      </w:pPr>
+      <w:r>
+        <w:separator/>
+      </w:r>
+    </w:p>
+  </w:endnote>
+  <w:endnote w:type="continuationSeparator" w:id="0">
+    <w:p>
+      <w:pPr>
+        <w:spacing w:after="0" w:line="240" w:lineRule="auto"/>
+      </w:pPr>
+      <w:r>
+        <w:continuationSeparator/>
+      </w:r>
+    </w:p>
+  </w:endnote>
+</w:endnotes>
+</file>
+
+<file path=word/footer1.xml><?xml version="1.0" encoding="utf-8"?>
+<w:ftr xmlns:wpc="http://schemas.microsoft.com/office/word/2010/wordprocessingCanvas" xmlns:cx="http://schemas.microsoft.com/office/drawing/2014/chartex" xmlns:cx1="http://schemas.microsoft.com/office/drawing/2015/9/8/chartex" xmlns:cx2="http://schemas.microsoft.com/office/drawing/2015/10/21/chartex" xmlns:cx3="http://schemas.microsoft.com/office/drawing/2016/5/9/chartex" xmlns:cx4="http://schemas.microsoft.com/office/drawing/2016/5/10/chartex" xmlns:cx5="http://schemas.microsoft.com/office/drawing/2016/5/11/chartex" xmlns:cx6="http://schemas.microsoft.com/office/drawing/2016/5/12/chartex" xmlns:cx7="http://schemas.microsoft.com/office/drawing/2016/5/13/chartex" xmlns:cx8="http://schemas.microsoft.com/office/drawing/2016/5/14/chartex" xmlns:mc="http://schemas.openxmlformats.org/markup-compatibility/2006" xmlns:aink="http://schemas.microsoft.com/office/drawing/2016/ink" xmlns:am3d="http://schemas.microsoft.com/office/drawing/2017/model3d" xmlns:o="urn:schemas-microsoft-com:office:office" xmlns:oel="http://schemas.microsoft.com/office/2019/extlst" xmlns:r="http://schemas.openxmlformats.org/officeDocument/2006/relationships" xmlns:m="http://schemas.openxmlformats.org/officeDocument/2006/math" xmlns:v="urn:schemas-microsoft-com:vml" xmlns:wp14="http://schemas.microsoft.com/office/word/2010/wordprocessingDrawing" xmlns:wp="http://schemas.openxmlformats.org/drawingml/2006/wordprocessingDrawing" xmlns:w10="urn:schemas-microsoft-com:office:word" xmlns:w="http://schemas.openxmlformats.org/wordprocessingml/2006/main" xmlns:w14="http://schemas.microsoft.com/office/word/2010/wordml" xmlns:w15="http://schemas.microsoft.com/office/word/2012/wordml" xmlns:w16cex="http://schemas.microsoft.com/office/word/2018/wordml/cex" xmlns:w16cid="http://schemas.microsoft.com/office/word/2016/wordml/cid" xmlns:w16="http://schemas.microsoft.com/office/word/2018/wordml" xmlns:w16du="http://schemas.microsoft.com/office/word/2023/wordml/word16du" xmlns:w16sdtdh="http://schemas.microsoft.com/office/word/2020/wordml/sdtdatahash" xmlns:w16sdtfl="http://schemas.microsoft.com/office/word/2024/wordml/sdtformatlock" xmlns:w16se="http://schemas.microsoft.com/office/word/2015/wordml/symex" xmlns:wpg="http://schemas.microsoft.com/office/word/2010/wordprocessingGroup" xmlns:wpi="http://schemas.microsoft.com/office/word/2010/wordprocessingInk" xmlns:wne="http://schemas.microsoft.com/office/word/2006/wordml" xmlns:wps="http://schemas.microsoft.com/office/word/2010/wordprocessingShape" mc:Ignorable="w14 w15 w16se w16cid w16 w16cex w16sdtdh w16sdtfl w16du wp14">
+  <w:sdt>
+    <w:sdtPr>
+      <w:id w:val="-1728602191"/>
+      <w:docPartObj>
+        <w:docPartGallery w:val="Page Numbers (Bottom of Page)"/>
+        <w:docPartUnique/>
+      </w:docPartObj>
+    </w:sdtPr>
+    <w:sdtContent>
+      <w:p>
+        <w:pPr>
+          <w:pStyle w:val="Pieddepage"/>
+        </w:pPr>
+        <w:r>
+          <w:fldChar w:fldCharType="begin"/>
+        </w:r>
+        <w:r>
+          <w:instrText>PAGE   \* MERGEFORMAT</w:instrText>
+        </w:r>
+        <w:r>
+          <w:fldChar w:fldCharType="separate"/>
+        </w:r>
+        <w:r>
+          <w:t>2</w:t>
+        </w:r>
+        <w:r>
+          <w:fldChar w:fldCharType="end"/>
+        </w:r>
+      </w:p>
+    </w:sdtContent>
+  </w:sdt>
+  <w:p>
+    <w:pPr>
+      <w:pStyle w:val="Pieddepage"/>
+    </w:pPr>
+  </w:p>
+</w:ftr>
+</file>
+
+<file path=word/footnotes.xml><?xml version="1.0" encoding="utf-8"?>
+<w:footnotes xmlns:wpc="http://schemas.microsoft.com/office/word/2010/wordprocessingCanvas" xmlns:cx="http://schemas.microsoft.com/office/drawing/2014/chartex" xmlns:cx1="http://schemas.microsoft.com/office/drawing/2015/9/8/chartex" xmlns:cx2="http://schemas.microsoft.com/office/drawing/2015/10/21/chartex" xmlns:cx3="http://schemas.microsoft.com/office/drawing/2016/5/9/chartex" xmlns:cx4="http://schemas.microsoft.com/office/drawing/2016/5/10/chartex" xmlns:cx5="http://schemas.microsoft.com/office/drawing/2016/5/11/chartex" xmlns:cx6="http://schemas.microsoft.com/office/drawing/2016/5/12/chartex" xmlns:cx7="http://schemas.microsoft.com/office/drawing/2016/5/13/chartex" xmlns:cx8="http://schemas.microsoft.com/office/drawing/2016/5/14/chartex" xmlns:mc="http://schemas.openxmlformats.org/markup-compatibility/2006" xmlns:aink="http://schemas.microsoft.com/office/drawing/2016/ink" xmlns:am3d="http://schemas.microsoft.com/office/drawing/2017/model3d" xmlns:o="urn:schemas-microsoft-com:office:office" xmlns:oel="http://schemas.microsoft.com/office/2019/extlst" xmlns:r="http://schemas.openxmlformats.org/officeDocument/2006/relationships" xmlns:m="http://schemas.openxmlformats.org/officeDocument/2006/math" xmlns:v="urn:schemas-microsoft-com:vml" xmlns:wp14="http://schemas.microsoft.com/office/word/2010/wordprocessingDrawing" xmlns:wp="http://schemas.openxmlformats.org/drawingml/2006/wordprocessingDrawing" xmlns:w10="urn:schemas-microsoft-com:office:word" xmlns:w="http://schemas.openxmlformats.org/wordprocessingml/2006/main" xmlns:w14="http://schemas.microsoft.com/office/word/2010/wordml" xmlns:w15="http://schemas.microsoft.com/office/word/2012/wordml" xmlns:w16cex="http://schemas.microsoft.com/office/word/2018/wordml/cex" xmlns:w16cid="http://schemas.microsoft.com/office/word/2016/wordml/cid" xmlns:w16="http://schemas.microsoft.com/office/word/2018/wordml" xmlns:w16du="http://schemas.microsoft.com/office/word/2023/wordml/word16du" xmlns:w16sdtdh="http://schemas.microsoft.com/office/word/2020/wordml/sdtdatahash" xmlns:w16sdtfl="http://schemas.microsoft.com/office/word/2024/wordml/sdtformatlock" xmlns:w16se="http://schemas.microsoft.com/office/word/2015/wordml/symex" xmlns:wpg="http://schemas.microsoft.com/office/word/2010/wordprocessingGroup" xmlns:wpi="http://schemas.microsoft.com/office/word/2010/wordprocessingInk" xmlns:wne="http://schemas.microsoft.com/office/word/2006/wordml" xmlns:wps="http://schemas.microsoft.com/office/word/2010/wordprocessingShape" mc:Ignorable="w14 w15 w16se w16cid w16 w16cex w16sdtdh w16sdtfl w16du wp14">
+  <w:footnote w:type="separator" w:id="-1">
+    <w:p>
+      <w:pPr>
+        <w:spacing w:after="0" w:line="240" w:lineRule="auto"/>
+      </w:pPr>
+      <w:r>
+        <w:separator/>
+      </w:r>
+    </w:p>
+  </w:footnote>
+  <w:footnote w:type="continuationSeparator" w:id="0">
+    <w:p>
+      <w:pPr>
+        <w:spacing w:after="0" w:line="240" w:lineRule="auto"/>
+      </w:pPr>
+      <w:r>
+        <w:continuationSeparator/>
+      </w:r>
+    </w:p>
+  </w:footnote>
+</w:footnotes>
+</file>
+
 <file path=word/numbering.xml><?xml version="1.0" encoding="utf-8"?>
 <w:numbering xmlns:wpc="http://schemas.microsoft.com/office/word/2010/wordprocessingCanvas" xmlns:cx="http://schemas.microsoft.com/office/drawing/2014/chartex" xmlns:cx1="http://schemas.microsoft.com/office/drawing/2015/9/8/chartex" xmlns:cx2="http://schemas.microsoft.com/office/drawing/2015/10/21/chartex" xmlns:cx3="http://schemas.microsoft.com/office/drawing/2016/5/9/chartex" xmlns:cx4="http://schemas.microsoft.com/office/drawing/2016/5/10/chartex" xmlns:cx5="http://schemas.microsoft.com/office/drawing/2016/5/11/chartex" xmlns:cx6="http://schemas.microsoft.com/office/drawing/2016/5/12/chartex" xmlns:cx7="http://schemas.microsoft.com/office/drawing/2016/5/13/chartex" xmlns:cx8="http://schemas.microsoft.com/office/drawing/2016/5/14/chartex" xmlns:mc="http://schemas.openxmlformats.org/markup-compatibility/2006" xmlns:aink="http://schemas.microsoft.com/office/drawing/2016/ink" xmlns:am3d="http://schemas.microsoft.com/office/drawing/2017/model3d" xmlns:o="urn:schemas-microsoft-com:office:office" xmlns:oel="http://schemas.microsoft.com/office/2019/extlst" xmlns:r="http://schemas.openxmlformats.org/officeDocument/2006/relationships" xmlns:m="http://schemas.openxmlformats.org/officeDocument/2006/math" xmlns:v="urn:schemas-microsoft-com:vml" xmlns:wp14="http://schemas.microsoft.com/office/word/2010/wordprocessingDrawing" xmlns:wp="http://schemas.openxmlformats.org/drawingml/2006/wordprocessingDrawing" xmlns:w10="urn:schemas-microsoft-com:office:word" xmlns:w="http://schemas.openxmlformats.org/wordprocessingml/2006/main" xmlns:w14="http://schemas.microsoft.com/office/word/2010/wordml" xmlns:w15="http://schemas.microsoft.com/office/word/2012/wordml" xmlns:w16cex="http://schemas.microsoft.com/office/word/2018/wordml/cex" xmlns:w16cid="http://schemas.microsoft.com/office/word/2016/wordml/cid" xmlns:w16="http://schemas.microsoft.com/office/word/2018/wordml" xmlns:w16du="http://schemas.microsoft.com/office/word/2023/wordml/word16du" xmlns:w16sdtdh="http://schemas.microsoft.com/office/word/2020/wordml/sdtdatahash" xmlns:w16sdtfl="http://schemas.microsoft.com/office/word/2024/wordml/sdtformatlock" xmlns:w16se="http://schemas.microsoft.com/office/word/2015/wordml/symex" xmlns:wpg="http://schemas.microsoft.com/office/word/2010/wordprocessingGroup" xmlns:wpi="http://schemas.microsoft.com/office/word/2010/wordprocessingInk" xmlns:wne="http://schemas.microsoft.com/office/word/2006/wordml" xmlns:wps="http://schemas.microsoft.com/office/word/2010/wordprocessingShape" mc:Ignorable="w14 w15 w16se w16cid w16 w16cex w16sdtdh w16sdtfl w16du wp14">
   <w:abstractNum w:abstractNumId="0" w15:restartNumberingAfterBreak="0">
@@ -2704,7 +4217,7 @@
   <w:abstractNum w:abstractNumId="6" w15:restartNumberingAfterBreak="0">
     <w:nsid w:val="4F69457F"/>
     <w:multiLevelType w:val="multilevel"/>
-    <w:tmpl w:val="B8EA7C68"/>
+    <w:tmpl w:val="0CD47910"/>
     <w:lvl w:ilvl="0">
       <w:start w:val="1"/>
       <w:numFmt w:val="bullet"/>
@@ -2737,20 +4250,15 @@
         <w:sz w:val="20"/>
       </w:rPr>
     </w:lvl>
-    <w:lvl w:ilvl="2" w:tentative="1">
-      <w:start w:val="1"/>
-      <w:numFmt w:val="bullet"/>
-      <w:lvlText w:val=""/>
-      <w:lvlJc w:val="left"/>
-      <w:pPr>
-        <w:tabs>
-          <w:tab w:val="num" w:pos="2160"/>
-        </w:tabs>
+    <w:lvl w:ilvl="2">
+      <w:numFmt w:val="bullet"/>
+      <w:lvlText w:val="-"/>
+      <w:lvlJc w:val="left"/>
+      <w:pPr>
         <w:ind w:left="2160" w:hanging="360"/>
       </w:pPr>
       <w:rPr>
-        <w:rFonts w:ascii="Wingdings" w:hAnsi="Wingdings" w:hint="default"/>
-        <w:sz w:val="20"/>
+        <w:rFonts w:ascii="Aptos" w:eastAsiaTheme="minorHAnsi" w:hAnsi="Aptos" w:cstheme="minorBidi" w:hint="default"/>
       </w:rPr>
     </w:lvl>
     <w:lvl w:ilvl="3" w:tentative="1">
@@ -3780,7 +5288,6 @@
   <w:style w:type="character" w:default="1" w:styleId="Policepardfaut">
     <w:name w:val="Default Paragraph Font"/>
     <w:uiPriority w:val="1"/>
-    <w:semiHidden/>
     <w:unhideWhenUsed/>
   </w:style>
   <w:style w:type="table" w:default="1" w:styleId="TableauNormal">
@@ -4093,6 +5600,126 @@
       <w:spacing w:val="5"/>
     </w:rPr>
   </w:style>
+  <w:style w:type="character" w:styleId="Numrodeligne">
+    <w:name w:val="line number"/>
+    <w:basedOn w:val="Policepardfaut"/>
+    <w:uiPriority w:val="99"/>
+    <w:semiHidden/>
+    <w:unhideWhenUsed/>
+    <w:rsid w:val="002A3FD3"/>
+  </w:style>
+  <w:style w:type="paragraph" w:styleId="En-tte">
+    <w:name w:val="header"/>
+    <w:basedOn w:val="Normal"/>
+    <w:link w:val="En-tteCar"/>
+    <w:uiPriority w:val="99"/>
+    <w:unhideWhenUsed/>
+    <w:rsid w:val="002A3FD3"/>
+    <w:pPr>
+      <w:tabs>
+        <w:tab w:val="center" w:pos="4536"/>
+        <w:tab w:val="right" w:pos="9072"/>
+      </w:tabs>
+      <w:spacing w:after="0" w:line="240" w:lineRule="auto"/>
+    </w:pPr>
+  </w:style>
+  <w:style w:type="character" w:customStyle="1" w:styleId="En-tteCar">
+    <w:name w:val="En-tête Car"/>
+    <w:basedOn w:val="Policepardfaut"/>
+    <w:link w:val="En-tte"/>
+    <w:uiPriority w:val="99"/>
+    <w:rsid w:val="002A3FD3"/>
+  </w:style>
+  <w:style w:type="paragraph" w:styleId="Pieddepage">
+    <w:name w:val="footer"/>
+    <w:basedOn w:val="Normal"/>
+    <w:link w:val="PieddepageCar"/>
+    <w:uiPriority w:val="99"/>
+    <w:unhideWhenUsed/>
+    <w:rsid w:val="002A3FD3"/>
+    <w:pPr>
+      <w:tabs>
+        <w:tab w:val="center" w:pos="4536"/>
+        <w:tab w:val="right" w:pos="9072"/>
+      </w:tabs>
+      <w:spacing w:after="0" w:line="240" w:lineRule="auto"/>
+    </w:pPr>
+  </w:style>
+  <w:style w:type="character" w:customStyle="1" w:styleId="PieddepageCar">
+    <w:name w:val="Pied de page Car"/>
+    <w:basedOn w:val="Policepardfaut"/>
+    <w:link w:val="Pieddepage"/>
+    <w:uiPriority w:val="99"/>
+    <w:rsid w:val="002A3FD3"/>
+  </w:style>
+  <w:style w:type="paragraph" w:styleId="En-ttedetabledesmatires">
+    <w:name w:val="TOC Heading"/>
+    <w:basedOn w:val="Titre1"/>
+    <w:next w:val="Normal"/>
+    <w:uiPriority w:val="39"/>
+    <w:unhideWhenUsed/>
+    <w:qFormat/>
+    <w:rsid w:val="002A3FD3"/>
+    <w:pPr>
+      <w:spacing w:before="240" w:after="0"/>
+      <w:outlineLvl w:val="9"/>
+    </w:pPr>
+    <w:rPr>
+      <w:kern w:val="0"/>
+      <w:sz w:val="32"/>
+      <w:szCs w:val="32"/>
+      <w:lang w:eastAsia="fr-FR"/>
+      <w14:ligatures w14:val="none"/>
+    </w:rPr>
+  </w:style>
+  <w:style w:type="paragraph" w:styleId="TM1">
+    <w:name w:val="toc 1"/>
+    <w:basedOn w:val="Normal"/>
+    <w:next w:val="Normal"/>
+    <w:autoRedefine/>
+    <w:uiPriority w:val="39"/>
+    <w:unhideWhenUsed/>
+    <w:rsid w:val="002A3FD3"/>
+    <w:pPr>
+      <w:spacing w:after="100"/>
+    </w:pPr>
+  </w:style>
+  <w:style w:type="paragraph" w:styleId="TM2">
+    <w:name w:val="toc 2"/>
+    <w:basedOn w:val="Normal"/>
+    <w:next w:val="Normal"/>
+    <w:autoRedefine/>
+    <w:uiPriority w:val="39"/>
+    <w:unhideWhenUsed/>
+    <w:rsid w:val="002A3FD3"/>
+    <w:pPr>
+      <w:spacing w:after="100"/>
+      <w:ind w:left="220"/>
+    </w:pPr>
+  </w:style>
+  <w:style w:type="character" w:styleId="Lienhypertexte">
+    <w:name w:val="Hyperlink"/>
+    <w:basedOn w:val="Policepardfaut"/>
+    <w:uiPriority w:val="99"/>
+    <w:unhideWhenUsed/>
+    <w:rsid w:val="002A3FD3"/>
+    <w:rPr>
+      <w:color w:val="467886" w:themeColor="hyperlink"/>
+      <w:u w:val="single"/>
+    </w:rPr>
+  </w:style>
+  <w:style w:type="character" w:styleId="Mentionnonrsolue">
+    <w:name w:val="Unresolved Mention"/>
+    <w:basedOn w:val="Policepardfaut"/>
+    <w:uiPriority w:val="99"/>
+    <w:semiHidden/>
+    <w:unhideWhenUsed/>
+    <w:rsid w:val="003E4DDB"/>
+    <w:rPr>
+      <w:color w:val="605E5C"/>
+      <w:shd w:val="clear" w:color="auto" w:fill="E1DFDD"/>
+    </w:rPr>
+  </w:style>
 </w:styles>
 </file>
 
@@ -4389,4 +6016,16 @@
     </a:ext>
   </a:extLst>
 </a:theme>
+</file>
+
+<file path=customXml/item1.xml><?xml version="1.0" encoding="utf-8"?>
+<b:Sources xmlns:b="http://schemas.openxmlformats.org/officeDocument/2006/bibliography" xmlns="http://schemas.openxmlformats.org/officeDocument/2006/bibliography" SelectedStyle="\APASixthEditionOfficeOnline.xsl" StyleName="APA" Version="6"/>
+</file>
+
+<file path=customXml/itemProps1.xml><?xml version="1.0" encoding="utf-8"?>
+<ds:datastoreItem xmlns:ds="http://schemas.openxmlformats.org/officeDocument/2006/customXml" ds:itemID="{CD1752FE-D788-421C-AD37-7B948656CD24}">
+  <ds:schemaRefs>
+    <ds:schemaRef ds:uri="http://schemas.openxmlformats.org/officeDocument/2006/bibliography"/>
+  </ds:schemaRefs>
+</ds:datastoreItem>
 </file>
--- a/Doc/DOC.docx
+++ b/Doc/DOC.docx
@@ -42,6 +42,15 @@
     </w:p>
     <w:sdt>
       <w:sdtPr>
+        <w:rPr>
+          <w:rFonts w:asciiTheme="minorHAnsi" w:eastAsiaTheme="minorHAnsi" w:hAnsiTheme="minorHAnsi" w:cstheme="minorBidi"/>
+          <w:color w:val="auto"/>
+          <w:kern w:val="2"/>
+          <w:sz w:val="22"/>
+          <w:szCs w:val="22"/>
+          <w:lang w:eastAsia="en-US"/>
+          <w14:ligatures w14:val="standardContextual"/>
+        </w:rPr>
         <w:id w:val="1424843787"/>
         <w:docPartObj>
           <w:docPartGallery w:val="Table of Contents"/>
@@ -50,15 +59,8 @@
       </w:sdtPr>
       <w:sdtEndPr>
         <w:rPr>
-          <w:rFonts w:asciiTheme="minorHAnsi" w:eastAsiaTheme="minorHAnsi" w:hAnsiTheme="minorHAnsi" w:cstheme="minorBidi"/>
-          <w:b/>
-          <w:bCs/>
-          <w:color w:val="auto"/>
-          <w:kern w:val="2"/>
-          <w:sz w:val="22"/>
-          <w:szCs w:val="22"/>
-          <w:lang w:eastAsia="en-US"/>
-          <w14:ligatures w14:val="standardContextual"/>
+          <w:b/>
+          <w:bCs/>
         </w:rPr>
       </w:sdtEndPr>
       <w:sdtContent>
@@ -1234,6 +1236,9 @@
     </w:p>
     <w:p>
       <w:r>
+        <w:rPr>
+          <w:noProof/>
+        </w:rPr>
         <w:drawing>
           <wp:inline distT="0" distB="0" distL="0" distR="0" wp14:anchorId="38C49A0A" wp14:editId="4142641B">
             <wp:extent cx="5760720" cy="4085590"/>
@@ -1281,6 +1286,9 @@
         </w:rPr>
       </w:pPr>
       <w:r>
+        <w:rPr>
+          <w:noProof/>
+        </w:rPr>
         <w:drawing>
           <wp:inline distT="0" distB="0" distL="0" distR="0" wp14:anchorId="267727DA" wp14:editId="08CBF6E9">
             <wp:extent cx="2883771" cy="1014292"/>
@@ -1485,13 +1493,7 @@
       </w:r>
       <w:proofErr w:type="gramEnd"/>
       <w:r>
-        <w:t>, alors, nous aurons le MCD (</w:t>
-      </w:r>
-      <w:r>
-        <w:t>Modèle logique de données</w:t>
-      </w:r>
-      <w:r>
-        <w:t xml:space="preserve">) : </w:t>
+        <w:t xml:space="preserve">, alors, nous aurons le MCD (Modèle logique de données) : </w:t>
       </w:r>
     </w:p>
     <w:p>
@@ -3180,10 +3182,10 @@
       </w:pPr>
       <w:r>
         <w:drawing>
-          <wp:inline distT="0" distB="0" distL="0" distR="0" wp14:anchorId="667612F2" wp14:editId="7F5C607A">
-            <wp:extent cx="5760720" cy="3507740"/>
+          <wp:inline distT="0" distB="0" distL="0" distR="0" wp14:anchorId="5CF04D99" wp14:editId="13BADBC0">
+            <wp:extent cx="6325219" cy="2574152"/>
             <wp:effectExtent l="0" t="0" r="0" b="0"/>
-            <wp:docPr id="412244507" name="Image 1" descr="Une image contenant texte, capture d’écran, nombre, Police&#10;&#10;Le contenu généré par l’IA peut être incorrect."/>
+            <wp:docPr id="1736410812" name="Image 1" descr="Une image contenant texte, nombre, Police, ligne&#10;&#10;Le contenu généré par l’IA peut être incorrect."/>
             <wp:cNvGraphicFramePr>
               <a:graphicFrameLocks xmlns:a="http://schemas.openxmlformats.org/drawingml/2006/main" noChangeAspect="1"/>
             </wp:cNvGraphicFramePr>
@@ -3191,7 +3193,7 @@
               <a:graphicData uri="http://schemas.openxmlformats.org/drawingml/2006/picture">
                 <pic:pic xmlns:pic="http://schemas.openxmlformats.org/drawingml/2006/picture">
                   <pic:nvPicPr>
-                    <pic:cNvPr id="412244507" name="Image 1" descr="Une image contenant texte, capture d’écran, nombre, Police&#10;&#10;Le contenu généré par l’IA peut être incorrect."/>
+                    <pic:cNvPr id="1736410812" name="Image 1" descr="Une image contenant texte, nombre, Police, ligne&#10;&#10;Le contenu généré par l’IA peut être incorrect."/>
                     <pic:cNvPicPr/>
                   </pic:nvPicPr>
                   <pic:blipFill>
@@ -3203,7 +3205,7 @@
                   <pic:spPr>
                     <a:xfrm>
                       <a:off x="0" y="0"/>
-                      <a:ext cx="5760720" cy="3507740"/>
+                      <a:ext cx="6344573" cy="2582029"/>
                     </a:xfrm>
                     <a:prstGeom prst="rect">
                       <a:avLst/>
@@ -5288,6 +5290,7 @@
   <w:style w:type="character" w:default="1" w:styleId="Policepardfaut">
     <w:name w:val="Default Paragraph Font"/>
     <w:uiPriority w:val="1"/>
+    <w:semiHidden/>
     <w:unhideWhenUsed/>
   </w:style>
   <w:style w:type="table" w:default="1" w:styleId="TableauNormal">

--- a/Doc/DOC.docx
+++ b/Doc/DOC.docx
@@ -602,8 +602,14 @@
           <w:numId w:val="3"/>
         </w:numPr>
         <w:spacing w:after="0"/>
-      </w:pPr>
-      <w:r>
+        <w:rPr>
+          <w:color w:val="215E99" w:themeColor="text2" w:themeTint="BF"/>
+        </w:rPr>
+      </w:pPr>
+      <w:r>
+        <w:rPr>
+          <w:color w:val="215E99" w:themeColor="text2" w:themeTint="BF"/>
+        </w:rPr>
         <w:t>Inscription et connexion des abonnés</w:t>
       </w:r>
     </w:p>
@@ -628,6 +634,9 @@
         <w:spacing w:after="0"/>
       </w:pPr>
       <w:r>
+        <w:rPr>
+          <w:color w:val="215E99" w:themeColor="text2" w:themeTint="BF"/>
+        </w:rPr>
         <w:t>Gestion des employés avec accès restreint aux fonctionnalités d'administration</w:t>
       </w:r>
     </w:p>
@@ -650,8 +659,14 @@
           <w:numId w:val="3"/>
         </w:numPr>
         <w:spacing w:after="0"/>
-      </w:pPr>
-      <w:r>
+        <w:rPr>
+          <w:color w:val="215E99" w:themeColor="text2" w:themeTint="BF"/>
+        </w:rPr>
+      </w:pPr>
+      <w:r>
+        <w:rPr>
+          <w:color w:val="215E99" w:themeColor="text2" w:themeTint="BF"/>
+        </w:rPr>
         <w:t>Gestion des demandes de réduction avec envoi de justificatif</w:t>
       </w:r>
     </w:p>
@@ -662,8 +677,14 @@
           <w:numId w:val="3"/>
         </w:numPr>
         <w:spacing w:after="0"/>
-      </w:pPr>
-      <w:r>
+        <w:rPr>
+          <w:color w:val="215E99" w:themeColor="text2" w:themeTint="BF"/>
+        </w:rPr>
+      </w:pPr>
+      <w:r>
+        <w:rPr>
+          <w:color w:val="215E99" w:themeColor="text2" w:themeTint="BF"/>
+        </w:rPr>
         <w:t>Modification du statut d’un utilisateur par un administrateur</w:t>
       </w:r>
     </w:p>
@@ -690,8 +711,14 @@
           <w:numId w:val="4"/>
         </w:numPr>
         <w:spacing w:after="0"/>
-      </w:pPr>
-      <w:r>
+        <w:rPr>
+          <w:color w:val="215E99" w:themeColor="text2" w:themeTint="BF"/>
+        </w:rPr>
+      </w:pPr>
+      <w:r>
+        <w:rPr>
+          <w:color w:val="215E99" w:themeColor="text2" w:themeTint="BF"/>
+        </w:rPr>
         <w:t>Consultation du catalogue (livres, DVD, CD, etc.)</w:t>
       </w:r>
     </w:p>
@@ -702,8 +729,14 @@
           <w:numId w:val="4"/>
         </w:numPr>
         <w:spacing w:after="0"/>
-      </w:pPr>
-      <w:r>
+        <w:rPr>
+          <w:color w:val="215E99" w:themeColor="text2" w:themeTint="BF"/>
+        </w:rPr>
+      </w:pPr>
+      <w:r>
+        <w:rPr>
+          <w:color w:val="215E99" w:themeColor="text2" w:themeTint="BF"/>
+        </w:rPr>
         <w:t>Recherche avancée (titre, auteur, catégorie, support...)</w:t>
       </w:r>
     </w:p>
@@ -742,8 +775,14 @@
           <w:numId w:val="5"/>
         </w:numPr>
         <w:spacing w:after="0"/>
-      </w:pPr>
-      <w:r>
+        <w:rPr>
+          <w:color w:val="215E99" w:themeColor="text2" w:themeTint="BF"/>
+        </w:rPr>
+      </w:pPr>
+      <w:r>
+        <w:rPr>
+          <w:color w:val="215E99" w:themeColor="text2" w:themeTint="BF"/>
+        </w:rPr>
         <w:t>Emprunt et retour des documents</w:t>
       </w:r>
     </w:p>
@@ -756,6 +795,9 @@
         <w:spacing w:after="0"/>
       </w:pPr>
       <w:r>
+        <w:rPr>
+          <w:color w:val="215E99" w:themeColor="text2" w:themeTint="BF"/>
+        </w:rPr>
         <w:t>Consultation du statut des prêts en cours</w:t>
       </w:r>
     </w:p>
@@ -766,9 +808,15 @@
           <w:numId w:val="5"/>
         </w:numPr>
         <w:spacing w:after="0"/>
-      </w:pPr>
-      <w:r>
-        <w:t>Réservation de documents empruntés</w:t>
+        <w:rPr>
+          <w:color w:val="215E99" w:themeColor="text2" w:themeTint="BF"/>
+        </w:rPr>
+      </w:pPr>
+      <w:r>
+        <w:rPr>
+          <w:color w:val="215E99" w:themeColor="text2" w:themeTint="BF"/>
+        </w:rPr>
+        <w:t>Gestion des annulations de réservation par un employé en cas de problème</w:t>
       </w:r>
     </w:p>
     <w:p>
@@ -780,7 +828,7 @@
         <w:spacing w:after="0"/>
       </w:pPr>
       <w:r>
-        <w:t>Gestion des annulations de réservation par un employé en cas de problème</w:t>
+        <w:t>Historique des emprunts</w:t>
       </w:r>
     </w:p>
     <w:p>
@@ -790,9 +838,21 @@
           <w:numId w:val="5"/>
         </w:numPr>
         <w:spacing w:after="0"/>
-      </w:pPr>
-      <w:r>
-        <w:t>Historique des emprunts</w:t>
+        <w:rPr>
+          <w:color w:val="215E99" w:themeColor="text2" w:themeTint="BF"/>
+        </w:rPr>
+      </w:pPr>
+      <w:r>
+        <w:rPr>
+          <w:color w:val="215E99" w:themeColor="text2" w:themeTint="BF"/>
+        </w:rPr>
+        <w:t>Gestion d’un nombre maximum de réservations simultanées</w:t>
+      </w:r>
+      <w:r>
+        <w:rPr>
+          <w:color w:val="215E99" w:themeColor="text2" w:themeTint="BF"/>
+        </w:rPr>
+        <w:t xml:space="preserve"> (10)</w:t>
       </w:r>
     </w:p>
     <w:p>
@@ -804,7 +864,7 @@
         <w:spacing w:after="0"/>
       </w:pPr>
       <w:r>
-        <w:t>Gestion d’un nombre maximum de réservations simultanées</w:t>
+        <w:t>Pré-réservation et gestion des listes d’attente</w:t>
       </w:r>
     </w:p>
     <w:p>
@@ -816,7 +876,7 @@
         <w:spacing w:after="0"/>
       </w:pPr>
       <w:r>
-        <w:t>Pré-réservation et gestion des listes d’attente</w:t>
+        <w:t>Remise en rayon automatique après expiration du délai de retrait</w:t>
       </w:r>
     </w:p>
     <w:p>
@@ -828,35 +888,23 @@
         <w:spacing w:after="0"/>
       </w:pPr>
       <w:r>
-        <w:t>Remise en rayon automatique après expiration du délai de retrait</w:t>
-      </w:r>
-    </w:p>
-    <w:p>
-      <w:pPr>
-        <w:numPr>
-          <w:ilvl w:val="0"/>
-          <w:numId w:val="5"/>
-        </w:numPr>
-        <w:spacing w:after="0"/>
-      </w:pPr>
-      <w:r>
+        <w:t>Obligation de rendre les livres avant la fin de l’abonnement en cas de non-renouvellement</w:t>
+      </w:r>
+    </w:p>
+    <w:p>
+      <w:pPr>
+        <w:spacing w:after="0"/>
+        <w:rPr>
+          <w:b/>
+          <w:bCs/>
+        </w:rPr>
+      </w:pPr>
+      <w:r>
+        <w:rPr>
+          <w:b/>
+          <w:bCs/>
+        </w:rPr>
         <w:lastRenderedPageBreak/>
-        <w:t>Obligation de rendre les livres avant la fin de l’abonnement en cas de non-renouvellement</w:t>
-      </w:r>
-    </w:p>
-    <w:p>
-      <w:pPr>
-        <w:spacing w:after="0"/>
-        <w:rPr>
-          <w:b/>
-          <w:bCs/>
-        </w:rPr>
-      </w:pPr>
-      <w:r>
-        <w:rPr>
-          <w:b/>
-          <w:bCs/>
-        </w:rPr>
         <w:t>4. Notifications et rappels</w:t>
       </w:r>
     </w:p>
@@ -969,7 +1017,16 @@
         <w:spacing w:after="0"/>
       </w:pPr>
       <w:r>
-        <w:t>Gestion des documents (ajout, modification, suppression)</w:t>
+        <w:t xml:space="preserve">Gestion des documents (ajout, </w:t>
+      </w:r>
+      <w:r>
+        <w:rPr>
+          <w:color w:val="215E99" w:themeColor="text2" w:themeTint="BF"/>
+        </w:rPr>
+        <w:t>modification</w:t>
+      </w:r>
+      <w:r>
+        <w:t>, suppression)</w:t>
       </w:r>
     </w:p>
     <w:p>
@@ -981,7 +1038,16 @@
         <w:spacing w:after="0"/>
       </w:pPr>
       <w:r>
-        <w:t>Gestion des abonnés et employés</w:t>
+        <w:rPr>
+          <w:color w:val="215E99" w:themeColor="text2" w:themeTint="BF"/>
+        </w:rPr>
+        <w:t>Gestion de</w:t>
+      </w:r>
+      <w:r>
+        <w:rPr>
+          <w:color w:val="215E99" w:themeColor="text2" w:themeTint="BF"/>
+        </w:rPr>
+        <w:t xml:space="preserve"> l’état physique d’un document</w:t>
       </w:r>
     </w:p>
     <w:p>
@@ -993,7 +1059,19 @@
         <w:spacing w:after="0"/>
       </w:pPr>
       <w:r>
-        <w:t>Consultation des statistiques (nombre de prêts, documents les plus empruntés, taux d’abonnement, etc.)</w:t>
+        <w:t xml:space="preserve">Gestion des </w:t>
+      </w:r>
+      <w:r>
+        <w:t>auteurs (</w:t>
+      </w:r>
+      <w:r>
+        <w:rPr>
+          <w:color w:val="215E99" w:themeColor="text2" w:themeTint="BF"/>
+        </w:rPr>
+        <w:t>ajout, modification</w:t>
+      </w:r>
+      <w:r>
+        <w:t>, suppression)</w:t>
       </w:r>
     </w:p>
     <w:p>
@@ -1005,7 +1083,22 @@
         <w:spacing w:after="0"/>
       </w:pPr>
       <w:r>
-        <w:t>Génération et envoi de rappels de restitution</w:t>
+        <w:t>Gestion des abonnés et employés</w:t>
+      </w:r>
+      <w:r>
+        <w:t xml:space="preserve"> </w:t>
+      </w:r>
+      <w:r>
+        <w:t xml:space="preserve">(ajout, </w:t>
+      </w:r>
+      <w:r>
+        <w:rPr>
+          <w:color w:val="215E99" w:themeColor="text2" w:themeTint="BF"/>
+        </w:rPr>
+        <w:t>modification</w:t>
+      </w:r>
+      <w:r>
+        <w:t>, suppression)</w:t>
       </w:r>
     </w:p>
     <w:p>
@@ -1017,6 +1110,30 @@
         <w:spacing w:after="0"/>
       </w:pPr>
       <w:r>
+        <w:t>Consultation des statistiques (nombre de prêts, documents les plus empruntés, taux d’abonnement, etc.)</w:t>
+      </w:r>
+    </w:p>
+    <w:p>
+      <w:pPr>
+        <w:numPr>
+          <w:ilvl w:val="0"/>
+          <w:numId w:val="7"/>
+        </w:numPr>
+        <w:spacing w:after="0"/>
+      </w:pPr>
+      <w:r>
+        <w:t>Génération et envoi de rappels de restitution</w:t>
+      </w:r>
+    </w:p>
+    <w:p>
+      <w:pPr>
+        <w:numPr>
+          <w:ilvl w:val="0"/>
+          <w:numId w:val="7"/>
+        </w:numPr>
+        <w:spacing w:after="0"/>
+      </w:pPr>
+      <w:r>
         <w:t>Ajout de notes sur les clients en cas de retards fréquents</w:t>
       </w:r>
     </w:p>
@@ -1043,8 +1160,14 @@
           <w:numId w:val="8"/>
         </w:numPr>
         <w:spacing w:after="0"/>
-      </w:pPr>
-      <w:r>
+        <w:rPr>
+          <w:color w:val="215E99" w:themeColor="text2" w:themeTint="BF"/>
+        </w:rPr>
+      </w:pPr>
+      <w:r>
+        <w:rPr>
+          <w:color w:val="215E99" w:themeColor="text2" w:themeTint="BF"/>
+        </w:rPr>
         <w:t>Horaires et coordonnées de la médiathèque</w:t>
       </w:r>
     </w:p>
@@ -1055,8 +1178,14 @@
           <w:numId w:val="8"/>
         </w:numPr>
         <w:spacing w:after="0"/>
-      </w:pPr>
-      <w:r>
+        <w:rPr>
+          <w:color w:val="215E99" w:themeColor="text2" w:themeTint="BF"/>
+        </w:rPr>
+      </w:pPr>
+      <w:r>
+        <w:rPr>
+          <w:color w:val="215E99" w:themeColor="text2" w:themeTint="BF"/>
+        </w:rPr>
         <w:t>Tarifs et conditions d’abonnement</w:t>
       </w:r>
     </w:p>
@@ -1067,20 +1196,14 @@
           <w:numId w:val="8"/>
         </w:numPr>
         <w:spacing w:after="0"/>
-      </w:pPr>
-      <w:r>
-        <w:t>FAQ et support utilisateur</w:t>
-      </w:r>
-    </w:p>
-    <w:p>
-      <w:pPr>
-        <w:numPr>
-          <w:ilvl w:val="0"/>
-          <w:numId w:val="8"/>
-        </w:numPr>
-        <w:spacing w:after="0"/>
-      </w:pPr>
-      <w:r>
+        <w:rPr>
+          <w:color w:val="215E99" w:themeColor="text2" w:themeTint="BF"/>
+        </w:rPr>
+      </w:pPr>
+      <w:r>
+        <w:rPr>
+          <w:color w:val="215E99" w:themeColor="text2" w:themeTint="BF"/>
+        </w:rPr>
         <w:t>Affichage de messages informatifs :</w:t>
       </w:r>
     </w:p>
@@ -1091,8 +1214,14 @@
           <w:numId w:val="8"/>
         </w:numPr>
         <w:spacing w:after="0"/>
-      </w:pPr>
-      <w:r>
+        <w:rPr>
+          <w:color w:val="215E99" w:themeColor="text2" w:themeTint="BF"/>
+        </w:rPr>
+      </w:pPr>
+      <w:r>
+        <w:rPr>
+          <w:color w:val="215E99" w:themeColor="text2" w:themeTint="BF"/>
+        </w:rPr>
         <w:t>Possibilité d’emprunter un seul livre sans compte sur place</w:t>
       </w:r>
     </w:p>
@@ -1103,8 +1232,14 @@
           <w:numId w:val="8"/>
         </w:numPr>
         <w:spacing w:after="0"/>
-      </w:pPr>
-      <w:r>
+        <w:rPr>
+          <w:color w:val="215E99" w:themeColor="text2" w:themeTint="BF"/>
+        </w:rPr>
+      </w:pPr>
+      <w:r>
+        <w:rPr>
+          <w:color w:val="215E99" w:themeColor="text2" w:themeTint="BF"/>
+        </w:rPr>
         <w:t>Vente de bouchons d’oreille à 1€</w:t>
       </w:r>
     </w:p>
@@ -1164,8 +1299,27 @@
       <w:pPr>
         <w:spacing w:after="0"/>
       </w:pPr>
+    </w:p>
+    <w:p>
+      <w:pPr>
+        <w:spacing w:after="0"/>
+      </w:pPr>
       <w:r>
         <w:t>Cette liste définit les principales fonctionnalités que l’application devra intégrer.</w:t>
+      </w:r>
+    </w:p>
+    <w:p>
+      <w:pPr>
+        <w:spacing w:after="0"/>
+      </w:pPr>
+      <w:r>
+        <w:t>Les fonctionnalités</w:t>
+      </w:r>
+      <w:r>
+        <w:t xml:space="preserve"> en bleu sont actuellement déjà </w:t>
+      </w:r>
+      <w:r>
+        <w:t>présente.</w:t>
       </w:r>
     </w:p>
     <w:p>
@@ -1220,11 +1374,9 @@
       <w:r>
         <w:t xml:space="preserve">iagramme, tous les attributs de chaque </w:t>
       </w:r>
-      <w:proofErr w:type="gramStart"/>
-      <w:r>
-        <w:t>tables</w:t>
-      </w:r>
-      <w:proofErr w:type="gramEnd"/>
+      <w:r>
+        <w:t>table</w:t>
+      </w:r>
       <w:r>
         <w:t xml:space="preserve"> ainsi que leurs méthodes (directe ou indirecte) clés.</w:t>
       </w:r>
@@ -1413,13 +1565,8 @@
       <w:pPr>
         <w:spacing w:after="0"/>
       </w:pPr>
-      <w:proofErr w:type="gramStart"/>
-      <w:r>
-        <w:t>légende</w:t>
-      </w:r>
-      <w:proofErr w:type="gramEnd"/>
-      <w:r>
-        <w:t xml:space="preserve"> : </w:t>
+      <w:r>
+        <w:t xml:space="preserve">légende : </w:t>
       </w:r>
     </w:p>
     <w:p>
@@ -1435,15 +1582,7 @@
         <w:spacing w:after="0"/>
       </w:pPr>
       <w:r>
-        <w:t xml:space="preserve">- bleu foncé : les associations qui </w:t>
-      </w:r>
-      <w:proofErr w:type="gramStart"/>
-      <w:r>
-        <w:t>crée</w:t>
-      </w:r>
-      <w:proofErr w:type="gramEnd"/>
-      <w:r>
-        <w:t xml:space="preserve"> une nouvelle table</w:t>
+        <w:t>- bleu foncé : les associations qui crée une nouvelle table</w:t>
       </w:r>
       <w:r>
         <w:br/>
@@ -1485,15 +1624,7 @@
         <w:spacing w:after="0"/>
       </w:pPr>
       <w:r>
-        <w:t xml:space="preserve">Si nous retranscrivons le MCD de </w:t>
-      </w:r>
-      <w:proofErr w:type="gramStart"/>
-      <w:r>
-        <w:t>façons écrite</w:t>
-      </w:r>
-      <w:proofErr w:type="gramEnd"/>
-      <w:r>
-        <w:t xml:space="preserve">, alors, nous aurons le MCD (Modèle logique de données) : </w:t>
+        <w:t xml:space="preserve">Si nous retranscrivons le MCD de façons écrite, alors, nous aurons le MCD (Modèle logique de données) : </w:t>
       </w:r>
     </w:p>
     <w:p>
@@ -1539,85 +1670,96 @@
           <w:i/>
           <w:iCs/>
         </w:rPr>
-        <w:t xml:space="preserve"> </w:t>
-      </w:r>
-      <w:proofErr w:type="gramStart"/>
+        <w:t xml:space="preserve"> VARCHAR(50) </w:t>
+      </w:r>
+      <w:r>
+        <w:t xml:space="preserve">, </w:t>
+      </w:r>
+      <w:proofErr w:type="spellStart"/>
+      <w:r>
+        <w:t>Prenom</w:t>
+      </w:r>
+      <w:proofErr w:type="spellEnd"/>
       <w:r>
         <w:rPr>
           <w:i/>
           <w:iCs/>
         </w:rPr>
-        <w:t>VARCHAR(</w:t>
-      </w:r>
-      <w:proofErr w:type="gramEnd"/>
+        <w:t xml:space="preserve"> VARCHAR(50) </w:t>
+      </w:r>
+      <w:r>
+        <w:t xml:space="preserve">, </w:t>
+      </w:r>
+      <w:proofErr w:type="spellStart"/>
+      <w:r>
+        <w:t>DateNaissance</w:t>
+      </w:r>
+      <w:proofErr w:type="spellEnd"/>
       <w:r>
         <w:rPr>
           <w:i/>
           <w:iCs/>
         </w:rPr>
-        <w:t>50</w:t>
-      </w:r>
-      <w:proofErr w:type="gramStart"/>
+        <w:t xml:space="preserve"> DATE</w:t>
+      </w:r>
+      <w:r>
+        <w:t>, Adresse1</w:t>
+      </w:r>
       <w:r>
         <w:rPr>
           <w:i/>
           <w:iCs/>
         </w:rPr>
-        <w:t xml:space="preserve">) </w:t>
-      </w:r>
-      <w:r>
-        <w:t>,</w:t>
-      </w:r>
-      <w:proofErr w:type="gramEnd"/>
-      <w:r>
-        <w:t xml:space="preserve"> </w:t>
-      </w:r>
-      <w:proofErr w:type="spellStart"/>
-      <w:r>
-        <w:t>Prenom</w:t>
-      </w:r>
-      <w:proofErr w:type="spellEnd"/>
+        <w:t xml:space="preserve"> VARCHAR(50) </w:t>
+      </w:r>
+      <w:r>
+        <w:t>, Adresse2</w:t>
+      </w:r>
       <w:r>
         <w:rPr>
           <w:i/>
           <w:iCs/>
         </w:rPr>
-        <w:t xml:space="preserve"> </w:t>
-      </w:r>
-      <w:proofErr w:type="gramStart"/>
+        <w:t xml:space="preserve"> VARCHAR(50) </w:t>
+      </w:r>
+      <w:r>
+        <w:t>, Ville</w:t>
+      </w:r>
       <w:r>
         <w:rPr>
           <w:i/>
           <w:iCs/>
         </w:rPr>
-        <w:t>VARCHAR(</w:t>
-      </w:r>
-      <w:proofErr w:type="gramEnd"/>
+        <w:t xml:space="preserve"> VARCHAR(50) </w:t>
+      </w:r>
+      <w:r>
+        <w:t>, Pays</w:t>
+      </w:r>
       <w:r>
         <w:rPr>
           <w:i/>
           <w:iCs/>
         </w:rPr>
-        <w:t>50</w:t>
-      </w:r>
-      <w:proofErr w:type="gramStart"/>
-      <w:r>
-        <w:rPr>
+        <w:t xml:space="preserve"> VARCHAR(50) </w:t>
+      </w:r>
+      <w:r>
+        <w:t>, Mail</w:t>
+      </w:r>
+      <w:r>
+        <w:rPr>
+          <w:b/>
+          <w:bCs/>
           <w:i/>
           <w:iCs/>
         </w:rPr>
-        <w:t xml:space="preserve">) </w:t>
-      </w:r>
-      <w:r>
-        <w:t>,</w:t>
-      </w:r>
-      <w:proofErr w:type="gramEnd"/>
-      <w:r>
-        <w:t xml:space="preserve"> </w:t>
+        <w:t xml:space="preserve"> VARCHAR(50) </w:t>
+      </w:r>
+      <w:r>
+        <w:t xml:space="preserve">, </w:t>
       </w:r>
       <w:proofErr w:type="spellStart"/>
       <w:r>
-        <w:t>DateNaissance</w:t>
+        <w:t>NumeroTelephone</w:t>
       </w:r>
       <w:proofErr w:type="spellEnd"/>
       <w:r>
@@ -1625,297 +1767,24 @@
           <w:i/>
           <w:iCs/>
         </w:rPr>
-        <w:t xml:space="preserve"> DATE</w:t>
-      </w:r>
-      <w:r>
-        <w:t>, Adresse1</w:t>
+        <w:t xml:space="preserve"> VARCHAR(50) </w:t>
+      </w:r>
+      <w:r>
+        <w:t>, Situation</w:t>
       </w:r>
       <w:r>
         <w:rPr>
           <w:i/>
           <w:iCs/>
         </w:rPr>
-        <w:t xml:space="preserve"> </w:t>
-      </w:r>
-      <w:proofErr w:type="gramStart"/>
-      <w:r>
-        <w:rPr>
-          <w:i/>
-          <w:iCs/>
-        </w:rPr>
-        <w:t>VARCHAR(</w:t>
-      </w:r>
-      <w:proofErr w:type="gramEnd"/>
-      <w:r>
-        <w:rPr>
-          <w:i/>
-          <w:iCs/>
-        </w:rPr>
-        <w:t>50</w:t>
-      </w:r>
-      <w:proofErr w:type="gramStart"/>
-      <w:r>
-        <w:rPr>
-          <w:i/>
-          <w:iCs/>
-        </w:rPr>
-        <w:t xml:space="preserve">) </w:t>
-      </w:r>
-      <w:r>
-        <w:t>,</w:t>
-      </w:r>
-      <w:proofErr w:type="gramEnd"/>
-      <w:r>
-        <w:t xml:space="preserve"> Adresse2</w:t>
-      </w:r>
-      <w:r>
-        <w:rPr>
-          <w:i/>
-          <w:iCs/>
-        </w:rPr>
-        <w:t xml:space="preserve"> </w:t>
-      </w:r>
-      <w:proofErr w:type="gramStart"/>
-      <w:r>
-        <w:rPr>
-          <w:i/>
-          <w:iCs/>
-        </w:rPr>
-        <w:t>VARCHAR(</w:t>
-      </w:r>
-      <w:proofErr w:type="gramEnd"/>
-      <w:r>
-        <w:rPr>
-          <w:i/>
-          <w:iCs/>
-        </w:rPr>
-        <w:t>50</w:t>
-      </w:r>
-      <w:proofErr w:type="gramStart"/>
-      <w:r>
-        <w:rPr>
-          <w:i/>
-          <w:iCs/>
-        </w:rPr>
-        <w:t xml:space="preserve">) </w:t>
-      </w:r>
-      <w:r>
-        <w:t>,</w:t>
-      </w:r>
-      <w:proofErr w:type="gramEnd"/>
-      <w:r>
-        <w:t xml:space="preserve"> Ville</w:t>
-      </w:r>
-      <w:r>
-        <w:rPr>
-          <w:i/>
-          <w:iCs/>
-        </w:rPr>
-        <w:t xml:space="preserve"> </w:t>
-      </w:r>
-      <w:proofErr w:type="gramStart"/>
-      <w:r>
-        <w:rPr>
-          <w:i/>
-          <w:iCs/>
-        </w:rPr>
-        <w:t>VARCHAR(</w:t>
-      </w:r>
-      <w:proofErr w:type="gramEnd"/>
-      <w:r>
-        <w:rPr>
-          <w:i/>
-          <w:iCs/>
-        </w:rPr>
-        <w:t>50</w:t>
-      </w:r>
-      <w:proofErr w:type="gramStart"/>
-      <w:r>
-        <w:rPr>
-          <w:i/>
-          <w:iCs/>
-        </w:rPr>
-        <w:t xml:space="preserve">) </w:t>
-      </w:r>
-      <w:r>
-        <w:t>,</w:t>
-      </w:r>
-      <w:proofErr w:type="gramEnd"/>
-      <w:r>
-        <w:t xml:space="preserve"> Pays</w:t>
-      </w:r>
-      <w:r>
-        <w:rPr>
-          <w:i/>
-          <w:iCs/>
-        </w:rPr>
-        <w:t xml:space="preserve"> </w:t>
-      </w:r>
-      <w:proofErr w:type="gramStart"/>
-      <w:r>
-        <w:rPr>
-          <w:i/>
-          <w:iCs/>
-        </w:rPr>
-        <w:t>VARCHAR(</w:t>
-      </w:r>
-      <w:proofErr w:type="gramEnd"/>
-      <w:r>
-        <w:rPr>
-          <w:i/>
-          <w:iCs/>
-        </w:rPr>
-        <w:t>50</w:t>
-      </w:r>
-      <w:proofErr w:type="gramStart"/>
-      <w:r>
-        <w:rPr>
-          <w:i/>
-          <w:iCs/>
-        </w:rPr>
-        <w:t xml:space="preserve">) </w:t>
-      </w:r>
-      <w:r>
-        <w:t>,</w:t>
-      </w:r>
-      <w:proofErr w:type="gramEnd"/>
-      <w:r>
-        <w:t xml:space="preserve"> Mail</w:t>
-      </w:r>
-      <w:r>
-        <w:rPr>
-          <w:b/>
-          <w:bCs/>
-          <w:i/>
-          <w:iCs/>
-        </w:rPr>
-        <w:t xml:space="preserve"> </w:t>
-      </w:r>
-      <w:proofErr w:type="gramStart"/>
-      <w:r>
-        <w:rPr>
-          <w:b/>
-          <w:bCs/>
-          <w:i/>
-          <w:iCs/>
-        </w:rPr>
-        <w:t>VARCHAR(</w:t>
-      </w:r>
-      <w:proofErr w:type="gramEnd"/>
-      <w:r>
-        <w:rPr>
-          <w:b/>
-          <w:bCs/>
-          <w:i/>
-          <w:iCs/>
-        </w:rPr>
-        <w:t>50</w:t>
-      </w:r>
-      <w:proofErr w:type="gramStart"/>
-      <w:r>
-        <w:rPr>
-          <w:b/>
-          <w:bCs/>
-          <w:i/>
-          <w:iCs/>
-        </w:rPr>
-        <w:t xml:space="preserve">) </w:t>
-      </w:r>
-      <w:r>
-        <w:t>,</w:t>
-      </w:r>
-      <w:proofErr w:type="gramEnd"/>
-      <w:r>
-        <w:t xml:space="preserve"> </w:t>
-      </w:r>
-      <w:proofErr w:type="spellStart"/>
-      <w:r>
-        <w:t>NumeroTelephone</w:t>
-      </w:r>
-      <w:proofErr w:type="spellEnd"/>
-      <w:r>
-        <w:rPr>
-          <w:i/>
-          <w:iCs/>
-        </w:rPr>
-        <w:t xml:space="preserve"> </w:t>
-      </w:r>
-      <w:proofErr w:type="gramStart"/>
-      <w:r>
-        <w:rPr>
-          <w:i/>
-          <w:iCs/>
-        </w:rPr>
-        <w:t>VARCHAR(</w:t>
-      </w:r>
-      <w:proofErr w:type="gramEnd"/>
-      <w:r>
-        <w:rPr>
-          <w:i/>
-          <w:iCs/>
-        </w:rPr>
-        <w:t>50</w:t>
-      </w:r>
-      <w:proofErr w:type="gramStart"/>
-      <w:r>
-        <w:rPr>
-          <w:i/>
-          <w:iCs/>
-        </w:rPr>
-        <w:t xml:space="preserve">) </w:t>
-      </w:r>
-      <w:r>
-        <w:t>,</w:t>
-      </w:r>
-      <w:proofErr w:type="gramEnd"/>
-      <w:r>
-        <w:t xml:space="preserve"> Situation</w:t>
-      </w:r>
-      <w:r>
-        <w:rPr>
-          <w:i/>
-          <w:iCs/>
-        </w:rPr>
-        <w:t xml:space="preserve"> </w:t>
-      </w:r>
-      <w:proofErr w:type="gramStart"/>
-      <w:r>
-        <w:rPr>
-          <w:i/>
-          <w:iCs/>
-        </w:rPr>
-        <w:t>VARCHAR(</w:t>
-      </w:r>
-      <w:proofErr w:type="gramEnd"/>
-      <w:r>
-        <w:rPr>
-          <w:i/>
-          <w:iCs/>
-        </w:rPr>
-        <w:t>50</w:t>
-      </w:r>
-      <w:proofErr w:type="gramStart"/>
-      <w:r>
-        <w:rPr>
-          <w:i/>
-          <w:iCs/>
-        </w:rPr>
-        <w:t xml:space="preserve">) </w:t>
-      </w:r>
-      <w:r>
-        <w:rPr>
-          <w:b/>
-          <w:bCs/>
-        </w:rPr>
-        <w:t>)</w:t>
-      </w:r>
-      <w:proofErr w:type="gramEnd"/>
-      <w:r>
-        <w:rPr>
-          <w:b/>
-          <w:bCs/>
-        </w:rPr>
-        <w:t>;</w:t>
+        <w:t xml:space="preserve"> VARCHAR(50) </w:t>
+      </w:r>
+      <w:r>
+        <w:rPr>
+          <w:b/>
+          <w:bCs/>
+        </w:rPr>
+        <w:t>);</w:t>
       </w:r>
     </w:p>
     <w:p>
@@ -1956,195 +1825,106 @@
           <w:i/>
           <w:iCs/>
         </w:rPr>
-        <w:t xml:space="preserve"> </w:t>
-      </w:r>
-      <w:proofErr w:type="gramStart"/>
-      <w:r>
-        <w:rPr>
+        <w:t xml:space="preserve"> VARCHAR(50) </w:t>
+      </w:r>
+      <w:r>
+        <w:rPr>
+          <w:b/>
+          <w:bCs/>
+        </w:rPr>
+        <w:t>);</w:t>
+      </w:r>
+    </w:p>
+    <w:p>
+      <w:pPr>
+        <w:spacing w:after="0"/>
+      </w:pPr>
+      <w:r>
+        <w:rPr>
+          <w:b/>
+          <w:bCs/>
+        </w:rPr>
+        <w:t>Document = (</w:t>
+      </w:r>
+      <w:proofErr w:type="spellStart"/>
+      <w:r>
+        <w:rPr>
+          <w:b/>
+          <w:bCs/>
+          <w:u w:val="single"/>
+        </w:rPr>
+        <w:t>IdDocument</w:t>
+      </w:r>
+      <w:proofErr w:type="spellEnd"/>
+      <w:r>
+        <w:rPr>
+          <w:b/>
+          <w:bCs/>
           <w:i/>
           <w:iCs/>
         </w:rPr>
-        <w:t>VARCHAR(</w:t>
-      </w:r>
-      <w:proofErr w:type="gramEnd"/>
+        <w:t xml:space="preserve"> INT AUTO_INCREMENT</w:t>
+      </w:r>
+      <w:r>
+        <w:t>, Titre</w:t>
+      </w:r>
       <w:r>
         <w:rPr>
           <w:i/>
           <w:iCs/>
         </w:rPr>
-        <w:t>50</w:t>
-      </w:r>
-      <w:proofErr w:type="gramStart"/>
+        <w:t xml:space="preserve"> VARCHAR(50) </w:t>
+      </w:r>
+      <w:r>
+        <w:t xml:space="preserve">, </w:t>
+      </w:r>
+      <w:proofErr w:type="spellStart"/>
+      <w:r>
+        <w:t>Annee</w:t>
+      </w:r>
+      <w:proofErr w:type="spellEnd"/>
       <w:r>
         <w:rPr>
           <w:i/>
           <w:iCs/>
         </w:rPr>
-        <w:t xml:space="preserve">) </w:t>
-      </w:r>
-      <w:r>
-        <w:rPr>
-          <w:b/>
-          <w:bCs/>
-        </w:rPr>
-        <w:t>)</w:t>
-      </w:r>
-      <w:proofErr w:type="gramEnd"/>
-      <w:r>
-        <w:rPr>
-          <w:b/>
-          <w:bCs/>
-        </w:rPr>
-        <w:t>;</w:t>
-      </w:r>
-    </w:p>
-    <w:p>
-      <w:pPr>
-        <w:spacing w:after="0"/>
-      </w:pPr>
-      <w:r>
-        <w:rPr>
-          <w:b/>
-          <w:bCs/>
-        </w:rPr>
-        <w:t>Document = (</w:t>
-      </w:r>
-      <w:proofErr w:type="spellStart"/>
-      <w:r>
-        <w:rPr>
-          <w:b/>
-          <w:bCs/>
-          <w:u w:val="single"/>
-        </w:rPr>
-        <w:t>IdDocument</w:t>
-      </w:r>
-      <w:proofErr w:type="spellEnd"/>
-      <w:r>
-        <w:rPr>
-          <w:b/>
-          <w:bCs/>
+        <w:t xml:space="preserve"> DATE</w:t>
+      </w:r>
+      <w:r>
+        <w:t>, Auteur</w:t>
+      </w:r>
+      <w:r>
+        <w:rPr>
           <w:i/>
           <w:iCs/>
         </w:rPr>
-        <w:t xml:space="preserve"> INT AUTO_INCREMENT</w:t>
-      </w:r>
-      <w:r>
-        <w:t>, Titre</w:t>
-      </w:r>
+        <w:t xml:space="preserve"> VARCHAR(50) </w:t>
+      </w:r>
+      <w:r>
+        <w:t xml:space="preserve">, </w:t>
+      </w:r>
+      <w:proofErr w:type="spellStart"/>
+      <w:r>
+        <w:t>Resume</w:t>
+      </w:r>
+      <w:proofErr w:type="spellEnd"/>
       <w:r>
         <w:rPr>
           <w:i/>
           <w:iCs/>
         </w:rPr>
-        <w:t xml:space="preserve"> </w:t>
-      </w:r>
-      <w:proofErr w:type="gramStart"/>
+        <w:t xml:space="preserve"> TEXT</w:t>
+      </w:r>
+      <w:r>
+        <w:t>, stock</w:t>
+      </w:r>
       <w:r>
         <w:rPr>
           <w:i/>
           <w:iCs/>
         </w:rPr>
-        <w:t>VARCHAR(</w:t>
-      </w:r>
-      <w:proofErr w:type="gramEnd"/>
-      <w:r>
-        <w:rPr>
-          <w:i/>
-          <w:iCs/>
-        </w:rPr>
-        <w:t>50</w:t>
-      </w:r>
-      <w:proofErr w:type="gramStart"/>
-      <w:r>
-        <w:rPr>
-          <w:i/>
-          <w:iCs/>
-        </w:rPr>
-        <w:t xml:space="preserve">) </w:t>
-      </w:r>
-      <w:r>
-        <w:t>,</w:t>
-      </w:r>
-      <w:proofErr w:type="gramEnd"/>
-      <w:r>
-        <w:t xml:space="preserve"> </w:t>
-      </w:r>
-      <w:proofErr w:type="spellStart"/>
-      <w:r>
-        <w:t>Annee</w:t>
-      </w:r>
-      <w:proofErr w:type="spellEnd"/>
-      <w:r>
-        <w:rPr>
-          <w:i/>
-          <w:iCs/>
-        </w:rPr>
-        <w:t xml:space="preserve"> DATE</w:t>
-      </w:r>
-      <w:r>
-        <w:t>, Auteur</w:t>
-      </w:r>
-      <w:r>
-        <w:rPr>
-          <w:i/>
-          <w:iCs/>
-        </w:rPr>
-        <w:t xml:space="preserve"> </w:t>
-      </w:r>
-      <w:proofErr w:type="gramStart"/>
-      <w:r>
-        <w:rPr>
-          <w:i/>
-          <w:iCs/>
-        </w:rPr>
-        <w:t>VARCHAR(</w:t>
-      </w:r>
-      <w:proofErr w:type="gramEnd"/>
-      <w:r>
-        <w:rPr>
-          <w:i/>
-          <w:iCs/>
-        </w:rPr>
-        <w:t>50</w:t>
-      </w:r>
-      <w:proofErr w:type="gramStart"/>
-      <w:r>
-        <w:rPr>
-          <w:i/>
-          <w:iCs/>
-        </w:rPr>
-        <w:t xml:space="preserve">) </w:t>
-      </w:r>
-      <w:r>
-        <w:t>,</w:t>
-      </w:r>
-      <w:proofErr w:type="gramEnd"/>
-      <w:r>
-        <w:t xml:space="preserve"> </w:t>
-      </w:r>
-      <w:proofErr w:type="spellStart"/>
-      <w:r>
-        <w:t>Resume</w:t>
-      </w:r>
-      <w:proofErr w:type="spellEnd"/>
-      <w:r>
-        <w:rPr>
-          <w:i/>
-          <w:iCs/>
-        </w:rPr>
-        <w:t xml:space="preserve"> TEXT</w:t>
-      </w:r>
-      <w:r>
-        <w:t>, stock</w:t>
-      </w:r>
-      <w:r>
-        <w:rPr>
-          <w:i/>
-          <w:iCs/>
-        </w:rPr>
         <w:t xml:space="preserve"> INT</w:t>
       </w:r>
-      <w:proofErr w:type="gramStart"/>
       <w:r>
         <w:rPr>
           <w:b/>
@@ -2152,7 +1932,6 @@
         </w:rPr>
         <w:t>);</w:t>
       </w:r>
-      <w:proofErr w:type="gramEnd"/>
     </w:p>
     <w:p>
       <w:pPr>
@@ -2192,105 +1971,39 @@
           <w:i/>
           <w:iCs/>
         </w:rPr>
-        <w:t xml:space="preserve"> </w:t>
-      </w:r>
-      <w:proofErr w:type="gramStart"/>
-      <w:r>
-        <w:rPr>
-          <w:b/>
-          <w:bCs/>
+        <w:t xml:space="preserve"> VARCHAR(50) </w:t>
+      </w:r>
+      <w:r>
+        <w:t xml:space="preserve">, </w:t>
+      </w:r>
+      <w:proofErr w:type="spellStart"/>
+      <w:r>
+        <w:t>NombrePage</w:t>
+      </w:r>
+      <w:proofErr w:type="spellEnd"/>
+      <w:r>
+        <w:rPr>
           <w:i/>
           <w:iCs/>
         </w:rPr>
-        <w:t>VARCHAR(</w:t>
-      </w:r>
-      <w:proofErr w:type="gramEnd"/>
-      <w:r>
-        <w:rPr>
-          <w:b/>
-          <w:bCs/>
+        <w:t xml:space="preserve"> INT</w:t>
+      </w:r>
+      <w:r>
+        <w:t>, Genre</w:t>
+      </w:r>
+      <w:r>
+        <w:rPr>
           <w:i/>
           <w:iCs/>
         </w:rPr>
-        <w:t>50</w:t>
-      </w:r>
-      <w:proofErr w:type="gramStart"/>
-      <w:r>
-        <w:rPr>
-          <w:b/>
-          <w:bCs/>
-          <w:i/>
-          <w:iCs/>
-        </w:rPr>
-        <w:t xml:space="preserve">) </w:t>
-      </w:r>
-      <w:r>
-        <w:t>,</w:t>
-      </w:r>
-      <w:proofErr w:type="gramEnd"/>
-      <w:r>
-        <w:t xml:space="preserve"> </w:t>
-      </w:r>
-      <w:proofErr w:type="spellStart"/>
-      <w:r>
-        <w:t>NombrePage</w:t>
-      </w:r>
-      <w:proofErr w:type="spellEnd"/>
-      <w:r>
-        <w:rPr>
-          <w:i/>
-          <w:iCs/>
-        </w:rPr>
-        <w:t xml:space="preserve"> INT</w:t>
-      </w:r>
-      <w:r>
-        <w:t>, Genre</w:t>
-      </w:r>
-      <w:r>
-        <w:rPr>
-          <w:i/>
-          <w:iCs/>
-        </w:rPr>
-        <w:t xml:space="preserve"> </w:t>
-      </w:r>
-      <w:proofErr w:type="gramStart"/>
-      <w:r>
-        <w:rPr>
-          <w:i/>
-          <w:iCs/>
-        </w:rPr>
-        <w:t>VARCHAR(</w:t>
-      </w:r>
-      <w:proofErr w:type="gramEnd"/>
-      <w:r>
-        <w:rPr>
-          <w:i/>
-          <w:iCs/>
-        </w:rPr>
-        <w:t>50</w:t>
-      </w:r>
-      <w:proofErr w:type="gramStart"/>
-      <w:r>
-        <w:rPr>
-          <w:i/>
-          <w:iCs/>
-        </w:rPr>
-        <w:t xml:space="preserve">) </w:t>
-      </w:r>
-      <w:r>
-        <w:rPr>
-          <w:b/>
-          <w:bCs/>
-        </w:rPr>
-        <w:t>)</w:t>
-      </w:r>
-      <w:proofErr w:type="gramEnd"/>
-      <w:r>
-        <w:rPr>
-          <w:b/>
-          <w:bCs/>
-        </w:rPr>
-        <w:t>;</w:t>
+        <w:t xml:space="preserve"> VARCHAR(50) </w:t>
+      </w:r>
+      <w:r>
+        <w:rPr>
+          <w:b/>
+          <w:bCs/>
+        </w:rPr>
+        <w:t>);</w:t>
       </w:r>
     </w:p>
     <w:p>
@@ -2361,46 +2074,14 @@
           <w:i/>
           <w:iCs/>
         </w:rPr>
-        <w:t xml:space="preserve"> </w:t>
-      </w:r>
-      <w:proofErr w:type="gramStart"/>
-      <w:r>
-        <w:rPr>
-          <w:i/>
-          <w:iCs/>
-        </w:rPr>
-        <w:t>VARCHAR(</w:t>
-      </w:r>
-      <w:proofErr w:type="gramEnd"/>
-      <w:r>
-        <w:rPr>
-          <w:i/>
-          <w:iCs/>
-        </w:rPr>
-        <w:t>50</w:t>
-      </w:r>
-      <w:proofErr w:type="gramStart"/>
-      <w:r>
-        <w:rPr>
-          <w:i/>
-          <w:iCs/>
-        </w:rPr>
-        <w:t xml:space="preserve">) </w:t>
-      </w:r>
-      <w:r>
-        <w:rPr>
-          <w:b/>
-          <w:bCs/>
-        </w:rPr>
-        <w:t>)</w:t>
-      </w:r>
-      <w:proofErr w:type="gramEnd"/>
-      <w:r>
-        <w:rPr>
-          <w:b/>
-          <w:bCs/>
-        </w:rPr>
-        <w:t>;</w:t>
+        <w:t xml:space="preserve"> VARCHAR(50) </w:t>
+      </w:r>
+      <w:r>
+        <w:rPr>
+          <w:b/>
+          <w:bCs/>
+        </w:rPr>
+        <w:t>);</w:t>
       </w:r>
     </w:p>
     <w:p>
@@ -2447,89 +2128,29 @@
           <w:i/>
           <w:iCs/>
         </w:rPr>
-        <w:t xml:space="preserve"> </w:t>
-      </w:r>
-      <w:proofErr w:type="gramStart"/>
+        <w:t xml:space="preserve"> VARCHAR(50) </w:t>
+      </w:r>
+      <w:r>
+        <w:t xml:space="preserve">, </w:t>
+      </w:r>
+      <w:proofErr w:type="spellStart"/>
+      <w:r>
+        <w:t>Interprete</w:t>
+      </w:r>
+      <w:proofErr w:type="spellEnd"/>
       <w:r>
         <w:rPr>
           <w:i/>
           <w:iCs/>
         </w:rPr>
-        <w:t>VARCHAR(</w:t>
-      </w:r>
-      <w:proofErr w:type="gramEnd"/>
-      <w:r>
-        <w:rPr>
-          <w:i/>
-          <w:iCs/>
-        </w:rPr>
-        <w:t>50</w:t>
-      </w:r>
-      <w:proofErr w:type="gramStart"/>
-      <w:r>
-        <w:rPr>
-          <w:i/>
-          <w:iCs/>
-        </w:rPr>
-        <w:t xml:space="preserve">) </w:t>
-      </w:r>
-      <w:r>
-        <w:t>,</w:t>
-      </w:r>
-      <w:proofErr w:type="gramEnd"/>
-      <w:r>
-        <w:t xml:space="preserve"> </w:t>
-      </w:r>
-      <w:proofErr w:type="spellStart"/>
-      <w:r>
-        <w:t>Interprete</w:t>
-      </w:r>
-      <w:proofErr w:type="spellEnd"/>
-      <w:r>
-        <w:rPr>
-          <w:i/>
-          <w:iCs/>
-        </w:rPr>
-        <w:t xml:space="preserve"> </w:t>
-      </w:r>
-      <w:proofErr w:type="gramStart"/>
-      <w:r>
-        <w:rPr>
-          <w:i/>
-          <w:iCs/>
-        </w:rPr>
-        <w:t>VARCHAR(</w:t>
-      </w:r>
-      <w:proofErr w:type="gramEnd"/>
-      <w:r>
-        <w:rPr>
-          <w:i/>
-          <w:iCs/>
-        </w:rPr>
-        <w:t>50</w:t>
-      </w:r>
-      <w:proofErr w:type="gramStart"/>
-      <w:r>
-        <w:rPr>
-          <w:i/>
-          <w:iCs/>
-        </w:rPr>
-        <w:t xml:space="preserve">) </w:t>
-      </w:r>
-      <w:r>
-        <w:rPr>
-          <w:b/>
-          <w:bCs/>
-        </w:rPr>
-        <w:t>)</w:t>
-      </w:r>
-      <w:proofErr w:type="gramEnd"/>
-      <w:r>
-        <w:rPr>
-          <w:b/>
-          <w:bCs/>
-        </w:rPr>
-        <w:t>;</w:t>
+        <w:t xml:space="preserve"> VARCHAR(50) </w:t>
+      </w:r>
+      <w:r>
+        <w:rPr>
+          <w:b/>
+          <w:bCs/>
+        </w:rPr>
+        <w:t>);</w:t>
       </w:r>
     </w:p>
     <w:p>
@@ -2585,101 +2206,162 @@
           <w:i/>
           <w:iCs/>
         </w:rPr>
-        <w:t xml:space="preserve"> </w:t>
-      </w:r>
-      <w:proofErr w:type="gramStart"/>
+        <w:t xml:space="preserve"> VARCHAR(50) </w:t>
+      </w:r>
+      <w:r>
+        <w:t xml:space="preserve">, </w:t>
+      </w:r>
+      <w:proofErr w:type="spellStart"/>
+      <w:r>
+        <w:t>Realisateur</w:t>
+      </w:r>
+      <w:proofErr w:type="spellEnd"/>
       <w:r>
         <w:rPr>
           <w:i/>
           <w:iCs/>
         </w:rPr>
-        <w:t>VARCHAR(</w:t>
-      </w:r>
-      <w:proofErr w:type="gramEnd"/>
-      <w:r>
-        <w:rPr>
+        <w:t xml:space="preserve"> VARCHAR(50) </w:t>
+      </w:r>
+      <w:r>
+        <w:rPr>
+          <w:b/>
+          <w:bCs/>
+        </w:rPr>
+        <w:t>);</w:t>
+      </w:r>
+    </w:p>
+    <w:p>
+      <w:pPr>
+        <w:spacing w:after="0"/>
+      </w:pPr>
+      <w:r>
+        <w:rPr>
+          <w:b/>
+          <w:bCs/>
+        </w:rPr>
+        <w:t>Auteur = (</w:t>
+      </w:r>
+      <w:proofErr w:type="spellStart"/>
+      <w:r>
+        <w:rPr>
+          <w:b/>
+          <w:bCs/>
+          <w:u w:val="single"/>
+        </w:rPr>
+        <w:t>IdAuteur</w:t>
+      </w:r>
+      <w:proofErr w:type="spellEnd"/>
+      <w:r>
+        <w:rPr>
+          <w:b/>
+          <w:bCs/>
           <w:i/>
           <w:iCs/>
         </w:rPr>
-        <w:t>50</w:t>
-      </w:r>
-      <w:proofErr w:type="gramStart"/>
+        <w:t xml:space="preserve"> INT AUTO_INCREMENT</w:t>
+      </w:r>
+      <w:r>
+        <w:t xml:space="preserve">, </w:t>
+      </w:r>
+      <w:proofErr w:type="spellStart"/>
+      <w:r>
+        <w:t>Prenom</w:t>
+      </w:r>
+      <w:proofErr w:type="spellEnd"/>
       <w:r>
         <w:rPr>
           <w:i/>
           <w:iCs/>
         </w:rPr>
-        <w:t xml:space="preserve">) </w:t>
-      </w:r>
-      <w:r>
-        <w:t>,</w:t>
-      </w:r>
-      <w:proofErr w:type="gramEnd"/>
-      <w:r>
-        <w:t xml:space="preserve"> </w:t>
-      </w:r>
-      <w:proofErr w:type="spellStart"/>
-      <w:r>
-        <w:t>Realisateur</w:t>
-      </w:r>
-      <w:proofErr w:type="spellEnd"/>
+        <w:t xml:space="preserve"> VARCHAR(50) </w:t>
+      </w:r>
+      <w:r>
+        <w:t>, Nom</w:t>
+      </w:r>
       <w:r>
         <w:rPr>
           <w:i/>
           <w:iCs/>
         </w:rPr>
-        <w:t xml:space="preserve"> </w:t>
-      </w:r>
-      <w:proofErr w:type="gramStart"/>
+        <w:t xml:space="preserve"> VARCHAR(50) </w:t>
+      </w:r>
+      <w:r>
+        <w:t>, Description</w:t>
+      </w:r>
       <w:r>
         <w:rPr>
           <w:i/>
           <w:iCs/>
         </w:rPr>
-        <w:t>VARCHAR(</w:t>
-      </w:r>
-      <w:proofErr w:type="gramEnd"/>
-      <w:r>
-        <w:rPr>
+        <w:t xml:space="preserve"> TEXT</w:t>
+      </w:r>
+      <w:r>
+        <w:rPr>
+          <w:b/>
+          <w:bCs/>
+        </w:rPr>
+        <w:t>);</w:t>
+      </w:r>
+    </w:p>
+    <w:p>
+      <w:pPr>
+        <w:spacing w:after="0"/>
+      </w:pPr>
+      <w:r>
+        <w:rPr>
+          <w:b/>
+          <w:bCs/>
+        </w:rPr>
+        <w:t>Abonnement = (</w:t>
+      </w:r>
+      <w:proofErr w:type="spellStart"/>
+      <w:r>
+        <w:rPr>
+          <w:b/>
+          <w:bCs/>
+          <w:u w:val="single"/>
+        </w:rPr>
+        <w:t>IdAbonnement</w:t>
+      </w:r>
+      <w:proofErr w:type="spellEnd"/>
+      <w:r>
+        <w:rPr>
+          <w:b/>
+          <w:bCs/>
           <w:i/>
           <w:iCs/>
         </w:rPr>
-        <w:t>50</w:t>
-      </w:r>
-      <w:proofErr w:type="gramStart"/>
+        <w:t xml:space="preserve"> VARCHAR(50) </w:t>
+      </w:r>
+      <w:r>
+        <w:t>, Tarif</w:t>
+      </w:r>
       <w:r>
         <w:rPr>
           <w:i/>
           <w:iCs/>
         </w:rPr>
-        <w:t xml:space="preserve">) </w:t>
-      </w:r>
-      <w:r>
-        <w:rPr>
-          <w:b/>
-          <w:bCs/>
-        </w:rPr>
-        <w:t>)</w:t>
-      </w:r>
-      <w:proofErr w:type="gramEnd"/>
-      <w:r>
-        <w:rPr>
-          <w:b/>
-          <w:bCs/>
-        </w:rPr>
-        <w:t>;</w:t>
-      </w:r>
-    </w:p>
-    <w:p>
-      <w:pPr>
-        <w:spacing w:after="0"/>
-      </w:pPr>
-      <w:r>
-        <w:rPr>
-          <w:b/>
-          <w:bCs/>
-        </w:rPr>
-        <w:t>Auteur = (</w:t>
+        <w:t xml:space="preserve"> DECIMAL(19,4)</w:t>
+      </w:r>
+      <w:r>
+        <w:rPr>
+          <w:b/>
+          <w:bCs/>
+        </w:rPr>
+        <w:t>);</w:t>
+      </w:r>
+    </w:p>
+    <w:p>
+      <w:pPr>
+        <w:spacing w:after="0"/>
+      </w:pPr>
+      <w:r>
+        <w:rPr>
+          <w:b/>
+          <w:bCs/>
+        </w:rPr>
+        <w:t>Emprunt = (</w:t>
       </w:r>
       <w:proofErr w:type="spellStart"/>
       <w:r>
@@ -2688,7 +2370,7 @@
           <w:bCs/>
           <w:u w:val="single"/>
         </w:rPr>
-        <w:t>IdAuteur</w:t>
+        <w:t>IdEmprunt</w:t>
       </w:r>
       <w:proofErr w:type="spellEnd"/>
       <w:r>
@@ -2705,7 +2387,7 @@
       </w:r>
       <w:proofErr w:type="spellStart"/>
       <w:r>
-        <w:t>Prenom</w:t>
+        <w:t>DateReservation</w:t>
       </w:r>
       <w:proofErr w:type="spellEnd"/>
       <w:r>
@@ -2713,85 +2395,38 @@
           <w:i/>
           <w:iCs/>
         </w:rPr>
-        <w:t xml:space="preserve"> </w:t>
-      </w:r>
-      <w:proofErr w:type="gramStart"/>
+        <w:t xml:space="preserve"> DATE</w:t>
+      </w:r>
+      <w:r>
+        <w:t xml:space="preserve">, </w:t>
+      </w:r>
+      <w:proofErr w:type="spellStart"/>
+      <w:r>
+        <w:t>DateRenduPrevision</w:t>
+      </w:r>
+      <w:proofErr w:type="spellEnd"/>
       <w:r>
         <w:rPr>
           <w:i/>
           <w:iCs/>
         </w:rPr>
-        <w:t>VARCHAR(</w:t>
-      </w:r>
-      <w:proofErr w:type="gramEnd"/>
+        <w:t xml:space="preserve"> DATE</w:t>
+      </w:r>
+      <w:r>
+        <w:t xml:space="preserve">, </w:t>
+      </w:r>
+      <w:proofErr w:type="spellStart"/>
+      <w:r>
+        <w:t>DateRendu</w:t>
+      </w:r>
+      <w:proofErr w:type="spellEnd"/>
       <w:r>
         <w:rPr>
           <w:i/>
           <w:iCs/>
         </w:rPr>
-        <w:t>50</w:t>
-      </w:r>
-      <w:proofErr w:type="gramStart"/>
-      <w:r>
-        <w:rPr>
-          <w:i/>
-          <w:iCs/>
-        </w:rPr>
-        <w:t xml:space="preserve">) </w:t>
-      </w:r>
-      <w:r>
-        <w:t>,</w:t>
-      </w:r>
-      <w:proofErr w:type="gramEnd"/>
-      <w:r>
-        <w:t xml:space="preserve"> Nom</w:t>
-      </w:r>
-      <w:r>
-        <w:rPr>
-          <w:i/>
-          <w:iCs/>
-        </w:rPr>
-        <w:t xml:space="preserve"> </w:t>
-      </w:r>
-      <w:proofErr w:type="gramStart"/>
-      <w:r>
-        <w:rPr>
-          <w:i/>
-          <w:iCs/>
-        </w:rPr>
-        <w:t>VARCHAR(</w:t>
-      </w:r>
-      <w:proofErr w:type="gramEnd"/>
-      <w:r>
-        <w:rPr>
-          <w:i/>
-          <w:iCs/>
-        </w:rPr>
-        <w:t>50</w:t>
-      </w:r>
-      <w:proofErr w:type="gramStart"/>
-      <w:r>
-        <w:rPr>
-          <w:i/>
-          <w:iCs/>
-        </w:rPr>
-        <w:t xml:space="preserve">) </w:t>
-      </w:r>
-      <w:r>
-        <w:t>,</w:t>
-      </w:r>
-      <w:proofErr w:type="gramEnd"/>
-      <w:r>
-        <w:t xml:space="preserve"> Description</w:t>
-      </w:r>
-      <w:r>
-        <w:rPr>
-          <w:i/>
-          <w:iCs/>
-        </w:rPr>
-        <w:t xml:space="preserve"> TEXT</w:t>
-      </w:r>
-      <w:proofErr w:type="gramStart"/>
+        <w:t xml:space="preserve"> DATE, #IdUtilisateur</w:t>
+      </w:r>
       <w:r>
         <w:rPr>
           <w:b/>
@@ -2799,192 +2434,6 @@
         </w:rPr>
         <w:t>);</w:t>
       </w:r>
-      <w:proofErr w:type="gramEnd"/>
-    </w:p>
-    <w:p>
-      <w:pPr>
-        <w:spacing w:after="0"/>
-      </w:pPr>
-      <w:r>
-        <w:rPr>
-          <w:b/>
-          <w:bCs/>
-        </w:rPr>
-        <w:t>Abonnement = (</w:t>
-      </w:r>
-      <w:proofErr w:type="spellStart"/>
-      <w:r>
-        <w:rPr>
-          <w:b/>
-          <w:bCs/>
-          <w:u w:val="single"/>
-        </w:rPr>
-        <w:t>IdAbonnement</w:t>
-      </w:r>
-      <w:proofErr w:type="spellEnd"/>
-      <w:r>
-        <w:rPr>
-          <w:b/>
-          <w:bCs/>
-          <w:i/>
-          <w:iCs/>
-        </w:rPr>
-        <w:t xml:space="preserve"> </w:t>
-      </w:r>
-      <w:proofErr w:type="gramStart"/>
-      <w:r>
-        <w:rPr>
-          <w:b/>
-          <w:bCs/>
-          <w:i/>
-          <w:iCs/>
-        </w:rPr>
-        <w:t>VARCHAR(</w:t>
-      </w:r>
-      <w:proofErr w:type="gramEnd"/>
-      <w:r>
-        <w:rPr>
-          <w:b/>
-          <w:bCs/>
-          <w:i/>
-          <w:iCs/>
-        </w:rPr>
-        <w:t>50</w:t>
-      </w:r>
-      <w:proofErr w:type="gramStart"/>
-      <w:r>
-        <w:rPr>
-          <w:b/>
-          <w:bCs/>
-          <w:i/>
-          <w:iCs/>
-        </w:rPr>
-        <w:t xml:space="preserve">) </w:t>
-      </w:r>
-      <w:r>
-        <w:t>,</w:t>
-      </w:r>
-      <w:proofErr w:type="gramEnd"/>
-      <w:r>
-        <w:t xml:space="preserve"> Tarif</w:t>
-      </w:r>
-      <w:r>
-        <w:rPr>
-          <w:i/>
-          <w:iCs/>
-        </w:rPr>
-        <w:t xml:space="preserve"> </w:t>
-      </w:r>
-      <w:proofErr w:type="gramStart"/>
-      <w:r>
-        <w:rPr>
-          <w:i/>
-          <w:iCs/>
-        </w:rPr>
-        <w:t>DECIMAL(</w:t>
-      </w:r>
-      <w:proofErr w:type="gramEnd"/>
-      <w:r>
-        <w:rPr>
-          <w:i/>
-          <w:iCs/>
-        </w:rPr>
-        <w:t>19,4)</w:t>
-      </w:r>
-      <w:proofErr w:type="gramStart"/>
-      <w:r>
-        <w:rPr>
-          <w:b/>
-          <w:bCs/>
-        </w:rPr>
-        <w:t>);</w:t>
-      </w:r>
-      <w:proofErr w:type="gramEnd"/>
-    </w:p>
-    <w:p>
-      <w:pPr>
-        <w:spacing w:after="0"/>
-      </w:pPr>
-      <w:r>
-        <w:rPr>
-          <w:b/>
-          <w:bCs/>
-        </w:rPr>
-        <w:t>Emprunt = (</w:t>
-      </w:r>
-      <w:proofErr w:type="spellStart"/>
-      <w:r>
-        <w:rPr>
-          <w:b/>
-          <w:bCs/>
-          <w:u w:val="single"/>
-        </w:rPr>
-        <w:t>IdEmprunt</w:t>
-      </w:r>
-      <w:proofErr w:type="spellEnd"/>
-      <w:r>
-        <w:rPr>
-          <w:b/>
-          <w:bCs/>
-          <w:i/>
-          <w:iCs/>
-        </w:rPr>
-        <w:t xml:space="preserve"> INT AUTO_INCREMENT</w:t>
-      </w:r>
-      <w:r>
-        <w:t xml:space="preserve">, </w:t>
-      </w:r>
-      <w:proofErr w:type="spellStart"/>
-      <w:r>
-        <w:t>DateReservation</w:t>
-      </w:r>
-      <w:proofErr w:type="spellEnd"/>
-      <w:r>
-        <w:rPr>
-          <w:i/>
-          <w:iCs/>
-        </w:rPr>
-        <w:t xml:space="preserve"> DATE</w:t>
-      </w:r>
-      <w:r>
-        <w:t xml:space="preserve">, </w:t>
-      </w:r>
-      <w:proofErr w:type="spellStart"/>
-      <w:r>
-        <w:t>DateRenduPrevision</w:t>
-      </w:r>
-      <w:proofErr w:type="spellEnd"/>
-      <w:r>
-        <w:rPr>
-          <w:i/>
-          <w:iCs/>
-        </w:rPr>
-        <w:t xml:space="preserve"> DATE</w:t>
-      </w:r>
-      <w:r>
-        <w:t xml:space="preserve">, </w:t>
-      </w:r>
-      <w:proofErr w:type="spellStart"/>
-      <w:r>
-        <w:t>DateRendu</w:t>
-      </w:r>
-      <w:proofErr w:type="spellEnd"/>
-      <w:r>
-        <w:rPr>
-          <w:i/>
-          <w:iCs/>
-        </w:rPr>
-        <w:t xml:space="preserve"> DATE, #IdUtilisateur</w:t>
-      </w:r>
-      <w:proofErr w:type="gramStart"/>
-      <w:r>
-        <w:rPr>
-          <w:b/>
-          <w:bCs/>
-        </w:rPr>
-        <w:t>);</w:t>
-      </w:r>
-      <w:proofErr w:type="gramEnd"/>
     </w:p>
     <w:p>
       <w:pPr>
@@ -3020,49 +2469,21 @@
           <w:i/>
           <w:iCs/>
         </w:rPr>
-        <w:t xml:space="preserve"> </w:t>
-      </w:r>
-      <w:proofErr w:type="gramStart"/>
+        <w:t xml:space="preserve"> VARCHAR(50) </w:t>
+      </w:r>
+      <w:r>
+        <w:t xml:space="preserve">, </w:t>
+      </w:r>
+      <w:proofErr w:type="spellStart"/>
+      <w:r>
+        <w:t>DateFinAbonnement</w:t>
+      </w:r>
+      <w:proofErr w:type="spellEnd"/>
       <w:r>
         <w:rPr>
           <w:i/>
           <w:iCs/>
         </w:rPr>
-        <w:t>VARCHAR(</w:t>
-      </w:r>
-      <w:proofErr w:type="gramEnd"/>
-      <w:r>
-        <w:rPr>
-          <w:i/>
-          <w:iCs/>
-        </w:rPr>
-        <w:t>50</w:t>
-      </w:r>
-      <w:proofErr w:type="gramStart"/>
-      <w:r>
-        <w:rPr>
-          <w:i/>
-          <w:iCs/>
-        </w:rPr>
-        <w:t xml:space="preserve">) </w:t>
-      </w:r>
-      <w:r>
-        <w:t>,</w:t>
-      </w:r>
-      <w:proofErr w:type="gramEnd"/>
-      <w:r>
-        <w:t xml:space="preserve"> </w:t>
-      </w:r>
-      <w:proofErr w:type="spellStart"/>
-      <w:r>
-        <w:t>DateFinAbonnement</w:t>
-      </w:r>
-      <w:proofErr w:type="spellEnd"/>
-      <w:r>
-        <w:rPr>
-          <w:i/>
-          <w:iCs/>
-        </w:rPr>
         <w:t xml:space="preserve"> DATE, #IdAbonnement</w:t>
       </w:r>
       <w:r>
@@ -3070,17 +2491,8 @@
           <w:b/>
           <w:bCs/>
         </w:rPr>
-        <w:t>*</w:t>
-      </w:r>
-      <w:proofErr w:type="gramStart"/>
-      <w:r>
-        <w:rPr>
-          <w:b/>
-          <w:bCs/>
-        </w:rPr>
-        <w:t>);</w:t>
-      </w:r>
-      <w:proofErr w:type="gramEnd"/>
+        <w:t>*);</w:t>
+      </w:r>
     </w:p>
     <w:p>
       <w:pPr>
@@ -3103,7 +2515,6 @@
         </w:rPr>
         <w:t>#IdDocument, #IdAuteur</w:t>
       </w:r>
-      <w:proofErr w:type="gramStart"/>
       <w:r>
         <w:rPr>
           <w:b/>
@@ -3111,7 +2522,6 @@
         </w:rPr>
         <w:t>);</w:t>
       </w:r>
-      <w:proofErr w:type="gramEnd"/>
     </w:p>
     <w:p>
       <w:pPr>
@@ -3143,7 +2553,6 @@
         </w:rPr>
         <w:t>#IdDocument, #IdEmprunt</w:t>
       </w:r>
-      <w:proofErr w:type="gramStart"/>
       <w:r>
         <w:rPr>
           <w:b/>
@@ -3151,7 +2560,6 @@
         </w:rPr>
         <w:t>);</w:t>
       </w:r>
-      <w:proofErr w:type="gramEnd"/>
     </w:p>
     <w:p>
       <w:pPr>
@@ -3181,6 +2589,9 @@
         <w:spacing w:after="0"/>
       </w:pPr>
       <w:r>
+        <w:rPr>
+          <w:noProof/>
+        </w:rPr>
         <w:drawing>
           <wp:inline distT="0" distB="0" distL="0" distR="0" wp14:anchorId="5CF04D99" wp14:editId="13BADBC0">
             <wp:extent cx="6325219" cy="2574152"/>

--- a/Doc/DOC.docx
+++ b/Doc/DOC.docx
@@ -1036,18 +1036,63 @@
           <w:numId w:val="7"/>
         </w:numPr>
         <w:spacing w:after="0"/>
-      </w:pPr>
-      <w:r>
         <w:rPr>
           <w:color w:val="215E99" w:themeColor="text2" w:themeTint="BF"/>
         </w:rPr>
+      </w:pPr>
+      <w:r>
+        <w:rPr>
+          <w:color w:val="215E99" w:themeColor="text2" w:themeTint="BF"/>
+        </w:rPr>
         <w:t>Gestion de</w:t>
       </w:r>
       <w:r>
         <w:rPr>
           <w:color w:val="215E99" w:themeColor="text2" w:themeTint="BF"/>
         </w:rPr>
-        <w:t xml:space="preserve"> l’état physique d’un document</w:t>
+        <w:t xml:space="preserve"> l’état </w:t>
+      </w:r>
+      <w:r>
+        <w:rPr>
+          <w:color w:val="215E99" w:themeColor="text2" w:themeTint="BF"/>
+        </w:rPr>
+        <w:t xml:space="preserve">physique </w:t>
+      </w:r>
+      <w:r>
+        <w:rPr>
+          <w:color w:val="215E99" w:themeColor="text2" w:themeTint="BF"/>
+        </w:rPr>
+        <w:t>d’un document</w:t>
+      </w:r>
+    </w:p>
+    <w:p>
+      <w:pPr>
+        <w:numPr>
+          <w:ilvl w:val="0"/>
+          <w:numId w:val="7"/>
+        </w:numPr>
+        <w:spacing w:after="0"/>
+        <w:rPr>
+          <w:color w:val="215E99" w:themeColor="text2" w:themeTint="BF"/>
+        </w:rPr>
+      </w:pPr>
+      <w:r>
+        <w:rPr>
+          <w:color w:val="215E99" w:themeColor="text2" w:themeTint="BF"/>
+        </w:rPr>
+        <w:t>Gestion de</w:t>
+      </w:r>
+      <w:r>
+        <w:rPr>
+          <w:color w:val="215E99" w:themeColor="text2" w:themeTint="BF"/>
+        </w:rPr>
+        <w:t xml:space="preserve">s exemplaires </w:t>
+      </w:r>
+      <w:r>
+        <w:rPr>
+          <w:color w:val="215E99" w:themeColor="text2" w:themeTint="BF"/>
+        </w:rPr>
+        <w:t>(ajout, suppression)</w:t>
       </w:r>
     </w:p>
     <w:p>
@@ -1565,8 +1610,13 @@
       <w:pPr>
         <w:spacing w:after="0"/>
       </w:pPr>
-      <w:r>
-        <w:t xml:space="preserve">légende : </w:t>
+      <w:proofErr w:type="gramStart"/>
+      <w:r>
+        <w:t>légende</w:t>
+      </w:r>
+      <w:proofErr w:type="gramEnd"/>
+      <w:r>
+        <w:t xml:space="preserve"> : </w:t>
       </w:r>
     </w:p>
     <w:p>
@@ -1582,7 +1632,15 @@
         <w:spacing w:after="0"/>
       </w:pPr>
       <w:r>
-        <w:t>- bleu foncé : les associations qui crée une nouvelle table</w:t>
+        <w:t xml:space="preserve">- bleu foncé : les associations qui </w:t>
+      </w:r>
+      <w:proofErr w:type="gramStart"/>
+      <w:r>
+        <w:t>crée</w:t>
+      </w:r>
+      <w:proofErr w:type="gramEnd"/>
+      <w:r>
+        <w:t xml:space="preserve"> une nouvelle table</w:t>
       </w:r>
       <w:r>
         <w:br/>
@@ -1624,7 +1682,15 @@
         <w:spacing w:after="0"/>
       </w:pPr>
       <w:r>
-        <w:t xml:space="preserve">Si nous retranscrivons le MCD de façons écrite, alors, nous aurons le MCD (Modèle logique de données) : </w:t>
+        <w:t xml:space="preserve">Si nous retranscrivons le MCD de </w:t>
+      </w:r>
+      <w:proofErr w:type="gramStart"/>
+      <w:r>
+        <w:t>façons écrite</w:t>
+      </w:r>
+      <w:proofErr w:type="gramEnd"/>
+      <w:r>
+        <w:t xml:space="preserve">, alors, nous aurons le MCD (Modèle logique de données) : </w:t>
       </w:r>
     </w:p>
     <w:p>
@@ -1670,13 +1736,1172 @@
           <w:i/>
           <w:iCs/>
         </w:rPr>
-        <w:t xml:space="preserve"> VARCHAR(50) </w:t>
+        <w:t xml:space="preserve"> </w:t>
+      </w:r>
+      <w:proofErr w:type="gramStart"/>
+      <w:r>
+        <w:rPr>
+          <w:i/>
+          <w:iCs/>
+        </w:rPr>
+        <w:t>VARCHAR(</w:t>
+      </w:r>
+      <w:proofErr w:type="gramEnd"/>
+      <w:r>
+        <w:rPr>
+          <w:i/>
+          <w:iCs/>
+        </w:rPr>
+        <w:t>50</w:t>
+      </w:r>
+      <w:proofErr w:type="gramStart"/>
+      <w:r>
+        <w:rPr>
+          <w:i/>
+          <w:iCs/>
+        </w:rPr>
+        <w:t xml:space="preserve">) </w:t>
+      </w:r>
+      <w:r>
+        <w:t>,</w:t>
+      </w:r>
+      <w:proofErr w:type="gramEnd"/>
+      <w:r>
+        <w:t xml:space="preserve"> </w:t>
+      </w:r>
+      <w:proofErr w:type="spellStart"/>
+      <w:r>
+        <w:t>Prenom</w:t>
+      </w:r>
+      <w:proofErr w:type="spellEnd"/>
+      <w:r>
+        <w:rPr>
+          <w:i/>
+          <w:iCs/>
+        </w:rPr>
+        <w:t xml:space="preserve"> </w:t>
+      </w:r>
+      <w:proofErr w:type="gramStart"/>
+      <w:r>
+        <w:rPr>
+          <w:i/>
+          <w:iCs/>
+        </w:rPr>
+        <w:t>VARCHAR(</w:t>
+      </w:r>
+      <w:proofErr w:type="gramEnd"/>
+      <w:r>
+        <w:rPr>
+          <w:i/>
+          <w:iCs/>
+        </w:rPr>
+        <w:t>50</w:t>
+      </w:r>
+      <w:proofErr w:type="gramStart"/>
+      <w:r>
+        <w:rPr>
+          <w:i/>
+          <w:iCs/>
+        </w:rPr>
+        <w:t xml:space="preserve">) </w:t>
+      </w:r>
+      <w:r>
+        <w:t>,</w:t>
+      </w:r>
+      <w:proofErr w:type="gramEnd"/>
+      <w:r>
+        <w:t xml:space="preserve"> </w:t>
+      </w:r>
+      <w:proofErr w:type="spellStart"/>
+      <w:r>
+        <w:t>DateNaissance</w:t>
+      </w:r>
+      <w:proofErr w:type="spellEnd"/>
+      <w:r>
+        <w:rPr>
+          <w:i/>
+          <w:iCs/>
+        </w:rPr>
+        <w:t xml:space="preserve"> DATE</w:t>
+      </w:r>
+      <w:r>
+        <w:t>, Adresse1</w:t>
+      </w:r>
+      <w:r>
+        <w:rPr>
+          <w:i/>
+          <w:iCs/>
+        </w:rPr>
+        <w:t xml:space="preserve"> </w:t>
+      </w:r>
+      <w:proofErr w:type="gramStart"/>
+      <w:r>
+        <w:rPr>
+          <w:i/>
+          <w:iCs/>
+        </w:rPr>
+        <w:t>VARCHAR(</w:t>
+      </w:r>
+      <w:proofErr w:type="gramEnd"/>
+      <w:r>
+        <w:rPr>
+          <w:i/>
+          <w:iCs/>
+        </w:rPr>
+        <w:t>50</w:t>
+      </w:r>
+      <w:proofErr w:type="gramStart"/>
+      <w:r>
+        <w:rPr>
+          <w:i/>
+          <w:iCs/>
+        </w:rPr>
+        <w:t xml:space="preserve">) </w:t>
+      </w:r>
+      <w:r>
+        <w:t>,</w:t>
+      </w:r>
+      <w:proofErr w:type="gramEnd"/>
+      <w:r>
+        <w:t xml:space="preserve"> Adresse2</w:t>
+      </w:r>
+      <w:r>
+        <w:rPr>
+          <w:i/>
+          <w:iCs/>
+        </w:rPr>
+        <w:t xml:space="preserve"> </w:t>
+      </w:r>
+      <w:proofErr w:type="gramStart"/>
+      <w:r>
+        <w:rPr>
+          <w:i/>
+          <w:iCs/>
+        </w:rPr>
+        <w:t>VARCHAR(</w:t>
+      </w:r>
+      <w:proofErr w:type="gramEnd"/>
+      <w:r>
+        <w:rPr>
+          <w:i/>
+          <w:iCs/>
+        </w:rPr>
+        <w:t>50</w:t>
+      </w:r>
+      <w:proofErr w:type="gramStart"/>
+      <w:r>
+        <w:rPr>
+          <w:i/>
+          <w:iCs/>
+        </w:rPr>
+        <w:t xml:space="preserve">) </w:t>
+      </w:r>
+      <w:r>
+        <w:t>,</w:t>
+      </w:r>
+      <w:proofErr w:type="gramEnd"/>
+      <w:r>
+        <w:t xml:space="preserve"> Ville</w:t>
+      </w:r>
+      <w:r>
+        <w:rPr>
+          <w:i/>
+          <w:iCs/>
+        </w:rPr>
+        <w:t xml:space="preserve"> </w:t>
+      </w:r>
+      <w:proofErr w:type="gramStart"/>
+      <w:r>
+        <w:rPr>
+          <w:i/>
+          <w:iCs/>
+        </w:rPr>
+        <w:t>VARCHAR(</w:t>
+      </w:r>
+      <w:proofErr w:type="gramEnd"/>
+      <w:r>
+        <w:rPr>
+          <w:i/>
+          <w:iCs/>
+        </w:rPr>
+        <w:t>50</w:t>
+      </w:r>
+      <w:proofErr w:type="gramStart"/>
+      <w:r>
+        <w:rPr>
+          <w:i/>
+          <w:iCs/>
+        </w:rPr>
+        <w:t xml:space="preserve">) </w:t>
+      </w:r>
+      <w:r>
+        <w:t>,</w:t>
+      </w:r>
+      <w:proofErr w:type="gramEnd"/>
+      <w:r>
+        <w:t xml:space="preserve"> Pays</w:t>
+      </w:r>
+      <w:r>
+        <w:rPr>
+          <w:i/>
+          <w:iCs/>
+        </w:rPr>
+        <w:t xml:space="preserve"> </w:t>
+      </w:r>
+      <w:proofErr w:type="gramStart"/>
+      <w:r>
+        <w:rPr>
+          <w:i/>
+          <w:iCs/>
+        </w:rPr>
+        <w:t>VARCHAR(</w:t>
+      </w:r>
+      <w:proofErr w:type="gramEnd"/>
+      <w:r>
+        <w:rPr>
+          <w:i/>
+          <w:iCs/>
+        </w:rPr>
+        <w:t>50</w:t>
+      </w:r>
+      <w:proofErr w:type="gramStart"/>
+      <w:r>
+        <w:rPr>
+          <w:i/>
+          <w:iCs/>
+        </w:rPr>
+        <w:t xml:space="preserve">) </w:t>
+      </w:r>
+      <w:r>
+        <w:t>,</w:t>
+      </w:r>
+      <w:proofErr w:type="gramEnd"/>
+      <w:r>
+        <w:t xml:space="preserve"> Mail</w:t>
+      </w:r>
+      <w:r>
+        <w:rPr>
+          <w:b/>
+          <w:bCs/>
+          <w:i/>
+          <w:iCs/>
+        </w:rPr>
+        <w:t xml:space="preserve"> </w:t>
+      </w:r>
+      <w:proofErr w:type="gramStart"/>
+      <w:r>
+        <w:rPr>
+          <w:b/>
+          <w:bCs/>
+          <w:i/>
+          <w:iCs/>
+        </w:rPr>
+        <w:t>VARCHAR(</w:t>
+      </w:r>
+      <w:proofErr w:type="gramEnd"/>
+      <w:r>
+        <w:rPr>
+          <w:b/>
+          <w:bCs/>
+          <w:i/>
+          <w:iCs/>
+        </w:rPr>
+        <w:t>50</w:t>
+      </w:r>
+      <w:proofErr w:type="gramStart"/>
+      <w:r>
+        <w:rPr>
+          <w:b/>
+          <w:bCs/>
+          <w:i/>
+          <w:iCs/>
+        </w:rPr>
+        <w:t xml:space="preserve">) </w:t>
+      </w:r>
+      <w:r>
+        <w:t>,</w:t>
+      </w:r>
+      <w:proofErr w:type="gramEnd"/>
+      <w:r>
+        <w:t xml:space="preserve"> </w:t>
+      </w:r>
+      <w:proofErr w:type="spellStart"/>
+      <w:r>
+        <w:t>NumeroTelephone</w:t>
+      </w:r>
+      <w:proofErr w:type="spellEnd"/>
+      <w:r>
+        <w:rPr>
+          <w:i/>
+          <w:iCs/>
+        </w:rPr>
+        <w:t xml:space="preserve"> </w:t>
+      </w:r>
+      <w:proofErr w:type="gramStart"/>
+      <w:r>
+        <w:rPr>
+          <w:i/>
+          <w:iCs/>
+        </w:rPr>
+        <w:t>VARCHAR(</w:t>
+      </w:r>
+      <w:proofErr w:type="gramEnd"/>
+      <w:r>
+        <w:rPr>
+          <w:i/>
+          <w:iCs/>
+        </w:rPr>
+        <w:t>50</w:t>
+      </w:r>
+      <w:proofErr w:type="gramStart"/>
+      <w:r>
+        <w:rPr>
+          <w:i/>
+          <w:iCs/>
+        </w:rPr>
+        <w:t xml:space="preserve">) </w:t>
+      </w:r>
+      <w:r>
+        <w:t>,</w:t>
+      </w:r>
+      <w:proofErr w:type="gramEnd"/>
+      <w:r>
+        <w:t xml:space="preserve"> Situation</w:t>
+      </w:r>
+      <w:r>
+        <w:rPr>
+          <w:i/>
+          <w:iCs/>
+        </w:rPr>
+        <w:t xml:space="preserve"> </w:t>
+      </w:r>
+      <w:proofErr w:type="gramStart"/>
+      <w:r>
+        <w:rPr>
+          <w:i/>
+          <w:iCs/>
+        </w:rPr>
+        <w:t>VARCHAR(</w:t>
+      </w:r>
+      <w:proofErr w:type="gramEnd"/>
+      <w:r>
+        <w:rPr>
+          <w:i/>
+          <w:iCs/>
+        </w:rPr>
+        <w:t>50</w:t>
+      </w:r>
+      <w:proofErr w:type="gramStart"/>
+      <w:r>
+        <w:rPr>
+          <w:i/>
+          <w:iCs/>
+        </w:rPr>
+        <w:t xml:space="preserve">) </w:t>
+      </w:r>
+      <w:r>
+        <w:rPr>
+          <w:b/>
+          <w:bCs/>
+        </w:rPr>
+        <w:t>)</w:t>
+      </w:r>
+      <w:proofErr w:type="gramEnd"/>
+      <w:r>
+        <w:rPr>
+          <w:b/>
+          <w:bCs/>
+        </w:rPr>
+        <w:t>;</w:t>
+      </w:r>
+    </w:p>
+    <w:p>
+      <w:pPr>
+        <w:spacing w:after="0"/>
+      </w:pPr>
+      <w:proofErr w:type="spellStart"/>
+      <w:r>
+        <w:rPr>
+          <w:b/>
+          <w:bCs/>
+        </w:rPr>
+        <w:t>Employe</w:t>
+      </w:r>
+      <w:proofErr w:type="spellEnd"/>
+      <w:r>
+        <w:rPr>
+          <w:b/>
+          <w:bCs/>
+        </w:rPr>
+        <w:t xml:space="preserve"> = (</w:t>
+      </w:r>
+      <w:r>
+        <w:rPr>
+          <w:b/>
+          <w:bCs/>
+          <w:i/>
+          <w:iCs/>
+          <w:u w:val="single"/>
+        </w:rPr>
+        <w:t>#IdUtilisateur</w:t>
+      </w:r>
+      <w:r>
+        <w:t>, Statut</w:t>
+      </w:r>
+      <w:r>
+        <w:rPr>
+          <w:i/>
+          <w:iCs/>
+        </w:rPr>
+        <w:t xml:space="preserve"> </w:t>
+      </w:r>
+      <w:proofErr w:type="gramStart"/>
+      <w:r>
+        <w:rPr>
+          <w:i/>
+          <w:iCs/>
+        </w:rPr>
+        <w:t>VARCHAR(</w:t>
+      </w:r>
+      <w:proofErr w:type="gramEnd"/>
+      <w:r>
+        <w:rPr>
+          <w:i/>
+          <w:iCs/>
+        </w:rPr>
+        <w:t>50</w:t>
+      </w:r>
+      <w:proofErr w:type="gramStart"/>
+      <w:r>
+        <w:rPr>
+          <w:i/>
+          <w:iCs/>
+        </w:rPr>
+        <w:t xml:space="preserve">) </w:t>
+      </w:r>
+      <w:r>
+        <w:rPr>
+          <w:b/>
+          <w:bCs/>
+        </w:rPr>
+        <w:t>)</w:t>
+      </w:r>
+      <w:proofErr w:type="gramEnd"/>
+      <w:r>
+        <w:rPr>
+          <w:b/>
+          <w:bCs/>
+        </w:rPr>
+        <w:t>;</w:t>
+      </w:r>
+    </w:p>
+    <w:p>
+      <w:pPr>
+        <w:spacing w:after="0"/>
+      </w:pPr>
+      <w:r>
+        <w:rPr>
+          <w:b/>
+          <w:bCs/>
+        </w:rPr>
+        <w:t>Document = (</w:t>
+      </w:r>
+      <w:proofErr w:type="spellStart"/>
+      <w:r>
+        <w:rPr>
+          <w:b/>
+          <w:bCs/>
+          <w:u w:val="single"/>
+        </w:rPr>
+        <w:t>IdDocument</w:t>
+      </w:r>
+      <w:proofErr w:type="spellEnd"/>
+      <w:r>
+        <w:rPr>
+          <w:b/>
+          <w:bCs/>
+          <w:i/>
+          <w:iCs/>
+        </w:rPr>
+        <w:t xml:space="preserve"> INT AUTO_INCREMENT</w:t>
+      </w:r>
+      <w:r>
+        <w:t>, Titre</w:t>
+      </w:r>
+      <w:r>
+        <w:rPr>
+          <w:i/>
+          <w:iCs/>
+        </w:rPr>
+        <w:t xml:space="preserve"> </w:t>
+      </w:r>
+      <w:proofErr w:type="gramStart"/>
+      <w:r>
+        <w:rPr>
+          <w:i/>
+          <w:iCs/>
+        </w:rPr>
+        <w:t>VARCHAR(</w:t>
+      </w:r>
+      <w:proofErr w:type="gramEnd"/>
+      <w:r>
+        <w:rPr>
+          <w:i/>
+          <w:iCs/>
+        </w:rPr>
+        <w:t>50</w:t>
+      </w:r>
+      <w:proofErr w:type="gramStart"/>
+      <w:r>
+        <w:rPr>
+          <w:i/>
+          <w:iCs/>
+        </w:rPr>
+        <w:t xml:space="preserve">) </w:t>
+      </w:r>
+      <w:r>
+        <w:t>,</w:t>
+      </w:r>
+      <w:proofErr w:type="gramEnd"/>
+      <w:r>
+        <w:t xml:space="preserve"> </w:t>
+      </w:r>
+      <w:proofErr w:type="spellStart"/>
+      <w:r>
+        <w:t>Annee</w:t>
+      </w:r>
+      <w:proofErr w:type="spellEnd"/>
+      <w:r>
+        <w:rPr>
+          <w:i/>
+          <w:iCs/>
+        </w:rPr>
+        <w:t xml:space="preserve"> DATE</w:t>
+      </w:r>
+      <w:r>
+        <w:t>, Auteur</w:t>
+      </w:r>
+      <w:r>
+        <w:rPr>
+          <w:i/>
+          <w:iCs/>
+        </w:rPr>
+        <w:t xml:space="preserve"> </w:t>
+      </w:r>
+      <w:proofErr w:type="gramStart"/>
+      <w:r>
+        <w:rPr>
+          <w:i/>
+          <w:iCs/>
+        </w:rPr>
+        <w:t>VARCHAR(</w:t>
+      </w:r>
+      <w:proofErr w:type="gramEnd"/>
+      <w:r>
+        <w:rPr>
+          <w:i/>
+          <w:iCs/>
+        </w:rPr>
+        <w:t>50</w:t>
+      </w:r>
+      <w:proofErr w:type="gramStart"/>
+      <w:r>
+        <w:rPr>
+          <w:i/>
+          <w:iCs/>
+        </w:rPr>
+        <w:t xml:space="preserve">) </w:t>
+      </w:r>
+      <w:r>
+        <w:t>,</w:t>
+      </w:r>
+      <w:proofErr w:type="gramEnd"/>
+      <w:r>
+        <w:t xml:space="preserve"> </w:t>
+      </w:r>
+      <w:proofErr w:type="spellStart"/>
+      <w:r>
+        <w:t>Resume</w:t>
+      </w:r>
+      <w:proofErr w:type="spellEnd"/>
+      <w:r>
+        <w:rPr>
+          <w:i/>
+          <w:iCs/>
+        </w:rPr>
+        <w:t xml:space="preserve"> TEXT</w:t>
+      </w:r>
+      <w:r>
+        <w:t>, stock</w:t>
+      </w:r>
+      <w:r>
+        <w:rPr>
+          <w:i/>
+          <w:iCs/>
+        </w:rPr>
+        <w:t xml:space="preserve"> INT</w:t>
+      </w:r>
+      <w:proofErr w:type="gramStart"/>
+      <w:r>
+        <w:rPr>
+          <w:b/>
+          <w:bCs/>
+        </w:rPr>
+        <w:t>);</w:t>
+      </w:r>
+      <w:proofErr w:type="gramEnd"/>
+    </w:p>
+    <w:p>
+      <w:pPr>
+        <w:spacing w:after="0"/>
+      </w:pPr>
+      <w:r>
+        <w:rPr>
+          <w:b/>
+          <w:bCs/>
+        </w:rPr>
+        <w:t>Livre = (</w:t>
+      </w:r>
+      <w:r>
+        <w:rPr>
+          <w:b/>
+          <w:bCs/>
+          <w:i/>
+          <w:iCs/>
+          <w:u w:val="single"/>
+        </w:rPr>
+        <w:t>#IdDocument</w:t>
       </w:r>
       <w:r>
         <w:t xml:space="preserve">, </w:t>
       </w:r>
+      <w:r>
+        <w:rPr>
+          <w:b/>
+          <w:bCs/>
+        </w:rPr>
+        <w:t>ISBN</w:t>
+      </w:r>
+      <w:r>
+        <w:rPr>
+          <w:b/>
+          <w:bCs/>
+          <w:i/>
+          <w:iCs/>
+        </w:rPr>
+        <w:t xml:space="preserve"> </w:t>
+      </w:r>
+      <w:proofErr w:type="gramStart"/>
+      <w:r>
+        <w:rPr>
+          <w:b/>
+          <w:bCs/>
+          <w:i/>
+          <w:iCs/>
+        </w:rPr>
+        <w:t>VARCHAR(</w:t>
+      </w:r>
+      <w:proofErr w:type="gramEnd"/>
+      <w:r>
+        <w:rPr>
+          <w:b/>
+          <w:bCs/>
+          <w:i/>
+          <w:iCs/>
+        </w:rPr>
+        <w:t>50</w:t>
+      </w:r>
+      <w:proofErr w:type="gramStart"/>
+      <w:r>
+        <w:rPr>
+          <w:b/>
+          <w:bCs/>
+          <w:i/>
+          <w:iCs/>
+        </w:rPr>
+        <w:t xml:space="preserve">) </w:t>
+      </w:r>
+      <w:r>
+        <w:t>,</w:t>
+      </w:r>
+      <w:proofErr w:type="gramEnd"/>
+      <w:r>
+        <w:t xml:space="preserve"> </w:t>
+      </w:r>
       <w:proofErr w:type="spellStart"/>
       <w:r>
+        <w:t>NombrePage</w:t>
+      </w:r>
+      <w:proofErr w:type="spellEnd"/>
+      <w:r>
+        <w:rPr>
+          <w:i/>
+          <w:iCs/>
+        </w:rPr>
+        <w:t xml:space="preserve"> INT</w:t>
+      </w:r>
+      <w:r>
+        <w:t>, Genre</w:t>
+      </w:r>
+      <w:r>
+        <w:rPr>
+          <w:i/>
+          <w:iCs/>
+        </w:rPr>
+        <w:t xml:space="preserve"> </w:t>
+      </w:r>
+      <w:proofErr w:type="gramStart"/>
+      <w:r>
+        <w:rPr>
+          <w:i/>
+          <w:iCs/>
+        </w:rPr>
+        <w:t>VARCHAR(</w:t>
+      </w:r>
+      <w:proofErr w:type="gramEnd"/>
+      <w:r>
+        <w:rPr>
+          <w:i/>
+          <w:iCs/>
+        </w:rPr>
+        <w:t>50</w:t>
+      </w:r>
+      <w:proofErr w:type="gramStart"/>
+      <w:r>
+        <w:rPr>
+          <w:i/>
+          <w:iCs/>
+        </w:rPr>
+        <w:t xml:space="preserve">) </w:t>
+      </w:r>
+      <w:r>
+        <w:rPr>
+          <w:b/>
+          <w:bCs/>
+        </w:rPr>
+        <w:t>)</w:t>
+      </w:r>
+      <w:proofErr w:type="gramEnd"/>
+      <w:r>
+        <w:rPr>
+          <w:b/>
+          <w:bCs/>
+        </w:rPr>
+        <w:t>;</w:t>
+      </w:r>
+    </w:p>
+    <w:p>
+      <w:pPr>
+        <w:spacing w:after="0"/>
+      </w:pPr>
+      <w:proofErr w:type="spellStart"/>
+      <w:r>
+        <w:rPr>
+          <w:b/>
+          <w:bCs/>
+        </w:rPr>
+        <w:t>TitrePeriodique</w:t>
+      </w:r>
+      <w:proofErr w:type="spellEnd"/>
+      <w:r>
+        <w:rPr>
+          <w:b/>
+          <w:bCs/>
+        </w:rPr>
+        <w:t xml:space="preserve"> = (</w:t>
+      </w:r>
+      <w:r>
+        <w:rPr>
+          <w:b/>
+          <w:bCs/>
+          <w:i/>
+          <w:iCs/>
+          <w:u w:val="single"/>
+        </w:rPr>
+        <w:t>#IdDocument</w:t>
+      </w:r>
+      <w:r>
+        <w:t xml:space="preserve">, </w:t>
+      </w:r>
+      <w:proofErr w:type="spellStart"/>
+      <w:r>
+        <w:t>Numero</w:t>
+      </w:r>
+      <w:proofErr w:type="spellEnd"/>
+      <w:r>
+        <w:rPr>
+          <w:i/>
+          <w:iCs/>
+        </w:rPr>
+        <w:t xml:space="preserve"> INT</w:t>
+      </w:r>
+      <w:r>
+        <w:t xml:space="preserve">, </w:t>
+      </w:r>
+      <w:proofErr w:type="spellStart"/>
+      <w:r>
+        <w:t>DatePublication</w:t>
+      </w:r>
+      <w:proofErr w:type="spellEnd"/>
+      <w:r>
+        <w:rPr>
+          <w:i/>
+          <w:iCs/>
+        </w:rPr>
+        <w:t xml:space="preserve"> DATE</w:t>
+      </w:r>
+      <w:r>
+        <w:t>, Type</w:t>
+      </w:r>
+      <w:r>
+        <w:rPr>
+          <w:i/>
+          <w:iCs/>
+        </w:rPr>
+        <w:t xml:space="preserve"> </w:t>
+      </w:r>
+      <w:proofErr w:type="gramStart"/>
+      <w:r>
+        <w:rPr>
+          <w:i/>
+          <w:iCs/>
+        </w:rPr>
+        <w:t>VARCHAR(</w:t>
+      </w:r>
+      <w:proofErr w:type="gramEnd"/>
+      <w:r>
+        <w:rPr>
+          <w:i/>
+          <w:iCs/>
+        </w:rPr>
+        <w:t>50</w:t>
+      </w:r>
+      <w:proofErr w:type="gramStart"/>
+      <w:r>
+        <w:rPr>
+          <w:i/>
+          <w:iCs/>
+        </w:rPr>
+        <w:t xml:space="preserve">) </w:t>
+      </w:r>
+      <w:r>
+        <w:rPr>
+          <w:b/>
+          <w:bCs/>
+        </w:rPr>
+        <w:t>)</w:t>
+      </w:r>
+      <w:proofErr w:type="gramEnd"/>
+      <w:r>
+        <w:rPr>
+          <w:b/>
+          <w:bCs/>
+        </w:rPr>
+        <w:t>;</w:t>
+      </w:r>
+    </w:p>
+    <w:p>
+      <w:pPr>
+        <w:spacing w:after="0"/>
+      </w:pPr>
+      <w:r>
+        <w:rPr>
+          <w:b/>
+          <w:bCs/>
+        </w:rPr>
+        <w:t>Sonore = (</w:t>
+      </w:r>
+      <w:r>
+        <w:rPr>
+          <w:b/>
+          <w:bCs/>
+          <w:i/>
+          <w:iCs/>
+          <w:u w:val="single"/>
+        </w:rPr>
+        <w:t>#IdDocument</w:t>
+      </w:r>
+      <w:r>
+        <w:t xml:space="preserve">, </w:t>
+      </w:r>
+      <w:proofErr w:type="spellStart"/>
+      <w:r>
+        <w:t>Duree</w:t>
+      </w:r>
+      <w:proofErr w:type="spellEnd"/>
+      <w:r>
+        <w:rPr>
+          <w:i/>
+          <w:iCs/>
+        </w:rPr>
+        <w:t xml:space="preserve"> INT</w:t>
+      </w:r>
+      <w:r>
+        <w:t>, Format</w:t>
+      </w:r>
+      <w:r>
+        <w:rPr>
+          <w:i/>
+          <w:iCs/>
+        </w:rPr>
+        <w:t xml:space="preserve"> </w:t>
+      </w:r>
+      <w:proofErr w:type="gramStart"/>
+      <w:r>
+        <w:rPr>
+          <w:i/>
+          <w:iCs/>
+        </w:rPr>
+        <w:t>VARCHAR(</w:t>
+      </w:r>
+      <w:proofErr w:type="gramEnd"/>
+      <w:r>
+        <w:rPr>
+          <w:i/>
+          <w:iCs/>
+        </w:rPr>
+        <w:t>50</w:t>
+      </w:r>
+      <w:proofErr w:type="gramStart"/>
+      <w:r>
+        <w:rPr>
+          <w:i/>
+          <w:iCs/>
+        </w:rPr>
+        <w:t xml:space="preserve">) </w:t>
+      </w:r>
+      <w:r>
+        <w:t>,</w:t>
+      </w:r>
+      <w:proofErr w:type="gramEnd"/>
+      <w:r>
+        <w:t xml:space="preserve"> </w:t>
+      </w:r>
+      <w:proofErr w:type="spellStart"/>
+      <w:r>
+        <w:t>Interprete</w:t>
+      </w:r>
+      <w:proofErr w:type="spellEnd"/>
+      <w:r>
+        <w:rPr>
+          <w:i/>
+          <w:iCs/>
+        </w:rPr>
+        <w:t xml:space="preserve"> </w:t>
+      </w:r>
+      <w:proofErr w:type="gramStart"/>
+      <w:r>
+        <w:rPr>
+          <w:i/>
+          <w:iCs/>
+        </w:rPr>
+        <w:t>VARCHAR(</w:t>
+      </w:r>
+      <w:proofErr w:type="gramEnd"/>
+      <w:r>
+        <w:rPr>
+          <w:i/>
+          <w:iCs/>
+        </w:rPr>
+        <w:t>50</w:t>
+      </w:r>
+      <w:proofErr w:type="gramStart"/>
+      <w:r>
+        <w:rPr>
+          <w:i/>
+          <w:iCs/>
+        </w:rPr>
+        <w:t xml:space="preserve">) </w:t>
+      </w:r>
+      <w:r>
+        <w:rPr>
+          <w:b/>
+          <w:bCs/>
+        </w:rPr>
+        <w:t>)</w:t>
+      </w:r>
+      <w:proofErr w:type="gramEnd"/>
+      <w:r>
+        <w:rPr>
+          <w:b/>
+          <w:bCs/>
+        </w:rPr>
+        <w:t>;</w:t>
+      </w:r>
+    </w:p>
+    <w:p>
+      <w:pPr>
+        <w:spacing w:after="0"/>
+      </w:pPr>
+      <w:proofErr w:type="spellStart"/>
+      <w:r>
+        <w:rPr>
+          <w:b/>
+          <w:bCs/>
+        </w:rPr>
+        <w:t>Video</w:t>
+      </w:r>
+      <w:proofErr w:type="spellEnd"/>
+      <w:r>
+        <w:rPr>
+          <w:b/>
+          <w:bCs/>
+        </w:rPr>
+        <w:t xml:space="preserve"> = (</w:t>
+      </w:r>
+      <w:r>
+        <w:rPr>
+          <w:b/>
+          <w:bCs/>
+          <w:i/>
+          <w:iCs/>
+          <w:u w:val="single"/>
+        </w:rPr>
+        <w:t>#IdDocument</w:t>
+      </w:r>
+      <w:r>
+        <w:t xml:space="preserve">, </w:t>
+      </w:r>
+      <w:proofErr w:type="spellStart"/>
+      <w:r>
+        <w:t>Duree</w:t>
+      </w:r>
+      <w:proofErr w:type="spellEnd"/>
+      <w:r>
+        <w:rPr>
+          <w:i/>
+          <w:iCs/>
+        </w:rPr>
+        <w:t xml:space="preserve"> INT</w:t>
+      </w:r>
+      <w:r>
+        <w:t>, Format</w:t>
+      </w:r>
+      <w:r>
+        <w:rPr>
+          <w:i/>
+          <w:iCs/>
+        </w:rPr>
+        <w:t xml:space="preserve"> </w:t>
+      </w:r>
+      <w:proofErr w:type="gramStart"/>
+      <w:r>
+        <w:rPr>
+          <w:i/>
+          <w:iCs/>
+        </w:rPr>
+        <w:t>VARCHAR(</w:t>
+      </w:r>
+      <w:proofErr w:type="gramEnd"/>
+      <w:r>
+        <w:rPr>
+          <w:i/>
+          <w:iCs/>
+        </w:rPr>
+        <w:t>50</w:t>
+      </w:r>
+      <w:proofErr w:type="gramStart"/>
+      <w:r>
+        <w:rPr>
+          <w:i/>
+          <w:iCs/>
+        </w:rPr>
+        <w:t xml:space="preserve">) </w:t>
+      </w:r>
+      <w:r>
+        <w:t>,</w:t>
+      </w:r>
+      <w:proofErr w:type="gramEnd"/>
+      <w:r>
+        <w:t xml:space="preserve"> </w:t>
+      </w:r>
+      <w:proofErr w:type="spellStart"/>
+      <w:r>
+        <w:t>Realisateur</w:t>
+      </w:r>
+      <w:proofErr w:type="spellEnd"/>
+      <w:r>
+        <w:rPr>
+          <w:i/>
+          <w:iCs/>
+        </w:rPr>
+        <w:t xml:space="preserve"> </w:t>
+      </w:r>
+      <w:proofErr w:type="gramStart"/>
+      <w:r>
+        <w:rPr>
+          <w:i/>
+          <w:iCs/>
+        </w:rPr>
+        <w:t>VARCHAR(</w:t>
+      </w:r>
+      <w:proofErr w:type="gramEnd"/>
+      <w:r>
+        <w:rPr>
+          <w:i/>
+          <w:iCs/>
+        </w:rPr>
+        <w:t>50</w:t>
+      </w:r>
+      <w:proofErr w:type="gramStart"/>
+      <w:r>
+        <w:rPr>
+          <w:i/>
+          <w:iCs/>
+        </w:rPr>
+        <w:t xml:space="preserve">) </w:t>
+      </w:r>
+      <w:r>
+        <w:rPr>
+          <w:b/>
+          <w:bCs/>
+        </w:rPr>
+        <w:t>)</w:t>
+      </w:r>
+      <w:proofErr w:type="gramEnd"/>
+      <w:r>
+        <w:rPr>
+          <w:b/>
+          <w:bCs/>
+        </w:rPr>
+        <w:t>;</w:t>
+      </w:r>
+    </w:p>
+    <w:p>
+      <w:pPr>
+        <w:spacing w:after="0"/>
+      </w:pPr>
+      <w:r>
+        <w:rPr>
+          <w:b/>
+          <w:bCs/>
+        </w:rPr>
+        <w:t>Auteur = (</w:t>
+      </w:r>
+      <w:proofErr w:type="spellStart"/>
+      <w:r>
+        <w:rPr>
+          <w:b/>
+          <w:bCs/>
+          <w:u w:val="single"/>
+        </w:rPr>
+        <w:t>IdAuteur</w:t>
+      </w:r>
+      <w:proofErr w:type="spellEnd"/>
+      <w:r>
+        <w:rPr>
+          <w:b/>
+          <w:bCs/>
+          <w:i/>
+          <w:iCs/>
+        </w:rPr>
+        <w:t xml:space="preserve"> INT AUTO_INCREMENT</w:t>
+      </w:r>
+      <w:r>
+        <w:t xml:space="preserve">, </w:t>
+      </w:r>
+      <w:proofErr w:type="spellStart"/>
+      <w:r>
         <w:t>Prenom</w:t>
       </w:r>
       <w:proofErr w:type="spellEnd"/>
@@ -1685,14 +2910,230 @@
           <w:i/>
           <w:iCs/>
         </w:rPr>
-        <w:t xml:space="preserve"> VARCHAR(50) </w:t>
+        <w:t xml:space="preserve"> </w:t>
+      </w:r>
+      <w:proofErr w:type="gramStart"/>
+      <w:r>
+        <w:rPr>
+          <w:i/>
+          <w:iCs/>
+        </w:rPr>
+        <w:t>VARCHAR(</w:t>
+      </w:r>
+      <w:proofErr w:type="gramEnd"/>
+      <w:r>
+        <w:rPr>
+          <w:i/>
+          <w:iCs/>
+        </w:rPr>
+        <w:t>50</w:t>
+      </w:r>
+      <w:proofErr w:type="gramStart"/>
+      <w:r>
+        <w:rPr>
+          <w:i/>
+          <w:iCs/>
+        </w:rPr>
+        <w:t xml:space="preserve">) </w:t>
+      </w:r>
+      <w:r>
+        <w:t>,</w:t>
+      </w:r>
+      <w:proofErr w:type="gramEnd"/>
+      <w:r>
+        <w:t xml:space="preserve"> Nom</w:t>
+      </w:r>
+      <w:r>
+        <w:rPr>
+          <w:i/>
+          <w:iCs/>
+        </w:rPr>
+        <w:t xml:space="preserve"> </w:t>
+      </w:r>
+      <w:proofErr w:type="gramStart"/>
+      <w:r>
+        <w:rPr>
+          <w:i/>
+          <w:iCs/>
+        </w:rPr>
+        <w:t>VARCHAR(</w:t>
+      </w:r>
+      <w:proofErr w:type="gramEnd"/>
+      <w:r>
+        <w:rPr>
+          <w:i/>
+          <w:iCs/>
+        </w:rPr>
+        <w:t>50</w:t>
+      </w:r>
+      <w:proofErr w:type="gramStart"/>
+      <w:r>
+        <w:rPr>
+          <w:i/>
+          <w:iCs/>
+        </w:rPr>
+        <w:t xml:space="preserve">) </w:t>
+      </w:r>
+      <w:r>
+        <w:t>,</w:t>
+      </w:r>
+      <w:proofErr w:type="gramEnd"/>
+      <w:r>
+        <w:t xml:space="preserve"> Description</w:t>
+      </w:r>
+      <w:r>
+        <w:rPr>
+          <w:i/>
+          <w:iCs/>
+        </w:rPr>
+        <w:t xml:space="preserve"> TEXT</w:t>
+      </w:r>
+      <w:proofErr w:type="gramStart"/>
+      <w:r>
+        <w:rPr>
+          <w:b/>
+          <w:bCs/>
+        </w:rPr>
+        <w:t>);</w:t>
+      </w:r>
+      <w:proofErr w:type="gramEnd"/>
+    </w:p>
+    <w:p>
+      <w:pPr>
+        <w:spacing w:after="0"/>
+      </w:pPr>
+      <w:r>
+        <w:rPr>
+          <w:b/>
+          <w:bCs/>
+        </w:rPr>
+        <w:t>Abonnement = (</w:t>
+      </w:r>
+      <w:proofErr w:type="spellStart"/>
+      <w:r>
+        <w:rPr>
+          <w:b/>
+          <w:bCs/>
+          <w:u w:val="single"/>
+        </w:rPr>
+        <w:t>IdAbonnement</w:t>
+      </w:r>
+      <w:proofErr w:type="spellEnd"/>
+      <w:r>
+        <w:rPr>
+          <w:b/>
+          <w:bCs/>
+          <w:i/>
+          <w:iCs/>
+        </w:rPr>
+        <w:t xml:space="preserve"> </w:t>
+      </w:r>
+      <w:proofErr w:type="gramStart"/>
+      <w:r>
+        <w:rPr>
+          <w:b/>
+          <w:bCs/>
+          <w:i/>
+          <w:iCs/>
+        </w:rPr>
+        <w:t>VARCHAR(</w:t>
+      </w:r>
+      <w:proofErr w:type="gramEnd"/>
+      <w:r>
+        <w:rPr>
+          <w:b/>
+          <w:bCs/>
+          <w:i/>
+          <w:iCs/>
+        </w:rPr>
+        <w:t>50</w:t>
+      </w:r>
+      <w:proofErr w:type="gramStart"/>
+      <w:r>
+        <w:rPr>
+          <w:b/>
+          <w:bCs/>
+          <w:i/>
+          <w:iCs/>
+        </w:rPr>
+        <w:t xml:space="preserve">) </w:t>
+      </w:r>
+      <w:r>
+        <w:t>,</w:t>
+      </w:r>
+      <w:proofErr w:type="gramEnd"/>
+      <w:r>
+        <w:t xml:space="preserve"> Tarif</w:t>
+      </w:r>
+      <w:r>
+        <w:rPr>
+          <w:i/>
+          <w:iCs/>
+        </w:rPr>
+        <w:t xml:space="preserve"> </w:t>
+      </w:r>
+      <w:proofErr w:type="gramStart"/>
+      <w:r>
+        <w:rPr>
+          <w:i/>
+          <w:iCs/>
+        </w:rPr>
+        <w:t>DECIMAL(</w:t>
+      </w:r>
+      <w:proofErr w:type="gramEnd"/>
+      <w:r>
+        <w:rPr>
+          <w:i/>
+          <w:iCs/>
+        </w:rPr>
+        <w:t>19,4)</w:t>
+      </w:r>
+      <w:proofErr w:type="gramStart"/>
+      <w:r>
+        <w:rPr>
+          <w:b/>
+          <w:bCs/>
+        </w:rPr>
+        <w:t>);</w:t>
+      </w:r>
+      <w:proofErr w:type="gramEnd"/>
+    </w:p>
+    <w:p>
+      <w:pPr>
+        <w:spacing w:after="0"/>
+      </w:pPr>
+      <w:r>
+        <w:rPr>
+          <w:b/>
+          <w:bCs/>
+        </w:rPr>
+        <w:t>Emprunt = (</w:t>
+      </w:r>
+      <w:proofErr w:type="spellStart"/>
+      <w:r>
+        <w:rPr>
+          <w:b/>
+          <w:bCs/>
+          <w:u w:val="single"/>
+        </w:rPr>
+        <w:t>IdEmprunt</w:t>
+      </w:r>
+      <w:proofErr w:type="spellEnd"/>
+      <w:r>
+        <w:rPr>
+          <w:b/>
+          <w:bCs/>
+          <w:i/>
+          <w:iCs/>
+        </w:rPr>
+        <w:t xml:space="preserve"> INT AUTO_INCREMENT</w:t>
       </w:r>
       <w:r>
         <w:t xml:space="preserve">, </w:t>
       </w:r>
       <w:proofErr w:type="spellStart"/>
       <w:r>
-        <w:t>DateNaissance</w:t>
+        <w:t>DateReservation</w:t>
       </w:r>
       <w:proofErr w:type="spellEnd"/>
       <w:r>
@@ -1703,63 +3144,11 @@
         <w:t xml:space="preserve"> DATE</w:t>
       </w:r>
       <w:r>
-        <w:t>, Adresse1</w:t>
-      </w:r>
-      <w:r>
-        <w:rPr>
-          <w:i/>
-          <w:iCs/>
-        </w:rPr>
-        <w:t xml:space="preserve"> VARCHAR(50) </w:t>
-      </w:r>
-      <w:r>
-        <w:t>, Adresse2</w:t>
-      </w:r>
-      <w:r>
-        <w:rPr>
-          <w:i/>
-          <w:iCs/>
-        </w:rPr>
-        <w:t xml:space="preserve"> VARCHAR(50) </w:t>
-      </w:r>
-      <w:r>
-        <w:t>, Ville</w:t>
-      </w:r>
-      <w:r>
-        <w:rPr>
-          <w:i/>
-          <w:iCs/>
-        </w:rPr>
-        <w:t xml:space="preserve"> VARCHAR(50) </w:t>
-      </w:r>
-      <w:r>
-        <w:t>, Pays</w:t>
-      </w:r>
-      <w:r>
-        <w:rPr>
-          <w:i/>
-          <w:iCs/>
-        </w:rPr>
-        <w:t xml:space="preserve"> VARCHAR(50) </w:t>
-      </w:r>
-      <w:r>
-        <w:t>, Mail</w:t>
-      </w:r>
-      <w:r>
-        <w:rPr>
-          <w:b/>
-          <w:bCs/>
-          <w:i/>
-          <w:iCs/>
-        </w:rPr>
-        <w:t xml:space="preserve"> VARCHAR(50) </w:t>
-      </w:r>
-      <w:r>
         <w:t xml:space="preserve">, </w:t>
       </w:r>
       <w:proofErr w:type="spellStart"/>
       <w:r>
-        <w:t>NumeroTelephone</w:t>
+        <w:t>DateRenduPrevision</w:t>
       </w:r>
       <w:proofErr w:type="spellEnd"/>
       <w:r>
@@ -1767,18 +3156,24 @@
           <w:i/>
           <w:iCs/>
         </w:rPr>
-        <w:t xml:space="preserve"> VARCHAR(50) </w:t>
-      </w:r>
-      <w:r>
-        <w:t>, Situation</w:t>
-      </w:r>
-      <w:r>
-        <w:rPr>
-          <w:i/>
-          <w:iCs/>
-        </w:rPr>
-        <w:t xml:space="preserve"> VARCHAR(50) </w:t>
-      </w:r>
+        <w:t xml:space="preserve"> DATE</w:t>
+      </w:r>
+      <w:r>
+        <w:t xml:space="preserve">, </w:t>
+      </w:r>
+      <w:proofErr w:type="spellStart"/>
+      <w:r>
+        <w:t>DateRendu</w:t>
+      </w:r>
+      <w:proofErr w:type="spellEnd"/>
+      <w:r>
+        <w:rPr>
+          <w:i/>
+          <w:iCs/>
+        </w:rPr>
+        <w:t xml:space="preserve"> DATE, #IdUtilisateur</w:t>
+      </w:r>
+      <w:proofErr w:type="gramStart"/>
       <w:r>
         <w:rPr>
           <w:b/>
@@ -1786,22 +3181,150 @@
         </w:rPr>
         <w:t>);</w:t>
       </w:r>
-    </w:p>
-    <w:p>
-      <w:pPr>
-        <w:spacing w:after="0"/>
-      </w:pPr>
+      <w:proofErr w:type="gramEnd"/>
+    </w:p>
+    <w:p>
+      <w:pPr>
+        <w:spacing w:after="0"/>
+      </w:pPr>
+      <w:r>
+        <w:rPr>
+          <w:b/>
+          <w:bCs/>
+        </w:rPr>
+        <w:t>Client = (</w:t>
+      </w:r>
+      <w:r>
+        <w:rPr>
+          <w:b/>
+          <w:bCs/>
+          <w:i/>
+          <w:iCs/>
+          <w:u w:val="single"/>
+        </w:rPr>
+        <w:t>#IdUtilisateur</w:t>
+      </w:r>
+      <w:r>
+        <w:t xml:space="preserve">, </w:t>
+      </w:r>
       <w:proofErr w:type="spellStart"/>
       <w:r>
-        <w:rPr>
-          <w:b/>
-          <w:bCs/>
-        </w:rPr>
-        <w:t>Employe</w:t>
+        <w:t>StatutAbonnement</w:t>
       </w:r>
       <w:proofErr w:type="spellEnd"/>
       <w:r>
         <w:rPr>
+          <w:i/>
+          <w:iCs/>
+        </w:rPr>
+        <w:t xml:space="preserve"> </w:t>
+      </w:r>
+      <w:proofErr w:type="gramStart"/>
+      <w:r>
+        <w:rPr>
+          <w:i/>
+          <w:iCs/>
+        </w:rPr>
+        <w:t>VARCHAR(</w:t>
+      </w:r>
+      <w:proofErr w:type="gramEnd"/>
+      <w:r>
+        <w:rPr>
+          <w:i/>
+          <w:iCs/>
+        </w:rPr>
+        <w:t>50</w:t>
+      </w:r>
+      <w:proofErr w:type="gramStart"/>
+      <w:r>
+        <w:rPr>
+          <w:i/>
+          <w:iCs/>
+        </w:rPr>
+        <w:t xml:space="preserve">) </w:t>
+      </w:r>
+      <w:r>
+        <w:t>,</w:t>
+      </w:r>
+      <w:proofErr w:type="gramEnd"/>
+      <w:r>
+        <w:t xml:space="preserve"> </w:t>
+      </w:r>
+      <w:proofErr w:type="spellStart"/>
+      <w:r>
+        <w:t>DateFinAbonnement</w:t>
+      </w:r>
+      <w:proofErr w:type="spellEnd"/>
+      <w:r>
+        <w:rPr>
+          <w:i/>
+          <w:iCs/>
+        </w:rPr>
+        <w:t xml:space="preserve"> DATE, #IdAbonnement</w:t>
+      </w:r>
+      <w:r>
+        <w:rPr>
+          <w:b/>
+          <w:bCs/>
+        </w:rPr>
+        <w:t>*</w:t>
+      </w:r>
+      <w:proofErr w:type="gramStart"/>
+      <w:r>
+        <w:rPr>
+          <w:b/>
+          <w:bCs/>
+        </w:rPr>
+        <w:t>);</w:t>
+      </w:r>
+      <w:proofErr w:type="gramEnd"/>
+    </w:p>
+    <w:p>
+      <w:pPr>
+        <w:spacing w:after="0"/>
+      </w:pPr>
+      <w:r>
+        <w:rPr>
+          <w:b/>
+          <w:bCs/>
+        </w:rPr>
+        <w:t>Ecrire = (</w:t>
+      </w:r>
+      <w:r>
+        <w:rPr>
+          <w:b/>
+          <w:bCs/>
+          <w:i/>
+          <w:iCs/>
+          <w:u w:val="single"/>
+        </w:rPr>
+        <w:t>#IdDocument, #IdAuteur</w:t>
+      </w:r>
+      <w:proofErr w:type="gramStart"/>
+      <w:r>
+        <w:rPr>
+          <w:b/>
+          <w:bCs/>
+        </w:rPr>
+        <w:t>);</w:t>
+      </w:r>
+      <w:proofErr w:type="gramEnd"/>
+    </w:p>
+    <w:p>
+      <w:pPr>
+        <w:spacing w:after="0"/>
+      </w:pPr>
+      <w:proofErr w:type="spellStart"/>
+      <w:r>
+        <w:rPr>
+          <w:b/>
+          <w:bCs/>
+        </w:rPr>
+        <w:t>EmpruntArticle</w:t>
+      </w:r>
+      <w:proofErr w:type="spellEnd"/>
+      <w:r>
+        <w:rPr>
           <w:b/>
           <w:bCs/>
         </w:rPr>
@@ -1815,18 +3338,9 @@
           <w:iCs/>
           <w:u w:val="single"/>
         </w:rPr>
-        <w:t>#IdUtilisateur</w:t>
-      </w:r>
-      <w:r>
-        <w:t>, Statut</w:t>
-      </w:r>
-      <w:r>
-        <w:rPr>
-          <w:i/>
-          <w:iCs/>
-        </w:rPr>
-        <w:t xml:space="preserve"> VARCHAR(50) </w:t>
-      </w:r>
+        <w:t>#IdDocument, #IdEmprunt</w:t>
+      </w:r>
+      <w:proofErr w:type="gramStart"/>
       <w:r>
         <w:rPr>
           <w:b/>
@@ -1834,732 +3348,7 @@
         </w:rPr>
         <w:t>);</w:t>
       </w:r>
-    </w:p>
-    <w:p>
-      <w:pPr>
-        <w:spacing w:after="0"/>
-      </w:pPr>
-      <w:r>
-        <w:rPr>
-          <w:b/>
-          <w:bCs/>
-        </w:rPr>
-        <w:t>Document = (</w:t>
-      </w:r>
-      <w:proofErr w:type="spellStart"/>
-      <w:r>
-        <w:rPr>
-          <w:b/>
-          <w:bCs/>
-          <w:u w:val="single"/>
-        </w:rPr>
-        <w:t>IdDocument</w:t>
-      </w:r>
-      <w:proofErr w:type="spellEnd"/>
-      <w:r>
-        <w:rPr>
-          <w:b/>
-          <w:bCs/>
-          <w:i/>
-          <w:iCs/>
-        </w:rPr>
-        <w:t xml:space="preserve"> INT AUTO_INCREMENT</w:t>
-      </w:r>
-      <w:r>
-        <w:t>, Titre</w:t>
-      </w:r>
-      <w:r>
-        <w:rPr>
-          <w:i/>
-          <w:iCs/>
-        </w:rPr>
-        <w:t xml:space="preserve"> VARCHAR(50) </w:t>
-      </w:r>
-      <w:r>
-        <w:t xml:space="preserve">, </w:t>
-      </w:r>
-      <w:proofErr w:type="spellStart"/>
-      <w:r>
-        <w:t>Annee</w:t>
-      </w:r>
-      <w:proofErr w:type="spellEnd"/>
-      <w:r>
-        <w:rPr>
-          <w:i/>
-          <w:iCs/>
-        </w:rPr>
-        <w:t xml:space="preserve"> DATE</w:t>
-      </w:r>
-      <w:r>
-        <w:t>, Auteur</w:t>
-      </w:r>
-      <w:r>
-        <w:rPr>
-          <w:i/>
-          <w:iCs/>
-        </w:rPr>
-        <w:t xml:space="preserve"> VARCHAR(50) </w:t>
-      </w:r>
-      <w:r>
-        <w:t xml:space="preserve">, </w:t>
-      </w:r>
-      <w:proofErr w:type="spellStart"/>
-      <w:r>
-        <w:t>Resume</w:t>
-      </w:r>
-      <w:proofErr w:type="spellEnd"/>
-      <w:r>
-        <w:rPr>
-          <w:i/>
-          <w:iCs/>
-        </w:rPr>
-        <w:t xml:space="preserve"> TEXT</w:t>
-      </w:r>
-      <w:r>
-        <w:t>, stock</w:t>
-      </w:r>
-      <w:r>
-        <w:rPr>
-          <w:i/>
-          <w:iCs/>
-        </w:rPr>
-        <w:t xml:space="preserve"> INT</w:t>
-      </w:r>
-      <w:r>
-        <w:rPr>
-          <w:b/>
-          <w:bCs/>
-        </w:rPr>
-        <w:t>);</w:t>
-      </w:r>
-    </w:p>
-    <w:p>
-      <w:pPr>
-        <w:spacing w:after="0"/>
-      </w:pPr>
-      <w:r>
-        <w:rPr>
-          <w:b/>
-          <w:bCs/>
-        </w:rPr>
-        <w:t>Livre = (</w:t>
-      </w:r>
-      <w:r>
-        <w:rPr>
-          <w:b/>
-          <w:bCs/>
-          <w:i/>
-          <w:iCs/>
-          <w:u w:val="single"/>
-        </w:rPr>
-        <w:t>#IdDocument</w:t>
-      </w:r>
-      <w:r>
-        <w:t xml:space="preserve">, </w:t>
-      </w:r>
-      <w:r>
-        <w:rPr>
-          <w:b/>
-          <w:bCs/>
-        </w:rPr>
-        <w:t>ISBN</w:t>
-      </w:r>
-      <w:r>
-        <w:rPr>
-          <w:b/>
-          <w:bCs/>
-          <w:i/>
-          <w:iCs/>
-        </w:rPr>
-        <w:t xml:space="preserve"> VARCHAR(50) </w:t>
-      </w:r>
-      <w:r>
-        <w:t xml:space="preserve">, </w:t>
-      </w:r>
-      <w:proofErr w:type="spellStart"/>
-      <w:r>
-        <w:t>NombrePage</w:t>
-      </w:r>
-      <w:proofErr w:type="spellEnd"/>
-      <w:r>
-        <w:rPr>
-          <w:i/>
-          <w:iCs/>
-        </w:rPr>
-        <w:t xml:space="preserve"> INT</w:t>
-      </w:r>
-      <w:r>
-        <w:t>, Genre</w:t>
-      </w:r>
-      <w:r>
-        <w:rPr>
-          <w:i/>
-          <w:iCs/>
-        </w:rPr>
-        <w:t xml:space="preserve"> VARCHAR(50) </w:t>
-      </w:r>
-      <w:r>
-        <w:rPr>
-          <w:b/>
-          <w:bCs/>
-        </w:rPr>
-        <w:t>);</w:t>
-      </w:r>
-    </w:p>
-    <w:p>
-      <w:pPr>
-        <w:spacing w:after="0"/>
-      </w:pPr>
-      <w:proofErr w:type="spellStart"/>
-      <w:r>
-        <w:rPr>
-          <w:b/>
-          <w:bCs/>
-        </w:rPr>
-        <w:t>TitrePeriodique</w:t>
-      </w:r>
-      <w:proofErr w:type="spellEnd"/>
-      <w:r>
-        <w:rPr>
-          <w:b/>
-          <w:bCs/>
-        </w:rPr>
-        <w:t xml:space="preserve"> = (</w:t>
-      </w:r>
-      <w:r>
-        <w:rPr>
-          <w:b/>
-          <w:bCs/>
-          <w:i/>
-          <w:iCs/>
-          <w:u w:val="single"/>
-        </w:rPr>
-        <w:t>#IdDocument</w:t>
-      </w:r>
-      <w:r>
-        <w:t xml:space="preserve">, </w:t>
-      </w:r>
-      <w:proofErr w:type="spellStart"/>
-      <w:r>
-        <w:t>Numero</w:t>
-      </w:r>
-      <w:proofErr w:type="spellEnd"/>
-      <w:r>
-        <w:rPr>
-          <w:i/>
-          <w:iCs/>
-        </w:rPr>
-        <w:t xml:space="preserve"> INT</w:t>
-      </w:r>
-      <w:r>
-        <w:t xml:space="preserve">, </w:t>
-      </w:r>
-      <w:proofErr w:type="spellStart"/>
-      <w:r>
-        <w:t>DatePublication</w:t>
-      </w:r>
-      <w:proofErr w:type="spellEnd"/>
-      <w:r>
-        <w:rPr>
-          <w:i/>
-          <w:iCs/>
-        </w:rPr>
-        <w:t xml:space="preserve"> DATE</w:t>
-      </w:r>
-      <w:r>
-        <w:t>, Type</w:t>
-      </w:r>
-      <w:r>
-        <w:rPr>
-          <w:i/>
-          <w:iCs/>
-        </w:rPr>
-        <w:t xml:space="preserve"> VARCHAR(50) </w:t>
-      </w:r>
-      <w:r>
-        <w:rPr>
-          <w:b/>
-          <w:bCs/>
-        </w:rPr>
-        <w:t>);</w:t>
-      </w:r>
-    </w:p>
-    <w:p>
-      <w:pPr>
-        <w:spacing w:after="0"/>
-      </w:pPr>
-      <w:r>
-        <w:rPr>
-          <w:b/>
-          <w:bCs/>
-        </w:rPr>
-        <w:t>Sonore = (</w:t>
-      </w:r>
-      <w:r>
-        <w:rPr>
-          <w:b/>
-          <w:bCs/>
-          <w:i/>
-          <w:iCs/>
-          <w:u w:val="single"/>
-        </w:rPr>
-        <w:t>#IdDocument</w:t>
-      </w:r>
-      <w:r>
-        <w:t xml:space="preserve">, </w:t>
-      </w:r>
-      <w:proofErr w:type="spellStart"/>
-      <w:r>
-        <w:t>Duree</w:t>
-      </w:r>
-      <w:proofErr w:type="spellEnd"/>
-      <w:r>
-        <w:rPr>
-          <w:i/>
-          <w:iCs/>
-        </w:rPr>
-        <w:t xml:space="preserve"> INT</w:t>
-      </w:r>
-      <w:r>
-        <w:t>, Format</w:t>
-      </w:r>
-      <w:r>
-        <w:rPr>
-          <w:i/>
-          <w:iCs/>
-        </w:rPr>
-        <w:t xml:space="preserve"> VARCHAR(50) </w:t>
-      </w:r>
-      <w:r>
-        <w:t xml:space="preserve">, </w:t>
-      </w:r>
-      <w:proofErr w:type="spellStart"/>
-      <w:r>
-        <w:t>Interprete</w:t>
-      </w:r>
-      <w:proofErr w:type="spellEnd"/>
-      <w:r>
-        <w:rPr>
-          <w:i/>
-          <w:iCs/>
-        </w:rPr>
-        <w:t xml:space="preserve"> VARCHAR(50) </w:t>
-      </w:r>
-      <w:r>
-        <w:rPr>
-          <w:b/>
-          <w:bCs/>
-        </w:rPr>
-        <w:t>);</w:t>
-      </w:r>
-    </w:p>
-    <w:p>
-      <w:pPr>
-        <w:spacing w:after="0"/>
-      </w:pPr>
-      <w:proofErr w:type="spellStart"/>
-      <w:r>
-        <w:rPr>
-          <w:b/>
-          <w:bCs/>
-        </w:rPr>
-        <w:t>Video</w:t>
-      </w:r>
-      <w:proofErr w:type="spellEnd"/>
-      <w:r>
-        <w:rPr>
-          <w:b/>
-          <w:bCs/>
-        </w:rPr>
-        <w:t xml:space="preserve"> = (</w:t>
-      </w:r>
-      <w:r>
-        <w:rPr>
-          <w:b/>
-          <w:bCs/>
-          <w:i/>
-          <w:iCs/>
-          <w:u w:val="single"/>
-        </w:rPr>
-        <w:t>#IdDocument</w:t>
-      </w:r>
-      <w:r>
-        <w:t xml:space="preserve">, </w:t>
-      </w:r>
-      <w:proofErr w:type="spellStart"/>
-      <w:r>
-        <w:t>Duree</w:t>
-      </w:r>
-      <w:proofErr w:type="spellEnd"/>
-      <w:r>
-        <w:rPr>
-          <w:i/>
-          <w:iCs/>
-        </w:rPr>
-        <w:t xml:space="preserve"> INT</w:t>
-      </w:r>
-      <w:r>
-        <w:t>, Format</w:t>
-      </w:r>
-      <w:r>
-        <w:rPr>
-          <w:i/>
-          <w:iCs/>
-        </w:rPr>
-        <w:t xml:space="preserve"> VARCHAR(50) </w:t>
-      </w:r>
-      <w:r>
-        <w:t xml:space="preserve">, </w:t>
-      </w:r>
-      <w:proofErr w:type="spellStart"/>
-      <w:r>
-        <w:t>Realisateur</w:t>
-      </w:r>
-      <w:proofErr w:type="spellEnd"/>
-      <w:r>
-        <w:rPr>
-          <w:i/>
-          <w:iCs/>
-        </w:rPr>
-        <w:t xml:space="preserve"> VARCHAR(50) </w:t>
-      </w:r>
-      <w:r>
-        <w:rPr>
-          <w:b/>
-          <w:bCs/>
-        </w:rPr>
-        <w:t>);</w:t>
-      </w:r>
-    </w:p>
-    <w:p>
-      <w:pPr>
-        <w:spacing w:after="0"/>
-      </w:pPr>
-      <w:r>
-        <w:rPr>
-          <w:b/>
-          <w:bCs/>
-        </w:rPr>
-        <w:t>Auteur = (</w:t>
-      </w:r>
-      <w:proofErr w:type="spellStart"/>
-      <w:r>
-        <w:rPr>
-          <w:b/>
-          <w:bCs/>
-          <w:u w:val="single"/>
-        </w:rPr>
-        <w:t>IdAuteur</w:t>
-      </w:r>
-      <w:proofErr w:type="spellEnd"/>
-      <w:r>
-        <w:rPr>
-          <w:b/>
-          <w:bCs/>
-          <w:i/>
-          <w:iCs/>
-        </w:rPr>
-        <w:t xml:space="preserve"> INT AUTO_INCREMENT</w:t>
-      </w:r>
-      <w:r>
-        <w:t xml:space="preserve">, </w:t>
-      </w:r>
-      <w:proofErr w:type="spellStart"/>
-      <w:r>
-        <w:t>Prenom</w:t>
-      </w:r>
-      <w:proofErr w:type="spellEnd"/>
-      <w:r>
-        <w:rPr>
-          <w:i/>
-          <w:iCs/>
-        </w:rPr>
-        <w:t xml:space="preserve"> VARCHAR(50) </w:t>
-      </w:r>
-      <w:r>
-        <w:t>, Nom</w:t>
-      </w:r>
-      <w:r>
-        <w:rPr>
-          <w:i/>
-          <w:iCs/>
-        </w:rPr>
-        <w:t xml:space="preserve"> VARCHAR(50) </w:t>
-      </w:r>
-      <w:r>
-        <w:t>, Description</w:t>
-      </w:r>
-      <w:r>
-        <w:rPr>
-          <w:i/>
-          <w:iCs/>
-        </w:rPr>
-        <w:t xml:space="preserve"> TEXT</w:t>
-      </w:r>
-      <w:r>
-        <w:rPr>
-          <w:b/>
-          <w:bCs/>
-        </w:rPr>
-        <w:t>);</w:t>
-      </w:r>
-    </w:p>
-    <w:p>
-      <w:pPr>
-        <w:spacing w:after="0"/>
-      </w:pPr>
-      <w:r>
-        <w:rPr>
-          <w:b/>
-          <w:bCs/>
-        </w:rPr>
-        <w:t>Abonnement = (</w:t>
-      </w:r>
-      <w:proofErr w:type="spellStart"/>
-      <w:r>
-        <w:rPr>
-          <w:b/>
-          <w:bCs/>
-          <w:u w:val="single"/>
-        </w:rPr>
-        <w:t>IdAbonnement</w:t>
-      </w:r>
-      <w:proofErr w:type="spellEnd"/>
-      <w:r>
-        <w:rPr>
-          <w:b/>
-          <w:bCs/>
-          <w:i/>
-          <w:iCs/>
-        </w:rPr>
-        <w:t xml:space="preserve"> VARCHAR(50) </w:t>
-      </w:r>
-      <w:r>
-        <w:t>, Tarif</w:t>
-      </w:r>
-      <w:r>
-        <w:rPr>
-          <w:i/>
-          <w:iCs/>
-        </w:rPr>
-        <w:t xml:space="preserve"> DECIMAL(19,4)</w:t>
-      </w:r>
-      <w:r>
-        <w:rPr>
-          <w:b/>
-          <w:bCs/>
-        </w:rPr>
-        <w:t>);</w:t>
-      </w:r>
-    </w:p>
-    <w:p>
-      <w:pPr>
-        <w:spacing w:after="0"/>
-      </w:pPr>
-      <w:r>
-        <w:rPr>
-          <w:b/>
-          <w:bCs/>
-        </w:rPr>
-        <w:t>Emprunt = (</w:t>
-      </w:r>
-      <w:proofErr w:type="spellStart"/>
-      <w:r>
-        <w:rPr>
-          <w:b/>
-          <w:bCs/>
-          <w:u w:val="single"/>
-        </w:rPr>
-        <w:t>IdEmprunt</w:t>
-      </w:r>
-      <w:proofErr w:type="spellEnd"/>
-      <w:r>
-        <w:rPr>
-          <w:b/>
-          <w:bCs/>
-          <w:i/>
-          <w:iCs/>
-        </w:rPr>
-        <w:t xml:space="preserve"> INT AUTO_INCREMENT</w:t>
-      </w:r>
-      <w:r>
-        <w:t xml:space="preserve">, </w:t>
-      </w:r>
-      <w:proofErr w:type="spellStart"/>
-      <w:r>
-        <w:t>DateReservation</w:t>
-      </w:r>
-      <w:proofErr w:type="spellEnd"/>
-      <w:r>
-        <w:rPr>
-          <w:i/>
-          <w:iCs/>
-        </w:rPr>
-        <w:t xml:space="preserve"> DATE</w:t>
-      </w:r>
-      <w:r>
-        <w:t xml:space="preserve">, </w:t>
-      </w:r>
-      <w:proofErr w:type="spellStart"/>
-      <w:r>
-        <w:t>DateRenduPrevision</w:t>
-      </w:r>
-      <w:proofErr w:type="spellEnd"/>
-      <w:r>
-        <w:rPr>
-          <w:i/>
-          <w:iCs/>
-        </w:rPr>
-        <w:t xml:space="preserve"> DATE</w:t>
-      </w:r>
-      <w:r>
-        <w:t xml:space="preserve">, </w:t>
-      </w:r>
-      <w:proofErr w:type="spellStart"/>
-      <w:r>
-        <w:t>DateRendu</w:t>
-      </w:r>
-      <w:proofErr w:type="spellEnd"/>
-      <w:r>
-        <w:rPr>
-          <w:i/>
-          <w:iCs/>
-        </w:rPr>
-        <w:t xml:space="preserve"> DATE, #IdUtilisateur</w:t>
-      </w:r>
-      <w:r>
-        <w:rPr>
-          <w:b/>
-          <w:bCs/>
-        </w:rPr>
-        <w:t>);</w:t>
-      </w:r>
-    </w:p>
-    <w:p>
-      <w:pPr>
-        <w:spacing w:after="0"/>
-      </w:pPr>
-      <w:r>
-        <w:rPr>
-          <w:b/>
-          <w:bCs/>
-        </w:rPr>
-        <w:t>Client = (</w:t>
-      </w:r>
-      <w:r>
-        <w:rPr>
-          <w:b/>
-          <w:bCs/>
-          <w:i/>
-          <w:iCs/>
-          <w:u w:val="single"/>
-        </w:rPr>
-        <w:t>#IdUtilisateur</w:t>
-      </w:r>
-      <w:r>
-        <w:t xml:space="preserve">, </w:t>
-      </w:r>
-      <w:proofErr w:type="spellStart"/>
-      <w:r>
-        <w:t>StatutAbonnement</w:t>
-      </w:r>
-      <w:proofErr w:type="spellEnd"/>
-      <w:r>
-        <w:rPr>
-          <w:i/>
-          <w:iCs/>
-        </w:rPr>
-        <w:t xml:space="preserve"> VARCHAR(50) </w:t>
-      </w:r>
-      <w:r>
-        <w:t xml:space="preserve">, </w:t>
-      </w:r>
-      <w:proofErr w:type="spellStart"/>
-      <w:r>
-        <w:t>DateFinAbonnement</w:t>
-      </w:r>
-      <w:proofErr w:type="spellEnd"/>
-      <w:r>
-        <w:rPr>
-          <w:i/>
-          <w:iCs/>
-        </w:rPr>
-        <w:t xml:space="preserve"> DATE, #IdAbonnement</w:t>
-      </w:r>
-      <w:r>
-        <w:rPr>
-          <w:b/>
-          <w:bCs/>
-        </w:rPr>
-        <w:t>*);</w:t>
-      </w:r>
-    </w:p>
-    <w:p>
-      <w:pPr>
-        <w:spacing w:after="0"/>
-      </w:pPr>
-      <w:r>
-        <w:rPr>
-          <w:b/>
-          <w:bCs/>
-        </w:rPr>
-        <w:t>Ecrire = (</w:t>
-      </w:r>
-      <w:r>
-        <w:rPr>
-          <w:b/>
-          <w:bCs/>
-          <w:i/>
-          <w:iCs/>
-          <w:u w:val="single"/>
-        </w:rPr>
-        <w:t>#IdDocument, #IdAuteur</w:t>
-      </w:r>
-      <w:r>
-        <w:rPr>
-          <w:b/>
-          <w:bCs/>
-        </w:rPr>
-        <w:t>);</w:t>
-      </w:r>
-    </w:p>
-    <w:p>
-      <w:pPr>
-        <w:spacing w:after="0"/>
-      </w:pPr>
-      <w:proofErr w:type="spellStart"/>
-      <w:r>
-        <w:rPr>
-          <w:b/>
-          <w:bCs/>
-        </w:rPr>
-        <w:t>EmpruntArticle</w:t>
-      </w:r>
-      <w:proofErr w:type="spellEnd"/>
-      <w:r>
-        <w:rPr>
-          <w:b/>
-          <w:bCs/>
-        </w:rPr>
-        <w:t xml:space="preserve"> = (</w:t>
-      </w:r>
-      <w:r>
-        <w:rPr>
-          <w:b/>
-          <w:bCs/>
-          <w:i/>
-          <w:iCs/>
-          <w:u w:val="single"/>
-        </w:rPr>
-        <w:t>#IdDocument, #IdEmprunt</w:t>
-      </w:r>
-      <w:r>
-        <w:rPr>
-          <w:b/>
-          <w:bCs/>
-        </w:rPr>
-        <w:t>);</w:t>
-      </w:r>
+      <w:proofErr w:type="gramEnd"/>
     </w:p>
     <w:p>
       <w:pPr>

--- a/Doc/DOC.docx
+++ b/Doc/DOC.docx
@@ -1020,13 +1020,25 @@
         <w:t xml:space="preserve">Gestion des documents (ajout, </w:t>
       </w:r>
       <w:r>
+        <w:t>modification</w:t>
+      </w:r>
+      <w:r>
+        <w:t xml:space="preserve">, </w:t>
+      </w:r>
+      <w:r>
         <w:rPr>
           <w:color w:val="215E99" w:themeColor="text2" w:themeTint="BF"/>
         </w:rPr>
-        <w:t>modification</w:t>
-      </w:r>
-      <w:r>
-        <w:t>, suppression)</w:t>
+        <w:t>suppression</w:t>
+      </w:r>
+      <w:r>
+        <w:t>)</w:t>
+      </w:r>
+      <w:r>
+        <w:rPr>
+          <w:color w:val="215E99" w:themeColor="text2" w:themeTint="BF"/>
+        </w:rPr>
+        <w:t xml:space="preserve"> (seulement par super admin)</w:t>
       </w:r>
     </w:p>
     <w:p>
@@ -1044,13 +1056,7 @@
         <w:rPr>
           <w:color w:val="215E99" w:themeColor="text2" w:themeTint="BF"/>
         </w:rPr>
-        <w:t>Gestion de</w:t>
-      </w:r>
-      <w:r>
-        <w:rPr>
-          <w:color w:val="215E99" w:themeColor="text2" w:themeTint="BF"/>
-        </w:rPr>
-        <w:t xml:space="preserve"> l’état </w:t>
+        <w:t xml:space="preserve">Gestion de l’état </w:t>
       </w:r>
       <w:r>
         <w:rPr>
@@ -1080,19 +1086,7 @@
         <w:rPr>
           <w:color w:val="215E99" w:themeColor="text2" w:themeTint="BF"/>
         </w:rPr>
-        <w:t>Gestion de</w:t>
-      </w:r>
-      <w:r>
-        <w:rPr>
-          <w:color w:val="215E99" w:themeColor="text2" w:themeTint="BF"/>
-        </w:rPr>
-        <w:t xml:space="preserve">s exemplaires </w:t>
-      </w:r>
-      <w:r>
-        <w:rPr>
-          <w:color w:val="215E99" w:themeColor="text2" w:themeTint="BF"/>
-        </w:rPr>
-        <w:t>(ajout, suppression)</w:t>
+        <w:t>Gestion des exemplaires (ajout, suppression)</w:t>
       </w:r>
     </w:p>
     <w:p>
@@ -1102,21 +1096,15 @@
           <w:numId w:val="7"/>
         </w:numPr>
         <w:spacing w:after="0"/>
-      </w:pPr>
-      <w:r>
-        <w:t xml:space="preserve">Gestion des </w:t>
-      </w:r>
-      <w:r>
-        <w:t>auteurs (</w:t>
-      </w:r>
-      <w:r>
         <w:rPr>
           <w:color w:val="215E99" w:themeColor="text2" w:themeTint="BF"/>
         </w:rPr>
-        <w:t>ajout, modification</w:t>
-      </w:r>
-      <w:r>
-        <w:t>, suppression)</w:t>
+      </w:pPr>
+      <w:r>
+        <w:rPr>
+          <w:color w:val="215E99" w:themeColor="text2" w:themeTint="BF"/>
+        </w:rPr>
+        <w:t>Gestion des auteurs (ajout, modification, suppression)</w:t>
       </w:r>
     </w:p>
     <w:p>
@@ -3464,6 +3452,7 @@
         <w:docPartUnique/>
       </w:docPartObj>
     </w:sdtPr>
+    <w:sdtEndPr/>
     <w:sdtContent>
       <w:p>
         <w:pPr>

--- a/Doc/DOC.docx
+++ b/Doc/DOC.docx
@@ -1114,24 +1114,27 @@
           <w:numId w:val="7"/>
         </w:numPr>
         <w:spacing w:after="0"/>
-      </w:pPr>
-      <w:r>
-        <w:t>Gestion des abonnés et employés</w:t>
-      </w:r>
-      <w:r>
-        <w:t xml:space="preserve"> </w:t>
-      </w:r>
-      <w:r>
-        <w:t xml:space="preserve">(ajout, </w:t>
-      </w:r>
-      <w:r>
         <w:rPr>
           <w:color w:val="215E99" w:themeColor="text2" w:themeTint="BF"/>
         </w:rPr>
-        <w:t>modification</w:t>
-      </w:r>
-      <w:r>
-        <w:t>, suppression)</w:t>
+      </w:pPr>
+      <w:r>
+        <w:rPr>
+          <w:color w:val="215E99" w:themeColor="text2" w:themeTint="BF"/>
+        </w:rPr>
+        <w:t xml:space="preserve">Gestion des </w:t>
+      </w:r>
+      <w:r>
+        <w:rPr>
+          <w:color w:val="215E99" w:themeColor="text2" w:themeTint="BF"/>
+        </w:rPr>
+        <w:t>utilisateurs</w:t>
+      </w:r>
+      <w:r>
+        <w:rPr>
+          <w:color w:val="215E99" w:themeColor="text2" w:themeTint="BF"/>
+        </w:rPr>
+        <w:t xml:space="preserve"> (ajout, modification, suppression)</w:t>
       </w:r>
     </w:p>
     <w:p>
@@ -3452,7 +3455,6 @@
         <w:docPartUnique/>
       </w:docPartObj>
     </w:sdtPr>
-    <w:sdtEndPr/>
     <w:sdtContent>
       <w:p>
         <w:pPr>

--- a/Doc/DOC.docx
+++ b/Doc/DOC.docx
@@ -1144,6 +1144,24 @@
           <w:numId w:val="7"/>
         </w:numPr>
         <w:spacing w:after="0"/>
+        <w:rPr>
+          <w:color w:val="215E99" w:themeColor="text2" w:themeTint="BF"/>
+        </w:rPr>
+      </w:pPr>
+      <w:r>
+        <w:rPr>
+          <w:color w:val="215E99" w:themeColor="text2" w:themeTint="BF"/>
+        </w:rPr>
+        <w:t>Modifier l’état d’un justificatif (actif ou rejeté)</w:t>
+      </w:r>
+    </w:p>
+    <w:p>
+      <w:pPr>
+        <w:numPr>
+          <w:ilvl w:val="0"/>
+          <w:numId w:val="7"/>
+        </w:numPr>
+        <w:spacing w:after="0"/>
       </w:pPr>
       <w:r>
         <w:t>Consultation des statistiques (nombre de prêts, documents les plus empruntés, taux d’abonnement, etc.)</w:t>
@@ -1601,13 +1619,8 @@
       <w:pPr>
         <w:spacing w:after="0"/>
       </w:pPr>
-      <w:proofErr w:type="gramStart"/>
-      <w:r>
-        <w:t>légende</w:t>
-      </w:r>
-      <w:proofErr w:type="gramEnd"/>
-      <w:r>
-        <w:t xml:space="preserve"> : </w:t>
+      <w:r>
+        <w:t xml:space="preserve">légende : </w:t>
       </w:r>
     </w:p>
     <w:p>
@@ -1623,15 +1636,7 @@
         <w:spacing w:after="0"/>
       </w:pPr>
       <w:r>
-        <w:t xml:space="preserve">- bleu foncé : les associations qui </w:t>
-      </w:r>
-      <w:proofErr w:type="gramStart"/>
-      <w:r>
-        <w:t>crée</w:t>
-      </w:r>
-      <w:proofErr w:type="gramEnd"/>
-      <w:r>
-        <w:t xml:space="preserve"> une nouvelle table</w:t>
+        <w:t>- bleu foncé : les associations qui crée une nouvelle table</w:t>
       </w:r>
       <w:r>
         <w:br/>
@@ -1673,15 +1678,7 @@
         <w:spacing w:after="0"/>
       </w:pPr>
       <w:r>
-        <w:t xml:space="preserve">Si nous retranscrivons le MCD de </w:t>
-      </w:r>
-      <w:proofErr w:type="gramStart"/>
-      <w:r>
-        <w:t>façons écrite</w:t>
-      </w:r>
-      <w:proofErr w:type="gramEnd"/>
-      <w:r>
-        <w:t xml:space="preserve">, alors, nous aurons le MCD (Modèle logique de données) : </w:t>
+        <w:t xml:space="preserve">Si nous retranscrivons le MCD de façons écrite, alors, nous aurons le MCD (Modèle logique de données) : </w:t>
       </w:r>
     </w:p>
     <w:p>
@@ -1727,85 +1724,96 @@
           <w:i/>
           <w:iCs/>
         </w:rPr>
-        <w:t xml:space="preserve"> </w:t>
-      </w:r>
-      <w:proofErr w:type="gramStart"/>
+        <w:t xml:space="preserve"> VARCHAR(50) </w:t>
+      </w:r>
+      <w:r>
+        <w:t xml:space="preserve">, </w:t>
+      </w:r>
+      <w:proofErr w:type="spellStart"/>
+      <w:r>
+        <w:t>Prenom</w:t>
+      </w:r>
+      <w:proofErr w:type="spellEnd"/>
       <w:r>
         <w:rPr>
           <w:i/>
           <w:iCs/>
         </w:rPr>
-        <w:t>VARCHAR(</w:t>
-      </w:r>
-      <w:proofErr w:type="gramEnd"/>
+        <w:t xml:space="preserve"> VARCHAR(50) </w:t>
+      </w:r>
+      <w:r>
+        <w:t xml:space="preserve">, </w:t>
+      </w:r>
+      <w:proofErr w:type="spellStart"/>
+      <w:r>
+        <w:t>DateNaissance</w:t>
+      </w:r>
+      <w:proofErr w:type="spellEnd"/>
       <w:r>
         <w:rPr>
           <w:i/>
           <w:iCs/>
         </w:rPr>
-        <w:t>50</w:t>
-      </w:r>
-      <w:proofErr w:type="gramStart"/>
+        <w:t xml:space="preserve"> DATE</w:t>
+      </w:r>
+      <w:r>
+        <w:t>, Adresse1</w:t>
+      </w:r>
       <w:r>
         <w:rPr>
           <w:i/>
           <w:iCs/>
         </w:rPr>
-        <w:t xml:space="preserve">) </w:t>
-      </w:r>
-      <w:r>
-        <w:t>,</w:t>
-      </w:r>
-      <w:proofErr w:type="gramEnd"/>
-      <w:r>
-        <w:t xml:space="preserve"> </w:t>
-      </w:r>
-      <w:proofErr w:type="spellStart"/>
-      <w:r>
-        <w:t>Prenom</w:t>
-      </w:r>
-      <w:proofErr w:type="spellEnd"/>
+        <w:t xml:space="preserve"> VARCHAR(50) </w:t>
+      </w:r>
+      <w:r>
+        <w:t>, Adresse2</w:t>
+      </w:r>
       <w:r>
         <w:rPr>
           <w:i/>
           <w:iCs/>
         </w:rPr>
-        <w:t xml:space="preserve"> </w:t>
-      </w:r>
-      <w:proofErr w:type="gramStart"/>
+        <w:t xml:space="preserve"> VARCHAR(50) </w:t>
+      </w:r>
+      <w:r>
+        <w:t>, Ville</w:t>
+      </w:r>
       <w:r>
         <w:rPr>
           <w:i/>
           <w:iCs/>
         </w:rPr>
-        <w:t>VARCHAR(</w:t>
-      </w:r>
-      <w:proofErr w:type="gramEnd"/>
+        <w:t xml:space="preserve"> VARCHAR(50) </w:t>
+      </w:r>
+      <w:r>
+        <w:t>, Pays</w:t>
+      </w:r>
       <w:r>
         <w:rPr>
           <w:i/>
           <w:iCs/>
         </w:rPr>
-        <w:t>50</w:t>
-      </w:r>
-      <w:proofErr w:type="gramStart"/>
-      <w:r>
-        <w:rPr>
+        <w:t xml:space="preserve"> VARCHAR(50) </w:t>
+      </w:r>
+      <w:r>
+        <w:t>, Mail</w:t>
+      </w:r>
+      <w:r>
+        <w:rPr>
+          <w:b/>
+          <w:bCs/>
           <w:i/>
           <w:iCs/>
         </w:rPr>
-        <w:t xml:space="preserve">) </w:t>
-      </w:r>
-      <w:r>
-        <w:t>,</w:t>
-      </w:r>
-      <w:proofErr w:type="gramEnd"/>
-      <w:r>
-        <w:t xml:space="preserve"> </w:t>
+        <w:t xml:space="preserve"> VARCHAR(50) </w:t>
+      </w:r>
+      <w:r>
+        <w:t xml:space="preserve">, </w:t>
       </w:r>
       <w:proofErr w:type="spellStart"/>
       <w:r>
-        <w:t>DateNaissance</w:t>
+        <w:t>NumeroTelephone</w:t>
       </w:r>
       <w:proofErr w:type="spellEnd"/>
       <w:r>
@@ -1813,297 +1821,24 @@
           <w:i/>
           <w:iCs/>
         </w:rPr>
-        <w:t xml:space="preserve"> DATE</w:t>
-      </w:r>
-      <w:r>
-        <w:t>, Adresse1</w:t>
+        <w:t xml:space="preserve"> VARCHAR(50) </w:t>
+      </w:r>
+      <w:r>
+        <w:t>, Situation</w:t>
       </w:r>
       <w:r>
         <w:rPr>
           <w:i/>
           <w:iCs/>
         </w:rPr>
-        <w:t xml:space="preserve"> </w:t>
-      </w:r>
-      <w:proofErr w:type="gramStart"/>
-      <w:r>
-        <w:rPr>
-          <w:i/>
-          <w:iCs/>
-        </w:rPr>
-        <w:t>VARCHAR(</w:t>
-      </w:r>
-      <w:proofErr w:type="gramEnd"/>
-      <w:r>
-        <w:rPr>
-          <w:i/>
-          <w:iCs/>
-        </w:rPr>
-        <w:t>50</w:t>
-      </w:r>
-      <w:proofErr w:type="gramStart"/>
-      <w:r>
-        <w:rPr>
-          <w:i/>
-          <w:iCs/>
-        </w:rPr>
-        <w:t xml:space="preserve">) </w:t>
-      </w:r>
-      <w:r>
-        <w:t>,</w:t>
-      </w:r>
-      <w:proofErr w:type="gramEnd"/>
-      <w:r>
-        <w:t xml:space="preserve"> Adresse2</w:t>
-      </w:r>
-      <w:r>
-        <w:rPr>
-          <w:i/>
-          <w:iCs/>
-        </w:rPr>
-        <w:t xml:space="preserve"> </w:t>
-      </w:r>
-      <w:proofErr w:type="gramStart"/>
-      <w:r>
-        <w:rPr>
-          <w:i/>
-          <w:iCs/>
-        </w:rPr>
-        <w:t>VARCHAR(</w:t>
-      </w:r>
-      <w:proofErr w:type="gramEnd"/>
-      <w:r>
-        <w:rPr>
-          <w:i/>
-          <w:iCs/>
-        </w:rPr>
-        <w:t>50</w:t>
-      </w:r>
-      <w:proofErr w:type="gramStart"/>
-      <w:r>
-        <w:rPr>
-          <w:i/>
-          <w:iCs/>
-        </w:rPr>
-        <w:t xml:space="preserve">) </w:t>
-      </w:r>
-      <w:r>
-        <w:t>,</w:t>
-      </w:r>
-      <w:proofErr w:type="gramEnd"/>
-      <w:r>
-        <w:t xml:space="preserve"> Ville</w:t>
-      </w:r>
-      <w:r>
-        <w:rPr>
-          <w:i/>
-          <w:iCs/>
-        </w:rPr>
-        <w:t xml:space="preserve"> </w:t>
-      </w:r>
-      <w:proofErr w:type="gramStart"/>
-      <w:r>
-        <w:rPr>
-          <w:i/>
-          <w:iCs/>
-        </w:rPr>
-        <w:t>VARCHAR(</w:t>
-      </w:r>
-      <w:proofErr w:type="gramEnd"/>
-      <w:r>
-        <w:rPr>
-          <w:i/>
-          <w:iCs/>
-        </w:rPr>
-        <w:t>50</w:t>
-      </w:r>
-      <w:proofErr w:type="gramStart"/>
-      <w:r>
-        <w:rPr>
-          <w:i/>
-          <w:iCs/>
-        </w:rPr>
-        <w:t xml:space="preserve">) </w:t>
-      </w:r>
-      <w:r>
-        <w:t>,</w:t>
-      </w:r>
-      <w:proofErr w:type="gramEnd"/>
-      <w:r>
-        <w:t xml:space="preserve"> Pays</w:t>
-      </w:r>
-      <w:r>
-        <w:rPr>
-          <w:i/>
-          <w:iCs/>
-        </w:rPr>
-        <w:t xml:space="preserve"> </w:t>
-      </w:r>
-      <w:proofErr w:type="gramStart"/>
-      <w:r>
-        <w:rPr>
-          <w:i/>
-          <w:iCs/>
-        </w:rPr>
-        <w:t>VARCHAR(</w:t>
-      </w:r>
-      <w:proofErr w:type="gramEnd"/>
-      <w:r>
-        <w:rPr>
-          <w:i/>
-          <w:iCs/>
-        </w:rPr>
-        <w:t>50</w:t>
-      </w:r>
-      <w:proofErr w:type="gramStart"/>
-      <w:r>
-        <w:rPr>
-          <w:i/>
-          <w:iCs/>
-        </w:rPr>
-        <w:t xml:space="preserve">) </w:t>
-      </w:r>
-      <w:r>
-        <w:t>,</w:t>
-      </w:r>
-      <w:proofErr w:type="gramEnd"/>
-      <w:r>
-        <w:t xml:space="preserve"> Mail</w:t>
-      </w:r>
-      <w:r>
-        <w:rPr>
-          <w:b/>
-          <w:bCs/>
-          <w:i/>
-          <w:iCs/>
-        </w:rPr>
-        <w:t xml:space="preserve"> </w:t>
-      </w:r>
-      <w:proofErr w:type="gramStart"/>
-      <w:r>
-        <w:rPr>
-          <w:b/>
-          <w:bCs/>
-          <w:i/>
-          <w:iCs/>
-        </w:rPr>
-        <w:t>VARCHAR(</w:t>
-      </w:r>
-      <w:proofErr w:type="gramEnd"/>
-      <w:r>
-        <w:rPr>
-          <w:b/>
-          <w:bCs/>
-          <w:i/>
-          <w:iCs/>
-        </w:rPr>
-        <w:t>50</w:t>
-      </w:r>
-      <w:proofErr w:type="gramStart"/>
-      <w:r>
-        <w:rPr>
-          <w:b/>
-          <w:bCs/>
-          <w:i/>
-          <w:iCs/>
-        </w:rPr>
-        <w:t xml:space="preserve">) </w:t>
-      </w:r>
-      <w:r>
-        <w:t>,</w:t>
-      </w:r>
-      <w:proofErr w:type="gramEnd"/>
-      <w:r>
-        <w:t xml:space="preserve"> </w:t>
-      </w:r>
-      <w:proofErr w:type="spellStart"/>
-      <w:r>
-        <w:t>NumeroTelephone</w:t>
-      </w:r>
-      <w:proofErr w:type="spellEnd"/>
-      <w:r>
-        <w:rPr>
-          <w:i/>
-          <w:iCs/>
-        </w:rPr>
-        <w:t xml:space="preserve"> </w:t>
-      </w:r>
-      <w:proofErr w:type="gramStart"/>
-      <w:r>
-        <w:rPr>
-          <w:i/>
-          <w:iCs/>
-        </w:rPr>
-        <w:t>VARCHAR(</w:t>
-      </w:r>
-      <w:proofErr w:type="gramEnd"/>
-      <w:r>
-        <w:rPr>
-          <w:i/>
-          <w:iCs/>
-        </w:rPr>
-        <w:t>50</w:t>
-      </w:r>
-      <w:proofErr w:type="gramStart"/>
-      <w:r>
-        <w:rPr>
-          <w:i/>
-          <w:iCs/>
-        </w:rPr>
-        <w:t xml:space="preserve">) </w:t>
-      </w:r>
-      <w:r>
-        <w:t>,</w:t>
-      </w:r>
-      <w:proofErr w:type="gramEnd"/>
-      <w:r>
-        <w:t xml:space="preserve"> Situation</w:t>
-      </w:r>
-      <w:r>
-        <w:rPr>
-          <w:i/>
-          <w:iCs/>
-        </w:rPr>
-        <w:t xml:space="preserve"> </w:t>
-      </w:r>
-      <w:proofErr w:type="gramStart"/>
-      <w:r>
-        <w:rPr>
-          <w:i/>
-          <w:iCs/>
-        </w:rPr>
-        <w:t>VARCHAR(</w:t>
-      </w:r>
-      <w:proofErr w:type="gramEnd"/>
-      <w:r>
-        <w:rPr>
-          <w:i/>
-          <w:iCs/>
-        </w:rPr>
-        <w:t>50</w:t>
-      </w:r>
-      <w:proofErr w:type="gramStart"/>
-      <w:r>
-        <w:rPr>
-          <w:i/>
-          <w:iCs/>
-        </w:rPr>
-        <w:t xml:space="preserve">) </w:t>
-      </w:r>
-      <w:r>
-        <w:rPr>
-          <w:b/>
-          <w:bCs/>
-        </w:rPr>
-        <w:t>)</w:t>
-      </w:r>
-      <w:proofErr w:type="gramEnd"/>
-      <w:r>
-        <w:rPr>
-          <w:b/>
-          <w:bCs/>
-        </w:rPr>
-        <w:t>;</w:t>
+        <w:t xml:space="preserve"> VARCHAR(50) </w:t>
+      </w:r>
+      <w:r>
+        <w:rPr>
+          <w:b/>
+          <w:bCs/>
+        </w:rPr>
+        <w:t>);</w:t>
       </w:r>
     </w:p>
     <w:p>
@@ -2144,195 +1879,106 @@
           <w:i/>
           <w:iCs/>
         </w:rPr>
-        <w:t xml:space="preserve"> </w:t>
-      </w:r>
-      <w:proofErr w:type="gramStart"/>
-      <w:r>
-        <w:rPr>
+        <w:t xml:space="preserve"> VARCHAR(50) </w:t>
+      </w:r>
+      <w:r>
+        <w:rPr>
+          <w:b/>
+          <w:bCs/>
+        </w:rPr>
+        <w:t>);</w:t>
+      </w:r>
+    </w:p>
+    <w:p>
+      <w:pPr>
+        <w:spacing w:after="0"/>
+      </w:pPr>
+      <w:r>
+        <w:rPr>
+          <w:b/>
+          <w:bCs/>
+        </w:rPr>
+        <w:t>Document = (</w:t>
+      </w:r>
+      <w:proofErr w:type="spellStart"/>
+      <w:r>
+        <w:rPr>
+          <w:b/>
+          <w:bCs/>
+          <w:u w:val="single"/>
+        </w:rPr>
+        <w:t>IdDocument</w:t>
+      </w:r>
+      <w:proofErr w:type="spellEnd"/>
+      <w:r>
+        <w:rPr>
+          <w:b/>
+          <w:bCs/>
           <w:i/>
           <w:iCs/>
         </w:rPr>
-        <w:t>VARCHAR(</w:t>
-      </w:r>
-      <w:proofErr w:type="gramEnd"/>
+        <w:t xml:space="preserve"> INT AUTO_INCREMENT</w:t>
+      </w:r>
+      <w:r>
+        <w:t>, Titre</w:t>
+      </w:r>
       <w:r>
         <w:rPr>
           <w:i/>
           <w:iCs/>
         </w:rPr>
-        <w:t>50</w:t>
-      </w:r>
-      <w:proofErr w:type="gramStart"/>
+        <w:t xml:space="preserve"> VARCHAR(50) </w:t>
+      </w:r>
+      <w:r>
+        <w:t xml:space="preserve">, </w:t>
+      </w:r>
+      <w:proofErr w:type="spellStart"/>
+      <w:r>
+        <w:t>Annee</w:t>
+      </w:r>
+      <w:proofErr w:type="spellEnd"/>
       <w:r>
         <w:rPr>
           <w:i/>
           <w:iCs/>
         </w:rPr>
-        <w:t xml:space="preserve">) </w:t>
-      </w:r>
-      <w:r>
-        <w:rPr>
-          <w:b/>
-          <w:bCs/>
-        </w:rPr>
-        <w:t>)</w:t>
-      </w:r>
-      <w:proofErr w:type="gramEnd"/>
-      <w:r>
-        <w:rPr>
-          <w:b/>
-          <w:bCs/>
-        </w:rPr>
-        <w:t>;</w:t>
-      </w:r>
-    </w:p>
-    <w:p>
-      <w:pPr>
-        <w:spacing w:after="0"/>
-      </w:pPr>
-      <w:r>
-        <w:rPr>
-          <w:b/>
-          <w:bCs/>
-        </w:rPr>
-        <w:t>Document = (</w:t>
-      </w:r>
-      <w:proofErr w:type="spellStart"/>
-      <w:r>
-        <w:rPr>
-          <w:b/>
-          <w:bCs/>
-          <w:u w:val="single"/>
-        </w:rPr>
-        <w:t>IdDocument</w:t>
-      </w:r>
-      <w:proofErr w:type="spellEnd"/>
-      <w:r>
-        <w:rPr>
-          <w:b/>
-          <w:bCs/>
+        <w:t xml:space="preserve"> DATE</w:t>
+      </w:r>
+      <w:r>
+        <w:t>, Auteur</w:t>
+      </w:r>
+      <w:r>
+        <w:rPr>
           <w:i/>
           <w:iCs/>
         </w:rPr>
-        <w:t xml:space="preserve"> INT AUTO_INCREMENT</w:t>
-      </w:r>
-      <w:r>
-        <w:t>, Titre</w:t>
-      </w:r>
+        <w:t xml:space="preserve"> VARCHAR(50) </w:t>
+      </w:r>
+      <w:r>
+        <w:t xml:space="preserve">, </w:t>
+      </w:r>
+      <w:proofErr w:type="spellStart"/>
+      <w:r>
+        <w:t>Resume</w:t>
+      </w:r>
+      <w:proofErr w:type="spellEnd"/>
       <w:r>
         <w:rPr>
           <w:i/>
           <w:iCs/>
         </w:rPr>
-        <w:t xml:space="preserve"> </w:t>
-      </w:r>
-      <w:proofErr w:type="gramStart"/>
+        <w:t xml:space="preserve"> TEXT</w:t>
+      </w:r>
+      <w:r>
+        <w:t>, stock</w:t>
+      </w:r>
       <w:r>
         <w:rPr>
           <w:i/>
           <w:iCs/>
         </w:rPr>
-        <w:t>VARCHAR(</w:t>
-      </w:r>
-      <w:proofErr w:type="gramEnd"/>
-      <w:r>
-        <w:rPr>
-          <w:i/>
-          <w:iCs/>
-        </w:rPr>
-        <w:t>50</w:t>
-      </w:r>
-      <w:proofErr w:type="gramStart"/>
-      <w:r>
-        <w:rPr>
-          <w:i/>
-          <w:iCs/>
-        </w:rPr>
-        <w:t xml:space="preserve">) </w:t>
-      </w:r>
-      <w:r>
-        <w:t>,</w:t>
-      </w:r>
-      <w:proofErr w:type="gramEnd"/>
-      <w:r>
-        <w:t xml:space="preserve"> </w:t>
-      </w:r>
-      <w:proofErr w:type="spellStart"/>
-      <w:r>
-        <w:t>Annee</w:t>
-      </w:r>
-      <w:proofErr w:type="spellEnd"/>
-      <w:r>
-        <w:rPr>
-          <w:i/>
-          <w:iCs/>
-        </w:rPr>
-        <w:t xml:space="preserve"> DATE</w:t>
-      </w:r>
-      <w:r>
-        <w:t>, Auteur</w:t>
-      </w:r>
-      <w:r>
-        <w:rPr>
-          <w:i/>
-          <w:iCs/>
-        </w:rPr>
-        <w:t xml:space="preserve"> </w:t>
-      </w:r>
-      <w:proofErr w:type="gramStart"/>
-      <w:r>
-        <w:rPr>
-          <w:i/>
-          <w:iCs/>
-        </w:rPr>
-        <w:t>VARCHAR(</w:t>
-      </w:r>
-      <w:proofErr w:type="gramEnd"/>
-      <w:r>
-        <w:rPr>
-          <w:i/>
-          <w:iCs/>
-        </w:rPr>
-        <w:t>50</w:t>
-      </w:r>
-      <w:proofErr w:type="gramStart"/>
-      <w:r>
-        <w:rPr>
-          <w:i/>
-          <w:iCs/>
-        </w:rPr>
-        <w:t xml:space="preserve">) </w:t>
-      </w:r>
-      <w:r>
-        <w:t>,</w:t>
-      </w:r>
-      <w:proofErr w:type="gramEnd"/>
-      <w:r>
-        <w:t xml:space="preserve"> </w:t>
-      </w:r>
-      <w:proofErr w:type="spellStart"/>
-      <w:r>
-        <w:t>Resume</w:t>
-      </w:r>
-      <w:proofErr w:type="spellEnd"/>
-      <w:r>
-        <w:rPr>
-          <w:i/>
-          <w:iCs/>
-        </w:rPr>
-        <w:t xml:space="preserve"> TEXT</w:t>
-      </w:r>
-      <w:r>
-        <w:t>, stock</w:t>
-      </w:r>
-      <w:r>
-        <w:rPr>
-          <w:i/>
-          <w:iCs/>
-        </w:rPr>
         <w:t xml:space="preserve"> INT</w:t>
       </w:r>
-      <w:proofErr w:type="gramStart"/>
       <w:r>
         <w:rPr>
           <w:b/>
@@ -2340,7 +1986,6 @@
         </w:rPr>
         <w:t>);</w:t>
       </w:r>
-      <w:proofErr w:type="gramEnd"/>
     </w:p>
     <w:p>
       <w:pPr>
@@ -2380,105 +2025,39 @@
           <w:i/>
           <w:iCs/>
         </w:rPr>
-        <w:t xml:space="preserve"> </w:t>
-      </w:r>
-      <w:proofErr w:type="gramStart"/>
-      <w:r>
-        <w:rPr>
-          <w:b/>
-          <w:bCs/>
+        <w:t xml:space="preserve"> VARCHAR(50) </w:t>
+      </w:r>
+      <w:r>
+        <w:t xml:space="preserve">, </w:t>
+      </w:r>
+      <w:proofErr w:type="spellStart"/>
+      <w:r>
+        <w:t>NombrePage</w:t>
+      </w:r>
+      <w:proofErr w:type="spellEnd"/>
+      <w:r>
+        <w:rPr>
           <w:i/>
           <w:iCs/>
         </w:rPr>
-        <w:t>VARCHAR(</w:t>
-      </w:r>
-      <w:proofErr w:type="gramEnd"/>
-      <w:r>
-        <w:rPr>
-          <w:b/>
-          <w:bCs/>
+        <w:t xml:space="preserve"> INT</w:t>
+      </w:r>
+      <w:r>
+        <w:t>, Genre</w:t>
+      </w:r>
+      <w:r>
+        <w:rPr>
           <w:i/>
           <w:iCs/>
         </w:rPr>
-        <w:t>50</w:t>
-      </w:r>
-      <w:proofErr w:type="gramStart"/>
-      <w:r>
-        <w:rPr>
-          <w:b/>
-          <w:bCs/>
-          <w:i/>
-          <w:iCs/>
-        </w:rPr>
-        <w:t xml:space="preserve">) </w:t>
-      </w:r>
-      <w:r>
-        <w:t>,</w:t>
-      </w:r>
-      <w:proofErr w:type="gramEnd"/>
-      <w:r>
-        <w:t xml:space="preserve"> </w:t>
-      </w:r>
-      <w:proofErr w:type="spellStart"/>
-      <w:r>
-        <w:t>NombrePage</w:t>
-      </w:r>
-      <w:proofErr w:type="spellEnd"/>
-      <w:r>
-        <w:rPr>
-          <w:i/>
-          <w:iCs/>
-        </w:rPr>
-        <w:t xml:space="preserve"> INT</w:t>
-      </w:r>
-      <w:r>
-        <w:t>, Genre</w:t>
-      </w:r>
-      <w:r>
-        <w:rPr>
-          <w:i/>
-          <w:iCs/>
-        </w:rPr>
-        <w:t xml:space="preserve"> </w:t>
-      </w:r>
-      <w:proofErr w:type="gramStart"/>
-      <w:r>
-        <w:rPr>
-          <w:i/>
-          <w:iCs/>
-        </w:rPr>
-        <w:t>VARCHAR(</w:t>
-      </w:r>
-      <w:proofErr w:type="gramEnd"/>
-      <w:r>
-        <w:rPr>
-          <w:i/>
-          <w:iCs/>
-        </w:rPr>
-        <w:t>50</w:t>
-      </w:r>
-      <w:proofErr w:type="gramStart"/>
-      <w:r>
-        <w:rPr>
-          <w:i/>
-          <w:iCs/>
-        </w:rPr>
-        <w:t xml:space="preserve">) </w:t>
-      </w:r>
-      <w:r>
-        <w:rPr>
-          <w:b/>
-          <w:bCs/>
-        </w:rPr>
-        <w:t>)</w:t>
-      </w:r>
-      <w:proofErr w:type="gramEnd"/>
-      <w:r>
-        <w:rPr>
-          <w:b/>
-          <w:bCs/>
-        </w:rPr>
-        <w:t>;</w:t>
+        <w:t xml:space="preserve"> VARCHAR(50) </w:t>
+      </w:r>
+      <w:r>
+        <w:rPr>
+          <w:b/>
+          <w:bCs/>
+        </w:rPr>
+        <w:t>);</w:t>
       </w:r>
     </w:p>
     <w:p>
@@ -2549,46 +2128,14 @@
           <w:i/>
           <w:iCs/>
         </w:rPr>
-        <w:t xml:space="preserve"> </w:t>
-      </w:r>
-      <w:proofErr w:type="gramStart"/>
-      <w:r>
-        <w:rPr>
-          <w:i/>
-          <w:iCs/>
-        </w:rPr>
-        <w:t>VARCHAR(</w:t>
-      </w:r>
-      <w:proofErr w:type="gramEnd"/>
-      <w:r>
-        <w:rPr>
-          <w:i/>
-          <w:iCs/>
-        </w:rPr>
-        <w:t>50</w:t>
-      </w:r>
-      <w:proofErr w:type="gramStart"/>
-      <w:r>
-        <w:rPr>
-          <w:i/>
-          <w:iCs/>
-        </w:rPr>
-        <w:t xml:space="preserve">) </w:t>
-      </w:r>
-      <w:r>
-        <w:rPr>
-          <w:b/>
-          <w:bCs/>
-        </w:rPr>
-        <w:t>)</w:t>
-      </w:r>
-      <w:proofErr w:type="gramEnd"/>
-      <w:r>
-        <w:rPr>
-          <w:b/>
-          <w:bCs/>
-        </w:rPr>
-        <w:t>;</w:t>
+        <w:t xml:space="preserve"> VARCHAR(50) </w:t>
+      </w:r>
+      <w:r>
+        <w:rPr>
+          <w:b/>
+          <w:bCs/>
+        </w:rPr>
+        <w:t>);</w:t>
       </w:r>
     </w:p>
     <w:p>
@@ -2635,89 +2182,29 @@
           <w:i/>
           <w:iCs/>
         </w:rPr>
-        <w:t xml:space="preserve"> </w:t>
-      </w:r>
-      <w:proofErr w:type="gramStart"/>
+        <w:t xml:space="preserve"> VARCHAR(50) </w:t>
+      </w:r>
+      <w:r>
+        <w:t xml:space="preserve">, </w:t>
+      </w:r>
+      <w:proofErr w:type="spellStart"/>
+      <w:r>
+        <w:t>Interprete</w:t>
+      </w:r>
+      <w:proofErr w:type="spellEnd"/>
       <w:r>
         <w:rPr>
           <w:i/>
           <w:iCs/>
         </w:rPr>
-        <w:t>VARCHAR(</w:t>
-      </w:r>
-      <w:proofErr w:type="gramEnd"/>
-      <w:r>
-        <w:rPr>
-          <w:i/>
-          <w:iCs/>
-        </w:rPr>
-        <w:t>50</w:t>
-      </w:r>
-      <w:proofErr w:type="gramStart"/>
-      <w:r>
-        <w:rPr>
-          <w:i/>
-          <w:iCs/>
-        </w:rPr>
-        <w:t xml:space="preserve">) </w:t>
-      </w:r>
-      <w:r>
-        <w:t>,</w:t>
-      </w:r>
-      <w:proofErr w:type="gramEnd"/>
-      <w:r>
-        <w:t xml:space="preserve"> </w:t>
-      </w:r>
-      <w:proofErr w:type="spellStart"/>
-      <w:r>
-        <w:t>Interprete</w:t>
-      </w:r>
-      <w:proofErr w:type="spellEnd"/>
-      <w:r>
-        <w:rPr>
-          <w:i/>
-          <w:iCs/>
-        </w:rPr>
-        <w:t xml:space="preserve"> </w:t>
-      </w:r>
-      <w:proofErr w:type="gramStart"/>
-      <w:r>
-        <w:rPr>
-          <w:i/>
-          <w:iCs/>
-        </w:rPr>
-        <w:t>VARCHAR(</w:t>
-      </w:r>
-      <w:proofErr w:type="gramEnd"/>
-      <w:r>
-        <w:rPr>
-          <w:i/>
-          <w:iCs/>
-        </w:rPr>
-        <w:t>50</w:t>
-      </w:r>
-      <w:proofErr w:type="gramStart"/>
-      <w:r>
-        <w:rPr>
-          <w:i/>
-          <w:iCs/>
-        </w:rPr>
-        <w:t xml:space="preserve">) </w:t>
-      </w:r>
-      <w:r>
-        <w:rPr>
-          <w:b/>
-          <w:bCs/>
-        </w:rPr>
-        <w:t>)</w:t>
-      </w:r>
-      <w:proofErr w:type="gramEnd"/>
-      <w:r>
-        <w:rPr>
-          <w:b/>
-          <w:bCs/>
-        </w:rPr>
-        <w:t>;</w:t>
+        <w:t xml:space="preserve"> VARCHAR(50) </w:t>
+      </w:r>
+      <w:r>
+        <w:rPr>
+          <w:b/>
+          <w:bCs/>
+        </w:rPr>
+        <w:t>);</w:t>
       </w:r>
     </w:p>
     <w:p>
@@ -2773,101 +2260,162 @@
           <w:i/>
           <w:iCs/>
         </w:rPr>
-        <w:t xml:space="preserve"> </w:t>
-      </w:r>
-      <w:proofErr w:type="gramStart"/>
+        <w:t xml:space="preserve"> VARCHAR(50) </w:t>
+      </w:r>
+      <w:r>
+        <w:t xml:space="preserve">, </w:t>
+      </w:r>
+      <w:proofErr w:type="spellStart"/>
+      <w:r>
+        <w:t>Realisateur</w:t>
+      </w:r>
+      <w:proofErr w:type="spellEnd"/>
       <w:r>
         <w:rPr>
           <w:i/>
           <w:iCs/>
         </w:rPr>
-        <w:t>VARCHAR(</w:t>
-      </w:r>
-      <w:proofErr w:type="gramEnd"/>
-      <w:r>
-        <w:rPr>
+        <w:t xml:space="preserve"> VARCHAR(50) </w:t>
+      </w:r>
+      <w:r>
+        <w:rPr>
+          <w:b/>
+          <w:bCs/>
+        </w:rPr>
+        <w:t>);</w:t>
+      </w:r>
+    </w:p>
+    <w:p>
+      <w:pPr>
+        <w:spacing w:after="0"/>
+      </w:pPr>
+      <w:r>
+        <w:rPr>
+          <w:b/>
+          <w:bCs/>
+        </w:rPr>
+        <w:t>Auteur = (</w:t>
+      </w:r>
+      <w:proofErr w:type="spellStart"/>
+      <w:r>
+        <w:rPr>
+          <w:b/>
+          <w:bCs/>
+          <w:u w:val="single"/>
+        </w:rPr>
+        <w:t>IdAuteur</w:t>
+      </w:r>
+      <w:proofErr w:type="spellEnd"/>
+      <w:r>
+        <w:rPr>
+          <w:b/>
+          <w:bCs/>
           <w:i/>
           <w:iCs/>
         </w:rPr>
-        <w:t>50</w:t>
-      </w:r>
-      <w:proofErr w:type="gramStart"/>
+        <w:t xml:space="preserve"> INT AUTO_INCREMENT</w:t>
+      </w:r>
+      <w:r>
+        <w:t xml:space="preserve">, </w:t>
+      </w:r>
+      <w:proofErr w:type="spellStart"/>
+      <w:r>
+        <w:t>Prenom</w:t>
+      </w:r>
+      <w:proofErr w:type="spellEnd"/>
       <w:r>
         <w:rPr>
           <w:i/>
           <w:iCs/>
         </w:rPr>
-        <w:t xml:space="preserve">) </w:t>
-      </w:r>
-      <w:r>
-        <w:t>,</w:t>
-      </w:r>
-      <w:proofErr w:type="gramEnd"/>
-      <w:r>
-        <w:t xml:space="preserve"> </w:t>
-      </w:r>
-      <w:proofErr w:type="spellStart"/>
-      <w:r>
-        <w:t>Realisateur</w:t>
-      </w:r>
-      <w:proofErr w:type="spellEnd"/>
+        <w:t xml:space="preserve"> VARCHAR(50) </w:t>
+      </w:r>
+      <w:r>
+        <w:t>, Nom</w:t>
+      </w:r>
       <w:r>
         <w:rPr>
           <w:i/>
           <w:iCs/>
         </w:rPr>
-        <w:t xml:space="preserve"> </w:t>
-      </w:r>
-      <w:proofErr w:type="gramStart"/>
+        <w:t xml:space="preserve"> VARCHAR(50) </w:t>
+      </w:r>
+      <w:r>
+        <w:t>, Description</w:t>
+      </w:r>
       <w:r>
         <w:rPr>
           <w:i/>
           <w:iCs/>
         </w:rPr>
-        <w:t>VARCHAR(</w:t>
-      </w:r>
-      <w:proofErr w:type="gramEnd"/>
-      <w:r>
-        <w:rPr>
+        <w:t xml:space="preserve"> TEXT</w:t>
+      </w:r>
+      <w:r>
+        <w:rPr>
+          <w:b/>
+          <w:bCs/>
+        </w:rPr>
+        <w:t>);</w:t>
+      </w:r>
+    </w:p>
+    <w:p>
+      <w:pPr>
+        <w:spacing w:after="0"/>
+      </w:pPr>
+      <w:r>
+        <w:rPr>
+          <w:b/>
+          <w:bCs/>
+        </w:rPr>
+        <w:t>Abonnement = (</w:t>
+      </w:r>
+      <w:proofErr w:type="spellStart"/>
+      <w:r>
+        <w:rPr>
+          <w:b/>
+          <w:bCs/>
+          <w:u w:val="single"/>
+        </w:rPr>
+        <w:t>IdAbonnement</w:t>
+      </w:r>
+      <w:proofErr w:type="spellEnd"/>
+      <w:r>
+        <w:rPr>
+          <w:b/>
+          <w:bCs/>
           <w:i/>
           <w:iCs/>
         </w:rPr>
-        <w:t>50</w:t>
-      </w:r>
-      <w:proofErr w:type="gramStart"/>
+        <w:t xml:space="preserve"> VARCHAR(50) </w:t>
+      </w:r>
+      <w:r>
+        <w:t>, Tarif</w:t>
+      </w:r>
       <w:r>
         <w:rPr>
           <w:i/>
           <w:iCs/>
         </w:rPr>
-        <w:t xml:space="preserve">) </w:t>
-      </w:r>
-      <w:r>
-        <w:rPr>
-          <w:b/>
-          <w:bCs/>
-        </w:rPr>
-        <w:t>)</w:t>
-      </w:r>
-      <w:proofErr w:type="gramEnd"/>
-      <w:r>
-        <w:rPr>
-          <w:b/>
-          <w:bCs/>
-        </w:rPr>
-        <w:t>;</w:t>
-      </w:r>
-    </w:p>
-    <w:p>
-      <w:pPr>
-        <w:spacing w:after="0"/>
-      </w:pPr>
-      <w:r>
-        <w:rPr>
-          <w:b/>
-          <w:bCs/>
-        </w:rPr>
-        <w:t>Auteur = (</w:t>
+        <w:t xml:space="preserve"> DECIMAL(19,4)</w:t>
+      </w:r>
+      <w:r>
+        <w:rPr>
+          <w:b/>
+          <w:bCs/>
+        </w:rPr>
+        <w:t>);</w:t>
+      </w:r>
+    </w:p>
+    <w:p>
+      <w:pPr>
+        <w:spacing w:after="0"/>
+      </w:pPr>
+      <w:r>
+        <w:rPr>
+          <w:b/>
+          <w:bCs/>
+        </w:rPr>
+        <w:t>Emprunt = (</w:t>
       </w:r>
       <w:proofErr w:type="spellStart"/>
       <w:r>
@@ -2876,7 +2424,7 @@
           <w:bCs/>
           <w:u w:val="single"/>
         </w:rPr>
-        <w:t>IdAuteur</w:t>
+        <w:t>IdEmprunt</w:t>
       </w:r>
       <w:proofErr w:type="spellEnd"/>
       <w:r>
@@ -2893,7 +2441,7 @@
       </w:r>
       <w:proofErr w:type="spellStart"/>
       <w:r>
-        <w:t>Prenom</w:t>
+        <w:t>DateReservation</w:t>
       </w:r>
       <w:proofErr w:type="spellEnd"/>
       <w:r>
@@ -2901,85 +2449,38 @@
           <w:i/>
           <w:iCs/>
         </w:rPr>
-        <w:t xml:space="preserve"> </w:t>
-      </w:r>
-      <w:proofErr w:type="gramStart"/>
+        <w:t xml:space="preserve"> DATE</w:t>
+      </w:r>
+      <w:r>
+        <w:t xml:space="preserve">, </w:t>
+      </w:r>
+      <w:proofErr w:type="spellStart"/>
+      <w:r>
+        <w:t>DateRenduPrevision</w:t>
+      </w:r>
+      <w:proofErr w:type="spellEnd"/>
       <w:r>
         <w:rPr>
           <w:i/>
           <w:iCs/>
         </w:rPr>
-        <w:t>VARCHAR(</w:t>
-      </w:r>
-      <w:proofErr w:type="gramEnd"/>
+        <w:t xml:space="preserve"> DATE</w:t>
+      </w:r>
+      <w:r>
+        <w:t xml:space="preserve">, </w:t>
+      </w:r>
+      <w:proofErr w:type="spellStart"/>
+      <w:r>
+        <w:t>DateRendu</w:t>
+      </w:r>
+      <w:proofErr w:type="spellEnd"/>
       <w:r>
         <w:rPr>
           <w:i/>
           <w:iCs/>
         </w:rPr>
-        <w:t>50</w:t>
-      </w:r>
-      <w:proofErr w:type="gramStart"/>
-      <w:r>
-        <w:rPr>
-          <w:i/>
-          <w:iCs/>
-        </w:rPr>
-        <w:t xml:space="preserve">) </w:t>
-      </w:r>
-      <w:r>
-        <w:t>,</w:t>
-      </w:r>
-      <w:proofErr w:type="gramEnd"/>
-      <w:r>
-        <w:t xml:space="preserve"> Nom</w:t>
-      </w:r>
-      <w:r>
-        <w:rPr>
-          <w:i/>
-          <w:iCs/>
-        </w:rPr>
-        <w:t xml:space="preserve"> </w:t>
-      </w:r>
-      <w:proofErr w:type="gramStart"/>
-      <w:r>
-        <w:rPr>
-          <w:i/>
-          <w:iCs/>
-        </w:rPr>
-        <w:t>VARCHAR(</w:t>
-      </w:r>
-      <w:proofErr w:type="gramEnd"/>
-      <w:r>
-        <w:rPr>
-          <w:i/>
-          <w:iCs/>
-        </w:rPr>
-        <w:t>50</w:t>
-      </w:r>
-      <w:proofErr w:type="gramStart"/>
-      <w:r>
-        <w:rPr>
-          <w:i/>
-          <w:iCs/>
-        </w:rPr>
-        <w:t xml:space="preserve">) </w:t>
-      </w:r>
-      <w:r>
-        <w:t>,</w:t>
-      </w:r>
-      <w:proofErr w:type="gramEnd"/>
-      <w:r>
-        <w:t xml:space="preserve"> Description</w:t>
-      </w:r>
-      <w:r>
-        <w:rPr>
-          <w:i/>
-          <w:iCs/>
-        </w:rPr>
-        <w:t xml:space="preserve"> TEXT</w:t>
-      </w:r>
-      <w:proofErr w:type="gramStart"/>
+        <w:t xml:space="preserve"> DATE, #IdUtilisateur</w:t>
+      </w:r>
       <w:r>
         <w:rPr>
           <w:b/>
@@ -2987,192 +2488,6 @@
         </w:rPr>
         <w:t>);</w:t>
       </w:r>
-      <w:proofErr w:type="gramEnd"/>
-    </w:p>
-    <w:p>
-      <w:pPr>
-        <w:spacing w:after="0"/>
-      </w:pPr>
-      <w:r>
-        <w:rPr>
-          <w:b/>
-          <w:bCs/>
-        </w:rPr>
-        <w:t>Abonnement = (</w:t>
-      </w:r>
-      <w:proofErr w:type="spellStart"/>
-      <w:r>
-        <w:rPr>
-          <w:b/>
-          <w:bCs/>
-          <w:u w:val="single"/>
-        </w:rPr>
-        <w:t>IdAbonnement</w:t>
-      </w:r>
-      <w:proofErr w:type="spellEnd"/>
-      <w:r>
-        <w:rPr>
-          <w:b/>
-          <w:bCs/>
-          <w:i/>
-          <w:iCs/>
-        </w:rPr>
-        <w:t xml:space="preserve"> </w:t>
-      </w:r>
-      <w:proofErr w:type="gramStart"/>
-      <w:r>
-        <w:rPr>
-          <w:b/>
-          <w:bCs/>
-          <w:i/>
-          <w:iCs/>
-        </w:rPr>
-        <w:t>VARCHAR(</w:t>
-      </w:r>
-      <w:proofErr w:type="gramEnd"/>
-      <w:r>
-        <w:rPr>
-          <w:b/>
-          <w:bCs/>
-          <w:i/>
-          <w:iCs/>
-        </w:rPr>
-        <w:t>50</w:t>
-      </w:r>
-      <w:proofErr w:type="gramStart"/>
-      <w:r>
-        <w:rPr>
-          <w:b/>
-          <w:bCs/>
-          <w:i/>
-          <w:iCs/>
-        </w:rPr>
-        <w:t xml:space="preserve">) </w:t>
-      </w:r>
-      <w:r>
-        <w:t>,</w:t>
-      </w:r>
-      <w:proofErr w:type="gramEnd"/>
-      <w:r>
-        <w:t xml:space="preserve"> Tarif</w:t>
-      </w:r>
-      <w:r>
-        <w:rPr>
-          <w:i/>
-          <w:iCs/>
-        </w:rPr>
-        <w:t xml:space="preserve"> </w:t>
-      </w:r>
-      <w:proofErr w:type="gramStart"/>
-      <w:r>
-        <w:rPr>
-          <w:i/>
-          <w:iCs/>
-        </w:rPr>
-        <w:t>DECIMAL(</w:t>
-      </w:r>
-      <w:proofErr w:type="gramEnd"/>
-      <w:r>
-        <w:rPr>
-          <w:i/>
-          <w:iCs/>
-        </w:rPr>
-        <w:t>19,4)</w:t>
-      </w:r>
-      <w:proofErr w:type="gramStart"/>
-      <w:r>
-        <w:rPr>
-          <w:b/>
-          <w:bCs/>
-        </w:rPr>
-        <w:t>);</w:t>
-      </w:r>
-      <w:proofErr w:type="gramEnd"/>
-    </w:p>
-    <w:p>
-      <w:pPr>
-        <w:spacing w:after="0"/>
-      </w:pPr>
-      <w:r>
-        <w:rPr>
-          <w:b/>
-          <w:bCs/>
-        </w:rPr>
-        <w:t>Emprunt = (</w:t>
-      </w:r>
-      <w:proofErr w:type="spellStart"/>
-      <w:r>
-        <w:rPr>
-          <w:b/>
-          <w:bCs/>
-          <w:u w:val="single"/>
-        </w:rPr>
-        <w:t>IdEmprunt</w:t>
-      </w:r>
-      <w:proofErr w:type="spellEnd"/>
-      <w:r>
-        <w:rPr>
-          <w:b/>
-          <w:bCs/>
-          <w:i/>
-          <w:iCs/>
-        </w:rPr>
-        <w:t xml:space="preserve"> INT AUTO_INCREMENT</w:t>
-      </w:r>
-      <w:r>
-        <w:t xml:space="preserve">, </w:t>
-      </w:r>
-      <w:proofErr w:type="spellStart"/>
-      <w:r>
-        <w:t>DateReservation</w:t>
-      </w:r>
-      <w:proofErr w:type="spellEnd"/>
-      <w:r>
-        <w:rPr>
-          <w:i/>
-          <w:iCs/>
-        </w:rPr>
-        <w:t xml:space="preserve"> DATE</w:t>
-      </w:r>
-      <w:r>
-        <w:t xml:space="preserve">, </w:t>
-      </w:r>
-      <w:proofErr w:type="spellStart"/>
-      <w:r>
-        <w:t>DateRenduPrevision</w:t>
-      </w:r>
-      <w:proofErr w:type="spellEnd"/>
-      <w:r>
-        <w:rPr>
-          <w:i/>
-          <w:iCs/>
-        </w:rPr>
-        <w:t xml:space="preserve"> DATE</w:t>
-      </w:r>
-      <w:r>
-        <w:t xml:space="preserve">, </w:t>
-      </w:r>
-      <w:proofErr w:type="spellStart"/>
-      <w:r>
-        <w:t>DateRendu</w:t>
-      </w:r>
-      <w:proofErr w:type="spellEnd"/>
-      <w:r>
-        <w:rPr>
-          <w:i/>
-          <w:iCs/>
-        </w:rPr>
-        <w:t xml:space="preserve"> DATE, #IdUtilisateur</w:t>
-      </w:r>
-      <w:proofErr w:type="gramStart"/>
-      <w:r>
-        <w:rPr>
-          <w:b/>
-          <w:bCs/>
-        </w:rPr>
-        <w:t>);</w:t>
-      </w:r>
-      <w:proofErr w:type="gramEnd"/>
     </w:p>
     <w:p>
       <w:pPr>
@@ -3208,49 +2523,21 @@
           <w:i/>
           <w:iCs/>
         </w:rPr>
-        <w:t xml:space="preserve"> </w:t>
-      </w:r>
-      <w:proofErr w:type="gramStart"/>
+        <w:t xml:space="preserve"> VARCHAR(50) </w:t>
+      </w:r>
+      <w:r>
+        <w:t xml:space="preserve">, </w:t>
+      </w:r>
+      <w:proofErr w:type="spellStart"/>
+      <w:r>
+        <w:t>DateFinAbonnement</w:t>
+      </w:r>
+      <w:proofErr w:type="spellEnd"/>
       <w:r>
         <w:rPr>
           <w:i/>
           <w:iCs/>
         </w:rPr>
-        <w:t>VARCHAR(</w:t>
-      </w:r>
-      <w:proofErr w:type="gramEnd"/>
-      <w:r>
-        <w:rPr>
-          <w:i/>
-          <w:iCs/>
-        </w:rPr>
-        <w:t>50</w:t>
-      </w:r>
-      <w:proofErr w:type="gramStart"/>
-      <w:r>
-        <w:rPr>
-          <w:i/>
-          <w:iCs/>
-        </w:rPr>
-        <w:t xml:space="preserve">) </w:t>
-      </w:r>
-      <w:r>
-        <w:t>,</w:t>
-      </w:r>
-      <w:proofErr w:type="gramEnd"/>
-      <w:r>
-        <w:t xml:space="preserve"> </w:t>
-      </w:r>
-      <w:proofErr w:type="spellStart"/>
-      <w:r>
-        <w:t>DateFinAbonnement</w:t>
-      </w:r>
-      <w:proofErr w:type="spellEnd"/>
-      <w:r>
-        <w:rPr>
-          <w:i/>
-          <w:iCs/>
-        </w:rPr>
         <w:t xml:space="preserve"> DATE, #IdAbonnement</w:t>
       </w:r>
       <w:r>
@@ -3258,17 +2545,8 @@
           <w:b/>
           <w:bCs/>
         </w:rPr>
-        <w:t>*</w:t>
-      </w:r>
-      <w:proofErr w:type="gramStart"/>
-      <w:r>
-        <w:rPr>
-          <w:b/>
-          <w:bCs/>
-        </w:rPr>
-        <w:t>);</w:t>
-      </w:r>
-      <w:proofErr w:type="gramEnd"/>
+        <w:t>*);</w:t>
+      </w:r>
     </w:p>
     <w:p>
       <w:pPr>
@@ -3291,7 +2569,6 @@
         </w:rPr>
         <w:t>#IdDocument, #IdAuteur</w:t>
       </w:r>
-      <w:proofErr w:type="gramStart"/>
       <w:r>
         <w:rPr>
           <w:b/>
@@ -3299,7 +2576,6 @@
         </w:rPr>
         <w:t>);</w:t>
       </w:r>
-      <w:proofErr w:type="gramEnd"/>
     </w:p>
     <w:p>
       <w:pPr>
@@ -3331,7 +2607,6 @@
         </w:rPr>
         <w:t>#IdDocument, #IdEmprunt</w:t>
       </w:r>
-      <w:proofErr w:type="gramStart"/>
       <w:r>
         <w:rPr>
           <w:b/>
@@ -3339,7 +2614,6 @@
         </w:rPr>
         <w:t>);</w:t>
       </w:r>
-      <w:proofErr w:type="gramEnd"/>
     </w:p>
     <w:p>
       <w:pPr>

--- a/Doc/DOC.docx
+++ b/Doc/DOC.docx
@@ -749,7 +749,13 @@
         <w:spacing w:after="0"/>
       </w:pPr>
       <w:r>
-        <w:t>Filtrage et tri des résultats</w:t>
+        <w:rPr>
+          <w:color w:val="215E99" w:themeColor="text2" w:themeTint="BF"/>
+        </w:rPr>
+        <w:t xml:space="preserve">Filtrage </w:t>
+      </w:r>
+      <w:r>
+        <w:t>et tri des résultats</w:t>
       </w:r>
     </w:p>
     <w:p>
@@ -1104,7 +1110,19 @@
         <w:rPr>
           <w:color w:val="215E99" w:themeColor="text2" w:themeTint="BF"/>
         </w:rPr>
-        <w:t>Gestion des auteurs (ajout, modification, suppression)</w:t>
+        <w:t>Gestion des auteurs (ajout, modification, suppression</w:t>
+      </w:r>
+      <w:r>
+        <w:rPr>
+          <w:color w:val="215E99" w:themeColor="text2" w:themeTint="BF"/>
+        </w:rPr>
+        <w:t xml:space="preserve"> (sans supprimer document)</w:t>
+      </w:r>
+      <w:r>
+        <w:rPr>
+          <w:color w:val="215E99" w:themeColor="text2" w:themeTint="BF"/>
+        </w:rPr>
+        <w:t>)</w:t>
       </w:r>
     </w:p>
     <w:p>
@@ -1619,8 +1637,13 @@
       <w:pPr>
         <w:spacing w:after="0"/>
       </w:pPr>
-      <w:r>
-        <w:t xml:space="preserve">légende : </w:t>
+      <w:proofErr w:type="gramStart"/>
+      <w:r>
+        <w:t>légende</w:t>
+      </w:r>
+      <w:proofErr w:type="gramEnd"/>
+      <w:r>
+        <w:t xml:space="preserve"> : </w:t>
       </w:r>
     </w:p>
     <w:p>
@@ -1636,7 +1659,15 @@
         <w:spacing w:after="0"/>
       </w:pPr>
       <w:r>
-        <w:t>- bleu foncé : les associations qui crée une nouvelle table</w:t>
+        <w:t xml:space="preserve">- bleu foncé : les associations qui </w:t>
+      </w:r>
+      <w:proofErr w:type="gramStart"/>
+      <w:r>
+        <w:t>crée</w:t>
+      </w:r>
+      <w:proofErr w:type="gramEnd"/>
+      <w:r>
+        <w:t xml:space="preserve"> une nouvelle table</w:t>
       </w:r>
       <w:r>
         <w:br/>
@@ -1678,7 +1709,15 @@
         <w:spacing w:after="0"/>
       </w:pPr>
       <w:r>
-        <w:t xml:space="preserve">Si nous retranscrivons le MCD de façons écrite, alors, nous aurons le MCD (Modèle logique de données) : </w:t>
+        <w:t xml:space="preserve">Si nous retranscrivons le MCD de </w:t>
+      </w:r>
+      <w:proofErr w:type="gramStart"/>
+      <w:r>
+        <w:t>façons écrite</w:t>
+      </w:r>
+      <w:proofErr w:type="gramEnd"/>
+      <w:r>
+        <w:t xml:space="preserve">, alors, nous aurons le MCD (Modèle logique de données) : </w:t>
       </w:r>
     </w:p>
     <w:p>
@@ -1724,13 +1763,1172 @@
           <w:i/>
           <w:iCs/>
         </w:rPr>
-        <w:t xml:space="preserve"> VARCHAR(50) </w:t>
+        <w:t xml:space="preserve"> </w:t>
+      </w:r>
+      <w:proofErr w:type="gramStart"/>
+      <w:r>
+        <w:rPr>
+          <w:i/>
+          <w:iCs/>
+        </w:rPr>
+        <w:t>VARCHAR(</w:t>
+      </w:r>
+      <w:proofErr w:type="gramEnd"/>
+      <w:r>
+        <w:rPr>
+          <w:i/>
+          <w:iCs/>
+        </w:rPr>
+        <w:t>50</w:t>
+      </w:r>
+      <w:proofErr w:type="gramStart"/>
+      <w:r>
+        <w:rPr>
+          <w:i/>
+          <w:iCs/>
+        </w:rPr>
+        <w:t xml:space="preserve">) </w:t>
+      </w:r>
+      <w:r>
+        <w:t>,</w:t>
+      </w:r>
+      <w:proofErr w:type="gramEnd"/>
+      <w:r>
+        <w:t xml:space="preserve"> </w:t>
+      </w:r>
+      <w:proofErr w:type="spellStart"/>
+      <w:r>
+        <w:t>Prenom</w:t>
+      </w:r>
+      <w:proofErr w:type="spellEnd"/>
+      <w:r>
+        <w:rPr>
+          <w:i/>
+          <w:iCs/>
+        </w:rPr>
+        <w:t xml:space="preserve"> </w:t>
+      </w:r>
+      <w:proofErr w:type="gramStart"/>
+      <w:r>
+        <w:rPr>
+          <w:i/>
+          <w:iCs/>
+        </w:rPr>
+        <w:t>VARCHAR(</w:t>
+      </w:r>
+      <w:proofErr w:type="gramEnd"/>
+      <w:r>
+        <w:rPr>
+          <w:i/>
+          <w:iCs/>
+        </w:rPr>
+        <w:t>50</w:t>
+      </w:r>
+      <w:proofErr w:type="gramStart"/>
+      <w:r>
+        <w:rPr>
+          <w:i/>
+          <w:iCs/>
+        </w:rPr>
+        <w:t xml:space="preserve">) </w:t>
+      </w:r>
+      <w:r>
+        <w:t>,</w:t>
+      </w:r>
+      <w:proofErr w:type="gramEnd"/>
+      <w:r>
+        <w:t xml:space="preserve"> </w:t>
+      </w:r>
+      <w:proofErr w:type="spellStart"/>
+      <w:r>
+        <w:t>DateNaissance</w:t>
+      </w:r>
+      <w:proofErr w:type="spellEnd"/>
+      <w:r>
+        <w:rPr>
+          <w:i/>
+          <w:iCs/>
+        </w:rPr>
+        <w:t xml:space="preserve"> DATE</w:t>
+      </w:r>
+      <w:r>
+        <w:t>, Adresse1</w:t>
+      </w:r>
+      <w:r>
+        <w:rPr>
+          <w:i/>
+          <w:iCs/>
+        </w:rPr>
+        <w:t xml:space="preserve"> </w:t>
+      </w:r>
+      <w:proofErr w:type="gramStart"/>
+      <w:r>
+        <w:rPr>
+          <w:i/>
+          <w:iCs/>
+        </w:rPr>
+        <w:t>VARCHAR(</w:t>
+      </w:r>
+      <w:proofErr w:type="gramEnd"/>
+      <w:r>
+        <w:rPr>
+          <w:i/>
+          <w:iCs/>
+        </w:rPr>
+        <w:t>50</w:t>
+      </w:r>
+      <w:proofErr w:type="gramStart"/>
+      <w:r>
+        <w:rPr>
+          <w:i/>
+          <w:iCs/>
+        </w:rPr>
+        <w:t xml:space="preserve">) </w:t>
+      </w:r>
+      <w:r>
+        <w:t>,</w:t>
+      </w:r>
+      <w:proofErr w:type="gramEnd"/>
+      <w:r>
+        <w:t xml:space="preserve"> Adresse2</w:t>
+      </w:r>
+      <w:r>
+        <w:rPr>
+          <w:i/>
+          <w:iCs/>
+        </w:rPr>
+        <w:t xml:space="preserve"> </w:t>
+      </w:r>
+      <w:proofErr w:type="gramStart"/>
+      <w:r>
+        <w:rPr>
+          <w:i/>
+          <w:iCs/>
+        </w:rPr>
+        <w:t>VARCHAR(</w:t>
+      </w:r>
+      <w:proofErr w:type="gramEnd"/>
+      <w:r>
+        <w:rPr>
+          <w:i/>
+          <w:iCs/>
+        </w:rPr>
+        <w:t>50</w:t>
+      </w:r>
+      <w:proofErr w:type="gramStart"/>
+      <w:r>
+        <w:rPr>
+          <w:i/>
+          <w:iCs/>
+        </w:rPr>
+        <w:t xml:space="preserve">) </w:t>
+      </w:r>
+      <w:r>
+        <w:t>,</w:t>
+      </w:r>
+      <w:proofErr w:type="gramEnd"/>
+      <w:r>
+        <w:t xml:space="preserve"> Ville</w:t>
+      </w:r>
+      <w:r>
+        <w:rPr>
+          <w:i/>
+          <w:iCs/>
+        </w:rPr>
+        <w:t xml:space="preserve"> </w:t>
+      </w:r>
+      <w:proofErr w:type="gramStart"/>
+      <w:r>
+        <w:rPr>
+          <w:i/>
+          <w:iCs/>
+        </w:rPr>
+        <w:t>VARCHAR(</w:t>
+      </w:r>
+      <w:proofErr w:type="gramEnd"/>
+      <w:r>
+        <w:rPr>
+          <w:i/>
+          <w:iCs/>
+        </w:rPr>
+        <w:t>50</w:t>
+      </w:r>
+      <w:proofErr w:type="gramStart"/>
+      <w:r>
+        <w:rPr>
+          <w:i/>
+          <w:iCs/>
+        </w:rPr>
+        <w:t xml:space="preserve">) </w:t>
+      </w:r>
+      <w:r>
+        <w:t>,</w:t>
+      </w:r>
+      <w:proofErr w:type="gramEnd"/>
+      <w:r>
+        <w:t xml:space="preserve"> Pays</w:t>
+      </w:r>
+      <w:r>
+        <w:rPr>
+          <w:i/>
+          <w:iCs/>
+        </w:rPr>
+        <w:t xml:space="preserve"> </w:t>
+      </w:r>
+      <w:proofErr w:type="gramStart"/>
+      <w:r>
+        <w:rPr>
+          <w:i/>
+          <w:iCs/>
+        </w:rPr>
+        <w:t>VARCHAR(</w:t>
+      </w:r>
+      <w:proofErr w:type="gramEnd"/>
+      <w:r>
+        <w:rPr>
+          <w:i/>
+          <w:iCs/>
+        </w:rPr>
+        <w:t>50</w:t>
+      </w:r>
+      <w:proofErr w:type="gramStart"/>
+      <w:r>
+        <w:rPr>
+          <w:i/>
+          <w:iCs/>
+        </w:rPr>
+        <w:t xml:space="preserve">) </w:t>
+      </w:r>
+      <w:r>
+        <w:t>,</w:t>
+      </w:r>
+      <w:proofErr w:type="gramEnd"/>
+      <w:r>
+        <w:t xml:space="preserve"> Mail</w:t>
+      </w:r>
+      <w:r>
+        <w:rPr>
+          <w:b/>
+          <w:bCs/>
+          <w:i/>
+          <w:iCs/>
+        </w:rPr>
+        <w:t xml:space="preserve"> </w:t>
+      </w:r>
+      <w:proofErr w:type="gramStart"/>
+      <w:r>
+        <w:rPr>
+          <w:b/>
+          <w:bCs/>
+          <w:i/>
+          <w:iCs/>
+        </w:rPr>
+        <w:t>VARCHAR(</w:t>
+      </w:r>
+      <w:proofErr w:type="gramEnd"/>
+      <w:r>
+        <w:rPr>
+          <w:b/>
+          <w:bCs/>
+          <w:i/>
+          <w:iCs/>
+        </w:rPr>
+        <w:t>50</w:t>
+      </w:r>
+      <w:proofErr w:type="gramStart"/>
+      <w:r>
+        <w:rPr>
+          <w:b/>
+          <w:bCs/>
+          <w:i/>
+          <w:iCs/>
+        </w:rPr>
+        <w:t xml:space="preserve">) </w:t>
+      </w:r>
+      <w:r>
+        <w:t>,</w:t>
+      </w:r>
+      <w:proofErr w:type="gramEnd"/>
+      <w:r>
+        <w:t xml:space="preserve"> </w:t>
+      </w:r>
+      <w:proofErr w:type="spellStart"/>
+      <w:r>
+        <w:t>NumeroTelephone</w:t>
+      </w:r>
+      <w:proofErr w:type="spellEnd"/>
+      <w:r>
+        <w:rPr>
+          <w:i/>
+          <w:iCs/>
+        </w:rPr>
+        <w:t xml:space="preserve"> </w:t>
+      </w:r>
+      <w:proofErr w:type="gramStart"/>
+      <w:r>
+        <w:rPr>
+          <w:i/>
+          <w:iCs/>
+        </w:rPr>
+        <w:t>VARCHAR(</w:t>
+      </w:r>
+      <w:proofErr w:type="gramEnd"/>
+      <w:r>
+        <w:rPr>
+          <w:i/>
+          <w:iCs/>
+        </w:rPr>
+        <w:t>50</w:t>
+      </w:r>
+      <w:proofErr w:type="gramStart"/>
+      <w:r>
+        <w:rPr>
+          <w:i/>
+          <w:iCs/>
+        </w:rPr>
+        <w:t xml:space="preserve">) </w:t>
+      </w:r>
+      <w:r>
+        <w:t>,</w:t>
+      </w:r>
+      <w:proofErr w:type="gramEnd"/>
+      <w:r>
+        <w:t xml:space="preserve"> Situation</w:t>
+      </w:r>
+      <w:r>
+        <w:rPr>
+          <w:i/>
+          <w:iCs/>
+        </w:rPr>
+        <w:t xml:space="preserve"> </w:t>
+      </w:r>
+      <w:proofErr w:type="gramStart"/>
+      <w:r>
+        <w:rPr>
+          <w:i/>
+          <w:iCs/>
+        </w:rPr>
+        <w:t>VARCHAR(</w:t>
+      </w:r>
+      <w:proofErr w:type="gramEnd"/>
+      <w:r>
+        <w:rPr>
+          <w:i/>
+          <w:iCs/>
+        </w:rPr>
+        <w:t>50</w:t>
+      </w:r>
+      <w:proofErr w:type="gramStart"/>
+      <w:r>
+        <w:rPr>
+          <w:i/>
+          <w:iCs/>
+        </w:rPr>
+        <w:t xml:space="preserve">) </w:t>
+      </w:r>
+      <w:r>
+        <w:rPr>
+          <w:b/>
+          <w:bCs/>
+        </w:rPr>
+        <w:t>)</w:t>
+      </w:r>
+      <w:proofErr w:type="gramEnd"/>
+      <w:r>
+        <w:rPr>
+          <w:b/>
+          <w:bCs/>
+        </w:rPr>
+        <w:t>;</w:t>
+      </w:r>
+    </w:p>
+    <w:p>
+      <w:pPr>
+        <w:spacing w:after="0"/>
+      </w:pPr>
+      <w:proofErr w:type="spellStart"/>
+      <w:r>
+        <w:rPr>
+          <w:b/>
+          <w:bCs/>
+        </w:rPr>
+        <w:t>Employe</w:t>
+      </w:r>
+      <w:proofErr w:type="spellEnd"/>
+      <w:r>
+        <w:rPr>
+          <w:b/>
+          <w:bCs/>
+        </w:rPr>
+        <w:t xml:space="preserve"> = (</w:t>
+      </w:r>
+      <w:r>
+        <w:rPr>
+          <w:b/>
+          <w:bCs/>
+          <w:i/>
+          <w:iCs/>
+          <w:u w:val="single"/>
+        </w:rPr>
+        <w:t>#IdUtilisateur</w:t>
+      </w:r>
+      <w:r>
+        <w:t>, Statut</w:t>
+      </w:r>
+      <w:r>
+        <w:rPr>
+          <w:i/>
+          <w:iCs/>
+        </w:rPr>
+        <w:t xml:space="preserve"> </w:t>
+      </w:r>
+      <w:proofErr w:type="gramStart"/>
+      <w:r>
+        <w:rPr>
+          <w:i/>
+          <w:iCs/>
+        </w:rPr>
+        <w:t>VARCHAR(</w:t>
+      </w:r>
+      <w:proofErr w:type="gramEnd"/>
+      <w:r>
+        <w:rPr>
+          <w:i/>
+          <w:iCs/>
+        </w:rPr>
+        <w:t>50</w:t>
+      </w:r>
+      <w:proofErr w:type="gramStart"/>
+      <w:r>
+        <w:rPr>
+          <w:i/>
+          <w:iCs/>
+        </w:rPr>
+        <w:t xml:space="preserve">) </w:t>
+      </w:r>
+      <w:r>
+        <w:rPr>
+          <w:b/>
+          <w:bCs/>
+        </w:rPr>
+        <w:t>)</w:t>
+      </w:r>
+      <w:proofErr w:type="gramEnd"/>
+      <w:r>
+        <w:rPr>
+          <w:b/>
+          <w:bCs/>
+        </w:rPr>
+        <w:t>;</w:t>
+      </w:r>
+    </w:p>
+    <w:p>
+      <w:pPr>
+        <w:spacing w:after="0"/>
+      </w:pPr>
+      <w:r>
+        <w:rPr>
+          <w:b/>
+          <w:bCs/>
+        </w:rPr>
+        <w:t>Document = (</w:t>
+      </w:r>
+      <w:proofErr w:type="spellStart"/>
+      <w:r>
+        <w:rPr>
+          <w:b/>
+          <w:bCs/>
+          <w:u w:val="single"/>
+        </w:rPr>
+        <w:t>IdDocument</w:t>
+      </w:r>
+      <w:proofErr w:type="spellEnd"/>
+      <w:r>
+        <w:rPr>
+          <w:b/>
+          <w:bCs/>
+          <w:i/>
+          <w:iCs/>
+        </w:rPr>
+        <w:t xml:space="preserve"> INT AUTO_INCREMENT</w:t>
+      </w:r>
+      <w:r>
+        <w:t>, Titre</w:t>
+      </w:r>
+      <w:r>
+        <w:rPr>
+          <w:i/>
+          <w:iCs/>
+        </w:rPr>
+        <w:t xml:space="preserve"> </w:t>
+      </w:r>
+      <w:proofErr w:type="gramStart"/>
+      <w:r>
+        <w:rPr>
+          <w:i/>
+          <w:iCs/>
+        </w:rPr>
+        <w:t>VARCHAR(</w:t>
+      </w:r>
+      <w:proofErr w:type="gramEnd"/>
+      <w:r>
+        <w:rPr>
+          <w:i/>
+          <w:iCs/>
+        </w:rPr>
+        <w:t>50</w:t>
+      </w:r>
+      <w:proofErr w:type="gramStart"/>
+      <w:r>
+        <w:rPr>
+          <w:i/>
+          <w:iCs/>
+        </w:rPr>
+        <w:t xml:space="preserve">) </w:t>
+      </w:r>
+      <w:r>
+        <w:t>,</w:t>
+      </w:r>
+      <w:proofErr w:type="gramEnd"/>
+      <w:r>
+        <w:t xml:space="preserve"> </w:t>
+      </w:r>
+      <w:proofErr w:type="spellStart"/>
+      <w:r>
+        <w:t>Annee</w:t>
+      </w:r>
+      <w:proofErr w:type="spellEnd"/>
+      <w:r>
+        <w:rPr>
+          <w:i/>
+          <w:iCs/>
+        </w:rPr>
+        <w:t xml:space="preserve"> DATE</w:t>
+      </w:r>
+      <w:r>
+        <w:t>, Auteur</w:t>
+      </w:r>
+      <w:r>
+        <w:rPr>
+          <w:i/>
+          <w:iCs/>
+        </w:rPr>
+        <w:t xml:space="preserve"> </w:t>
+      </w:r>
+      <w:proofErr w:type="gramStart"/>
+      <w:r>
+        <w:rPr>
+          <w:i/>
+          <w:iCs/>
+        </w:rPr>
+        <w:t>VARCHAR(</w:t>
+      </w:r>
+      <w:proofErr w:type="gramEnd"/>
+      <w:r>
+        <w:rPr>
+          <w:i/>
+          <w:iCs/>
+        </w:rPr>
+        <w:t>50</w:t>
+      </w:r>
+      <w:proofErr w:type="gramStart"/>
+      <w:r>
+        <w:rPr>
+          <w:i/>
+          <w:iCs/>
+        </w:rPr>
+        <w:t xml:space="preserve">) </w:t>
+      </w:r>
+      <w:r>
+        <w:t>,</w:t>
+      </w:r>
+      <w:proofErr w:type="gramEnd"/>
+      <w:r>
+        <w:t xml:space="preserve"> </w:t>
+      </w:r>
+      <w:proofErr w:type="spellStart"/>
+      <w:r>
+        <w:t>Resume</w:t>
+      </w:r>
+      <w:proofErr w:type="spellEnd"/>
+      <w:r>
+        <w:rPr>
+          <w:i/>
+          <w:iCs/>
+        </w:rPr>
+        <w:t xml:space="preserve"> TEXT</w:t>
+      </w:r>
+      <w:r>
+        <w:t>, stock</w:t>
+      </w:r>
+      <w:r>
+        <w:rPr>
+          <w:i/>
+          <w:iCs/>
+        </w:rPr>
+        <w:t xml:space="preserve"> INT</w:t>
+      </w:r>
+      <w:proofErr w:type="gramStart"/>
+      <w:r>
+        <w:rPr>
+          <w:b/>
+          <w:bCs/>
+        </w:rPr>
+        <w:t>);</w:t>
+      </w:r>
+      <w:proofErr w:type="gramEnd"/>
+    </w:p>
+    <w:p>
+      <w:pPr>
+        <w:spacing w:after="0"/>
+      </w:pPr>
+      <w:r>
+        <w:rPr>
+          <w:b/>
+          <w:bCs/>
+        </w:rPr>
+        <w:t>Livre = (</w:t>
+      </w:r>
+      <w:r>
+        <w:rPr>
+          <w:b/>
+          <w:bCs/>
+          <w:i/>
+          <w:iCs/>
+          <w:u w:val="single"/>
+        </w:rPr>
+        <w:t>#IdDocument</w:t>
       </w:r>
       <w:r>
         <w:t xml:space="preserve">, </w:t>
       </w:r>
+      <w:r>
+        <w:rPr>
+          <w:b/>
+          <w:bCs/>
+        </w:rPr>
+        <w:t>ISBN</w:t>
+      </w:r>
+      <w:r>
+        <w:rPr>
+          <w:b/>
+          <w:bCs/>
+          <w:i/>
+          <w:iCs/>
+        </w:rPr>
+        <w:t xml:space="preserve"> </w:t>
+      </w:r>
+      <w:proofErr w:type="gramStart"/>
+      <w:r>
+        <w:rPr>
+          <w:b/>
+          <w:bCs/>
+          <w:i/>
+          <w:iCs/>
+        </w:rPr>
+        <w:t>VARCHAR(</w:t>
+      </w:r>
+      <w:proofErr w:type="gramEnd"/>
+      <w:r>
+        <w:rPr>
+          <w:b/>
+          <w:bCs/>
+          <w:i/>
+          <w:iCs/>
+        </w:rPr>
+        <w:t>50</w:t>
+      </w:r>
+      <w:proofErr w:type="gramStart"/>
+      <w:r>
+        <w:rPr>
+          <w:b/>
+          <w:bCs/>
+          <w:i/>
+          <w:iCs/>
+        </w:rPr>
+        <w:t xml:space="preserve">) </w:t>
+      </w:r>
+      <w:r>
+        <w:t>,</w:t>
+      </w:r>
+      <w:proofErr w:type="gramEnd"/>
+      <w:r>
+        <w:t xml:space="preserve"> </w:t>
+      </w:r>
       <w:proofErr w:type="spellStart"/>
       <w:r>
+        <w:t>NombrePage</w:t>
+      </w:r>
+      <w:proofErr w:type="spellEnd"/>
+      <w:r>
+        <w:rPr>
+          <w:i/>
+          <w:iCs/>
+        </w:rPr>
+        <w:t xml:space="preserve"> INT</w:t>
+      </w:r>
+      <w:r>
+        <w:t>, Genre</w:t>
+      </w:r>
+      <w:r>
+        <w:rPr>
+          <w:i/>
+          <w:iCs/>
+        </w:rPr>
+        <w:t xml:space="preserve"> </w:t>
+      </w:r>
+      <w:proofErr w:type="gramStart"/>
+      <w:r>
+        <w:rPr>
+          <w:i/>
+          <w:iCs/>
+        </w:rPr>
+        <w:t>VARCHAR(</w:t>
+      </w:r>
+      <w:proofErr w:type="gramEnd"/>
+      <w:r>
+        <w:rPr>
+          <w:i/>
+          <w:iCs/>
+        </w:rPr>
+        <w:t>50</w:t>
+      </w:r>
+      <w:proofErr w:type="gramStart"/>
+      <w:r>
+        <w:rPr>
+          <w:i/>
+          <w:iCs/>
+        </w:rPr>
+        <w:t xml:space="preserve">) </w:t>
+      </w:r>
+      <w:r>
+        <w:rPr>
+          <w:b/>
+          <w:bCs/>
+        </w:rPr>
+        <w:t>)</w:t>
+      </w:r>
+      <w:proofErr w:type="gramEnd"/>
+      <w:r>
+        <w:rPr>
+          <w:b/>
+          <w:bCs/>
+        </w:rPr>
+        <w:t>;</w:t>
+      </w:r>
+    </w:p>
+    <w:p>
+      <w:pPr>
+        <w:spacing w:after="0"/>
+      </w:pPr>
+      <w:proofErr w:type="spellStart"/>
+      <w:r>
+        <w:rPr>
+          <w:b/>
+          <w:bCs/>
+        </w:rPr>
+        <w:t>TitrePeriodique</w:t>
+      </w:r>
+      <w:proofErr w:type="spellEnd"/>
+      <w:r>
+        <w:rPr>
+          <w:b/>
+          <w:bCs/>
+        </w:rPr>
+        <w:t xml:space="preserve"> = (</w:t>
+      </w:r>
+      <w:r>
+        <w:rPr>
+          <w:b/>
+          <w:bCs/>
+          <w:i/>
+          <w:iCs/>
+          <w:u w:val="single"/>
+        </w:rPr>
+        <w:t>#IdDocument</w:t>
+      </w:r>
+      <w:r>
+        <w:t xml:space="preserve">, </w:t>
+      </w:r>
+      <w:proofErr w:type="spellStart"/>
+      <w:r>
+        <w:t>Numero</w:t>
+      </w:r>
+      <w:proofErr w:type="spellEnd"/>
+      <w:r>
+        <w:rPr>
+          <w:i/>
+          <w:iCs/>
+        </w:rPr>
+        <w:t xml:space="preserve"> INT</w:t>
+      </w:r>
+      <w:r>
+        <w:t xml:space="preserve">, </w:t>
+      </w:r>
+      <w:proofErr w:type="spellStart"/>
+      <w:r>
+        <w:t>DatePublication</w:t>
+      </w:r>
+      <w:proofErr w:type="spellEnd"/>
+      <w:r>
+        <w:rPr>
+          <w:i/>
+          <w:iCs/>
+        </w:rPr>
+        <w:t xml:space="preserve"> DATE</w:t>
+      </w:r>
+      <w:r>
+        <w:t>, Type</w:t>
+      </w:r>
+      <w:r>
+        <w:rPr>
+          <w:i/>
+          <w:iCs/>
+        </w:rPr>
+        <w:t xml:space="preserve"> </w:t>
+      </w:r>
+      <w:proofErr w:type="gramStart"/>
+      <w:r>
+        <w:rPr>
+          <w:i/>
+          <w:iCs/>
+        </w:rPr>
+        <w:t>VARCHAR(</w:t>
+      </w:r>
+      <w:proofErr w:type="gramEnd"/>
+      <w:r>
+        <w:rPr>
+          <w:i/>
+          <w:iCs/>
+        </w:rPr>
+        <w:t>50</w:t>
+      </w:r>
+      <w:proofErr w:type="gramStart"/>
+      <w:r>
+        <w:rPr>
+          <w:i/>
+          <w:iCs/>
+        </w:rPr>
+        <w:t xml:space="preserve">) </w:t>
+      </w:r>
+      <w:r>
+        <w:rPr>
+          <w:b/>
+          <w:bCs/>
+        </w:rPr>
+        <w:t>)</w:t>
+      </w:r>
+      <w:proofErr w:type="gramEnd"/>
+      <w:r>
+        <w:rPr>
+          <w:b/>
+          <w:bCs/>
+        </w:rPr>
+        <w:t>;</w:t>
+      </w:r>
+    </w:p>
+    <w:p>
+      <w:pPr>
+        <w:spacing w:after="0"/>
+      </w:pPr>
+      <w:r>
+        <w:rPr>
+          <w:b/>
+          <w:bCs/>
+        </w:rPr>
+        <w:t>Sonore = (</w:t>
+      </w:r>
+      <w:r>
+        <w:rPr>
+          <w:b/>
+          <w:bCs/>
+          <w:i/>
+          <w:iCs/>
+          <w:u w:val="single"/>
+        </w:rPr>
+        <w:t>#IdDocument</w:t>
+      </w:r>
+      <w:r>
+        <w:t xml:space="preserve">, </w:t>
+      </w:r>
+      <w:proofErr w:type="spellStart"/>
+      <w:r>
+        <w:t>Duree</w:t>
+      </w:r>
+      <w:proofErr w:type="spellEnd"/>
+      <w:r>
+        <w:rPr>
+          <w:i/>
+          <w:iCs/>
+        </w:rPr>
+        <w:t xml:space="preserve"> INT</w:t>
+      </w:r>
+      <w:r>
+        <w:t>, Format</w:t>
+      </w:r>
+      <w:r>
+        <w:rPr>
+          <w:i/>
+          <w:iCs/>
+        </w:rPr>
+        <w:t xml:space="preserve"> </w:t>
+      </w:r>
+      <w:proofErr w:type="gramStart"/>
+      <w:r>
+        <w:rPr>
+          <w:i/>
+          <w:iCs/>
+        </w:rPr>
+        <w:t>VARCHAR(</w:t>
+      </w:r>
+      <w:proofErr w:type="gramEnd"/>
+      <w:r>
+        <w:rPr>
+          <w:i/>
+          <w:iCs/>
+        </w:rPr>
+        <w:t>50</w:t>
+      </w:r>
+      <w:proofErr w:type="gramStart"/>
+      <w:r>
+        <w:rPr>
+          <w:i/>
+          <w:iCs/>
+        </w:rPr>
+        <w:t xml:space="preserve">) </w:t>
+      </w:r>
+      <w:r>
+        <w:t>,</w:t>
+      </w:r>
+      <w:proofErr w:type="gramEnd"/>
+      <w:r>
+        <w:t xml:space="preserve"> </w:t>
+      </w:r>
+      <w:proofErr w:type="spellStart"/>
+      <w:r>
+        <w:t>Interprete</w:t>
+      </w:r>
+      <w:proofErr w:type="spellEnd"/>
+      <w:r>
+        <w:rPr>
+          <w:i/>
+          <w:iCs/>
+        </w:rPr>
+        <w:t xml:space="preserve"> </w:t>
+      </w:r>
+      <w:proofErr w:type="gramStart"/>
+      <w:r>
+        <w:rPr>
+          <w:i/>
+          <w:iCs/>
+        </w:rPr>
+        <w:t>VARCHAR(</w:t>
+      </w:r>
+      <w:proofErr w:type="gramEnd"/>
+      <w:r>
+        <w:rPr>
+          <w:i/>
+          <w:iCs/>
+        </w:rPr>
+        <w:t>50</w:t>
+      </w:r>
+      <w:proofErr w:type="gramStart"/>
+      <w:r>
+        <w:rPr>
+          <w:i/>
+          <w:iCs/>
+        </w:rPr>
+        <w:t xml:space="preserve">) </w:t>
+      </w:r>
+      <w:r>
+        <w:rPr>
+          <w:b/>
+          <w:bCs/>
+        </w:rPr>
+        <w:t>)</w:t>
+      </w:r>
+      <w:proofErr w:type="gramEnd"/>
+      <w:r>
+        <w:rPr>
+          <w:b/>
+          <w:bCs/>
+        </w:rPr>
+        <w:t>;</w:t>
+      </w:r>
+    </w:p>
+    <w:p>
+      <w:pPr>
+        <w:spacing w:after="0"/>
+      </w:pPr>
+      <w:proofErr w:type="spellStart"/>
+      <w:r>
+        <w:rPr>
+          <w:b/>
+          <w:bCs/>
+        </w:rPr>
+        <w:t>Video</w:t>
+      </w:r>
+      <w:proofErr w:type="spellEnd"/>
+      <w:r>
+        <w:rPr>
+          <w:b/>
+          <w:bCs/>
+        </w:rPr>
+        <w:t xml:space="preserve"> = (</w:t>
+      </w:r>
+      <w:r>
+        <w:rPr>
+          <w:b/>
+          <w:bCs/>
+          <w:i/>
+          <w:iCs/>
+          <w:u w:val="single"/>
+        </w:rPr>
+        <w:t>#IdDocument</w:t>
+      </w:r>
+      <w:r>
+        <w:t xml:space="preserve">, </w:t>
+      </w:r>
+      <w:proofErr w:type="spellStart"/>
+      <w:r>
+        <w:t>Duree</w:t>
+      </w:r>
+      <w:proofErr w:type="spellEnd"/>
+      <w:r>
+        <w:rPr>
+          <w:i/>
+          <w:iCs/>
+        </w:rPr>
+        <w:t xml:space="preserve"> INT</w:t>
+      </w:r>
+      <w:r>
+        <w:t>, Format</w:t>
+      </w:r>
+      <w:r>
+        <w:rPr>
+          <w:i/>
+          <w:iCs/>
+        </w:rPr>
+        <w:t xml:space="preserve"> </w:t>
+      </w:r>
+      <w:proofErr w:type="gramStart"/>
+      <w:r>
+        <w:rPr>
+          <w:i/>
+          <w:iCs/>
+        </w:rPr>
+        <w:t>VARCHAR(</w:t>
+      </w:r>
+      <w:proofErr w:type="gramEnd"/>
+      <w:r>
+        <w:rPr>
+          <w:i/>
+          <w:iCs/>
+        </w:rPr>
+        <w:t>50</w:t>
+      </w:r>
+      <w:proofErr w:type="gramStart"/>
+      <w:r>
+        <w:rPr>
+          <w:i/>
+          <w:iCs/>
+        </w:rPr>
+        <w:t xml:space="preserve">) </w:t>
+      </w:r>
+      <w:r>
+        <w:t>,</w:t>
+      </w:r>
+      <w:proofErr w:type="gramEnd"/>
+      <w:r>
+        <w:t xml:space="preserve"> </w:t>
+      </w:r>
+      <w:proofErr w:type="spellStart"/>
+      <w:r>
+        <w:t>Realisateur</w:t>
+      </w:r>
+      <w:proofErr w:type="spellEnd"/>
+      <w:r>
+        <w:rPr>
+          <w:i/>
+          <w:iCs/>
+        </w:rPr>
+        <w:t xml:space="preserve"> </w:t>
+      </w:r>
+      <w:proofErr w:type="gramStart"/>
+      <w:r>
+        <w:rPr>
+          <w:i/>
+          <w:iCs/>
+        </w:rPr>
+        <w:t>VARCHAR(</w:t>
+      </w:r>
+      <w:proofErr w:type="gramEnd"/>
+      <w:r>
+        <w:rPr>
+          <w:i/>
+          <w:iCs/>
+        </w:rPr>
+        <w:t>50</w:t>
+      </w:r>
+      <w:proofErr w:type="gramStart"/>
+      <w:r>
+        <w:rPr>
+          <w:i/>
+          <w:iCs/>
+        </w:rPr>
+        <w:t xml:space="preserve">) </w:t>
+      </w:r>
+      <w:r>
+        <w:rPr>
+          <w:b/>
+          <w:bCs/>
+        </w:rPr>
+        <w:t>)</w:t>
+      </w:r>
+      <w:proofErr w:type="gramEnd"/>
+      <w:r>
+        <w:rPr>
+          <w:b/>
+          <w:bCs/>
+        </w:rPr>
+        <w:t>;</w:t>
+      </w:r>
+    </w:p>
+    <w:p>
+      <w:pPr>
+        <w:spacing w:after="0"/>
+      </w:pPr>
+      <w:r>
+        <w:rPr>
+          <w:b/>
+          <w:bCs/>
+        </w:rPr>
+        <w:t>Auteur = (</w:t>
+      </w:r>
+      <w:proofErr w:type="spellStart"/>
+      <w:r>
+        <w:rPr>
+          <w:b/>
+          <w:bCs/>
+          <w:u w:val="single"/>
+        </w:rPr>
+        <w:t>IdAuteur</w:t>
+      </w:r>
+      <w:proofErr w:type="spellEnd"/>
+      <w:r>
+        <w:rPr>
+          <w:b/>
+          <w:bCs/>
+          <w:i/>
+          <w:iCs/>
+        </w:rPr>
+        <w:t xml:space="preserve"> INT AUTO_INCREMENT</w:t>
+      </w:r>
+      <w:r>
+        <w:t xml:space="preserve">, </w:t>
+      </w:r>
+      <w:proofErr w:type="spellStart"/>
+      <w:r>
         <w:t>Prenom</w:t>
       </w:r>
       <w:proofErr w:type="spellEnd"/>
@@ -1739,14 +2937,230 @@
           <w:i/>
           <w:iCs/>
         </w:rPr>
-        <w:t xml:space="preserve"> VARCHAR(50) </w:t>
+        <w:t xml:space="preserve"> </w:t>
+      </w:r>
+      <w:proofErr w:type="gramStart"/>
+      <w:r>
+        <w:rPr>
+          <w:i/>
+          <w:iCs/>
+        </w:rPr>
+        <w:t>VARCHAR(</w:t>
+      </w:r>
+      <w:proofErr w:type="gramEnd"/>
+      <w:r>
+        <w:rPr>
+          <w:i/>
+          <w:iCs/>
+        </w:rPr>
+        <w:t>50</w:t>
+      </w:r>
+      <w:proofErr w:type="gramStart"/>
+      <w:r>
+        <w:rPr>
+          <w:i/>
+          <w:iCs/>
+        </w:rPr>
+        <w:t xml:space="preserve">) </w:t>
+      </w:r>
+      <w:r>
+        <w:t>,</w:t>
+      </w:r>
+      <w:proofErr w:type="gramEnd"/>
+      <w:r>
+        <w:t xml:space="preserve"> Nom</w:t>
+      </w:r>
+      <w:r>
+        <w:rPr>
+          <w:i/>
+          <w:iCs/>
+        </w:rPr>
+        <w:t xml:space="preserve"> </w:t>
+      </w:r>
+      <w:proofErr w:type="gramStart"/>
+      <w:r>
+        <w:rPr>
+          <w:i/>
+          <w:iCs/>
+        </w:rPr>
+        <w:t>VARCHAR(</w:t>
+      </w:r>
+      <w:proofErr w:type="gramEnd"/>
+      <w:r>
+        <w:rPr>
+          <w:i/>
+          <w:iCs/>
+        </w:rPr>
+        <w:t>50</w:t>
+      </w:r>
+      <w:proofErr w:type="gramStart"/>
+      <w:r>
+        <w:rPr>
+          <w:i/>
+          <w:iCs/>
+        </w:rPr>
+        <w:t xml:space="preserve">) </w:t>
+      </w:r>
+      <w:r>
+        <w:t>,</w:t>
+      </w:r>
+      <w:proofErr w:type="gramEnd"/>
+      <w:r>
+        <w:t xml:space="preserve"> Description</w:t>
+      </w:r>
+      <w:r>
+        <w:rPr>
+          <w:i/>
+          <w:iCs/>
+        </w:rPr>
+        <w:t xml:space="preserve"> TEXT</w:t>
+      </w:r>
+      <w:proofErr w:type="gramStart"/>
+      <w:r>
+        <w:rPr>
+          <w:b/>
+          <w:bCs/>
+        </w:rPr>
+        <w:t>);</w:t>
+      </w:r>
+      <w:proofErr w:type="gramEnd"/>
+    </w:p>
+    <w:p>
+      <w:pPr>
+        <w:spacing w:after="0"/>
+      </w:pPr>
+      <w:r>
+        <w:rPr>
+          <w:b/>
+          <w:bCs/>
+        </w:rPr>
+        <w:t>Abonnement = (</w:t>
+      </w:r>
+      <w:proofErr w:type="spellStart"/>
+      <w:r>
+        <w:rPr>
+          <w:b/>
+          <w:bCs/>
+          <w:u w:val="single"/>
+        </w:rPr>
+        <w:t>IdAbonnement</w:t>
+      </w:r>
+      <w:proofErr w:type="spellEnd"/>
+      <w:r>
+        <w:rPr>
+          <w:b/>
+          <w:bCs/>
+          <w:i/>
+          <w:iCs/>
+        </w:rPr>
+        <w:t xml:space="preserve"> </w:t>
+      </w:r>
+      <w:proofErr w:type="gramStart"/>
+      <w:r>
+        <w:rPr>
+          <w:b/>
+          <w:bCs/>
+          <w:i/>
+          <w:iCs/>
+        </w:rPr>
+        <w:t>VARCHAR(</w:t>
+      </w:r>
+      <w:proofErr w:type="gramEnd"/>
+      <w:r>
+        <w:rPr>
+          <w:b/>
+          <w:bCs/>
+          <w:i/>
+          <w:iCs/>
+        </w:rPr>
+        <w:t>50</w:t>
+      </w:r>
+      <w:proofErr w:type="gramStart"/>
+      <w:r>
+        <w:rPr>
+          <w:b/>
+          <w:bCs/>
+          <w:i/>
+          <w:iCs/>
+        </w:rPr>
+        <w:t xml:space="preserve">) </w:t>
+      </w:r>
+      <w:r>
+        <w:t>,</w:t>
+      </w:r>
+      <w:proofErr w:type="gramEnd"/>
+      <w:r>
+        <w:t xml:space="preserve"> Tarif</w:t>
+      </w:r>
+      <w:r>
+        <w:rPr>
+          <w:i/>
+          <w:iCs/>
+        </w:rPr>
+        <w:t xml:space="preserve"> </w:t>
+      </w:r>
+      <w:proofErr w:type="gramStart"/>
+      <w:r>
+        <w:rPr>
+          <w:i/>
+          <w:iCs/>
+        </w:rPr>
+        <w:t>DECIMAL(</w:t>
+      </w:r>
+      <w:proofErr w:type="gramEnd"/>
+      <w:r>
+        <w:rPr>
+          <w:i/>
+          <w:iCs/>
+        </w:rPr>
+        <w:t>19,4)</w:t>
+      </w:r>
+      <w:proofErr w:type="gramStart"/>
+      <w:r>
+        <w:rPr>
+          <w:b/>
+          <w:bCs/>
+        </w:rPr>
+        <w:t>);</w:t>
+      </w:r>
+      <w:proofErr w:type="gramEnd"/>
+    </w:p>
+    <w:p>
+      <w:pPr>
+        <w:spacing w:after="0"/>
+      </w:pPr>
+      <w:r>
+        <w:rPr>
+          <w:b/>
+          <w:bCs/>
+        </w:rPr>
+        <w:t>Emprunt = (</w:t>
+      </w:r>
+      <w:proofErr w:type="spellStart"/>
+      <w:r>
+        <w:rPr>
+          <w:b/>
+          <w:bCs/>
+          <w:u w:val="single"/>
+        </w:rPr>
+        <w:t>IdEmprunt</w:t>
+      </w:r>
+      <w:proofErr w:type="spellEnd"/>
+      <w:r>
+        <w:rPr>
+          <w:b/>
+          <w:bCs/>
+          <w:i/>
+          <w:iCs/>
+        </w:rPr>
+        <w:t xml:space="preserve"> INT AUTO_INCREMENT</w:t>
       </w:r>
       <w:r>
         <w:t xml:space="preserve">, </w:t>
       </w:r>
       <w:proofErr w:type="spellStart"/>
       <w:r>
-        <w:t>DateNaissance</w:t>
+        <w:t>DateReservation</w:t>
       </w:r>
       <w:proofErr w:type="spellEnd"/>
       <w:r>
@@ -1757,63 +3171,11 @@
         <w:t xml:space="preserve"> DATE</w:t>
       </w:r>
       <w:r>
-        <w:t>, Adresse1</w:t>
-      </w:r>
-      <w:r>
-        <w:rPr>
-          <w:i/>
-          <w:iCs/>
-        </w:rPr>
-        <w:t xml:space="preserve"> VARCHAR(50) </w:t>
-      </w:r>
-      <w:r>
-        <w:t>, Adresse2</w:t>
-      </w:r>
-      <w:r>
-        <w:rPr>
-          <w:i/>
-          <w:iCs/>
-        </w:rPr>
-        <w:t xml:space="preserve"> VARCHAR(50) </w:t>
-      </w:r>
-      <w:r>
-        <w:t>, Ville</w:t>
-      </w:r>
-      <w:r>
-        <w:rPr>
-          <w:i/>
-          <w:iCs/>
-        </w:rPr>
-        <w:t xml:space="preserve"> VARCHAR(50) </w:t>
-      </w:r>
-      <w:r>
-        <w:t>, Pays</w:t>
-      </w:r>
-      <w:r>
-        <w:rPr>
-          <w:i/>
-          <w:iCs/>
-        </w:rPr>
-        <w:t xml:space="preserve"> VARCHAR(50) </w:t>
-      </w:r>
-      <w:r>
-        <w:t>, Mail</w:t>
-      </w:r>
-      <w:r>
-        <w:rPr>
-          <w:b/>
-          <w:bCs/>
-          <w:i/>
-          <w:iCs/>
-        </w:rPr>
-        <w:t xml:space="preserve"> VARCHAR(50) </w:t>
-      </w:r>
-      <w:r>
         <w:t xml:space="preserve">, </w:t>
       </w:r>
       <w:proofErr w:type="spellStart"/>
       <w:r>
-        <w:t>NumeroTelephone</w:t>
+        <w:t>DateRenduPrevision</w:t>
       </w:r>
       <w:proofErr w:type="spellEnd"/>
       <w:r>
@@ -1821,18 +3183,24 @@
           <w:i/>
           <w:iCs/>
         </w:rPr>
-        <w:t xml:space="preserve"> VARCHAR(50) </w:t>
-      </w:r>
-      <w:r>
-        <w:t>, Situation</w:t>
-      </w:r>
-      <w:r>
-        <w:rPr>
-          <w:i/>
-          <w:iCs/>
-        </w:rPr>
-        <w:t xml:space="preserve"> VARCHAR(50) </w:t>
-      </w:r>
+        <w:t xml:space="preserve"> DATE</w:t>
+      </w:r>
+      <w:r>
+        <w:t xml:space="preserve">, </w:t>
+      </w:r>
+      <w:proofErr w:type="spellStart"/>
+      <w:r>
+        <w:t>DateRendu</w:t>
+      </w:r>
+      <w:proofErr w:type="spellEnd"/>
+      <w:r>
+        <w:rPr>
+          <w:i/>
+          <w:iCs/>
+        </w:rPr>
+        <w:t xml:space="preserve"> DATE, #IdUtilisateur</w:t>
+      </w:r>
+      <w:proofErr w:type="gramStart"/>
       <w:r>
         <w:rPr>
           <w:b/>
@@ -1840,22 +3208,150 @@
         </w:rPr>
         <w:t>);</w:t>
       </w:r>
-    </w:p>
-    <w:p>
-      <w:pPr>
-        <w:spacing w:after="0"/>
-      </w:pPr>
+      <w:proofErr w:type="gramEnd"/>
+    </w:p>
+    <w:p>
+      <w:pPr>
+        <w:spacing w:after="0"/>
+      </w:pPr>
+      <w:r>
+        <w:rPr>
+          <w:b/>
+          <w:bCs/>
+        </w:rPr>
+        <w:t>Client = (</w:t>
+      </w:r>
+      <w:r>
+        <w:rPr>
+          <w:b/>
+          <w:bCs/>
+          <w:i/>
+          <w:iCs/>
+          <w:u w:val="single"/>
+        </w:rPr>
+        <w:t>#IdUtilisateur</w:t>
+      </w:r>
+      <w:r>
+        <w:t xml:space="preserve">, </w:t>
+      </w:r>
       <w:proofErr w:type="spellStart"/>
       <w:r>
-        <w:rPr>
-          <w:b/>
-          <w:bCs/>
-        </w:rPr>
-        <w:t>Employe</w:t>
+        <w:t>StatutAbonnement</w:t>
       </w:r>
       <w:proofErr w:type="spellEnd"/>
       <w:r>
         <w:rPr>
+          <w:i/>
+          <w:iCs/>
+        </w:rPr>
+        <w:t xml:space="preserve"> </w:t>
+      </w:r>
+      <w:proofErr w:type="gramStart"/>
+      <w:r>
+        <w:rPr>
+          <w:i/>
+          <w:iCs/>
+        </w:rPr>
+        <w:t>VARCHAR(</w:t>
+      </w:r>
+      <w:proofErr w:type="gramEnd"/>
+      <w:r>
+        <w:rPr>
+          <w:i/>
+          <w:iCs/>
+        </w:rPr>
+        <w:t>50</w:t>
+      </w:r>
+      <w:proofErr w:type="gramStart"/>
+      <w:r>
+        <w:rPr>
+          <w:i/>
+          <w:iCs/>
+        </w:rPr>
+        <w:t xml:space="preserve">) </w:t>
+      </w:r>
+      <w:r>
+        <w:t>,</w:t>
+      </w:r>
+      <w:proofErr w:type="gramEnd"/>
+      <w:r>
+        <w:t xml:space="preserve"> </w:t>
+      </w:r>
+      <w:proofErr w:type="spellStart"/>
+      <w:r>
+        <w:t>DateFinAbonnement</w:t>
+      </w:r>
+      <w:proofErr w:type="spellEnd"/>
+      <w:r>
+        <w:rPr>
+          <w:i/>
+          <w:iCs/>
+        </w:rPr>
+        <w:t xml:space="preserve"> DATE, #IdAbonnement</w:t>
+      </w:r>
+      <w:r>
+        <w:rPr>
+          <w:b/>
+          <w:bCs/>
+        </w:rPr>
+        <w:t>*</w:t>
+      </w:r>
+      <w:proofErr w:type="gramStart"/>
+      <w:r>
+        <w:rPr>
+          <w:b/>
+          <w:bCs/>
+        </w:rPr>
+        <w:t>);</w:t>
+      </w:r>
+      <w:proofErr w:type="gramEnd"/>
+    </w:p>
+    <w:p>
+      <w:pPr>
+        <w:spacing w:after="0"/>
+      </w:pPr>
+      <w:r>
+        <w:rPr>
+          <w:b/>
+          <w:bCs/>
+        </w:rPr>
+        <w:t>Ecrire = (</w:t>
+      </w:r>
+      <w:r>
+        <w:rPr>
+          <w:b/>
+          <w:bCs/>
+          <w:i/>
+          <w:iCs/>
+          <w:u w:val="single"/>
+        </w:rPr>
+        <w:t>#IdDocument, #IdAuteur</w:t>
+      </w:r>
+      <w:proofErr w:type="gramStart"/>
+      <w:r>
+        <w:rPr>
+          <w:b/>
+          <w:bCs/>
+        </w:rPr>
+        <w:t>);</w:t>
+      </w:r>
+      <w:proofErr w:type="gramEnd"/>
+    </w:p>
+    <w:p>
+      <w:pPr>
+        <w:spacing w:after="0"/>
+      </w:pPr>
+      <w:proofErr w:type="spellStart"/>
+      <w:r>
+        <w:rPr>
+          <w:b/>
+          <w:bCs/>
+        </w:rPr>
+        <w:t>EmpruntArticle</w:t>
+      </w:r>
+      <w:proofErr w:type="spellEnd"/>
+      <w:r>
+        <w:rPr>
           <w:b/>
           <w:bCs/>
         </w:rPr>
@@ -1869,18 +3365,9 @@
           <w:iCs/>
           <w:u w:val="single"/>
         </w:rPr>
-        <w:t>#IdUtilisateur</w:t>
-      </w:r>
-      <w:r>
-        <w:t>, Statut</w:t>
-      </w:r>
-      <w:r>
-        <w:rPr>
-          <w:i/>
-          <w:iCs/>
-        </w:rPr>
-        <w:t xml:space="preserve"> VARCHAR(50) </w:t>
-      </w:r>
+        <w:t>#IdDocument, #IdEmprunt</w:t>
+      </w:r>
+      <w:proofErr w:type="gramStart"/>
       <w:r>
         <w:rPr>
           <w:b/>
@@ -1888,732 +3375,7 @@
         </w:rPr>
         <w:t>);</w:t>
       </w:r>
-    </w:p>
-    <w:p>
-      <w:pPr>
-        <w:spacing w:after="0"/>
-      </w:pPr>
-      <w:r>
-        <w:rPr>
-          <w:b/>
-          <w:bCs/>
-        </w:rPr>
-        <w:t>Document = (</w:t>
-      </w:r>
-      <w:proofErr w:type="spellStart"/>
-      <w:r>
-        <w:rPr>
-          <w:b/>
-          <w:bCs/>
-          <w:u w:val="single"/>
-        </w:rPr>
-        <w:t>IdDocument</w:t>
-      </w:r>
-      <w:proofErr w:type="spellEnd"/>
-      <w:r>
-        <w:rPr>
-          <w:b/>
-          <w:bCs/>
-          <w:i/>
-          <w:iCs/>
-        </w:rPr>
-        <w:t xml:space="preserve"> INT AUTO_INCREMENT</w:t>
-      </w:r>
-      <w:r>
-        <w:t>, Titre</w:t>
-      </w:r>
-      <w:r>
-        <w:rPr>
-          <w:i/>
-          <w:iCs/>
-        </w:rPr>
-        <w:t xml:space="preserve"> VARCHAR(50) </w:t>
-      </w:r>
-      <w:r>
-        <w:t xml:space="preserve">, </w:t>
-      </w:r>
-      <w:proofErr w:type="spellStart"/>
-      <w:r>
-        <w:t>Annee</w:t>
-      </w:r>
-      <w:proofErr w:type="spellEnd"/>
-      <w:r>
-        <w:rPr>
-          <w:i/>
-          <w:iCs/>
-        </w:rPr>
-        <w:t xml:space="preserve"> DATE</w:t>
-      </w:r>
-      <w:r>
-        <w:t>, Auteur</w:t>
-      </w:r>
-      <w:r>
-        <w:rPr>
-          <w:i/>
-          <w:iCs/>
-        </w:rPr>
-        <w:t xml:space="preserve"> VARCHAR(50) </w:t>
-      </w:r>
-      <w:r>
-        <w:t xml:space="preserve">, </w:t>
-      </w:r>
-      <w:proofErr w:type="spellStart"/>
-      <w:r>
-        <w:t>Resume</w:t>
-      </w:r>
-      <w:proofErr w:type="spellEnd"/>
-      <w:r>
-        <w:rPr>
-          <w:i/>
-          <w:iCs/>
-        </w:rPr>
-        <w:t xml:space="preserve"> TEXT</w:t>
-      </w:r>
-      <w:r>
-        <w:t>, stock</w:t>
-      </w:r>
-      <w:r>
-        <w:rPr>
-          <w:i/>
-          <w:iCs/>
-        </w:rPr>
-        <w:t xml:space="preserve"> INT</w:t>
-      </w:r>
-      <w:r>
-        <w:rPr>
-          <w:b/>
-          <w:bCs/>
-        </w:rPr>
-        <w:t>);</w:t>
-      </w:r>
-    </w:p>
-    <w:p>
-      <w:pPr>
-        <w:spacing w:after="0"/>
-      </w:pPr>
-      <w:r>
-        <w:rPr>
-          <w:b/>
-          <w:bCs/>
-        </w:rPr>
-        <w:t>Livre = (</w:t>
-      </w:r>
-      <w:r>
-        <w:rPr>
-          <w:b/>
-          <w:bCs/>
-          <w:i/>
-          <w:iCs/>
-          <w:u w:val="single"/>
-        </w:rPr>
-        <w:t>#IdDocument</w:t>
-      </w:r>
-      <w:r>
-        <w:t xml:space="preserve">, </w:t>
-      </w:r>
-      <w:r>
-        <w:rPr>
-          <w:b/>
-          <w:bCs/>
-        </w:rPr>
-        <w:t>ISBN</w:t>
-      </w:r>
-      <w:r>
-        <w:rPr>
-          <w:b/>
-          <w:bCs/>
-          <w:i/>
-          <w:iCs/>
-        </w:rPr>
-        <w:t xml:space="preserve"> VARCHAR(50) </w:t>
-      </w:r>
-      <w:r>
-        <w:t xml:space="preserve">, </w:t>
-      </w:r>
-      <w:proofErr w:type="spellStart"/>
-      <w:r>
-        <w:t>NombrePage</w:t>
-      </w:r>
-      <w:proofErr w:type="spellEnd"/>
-      <w:r>
-        <w:rPr>
-          <w:i/>
-          <w:iCs/>
-        </w:rPr>
-        <w:t xml:space="preserve"> INT</w:t>
-      </w:r>
-      <w:r>
-        <w:t>, Genre</w:t>
-      </w:r>
-      <w:r>
-        <w:rPr>
-          <w:i/>
-          <w:iCs/>
-        </w:rPr>
-        <w:t xml:space="preserve"> VARCHAR(50) </w:t>
-      </w:r>
-      <w:r>
-        <w:rPr>
-          <w:b/>
-          <w:bCs/>
-        </w:rPr>
-        <w:t>);</w:t>
-      </w:r>
-    </w:p>
-    <w:p>
-      <w:pPr>
-        <w:spacing w:after="0"/>
-      </w:pPr>
-      <w:proofErr w:type="spellStart"/>
-      <w:r>
-        <w:rPr>
-          <w:b/>
-          <w:bCs/>
-        </w:rPr>
-        <w:t>TitrePeriodique</w:t>
-      </w:r>
-      <w:proofErr w:type="spellEnd"/>
-      <w:r>
-        <w:rPr>
-          <w:b/>
-          <w:bCs/>
-        </w:rPr>
-        <w:t xml:space="preserve"> = (</w:t>
-      </w:r>
-      <w:r>
-        <w:rPr>
-          <w:b/>
-          <w:bCs/>
-          <w:i/>
-          <w:iCs/>
-          <w:u w:val="single"/>
-        </w:rPr>
-        <w:t>#IdDocument</w:t>
-      </w:r>
-      <w:r>
-        <w:t xml:space="preserve">, </w:t>
-      </w:r>
-      <w:proofErr w:type="spellStart"/>
-      <w:r>
-        <w:t>Numero</w:t>
-      </w:r>
-      <w:proofErr w:type="spellEnd"/>
-      <w:r>
-        <w:rPr>
-          <w:i/>
-          <w:iCs/>
-        </w:rPr>
-        <w:t xml:space="preserve"> INT</w:t>
-      </w:r>
-      <w:r>
-        <w:t xml:space="preserve">, </w:t>
-      </w:r>
-      <w:proofErr w:type="spellStart"/>
-      <w:r>
-        <w:t>DatePublication</w:t>
-      </w:r>
-      <w:proofErr w:type="spellEnd"/>
-      <w:r>
-        <w:rPr>
-          <w:i/>
-          <w:iCs/>
-        </w:rPr>
-        <w:t xml:space="preserve"> DATE</w:t>
-      </w:r>
-      <w:r>
-        <w:t>, Type</w:t>
-      </w:r>
-      <w:r>
-        <w:rPr>
-          <w:i/>
-          <w:iCs/>
-        </w:rPr>
-        <w:t xml:space="preserve"> VARCHAR(50) </w:t>
-      </w:r>
-      <w:r>
-        <w:rPr>
-          <w:b/>
-          <w:bCs/>
-        </w:rPr>
-        <w:t>);</w:t>
-      </w:r>
-    </w:p>
-    <w:p>
-      <w:pPr>
-        <w:spacing w:after="0"/>
-      </w:pPr>
-      <w:r>
-        <w:rPr>
-          <w:b/>
-          <w:bCs/>
-        </w:rPr>
-        <w:t>Sonore = (</w:t>
-      </w:r>
-      <w:r>
-        <w:rPr>
-          <w:b/>
-          <w:bCs/>
-          <w:i/>
-          <w:iCs/>
-          <w:u w:val="single"/>
-        </w:rPr>
-        <w:t>#IdDocument</w:t>
-      </w:r>
-      <w:r>
-        <w:t xml:space="preserve">, </w:t>
-      </w:r>
-      <w:proofErr w:type="spellStart"/>
-      <w:r>
-        <w:t>Duree</w:t>
-      </w:r>
-      <w:proofErr w:type="spellEnd"/>
-      <w:r>
-        <w:rPr>
-          <w:i/>
-          <w:iCs/>
-        </w:rPr>
-        <w:t xml:space="preserve"> INT</w:t>
-      </w:r>
-      <w:r>
-        <w:t>, Format</w:t>
-      </w:r>
-      <w:r>
-        <w:rPr>
-          <w:i/>
-          <w:iCs/>
-        </w:rPr>
-        <w:t xml:space="preserve"> VARCHAR(50) </w:t>
-      </w:r>
-      <w:r>
-        <w:t xml:space="preserve">, </w:t>
-      </w:r>
-      <w:proofErr w:type="spellStart"/>
-      <w:r>
-        <w:t>Interprete</w:t>
-      </w:r>
-      <w:proofErr w:type="spellEnd"/>
-      <w:r>
-        <w:rPr>
-          <w:i/>
-          <w:iCs/>
-        </w:rPr>
-        <w:t xml:space="preserve"> VARCHAR(50) </w:t>
-      </w:r>
-      <w:r>
-        <w:rPr>
-          <w:b/>
-          <w:bCs/>
-        </w:rPr>
-        <w:t>);</w:t>
-      </w:r>
-    </w:p>
-    <w:p>
-      <w:pPr>
-        <w:spacing w:after="0"/>
-      </w:pPr>
-      <w:proofErr w:type="spellStart"/>
-      <w:r>
-        <w:rPr>
-          <w:b/>
-          <w:bCs/>
-        </w:rPr>
-        <w:t>Video</w:t>
-      </w:r>
-      <w:proofErr w:type="spellEnd"/>
-      <w:r>
-        <w:rPr>
-          <w:b/>
-          <w:bCs/>
-        </w:rPr>
-        <w:t xml:space="preserve"> = (</w:t>
-      </w:r>
-      <w:r>
-        <w:rPr>
-          <w:b/>
-          <w:bCs/>
-          <w:i/>
-          <w:iCs/>
-          <w:u w:val="single"/>
-        </w:rPr>
-        <w:t>#IdDocument</w:t>
-      </w:r>
-      <w:r>
-        <w:t xml:space="preserve">, </w:t>
-      </w:r>
-      <w:proofErr w:type="spellStart"/>
-      <w:r>
-        <w:t>Duree</w:t>
-      </w:r>
-      <w:proofErr w:type="spellEnd"/>
-      <w:r>
-        <w:rPr>
-          <w:i/>
-          <w:iCs/>
-        </w:rPr>
-        <w:t xml:space="preserve"> INT</w:t>
-      </w:r>
-      <w:r>
-        <w:t>, Format</w:t>
-      </w:r>
-      <w:r>
-        <w:rPr>
-          <w:i/>
-          <w:iCs/>
-        </w:rPr>
-        <w:t xml:space="preserve"> VARCHAR(50) </w:t>
-      </w:r>
-      <w:r>
-        <w:t xml:space="preserve">, </w:t>
-      </w:r>
-      <w:proofErr w:type="spellStart"/>
-      <w:r>
-        <w:t>Realisateur</w:t>
-      </w:r>
-      <w:proofErr w:type="spellEnd"/>
-      <w:r>
-        <w:rPr>
-          <w:i/>
-          <w:iCs/>
-        </w:rPr>
-        <w:t xml:space="preserve"> VARCHAR(50) </w:t>
-      </w:r>
-      <w:r>
-        <w:rPr>
-          <w:b/>
-          <w:bCs/>
-        </w:rPr>
-        <w:t>);</w:t>
-      </w:r>
-    </w:p>
-    <w:p>
-      <w:pPr>
-        <w:spacing w:after="0"/>
-      </w:pPr>
-      <w:r>
-        <w:rPr>
-          <w:b/>
-          <w:bCs/>
-        </w:rPr>
-        <w:t>Auteur = (</w:t>
-      </w:r>
-      <w:proofErr w:type="spellStart"/>
-      <w:r>
-        <w:rPr>
-          <w:b/>
-          <w:bCs/>
-          <w:u w:val="single"/>
-        </w:rPr>
-        <w:t>IdAuteur</w:t>
-      </w:r>
-      <w:proofErr w:type="spellEnd"/>
-      <w:r>
-        <w:rPr>
-          <w:b/>
-          <w:bCs/>
-          <w:i/>
-          <w:iCs/>
-        </w:rPr>
-        <w:t xml:space="preserve"> INT AUTO_INCREMENT</w:t>
-      </w:r>
-      <w:r>
-        <w:t xml:space="preserve">, </w:t>
-      </w:r>
-      <w:proofErr w:type="spellStart"/>
-      <w:r>
-        <w:t>Prenom</w:t>
-      </w:r>
-      <w:proofErr w:type="spellEnd"/>
-      <w:r>
-        <w:rPr>
-          <w:i/>
-          <w:iCs/>
-        </w:rPr>
-        <w:t xml:space="preserve"> VARCHAR(50) </w:t>
-      </w:r>
-      <w:r>
-        <w:t>, Nom</w:t>
-      </w:r>
-      <w:r>
-        <w:rPr>
-          <w:i/>
-          <w:iCs/>
-        </w:rPr>
-        <w:t xml:space="preserve"> VARCHAR(50) </w:t>
-      </w:r>
-      <w:r>
-        <w:t>, Description</w:t>
-      </w:r>
-      <w:r>
-        <w:rPr>
-          <w:i/>
-          <w:iCs/>
-        </w:rPr>
-        <w:t xml:space="preserve"> TEXT</w:t>
-      </w:r>
-      <w:r>
-        <w:rPr>
-          <w:b/>
-          <w:bCs/>
-        </w:rPr>
-        <w:t>);</w:t>
-      </w:r>
-    </w:p>
-    <w:p>
-      <w:pPr>
-        <w:spacing w:after="0"/>
-      </w:pPr>
-      <w:r>
-        <w:rPr>
-          <w:b/>
-          <w:bCs/>
-        </w:rPr>
-        <w:t>Abonnement = (</w:t>
-      </w:r>
-      <w:proofErr w:type="spellStart"/>
-      <w:r>
-        <w:rPr>
-          <w:b/>
-          <w:bCs/>
-          <w:u w:val="single"/>
-        </w:rPr>
-        <w:t>IdAbonnement</w:t>
-      </w:r>
-      <w:proofErr w:type="spellEnd"/>
-      <w:r>
-        <w:rPr>
-          <w:b/>
-          <w:bCs/>
-          <w:i/>
-          <w:iCs/>
-        </w:rPr>
-        <w:t xml:space="preserve"> VARCHAR(50) </w:t>
-      </w:r>
-      <w:r>
-        <w:t>, Tarif</w:t>
-      </w:r>
-      <w:r>
-        <w:rPr>
-          <w:i/>
-          <w:iCs/>
-        </w:rPr>
-        <w:t xml:space="preserve"> DECIMAL(19,4)</w:t>
-      </w:r>
-      <w:r>
-        <w:rPr>
-          <w:b/>
-          <w:bCs/>
-        </w:rPr>
-        <w:t>);</w:t>
-      </w:r>
-    </w:p>
-    <w:p>
-      <w:pPr>
-        <w:spacing w:after="0"/>
-      </w:pPr>
-      <w:r>
-        <w:rPr>
-          <w:b/>
-          <w:bCs/>
-        </w:rPr>
-        <w:t>Emprunt = (</w:t>
-      </w:r>
-      <w:proofErr w:type="spellStart"/>
-      <w:r>
-        <w:rPr>
-          <w:b/>
-          <w:bCs/>
-          <w:u w:val="single"/>
-        </w:rPr>
-        <w:t>IdEmprunt</w:t>
-      </w:r>
-      <w:proofErr w:type="spellEnd"/>
-      <w:r>
-        <w:rPr>
-          <w:b/>
-          <w:bCs/>
-          <w:i/>
-          <w:iCs/>
-        </w:rPr>
-        <w:t xml:space="preserve"> INT AUTO_INCREMENT</w:t>
-      </w:r>
-      <w:r>
-        <w:t xml:space="preserve">, </w:t>
-      </w:r>
-      <w:proofErr w:type="spellStart"/>
-      <w:r>
-        <w:t>DateReservation</w:t>
-      </w:r>
-      <w:proofErr w:type="spellEnd"/>
-      <w:r>
-        <w:rPr>
-          <w:i/>
-          <w:iCs/>
-        </w:rPr>
-        <w:t xml:space="preserve"> DATE</w:t>
-      </w:r>
-      <w:r>
-        <w:t xml:space="preserve">, </w:t>
-      </w:r>
-      <w:proofErr w:type="spellStart"/>
-      <w:r>
-        <w:t>DateRenduPrevision</w:t>
-      </w:r>
-      <w:proofErr w:type="spellEnd"/>
-      <w:r>
-        <w:rPr>
-          <w:i/>
-          <w:iCs/>
-        </w:rPr>
-        <w:t xml:space="preserve"> DATE</w:t>
-      </w:r>
-      <w:r>
-        <w:t xml:space="preserve">, </w:t>
-      </w:r>
-      <w:proofErr w:type="spellStart"/>
-      <w:r>
-        <w:t>DateRendu</w:t>
-      </w:r>
-      <w:proofErr w:type="spellEnd"/>
-      <w:r>
-        <w:rPr>
-          <w:i/>
-          <w:iCs/>
-        </w:rPr>
-        <w:t xml:space="preserve"> DATE, #IdUtilisateur</w:t>
-      </w:r>
-      <w:r>
-        <w:rPr>
-          <w:b/>
-          <w:bCs/>
-        </w:rPr>
-        <w:t>);</w:t>
-      </w:r>
-    </w:p>
-    <w:p>
-      <w:pPr>
-        <w:spacing w:after="0"/>
-      </w:pPr>
-      <w:r>
-        <w:rPr>
-          <w:b/>
-          <w:bCs/>
-        </w:rPr>
-        <w:t>Client = (</w:t>
-      </w:r>
-      <w:r>
-        <w:rPr>
-          <w:b/>
-          <w:bCs/>
-          <w:i/>
-          <w:iCs/>
-          <w:u w:val="single"/>
-        </w:rPr>
-        <w:t>#IdUtilisateur</w:t>
-      </w:r>
-      <w:r>
-        <w:t xml:space="preserve">, </w:t>
-      </w:r>
-      <w:proofErr w:type="spellStart"/>
-      <w:r>
-        <w:t>StatutAbonnement</w:t>
-      </w:r>
-      <w:proofErr w:type="spellEnd"/>
-      <w:r>
-        <w:rPr>
-          <w:i/>
-          <w:iCs/>
-        </w:rPr>
-        <w:t xml:space="preserve"> VARCHAR(50) </w:t>
-      </w:r>
-      <w:r>
-        <w:t xml:space="preserve">, </w:t>
-      </w:r>
-      <w:proofErr w:type="spellStart"/>
-      <w:r>
-        <w:t>DateFinAbonnement</w:t>
-      </w:r>
-      <w:proofErr w:type="spellEnd"/>
-      <w:r>
-        <w:rPr>
-          <w:i/>
-          <w:iCs/>
-        </w:rPr>
-        <w:t xml:space="preserve"> DATE, #IdAbonnement</w:t>
-      </w:r>
-      <w:r>
-        <w:rPr>
-          <w:b/>
-          <w:bCs/>
-        </w:rPr>
-        <w:t>*);</w:t>
-      </w:r>
-    </w:p>
-    <w:p>
-      <w:pPr>
-        <w:spacing w:after="0"/>
-      </w:pPr>
-      <w:r>
-        <w:rPr>
-          <w:b/>
-          <w:bCs/>
-        </w:rPr>
-        <w:t>Ecrire = (</w:t>
-      </w:r>
-      <w:r>
-        <w:rPr>
-          <w:b/>
-          <w:bCs/>
-          <w:i/>
-          <w:iCs/>
-          <w:u w:val="single"/>
-        </w:rPr>
-        <w:t>#IdDocument, #IdAuteur</w:t>
-      </w:r>
-      <w:r>
-        <w:rPr>
-          <w:b/>
-          <w:bCs/>
-        </w:rPr>
-        <w:t>);</w:t>
-      </w:r>
-    </w:p>
-    <w:p>
-      <w:pPr>
-        <w:spacing w:after="0"/>
-      </w:pPr>
-      <w:proofErr w:type="spellStart"/>
-      <w:r>
-        <w:rPr>
-          <w:b/>
-          <w:bCs/>
-        </w:rPr>
-        <w:t>EmpruntArticle</w:t>
-      </w:r>
-      <w:proofErr w:type="spellEnd"/>
-      <w:r>
-        <w:rPr>
-          <w:b/>
-          <w:bCs/>
-        </w:rPr>
-        <w:t xml:space="preserve"> = (</w:t>
-      </w:r>
-      <w:r>
-        <w:rPr>
-          <w:b/>
-          <w:bCs/>
-          <w:i/>
-          <w:iCs/>
-          <w:u w:val="single"/>
-        </w:rPr>
-        <w:t>#IdDocument, #IdEmprunt</w:t>
-      </w:r>
-      <w:r>
-        <w:rPr>
-          <w:b/>
-          <w:bCs/>
-        </w:rPr>
-        <w:t>);</w:t>
-      </w:r>
+      <w:proofErr w:type="gramEnd"/>
     </w:p>
     <w:p>
       <w:pPr>
